--- a/content/templates/openagreements-restrictive-covenant-wyoming/template.docx
+++ b/content/templates/openagreements-restrictive-covenant-wyoming/template.docx
@@ -264,7 +264,7 @@
                 <w:sz w:val="22"/>
                 <w:szCs w:val="22"/>
               </w:rPr>
-              <w:t xml:space="preserve">Employee Title / Position</w:t>
+              <w:t xml:space="preserve">{IF employee_title}Employee Title / Position</w:t>
             </w:r>
           </w:p>
         </w:tc>
@@ -300,7 +300,7 @@
                 <w:sz w:val="22"/>
                 <w:szCs w:val="22"/>
               </w:rPr>
-              <w:t xml:space="preserve">{employee_title}</w:t>
+              <w:t xml:space="preserve">{employee_title}{END-IF}</w:t>
             </w:r>
           </w:p>
         </w:tc>
@@ -615,7 +615,7 @@
                 <w:sz w:val="22"/>
                 <w:szCs w:val="22"/>
               </w:rPr>
-              <w:t xml:space="preserve">Restriction: {employee_nonsolicit_duration}</w:t>
+              <w:t xml:space="preserve">Duration: {employee_nonsolicit_duration}</w:t>
             </w:r>
           </w:p>
           <w:p>
@@ -708,7 +708,7 @@
                 <w:sz w:val="22"/>
                 <w:szCs w:val="22"/>
               </w:rPr>
-              <w:t xml:space="preserve">Restriction: {customer_nonsolicit_duration}</w:t>
+              <w:t xml:space="preserve">Duration: {customer_nonsolicit_duration}</w:t>
             </w:r>
           </w:p>
           <w:p>
@@ -1135,7 +1135,7 @@
                 <w:sz w:val="22"/>
                 <w:szCs w:val="22"/>
               </w:rPr>
-              <w:t xml:space="preserve">{nondisparagement_duration}</w:t>
+              <w:t xml:space="preserve">Duration: {nondisparagement_duration}</w:t>
             </w:r>
           </w:p>
         </w:tc>
@@ -1549,7 +1549,7 @@
           <w:sz w:val="22"/>
           <w:szCs w:val="22"/>
         </w:rPr>
-        <w:t xml:space="preserve">Employee must treat all Confidential Information as strictly confidential. Employee must not use or disclose Confidential Information except as required to perform authorized job duties or with Employer's prior written consent. Employee's obligations regarding trade secrets continue indefinitely. Employee's obligations regarding other Confidential Information continue for the period specified in Cover Terms. Trade secrets are protected under Wyoming law, including Wyo. Stat. § 6-3-501(a)(xi).</w:t>
+        <w:t xml:space="preserve">Employee must treat all Confidential Information as strictly confidential. Employee must not use or disclose Confidential Information except as required to perform authorized job duties or with Employer's prior written consent. Employee's obligations regarding trade secrets continue in perpetuity. Employee's obligations regarding other Confidential Information continue for the period specified in Cover Terms. Trade secrets are protected under Wyoming law, including Wyo. Stat. § 6-3-501(a)(xi).</w:t>
       </w:r>
     </w:p>
     <w:p>

--- a/content/templates/openagreements-restrictive-covenant-wyoming/template.docx
+++ b/content/templates/openagreements-restrictive-covenant-wyoming/template.docx
@@ -522,7 +522,7 @@
                 <w:sz w:val="22"/>
                 <w:szCs w:val="22"/>
               </w:rPr>
-              <w:t xml:space="preserve">Trade secrets: {confidentiality_trade_secret_duration}</w:t>
+              <w:t xml:space="preserve">Trade secrets duration: {confidentiality_trade_secret_duration}</w:t>
             </w:r>
           </w:p>
           <w:p>
@@ -541,69 +541,21 @@
                 <w:sz w:val="22"/>
                 <w:szCs w:val="22"/>
               </w:rPr>
-              <w:t xml:space="preserve">Other confidential information: {confidentiality_other_duration}</w:t>
-            </w:r>
-          </w:p>
-        </w:tc>
-      </w:tr>
-      <w:tr>
-        <w:trPr>
-          <w:trHeight w:val="700" w:hRule="atLeast"/>
-        </w:trPr>
-        <w:tc>
-          <w:tcPr>
-            <w:tcBorders>
-              <w:top w:val="single" w:color="C7C7C7" w:sz="4"/>
-              <w:left w:val="nil" w:color="FFFFFF" w:sz="0"/>
-              <w:bottom w:val="single" w:color="C7C7C7" w:sz="4"/>
-              <w:right w:val="nil" w:color="FFFFFF" w:sz="0"/>
-            </w:tcBorders>
-            <w:tcMar>
-              <w:top w:type="dxa" w:w="144"/>
-              <w:left w:type="dxa" w:w="115"/>
-              <w:bottom w:type="dxa" w:w="144"/>
-              <w:right w:type="dxa" w:w="115"/>
-            </w:tcMar>
-            <w:vAlign w:val="center"/>
-          </w:tcPr>
-          <w:p>
-            <w:pPr>
-              <w:spacing w:after="0" w:line="340"/>
-            </w:pPr>
+              <w:t xml:space="preserve">Other </w:t>
+            </w:r>
             <w:r>
               <w:rPr>
                 <w:rFonts w:ascii="Arial" w:cs="Arial" w:eastAsia="Arial" w:hAnsi="Arial"/>
                 <w:b/>
                 <w:bCs/>
-                <w:color w:val="1D2021"/>
+                <w:i w:val="false"/>
+                <w:iCs w:val="false"/>
+                <w:color w:val="117086"/>
                 <w:sz w:val="22"/>
                 <w:szCs w:val="22"/>
               </w:rPr>
-              <w:t xml:space="preserve">{IF employee_nonsolicit_included}Employee Non-Solicitation</w:t>
-            </w:r>
-          </w:p>
-        </w:tc>
-        <w:tc>
-          <w:tcPr>
-            <w:tcBorders>
-              <w:top w:val="single" w:color="C7C7C7" w:sz="4"/>
-              <w:left w:val="nil" w:color="FFFFFF" w:sz="0"/>
-              <w:bottom w:val="single" w:color="C7C7C7" w:sz="4"/>
-              <w:right w:val="nil" w:color="FFFFFF" w:sz="0"/>
-            </w:tcBorders>
-            <w:tcMar>
-              <w:top w:type="dxa" w:w="144"/>
-              <w:left w:type="dxa" w:w="115"/>
-              <w:bottom w:type="dxa" w:w="144"/>
-              <w:right w:type="dxa" w:w="115"/>
-            </w:tcMar>
-            <w:vAlign w:val="center"/>
-          </w:tcPr>
-          <w:p>
-            <w:pPr>
-              <w:spacing w:before="0" w:after="40" w:line="340" w:beforeAutospacing="false" w:afterAutospacing="false"/>
-              <w:contextualSpacing w:val="false"/>
-            </w:pPr>
+              <w:t xml:space="preserve">Confidential Information</w:t>
+            </w:r>
             <w:r>
               <w:rPr>
                 <w:rFonts w:ascii="Arial" w:cs="Arial" w:eastAsia="Arial" w:hAnsi="Arial"/>
@@ -615,9 +567,64 @@
                 <w:sz w:val="22"/>
                 <w:szCs w:val="22"/>
               </w:rPr>
-              <w:t xml:space="preserve">Duration: {employee_nonsolicit_duration}</w:t>
-            </w:r>
-          </w:p>
+              <w:t xml:space="preserve"> duration: {confidentiality_other_duration}</w:t>
+            </w:r>
+          </w:p>
+        </w:tc>
+      </w:tr>
+      <w:tr>
+        <w:trPr>
+          <w:trHeight w:val="700" w:hRule="atLeast"/>
+        </w:trPr>
+        <w:tc>
+          <w:tcPr>
+            <w:tcBorders>
+              <w:top w:val="single" w:color="C7C7C7" w:sz="4"/>
+              <w:left w:val="nil" w:color="FFFFFF" w:sz="0"/>
+              <w:bottom w:val="single" w:color="C7C7C7" w:sz="4"/>
+              <w:right w:val="nil" w:color="FFFFFF" w:sz="0"/>
+            </w:tcBorders>
+            <w:tcMar>
+              <w:top w:type="dxa" w:w="144"/>
+              <w:left w:type="dxa" w:w="115"/>
+              <w:bottom w:type="dxa" w:w="144"/>
+              <w:right w:type="dxa" w:w="115"/>
+            </w:tcMar>
+            <w:vAlign w:val="center"/>
+          </w:tcPr>
+          <w:p>
+            <w:pPr>
+              <w:spacing w:after="0" w:line="340"/>
+            </w:pPr>
+            <w:r>
+              <w:rPr>
+                <w:rFonts w:ascii="Arial" w:cs="Arial" w:eastAsia="Arial" w:hAnsi="Arial"/>
+                <w:b/>
+                <w:bCs/>
+                <w:color w:val="1D2021"/>
+                <w:sz w:val="22"/>
+                <w:szCs w:val="22"/>
+              </w:rPr>
+              <w:t xml:space="preserve">{IF employee_nonsolicit_included}Employee Non-Solicitation</w:t>
+            </w:r>
+          </w:p>
+        </w:tc>
+        <w:tc>
+          <w:tcPr>
+            <w:tcBorders>
+              <w:top w:val="single" w:color="C7C7C7" w:sz="4"/>
+              <w:left w:val="nil" w:color="FFFFFF" w:sz="0"/>
+              <w:bottom w:val="single" w:color="C7C7C7" w:sz="4"/>
+              <w:right w:val="nil" w:color="FFFFFF" w:sz="0"/>
+            </w:tcBorders>
+            <w:tcMar>
+              <w:top w:type="dxa" w:w="144"/>
+              <w:left w:type="dxa" w:w="115"/>
+              <w:bottom w:type="dxa" w:w="144"/>
+              <w:right w:type="dxa" w:w="115"/>
+            </w:tcMar>
+            <w:vAlign w:val="center"/>
+          </w:tcPr>
           <w:p>
             <w:pPr>
               <w:spacing w:before="0" w:after="0" w:line="340" w:beforeAutospacing="false" w:afterAutospacing="false"/>
@@ -634,7 +641,7 @@
                 <w:sz w:val="22"/>
                 <w:szCs w:val="22"/>
               </w:rPr>
-              <w:t xml:space="preserve">Covered employees: {covered_employees_scope}{END-IF}</w:t>
+              <w:t xml:space="preserve">Duration: {employee_nonsolicit_duration}{END-IF}</w:t>
             </w:r>
           </w:p>
         </w:tc>
@@ -694,7 +701,7 @@
           </w:tcPr>
           <w:p>
             <w:pPr>
-              <w:spacing w:before="0" w:after="40" w:line="340" w:beforeAutospacing="false" w:afterAutospacing="false"/>
+              <w:spacing w:before="0" w:after="0" w:line="340" w:beforeAutospacing="false" w:afterAutospacing="false"/>
               <w:contextualSpacing w:val="false"/>
             </w:pPr>
             <w:r>
@@ -708,12 +715,67 @@
                 <w:sz w:val="22"/>
                 <w:szCs w:val="22"/>
               </w:rPr>
-              <w:t xml:space="preserve">Duration: {customer_nonsolicit_duration}</w:t>
-            </w:r>
-          </w:p>
-          <w:p>
-            <w:pPr>
-              <w:spacing w:before="0" w:after="0" w:line="340" w:beforeAutospacing="false" w:afterAutospacing="false"/>
+              <w:t xml:space="preserve">Duration: {customer_nonsolicit_duration}{END-IF}</w:t>
+            </w:r>
+          </w:p>
+        </w:tc>
+      </w:tr>
+      <w:tr>
+        <w:trPr>
+          <w:trHeight w:val="700" w:hRule="atLeast"/>
+        </w:trPr>
+        <w:tc>
+          <w:tcPr>
+            <w:tcBorders>
+              <w:top w:val="single" w:color="C7C7C7" w:sz="4"/>
+              <w:left w:val="nil" w:color="FFFFFF" w:sz="0"/>
+              <w:bottom w:val="single" w:color="C7C7C7" w:sz="4"/>
+              <w:right w:val="nil" w:color="FFFFFF" w:sz="0"/>
+            </w:tcBorders>
+            <w:tcMar>
+              <w:top w:type="dxa" w:w="144"/>
+              <w:left w:type="dxa" w:w="115"/>
+              <w:bottom w:type="dxa" w:w="144"/>
+              <w:right w:type="dxa" w:w="115"/>
+            </w:tcMar>
+            <w:vAlign w:val="center"/>
+          </w:tcPr>
+          <w:p>
+            <w:pPr>
+              <w:spacing w:after="0" w:line="340"/>
+            </w:pPr>
+            <w:r>
+              <w:rPr>
+                <w:rFonts w:ascii="Arial" w:cs="Arial" w:eastAsia="Arial" w:hAnsi="Arial"/>
+                <w:b/>
+                <w:bCs/>
+                <w:color w:val="1D2021"/>
+                <w:sz w:val="22"/>
+                <w:szCs w:val="22"/>
+              </w:rPr>
+              <w:t xml:space="preserve">{IF noncompete_included}Non-Competition</w:t>
+            </w:r>
+          </w:p>
+        </w:tc>
+        <w:tc>
+          <w:tcPr>
+            <w:tcBorders>
+              <w:top w:val="single" w:color="C7C7C7" w:sz="4"/>
+              <w:left w:val="nil" w:color="FFFFFF" w:sz="0"/>
+              <w:bottom w:val="single" w:color="C7C7C7" w:sz="4"/>
+              <w:right w:val="nil" w:color="FFFFFF" w:sz="0"/>
+            </w:tcBorders>
+            <w:tcMar>
+              <w:top w:type="dxa" w:w="144"/>
+              <w:left w:type="dxa" w:w="115"/>
+              <w:bottom w:type="dxa" w:w="144"/>
+              <w:right w:type="dxa" w:w="115"/>
+            </w:tcMar>
+            <w:vAlign w:val="center"/>
+          </w:tcPr>
+          <w:p>
+            <w:pPr>
+              <w:spacing w:before="0" w:after="40" w:line="340" w:beforeAutospacing="false" w:afterAutospacing="false"/>
               <w:contextualSpacing w:val="false"/>
             </w:pPr>
             <w:r>
@@ -727,64 +789,9 @@
                 <w:sz w:val="22"/>
                 <w:szCs w:val="22"/>
               </w:rPr>
-              <w:t xml:space="preserve">Covered customers: {covered_customers_scope}{END-IF}</w:t>
-            </w:r>
-          </w:p>
-        </w:tc>
-      </w:tr>
-      <w:tr>
-        <w:trPr>
-          <w:trHeight w:val="700" w:hRule="atLeast"/>
-        </w:trPr>
-        <w:tc>
-          <w:tcPr>
-            <w:tcBorders>
-              <w:top w:val="single" w:color="C7C7C7" w:sz="4"/>
-              <w:left w:val="nil" w:color="FFFFFF" w:sz="0"/>
-              <w:bottom w:val="single" w:color="C7C7C7" w:sz="4"/>
-              <w:right w:val="nil" w:color="FFFFFF" w:sz="0"/>
-            </w:tcBorders>
-            <w:tcMar>
-              <w:top w:type="dxa" w:w="144"/>
-              <w:left w:type="dxa" w:w="115"/>
-              <w:bottom w:type="dxa" w:w="144"/>
-              <w:right w:type="dxa" w:w="115"/>
-            </w:tcMar>
-            <w:vAlign w:val="center"/>
-          </w:tcPr>
-          <w:p>
-            <w:pPr>
-              <w:spacing w:after="0" w:line="340"/>
-            </w:pPr>
-            <w:r>
-              <w:rPr>
-                <w:rFonts w:ascii="Arial" w:cs="Arial" w:eastAsia="Arial" w:hAnsi="Arial"/>
-                <w:b/>
-                <w:bCs/>
-                <w:color w:val="1D2021"/>
-                <w:sz w:val="22"/>
-                <w:szCs w:val="22"/>
-              </w:rPr>
-              <w:t xml:space="preserve">{IF noncompete_included}Non-Competition</w:t>
-            </w:r>
-          </w:p>
-        </w:tc>
-        <w:tc>
-          <w:tcPr>
-            <w:tcBorders>
-              <w:top w:val="single" w:color="C7C7C7" w:sz="4"/>
-              <w:left w:val="nil" w:color="FFFFFF" w:sz="0"/>
-              <w:bottom w:val="single" w:color="C7C7C7" w:sz="4"/>
-              <w:right w:val="nil" w:color="FFFFFF" w:sz="0"/>
-            </w:tcBorders>
-            <w:tcMar>
-              <w:top w:type="dxa" w:w="144"/>
-              <w:left w:type="dxa" w:w="115"/>
-              <w:bottom w:type="dxa" w:w="144"/>
-              <w:right w:type="dxa" w:w="115"/>
-            </w:tcMar>
-            <w:vAlign w:val="center"/>
-          </w:tcPr>
+              <w:t xml:space="preserve">Duration: {noncompete_duration}</w:t>
+            </w:r>
+          </w:p>
           <w:p>
             <w:pPr>
               <w:spacing w:before="0" w:after="40" w:line="340" w:beforeAutospacing="false" w:afterAutospacing="false"/>
@@ -801,12 +808,12 @@
                 <w:sz w:val="22"/>
                 <w:szCs w:val="22"/>
               </w:rPr>
-              <w:t xml:space="preserve">Duration: {noncompete_duration}</w:t>
-            </w:r>
-          </w:p>
-          <w:p>
-            <w:pPr>
-              <w:spacing w:before="0" w:after="40" w:line="340" w:beforeAutospacing="false" w:afterAutospacing="false"/>
+              <w:t xml:space="preserve">Restricted Territory: {territory}</w:t>
+            </w:r>
+          </w:p>
+          <w:p>
+            <w:pPr>
+              <w:spacing w:before="0" w:after="0" w:line="340" w:beforeAutospacing="false" w:afterAutospacing="false"/>
               <w:contextualSpacing w:val="false"/>
             </w:pPr>
             <w:r>
@@ -820,9 +827,64 @@
                 <w:sz w:val="22"/>
                 <w:szCs w:val="22"/>
               </w:rPr>
-              <w:t xml:space="preserve">Restricted Territory: {territory}</w:t>
-            </w:r>
-          </w:p>
+              <w:t xml:space="preserve">Competitive Business: {competitive_business_definition}{END-IF}</w:t>
+            </w:r>
+          </w:p>
+        </w:tc>
+      </w:tr>
+      <w:tr>
+        <w:trPr>
+          <w:trHeight w:val="700" w:hRule="atLeast"/>
+        </w:trPr>
+        <w:tc>
+          <w:tcPr>
+            <w:tcBorders>
+              <w:top w:val="single" w:color="C7C7C7" w:sz="4"/>
+              <w:left w:val="nil" w:color="FFFFFF" w:sz="0"/>
+              <w:bottom w:val="single" w:color="C7C7C7" w:sz="4"/>
+              <w:right w:val="nil" w:color="FFFFFF" w:sz="0"/>
+            </w:tcBorders>
+            <w:tcMar>
+              <w:top w:type="dxa" w:w="144"/>
+              <w:left w:type="dxa" w:w="115"/>
+              <w:bottom w:type="dxa" w:w="144"/>
+              <w:right w:type="dxa" w:w="115"/>
+            </w:tcMar>
+            <w:vAlign w:val="center"/>
+          </w:tcPr>
+          <w:p>
+            <w:pPr>
+              <w:spacing w:after="0" w:line="340"/>
+            </w:pPr>
+            <w:r>
+              <w:rPr>
+                <w:rFonts w:ascii="Arial" w:cs="Arial" w:eastAsia="Arial" w:hAnsi="Arial"/>
+                <w:b/>
+                <w:bCs/>
+                <w:color w:val="1D2021"/>
+                <w:sz w:val="22"/>
+                <w:szCs w:val="22"/>
+              </w:rPr>
+              <w:t xml:space="preserve">{IF noncompete_included}Specified Competitors</w:t>
+            </w:r>
+          </w:p>
+        </w:tc>
+        <w:tc>
+          <w:tcPr>
+            <w:tcBorders>
+              <w:top w:val="single" w:color="C7C7C7" w:sz="4"/>
+              <w:left w:val="nil" w:color="FFFFFF" w:sz="0"/>
+              <w:bottom w:val="single" w:color="C7C7C7" w:sz="4"/>
+              <w:right w:val="nil" w:color="FFFFFF" w:sz="0"/>
+            </w:tcBorders>
+            <w:tcMar>
+              <w:top w:type="dxa" w:w="144"/>
+              <w:left w:type="dxa" w:w="115"/>
+              <w:bottom w:type="dxa" w:w="144"/>
+              <w:right w:type="dxa" w:w="115"/>
+            </w:tcMar>
+            <w:vAlign w:val="center"/>
+          </w:tcPr>
           <w:p>
             <w:pPr>
               <w:spacing w:before="0" w:after="0" w:line="340" w:beforeAutospacing="false" w:afterAutospacing="false"/>
@@ -839,7 +901,7 @@
                 <w:sz w:val="22"/>
                 <w:szCs w:val="22"/>
               </w:rPr>
-              <w:t xml:space="preserve">Competitive Business: {competitive_business_definition}{END-IF}</w:t>
+              <w:t xml:space="preserve">{specified_competitors}{END-IF}</w:t>
             </w:r>
           </w:p>
         </w:tc>
@@ -877,7 +939,7 @@
                 <w:sz w:val="22"/>
                 <w:szCs w:val="22"/>
               </w:rPr>
-              <w:t xml:space="preserve">{IF noncompete_included}Specified Competitors</w:t>
+              <w:t xml:space="preserve">{IF nondealing_included}No Business with Covered Customers</w:t>
             </w:r>
           </w:p>
         </w:tc>
@@ -913,7 +975,7 @@
                 <w:sz w:val="22"/>
                 <w:szCs w:val="22"/>
               </w:rPr>
-              <w:t xml:space="preserve">{specified_competitors}{END-IF}</w:t>
+              <w:t xml:space="preserve">Duration: {nondealing_duration}{END-IF}</w:t>
             </w:r>
           </w:p>
         </w:tc>
@@ -951,7 +1013,7 @@
                 <w:sz w:val="22"/>
                 <w:szCs w:val="22"/>
               </w:rPr>
-              <w:t xml:space="preserve">{IF nondealing_included}No Business with Covered Customers</w:t>
+              <w:t xml:space="preserve">{IF noninvestment_included}Non-Investment</w:t>
             </w:r>
           </w:p>
         </w:tc>
@@ -987,81 +1049,7 @@
                 <w:sz w:val="22"/>
                 <w:szCs w:val="22"/>
               </w:rPr>
-              <w:t xml:space="preserve">{nondealing_duration}; same scope as customer non-solicitation{END-IF}</w:t>
-            </w:r>
-          </w:p>
-        </w:tc>
-      </w:tr>
-      <w:tr>
-        <w:trPr>
-          <w:trHeight w:val="700" w:hRule="atLeast"/>
-        </w:trPr>
-        <w:tc>
-          <w:tcPr>
-            <w:tcBorders>
-              <w:top w:val="single" w:color="C7C7C7" w:sz="4"/>
-              <w:left w:val="nil" w:color="FFFFFF" w:sz="0"/>
-              <w:bottom w:val="single" w:color="C7C7C7" w:sz="4"/>
-              <w:right w:val="nil" w:color="FFFFFF" w:sz="0"/>
-            </w:tcBorders>
-            <w:tcMar>
-              <w:top w:type="dxa" w:w="144"/>
-              <w:left w:type="dxa" w:w="115"/>
-              <w:bottom w:type="dxa" w:w="144"/>
-              <w:right w:type="dxa" w:w="115"/>
-            </w:tcMar>
-            <w:vAlign w:val="center"/>
-          </w:tcPr>
-          <w:p>
-            <w:pPr>
-              <w:spacing w:after="0" w:line="340"/>
-            </w:pPr>
-            <w:r>
-              <w:rPr>
-                <w:rFonts w:ascii="Arial" w:cs="Arial" w:eastAsia="Arial" w:hAnsi="Arial"/>
-                <w:b/>
-                <w:bCs/>
-                <w:color w:val="1D2021"/>
-                <w:sz w:val="22"/>
-                <w:szCs w:val="22"/>
-              </w:rPr>
-              <w:t xml:space="preserve">{IF noninvestment_included}Non-Investment</w:t>
-            </w:r>
-          </w:p>
-        </w:tc>
-        <w:tc>
-          <w:tcPr>
-            <w:tcBorders>
-              <w:top w:val="single" w:color="C7C7C7" w:sz="4"/>
-              <w:left w:val="nil" w:color="FFFFFF" w:sz="0"/>
-              <w:bottom w:val="single" w:color="C7C7C7" w:sz="4"/>
-              <w:right w:val="nil" w:color="FFFFFF" w:sz="0"/>
-            </w:tcBorders>
-            <w:tcMar>
-              <w:top w:type="dxa" w:w="144"/>
-              <w:left w:type="dxa" w:w="115"/>
-              <w:bottom w:type="dxa" w:w="144"/>
-              <w:right w:type="dxa" w:w="115"/>
-            </w:tcMar>
-            <w:vAlign w:val="center"/>
-          </w:tcPr>
-          <w:p>
-            <w:pPr>
-              <w:spacing w:before="0" w:after="0" w:line="340" w:beforeAutospacing="false" w:afterAutospacing="false"/>
-              <w:contextualSpacing w:val="false"/>
-            </w:pPr>
-            <w:r>
-              <w:rPr>
-                <w:rFonts w:ascii="Arial" w:cs="Arial" w:eastAsia="Arial" w:hAnsi="Arial"/>
-                <w:b w:val="false"/>
-                <w:bCs w:val="false"/>
-                <w:i w:val="false"/>
-                <w:iCs w:val="false"/>
-                <w:color w:val="1D2021"/>
-                <w:sz w:val="22"/>
-                <w:szCs w:val="22"/>
-              </w:rPr>
-              <w:t xml:space="preserve">{noninvestment_duration}; active ownership barred, passive public holdings permitted{END-IF}</w:t>
+              <w:t xml:space="preserve">Duration: {noninvestment_duration}{END-IF}</w:t>
             </w:r>
           </w:p>
         </w:tc>
@@ -1293,7 +1281,7 @@
           <w:sz w:val="22"/>
           <w:szCs w:val="22"/>
         </w:rPr>
-        <w:t xml:space="preserve"> means the customers, vendors, referral sources, and business partners described in Cover Terms, limited to those with whom Employee had material contact or for whom Employee had responsibility during the covered customer period specified in Cover Terms.</w:t>
+        <w:t xml:space="preserve"> means customers, vendors, referral sources, and business partners with whom Employee had material contact or for whom Employee had responsibility during the {covered_customer_period} before termination of employment.</w:t>
       </w:r>
     </w:p>
     <w:p>
@@ -1329,7 +1317,7 @@
           <w:sz w:val="22"/>
           <w:szCs w:val="22"/>
         </w:rPr>
-        <w:t xml:space="preserve"> means the employees described in Cover Terms under Covered Employees.</w:t>
+        <w:t xml:space="preserve"> means employees with whom Employee worked or whom Employee managed during the {covered_employee_period} before termination of employment.</w:t>
       </w:r>
     </w:p>
     <w:p>
@@ -1356,16 +1344,16 @@
           <w:sz w:val="22"/>
           <w:szCs w:val="22"/>
         </w:rPr>
-        <w:t xml:space="preserve">“Protected Interests”</w:t>
-      </w:r>
-      <w:r>
-        <w:rPr>
-          <w:rFonts w:ascii="Arial" w:cs="Arial" w:eastAsia="Arial" w:hAnsi="Arial"/>
-          <w:color w:val="1D2021"/>
-          <w:sz w:val="22"/>
-          <w:szCs w:val="22"/>
-        </w:rPr>
-        <w:t xml:space="preserve"> means Employer's legitimate business interests in its Confidential Information, customer and business-partner relationships, workforce stability, and goodwill.</w:t>
+        <w:t xml:space="preserve">“Passive Public Holdings”</w:t>
+      </w:r>
+      <w:r>
+        <w:rPr>
+          <w:rFonts w:ascii="Arial" w:cs="Arial" w:eastAsia="Arial" w:hAnsi="Arial"/>
+          <w:color w:val="1D2021"/>
+          <w:sz w:val="22"/>
+          <w:szCs w:val="22"/>
+        </w:rPr>
+        <w:t xml:space="preserve"> means ownership of securities of a publicly traded company representing less than {passive_public_holdings_threshold} of any class of such company’s securities, and interests in diversified mutual funds, index funds, and exchange-traded funds that may hold securities of a Competitive Business.</w:t>
       </w:r>
     </w:p>
     <w:p>
@@ -1392,16 +1380,16 @@
           <w:sz w:val="22"/>
           <w:szCs w:val="22"/>
         </w:rPr>
-        <w:t xml:space="preserve">“Restricted Period”</w:t>
-      </w:r>
-      <w:r>
-        <w:rPr>
-          <w:rFonts w:ascii="Arial" w:cs="Arial" w:eastAsia="Arial" w:hAnsi="Arial"/>
-          <w:color w:val="1D2021"/>
-          <w:sz w:val="22"/>
-          <w:szCs w:val="22"/>
-        </w:rPr>
-        <w:t xml:space="preserve"> means the duration specified in Cover Terms for each covenant, beginning on the date Employee's employment with Employer ends for any reason.</w:t>
+        <w:t xml:space="preserve">“Protected Interests”</w:t>
+      </w:r>
+      <w:r>
+        <w:rPr>
+          <w:rFonts w:ascii="Arial" w:cs="Arial" w:eastAsia="Arial" w:hAnsi="Arial"/>
+          <w:color w:val="1D2021"/>
+          <w:sz w:val="22"/>
+          <w:szCs w:val="22"/>
+        </w:rPr>
+        <w:t xml:space="preserve"> means Employer's legitimate business interests in its Confidential Information, customer and business-partner relationships, workforce stability, and goodwill.</w:t>
       </w:r>
     </w:p>
     <w:p>
@@ -1428,16 +1416,16 @@
           <w:sz w:val="22"/>
           <w:szCs w:val="22"/>
         </w:rPr>
-        <w:t xml:space="preserve">“Restricted Territory”</w:t>
-      </w:r>
-      <w:r>
-        <w:rPr>
-          <w:rFonts w:ascii="Arial" w:cs="Arial" w:eastAsia="Arial" w:hAnsi="Arial"/>
-          <w:color w:val="1D2021"/>
-          <w:sz w:val="22"/>
-          <w:szCs w:val="22"/>
-        </w:rPr>
-        <w:t xml:space="preserve"> means the geographic area described in Cover Terms under Restricted Territory.</w:t>
+        <w:t xml:space="preserve">“Restricted Period”</w:t>
+      </w:r>
+      <w:r>
+        <w:rPr>
+          <w:rFonts w:ascii="Arial" w:cs="Arial" w:eastAsia="Arial" w:hAnsi="Arial"/>
+          <w:color w:val="1D2021"/>
+          <w:sz w:val="22"/>
+          <w:szCs w:val="22"/>
+        </w:rPr>
+        <w:t xml:space="preserve"> means the duration specified in Cover Terms for each covenant, beginning on the date Employee's employment with Employer ends for any reason.</w:t>
       </w:r>
     </w:p>
     <w:p>
@@ -1464,6 +1452,42 @@
           <w:sz w:val="22"/>
           <w:szCs w:val="22"/>
         </w:rPr>
+        <w:t xml:space="preserve">“Restricted Territory”</w:t>
+      </w:r>
+      <w:r>
+        <w:rPr>
+          <w:rFonts w:ascii="Arial" w:cs="Arial" w:eastAsia="Arial" w:hAnsi="Arial"/>
+          <w:color w:val="1D2021"/>
+          <w:sz w:val="22"/>
+          <w:szCs w:val="22"/>
+        </w:rPr>
+        <w:t xml:space="preserve"> means the geographic area described in Cover Terms under Restricted Territory.</w:t>
+      </w:r>
+    </w:p>
+    <w:p>
+      <w:pPr>
+        <w:pStyle w:val="OAClauseBody"/>
+        <w:spacing w:before="320" w:after="280" w:line="340" w:beforeAutospacing="false" w:afterAutospacing="false"/>
+        <w:contextualSpacing w:val="false"/>
+      </w:pPr>
+      <w:r>
+        <w:rPr>
+          <w:rFonts w:ascii="Arial" w:cs="Arial" w:eastAsia="Arial" w:hAnsi="Arial"/>
+          <w:color w:val="1D2021"/>
+          <w:sz w:val="22"/>
+          <w:szCs w:val="22"/>
+        </w:rPr>
+        <w:t xml:space="preserve">1.9 </w:t>
+      </w:r>
+      <w:r>
+        <w:rPr>
+          <w:rFonts w:ascii="Arial" w:cs="Arial" w:eastAsia="Arial" w:hAnsi="Arial"/>
+          <w:b/>
+          <w:bCs/>
+          <w:color w:val="117086"/>
+          <w:sz w:val="22"/>
+          <w:szCs w:val="22"/>
+        </w:rPr>
         <w:t xml:space="preserve">“Solicit”</w:t>
       </w:r>
       <w:r>
@@ -2097,7 +2121,7 @@
           <w:sz w:val="22"/>
           <w:szCs w:val="22"/>
         </w:rPr>
-        <w:t xml:space="preserve">During the Restricted Period, Employee must not engage in, be employed by, consult for, or have an active ownership interest in any Competitive Business within the Restricted Territory. This covenant is included only because the restriction pathway specified by Employer supports its enforceability under Wyo. Stat. § 1-23-108. Passive ownership of publicly traded securities representing less than five percent of any class of securities is permitted. Ownership of interests in diversified mutual funds, index funds, or exchange-traded funds that may hold securities of a Competitive Business is permitted.</w:t>
+        <w:t xml:space="preserve">During the Restricted Period, Employee must not engage in, be employed by, consult for, or have an active ownership interest in any Competitive Business within the Restricted Territory. This covenant is included only because the restriction pathway specified by Employer supports its enforceability under Wyo. Stat. § 1-23-108. Passive Public Holdings are permitted.</w:t>
       </w:r>
     </w:p>
     <w:p>
@@ -2235,7 +2259,7 @@
           <w:sz w:val="22"/>
           <w:szCs w:val="22"/>
         </w:rPr>
-        <w:t xml:space="preserve">During the Restricted Period, Employee must not acquire or hold any active ownership interest in, serve as a director, officer, manager, or advisor to, or have material economic participation in any Competitive Business. This restriction primarily targets active or material ownership in private competitors. Passive ownership of publicly traded securities representing less than five percent of any class of securities is permitted, as are interests in diversified mutual funds, index funds, and exchange-traded funds. This covenant requires a lawful restriction pathway under Wyo. Stat. § 1-23-108.</w:t>
+        <w:t xml:space="preserve">During the Restricted Period, Employee must not acquire or hold any active ownership interest in, serve as a director, officer, manager, or advisor to, or have material economic participation in any Competitive Business. This restriction primarily targets active or material ownership in private competitors. Passive Public Holdings are permitted. This covenant requires a lawful restriction pathway under Wyo. Stat. § 1-23-108.</w:t>
       </w:r>
     </w:p>
     <w:p>

--- a/content/templates/openagreements-restrictive-covenant-wyoming/template.docx
+++ b/content/templates/openagreements-restrictive-covenant-wyoming/template.docx
@@ -112,6 +112,8 @@
                 <w:rFonts w:ascii="Arial" w:cs="Arial" w:eastAsia="Arial" w:hAnsi="Arial"/>
                 <w:b/>
                 <w:bCs/>
+                <w:i w:val="false"/>
+                <w:iCs w:val="false"/>
                 <w:color w:val="1D2021"/>
                 <w:sz w:val="22"/>
                 <w:szCs w:val="22"/>
@@ -186,6 +188,8 @@
                 <w:rFonts w:ascii="Arial" w:cs="Arial" w:eastAsia="Arial" w:hAnsi="Arial"/>
                 <w:b/>
                 <w:bCs/>
+                <w:i w:val="false"/>
+                <w:iCs w:val="false"/>
                 <w:color w:val="1D2021"/>
                 <w:sz w:val="22"/>
                 <w:szCs w:val="22"/>
@@ -260,6 +264,8 @@
                 <w:rFonts w:ascii="Arial" w:cs="Arial" w:eastAsia="Arial" w:hAnsi="Arial"/>
                 <w:b/>
                 <w:bCs/>
+                <w:i w:val="false"/>
+                <w:iCs w:val="false"/>
                 <w:color w:val="1D2021"/>
                 <w:sz w:val="22"/>
                 <w:szCs w:val="22"/>
@@ -334,6 +340,8 @@
                 <w:rFonts w:ascii="Arial" w:cs="Arial" w:eastAsia="Arial" w:hAnsi="Arial"/>
                 <w:b/>
                 <w:bCs/>
+                <w:i w:val="false"/>
+                <w:iCs w:val="false"/>
                 <w:color w:val="1D2021"/>
                 <w:sz w:val="22"/>
                 <w:szCs w:val="22"/>
@@ -408,6 +416,8 @@
                 <w:rFonts w:ascii="Arial" w:cs="Arial" w:eastAsia="Arial" w:hAnsi="Arial"/>
                 <w:b/>
                 <w:bCs/>
+                <w:i w:val="false"/>
+                <w:iCs w:val="false"/>
                 <w:color w:val="1D2021"/>
                 <w:sz w:val="22"/>
                 <w:szCs w:val="22"/>
@@ -482,6 +492,8 @@
                 <w:rFonts w:ascii="Arial" w:cs="Arial" w:eastAsia="Arial" w:hAnsi="Arial"/>
                 <w:b/>
                 <w:bCs/>
+                <w:i w:val="false"/>
+                <w:iCs w:val="false"/>
                 <w:color w:val="1D2021"/>
                 <w:sz w:val="22"/>
                 <w:szCs w:val="22"/>
@@ -508,7 +520,70 @@
           </w:tcPr>
           <w:p>
             <w:pPr>
-              <w:spacing w:before="0" w:after="40" w:line="340" w:beforeAutospacing="false" w:afterAutospacing="false"/>
+              <w:spacing w:before="0" w:after="0" w:line="340" w:beforeAutospacing="false" w:afterAutospacing="false"/>
+              <w:contextualSpacing w:val="false"/>
+            </w:pPr>
+          </w:p>
+        </w:tc>
+      </w:tr>
+      <w:tr>
+        <w:trPr>
+          <w:trHeight w:val="700" w:hRule="atLeast"/>
+        </w:trPr>
+        <w:tc>
+          <w:tcPr>
+            <w:tcBorders>
+              <w:top w:val="single" w:color="C7C7C7" w:sz="4"/>
+              <w:left w:val="nil" w:color="FFFFFF" w:sz="0"/>
+              <w:bottom w:val="single" w:color="C7C7C7" w:sz="4"/>
+              <w:right w:val="nil" w:color="FFFFFF" w:sz="0"/>
+            </w:tcBorders>
+            <w:tcMar>
+              <w:top w:type="dxa" w:w="144"/>
+              <w:left w:type="dxa" w:w="345"/>
+              <w:bottom w:type="dxa" w:w="144"/>
+              <w:right w:type="dxa" w:w="115"/>
+            </w:tcMar>
+            <w:vAlign w:val="center"/>
+          </w:tcPr>
+          <w:p>
+            <w:pPr>
+              <w:spacing w:after="0" w:line="340"/>
+            </w:pPr>
+            <w:r>
+              <w:rPr>
+                <w:rFonts w:ascii="Arial" w:cs="Arial" w:eastAsia="Arial" w:hAnsi="Arial"/>
+                <w:b w:val="false"/>
+                <w:bCs w:val="false"/>
+                <w:i/>
+                <w:iCs/>
+                <w:color w:val="494A4B"/>
+                <w:sz w:val="20"/>
+                <w:szCs w:val="20"/>
+              </w:rPr>
+              <w:t xml:space="preserve">Trade Secrets Duration</w:t>
+            </w:r>
+          </w:p>
+        </w:tc>
+        <w:tc>
+          <w:tcPr>
+            <w:tcBorders>
+              <w:top w:val="single" w:color="C7C7C7" w:sz="4"/>
+              <w:left w:val="nil" w:color="FFFFFF" w:sz="0"/>
+              <w:bottom w:val="single" w:color="C7C7C7" w:sz="4"/>
+              <w:right w:val="nil" w:color="FFFFFF" w:sz="0"/>
+            </w:tcBorders>
+            <w:tcMar>
+              <w:top w:type="dxa" w:w="144"/>
+              <w:left w:type="dxa" w:w="115"/>
+              <w:bottom w:type="dxa" w:w="144"/>
+              <w:right w:type="dxa" w:w="115"/>
+            </w:tcMar>
+            <w:vAlign w:val="center"/>
+          </w:tcPr>
+          <w:p>
+            <w:pPr>
+              <w:spacing w:before="0" w:after="0" w:line="340" w:beforeAutospacing="false" w:afterAutospacing="false"/>
               <w:contextualSpacing w:val="false"/>
             </w:pPr>
             <w:r>
@@ -522,9 +597,66 @@
                 <w:sz w:val="22"/>
                 <w:szCs w:val="22"/>
               </w:rPr>
-              <w:t xml:space="preserve">Trade secrets duration: {confidentiality_trade_secret_duration}</w:t>
-            </w:r>
-          </w:p>
+              <w:t xml:space="preserve">{confidentiality_trade_secret_duration}</w:t>
+            </w:r>
+          </w:p>
+        </w:tc>
+      </w:tr>
+      <w:tr>
+        <w:trPr>
+          <w:trHeight w:val="700" w:hRule="atLeast"/>
+        </w:trPr>
+        <w:tc>
+          <w:tcPr>
+            <w:tcBorders>
+              <w:top w:val="single" w:color="C7C7C7" w:sz="4"/>
+              <w:left w:val="nil" w:color="FFFFFF" w:sz="0"/>
+              <w:bottom w:val="single" w:color="C7C7C7" w:sz="4"/>
+              <w:right w:val="nil" w:color="FFFFFF" w:sz="0"/>
+            </w:tcBorders>
+            <w:tcMar>
+              <w:top w:type="dxa" w:w="144"/>
+              <w:left w:type="dxa" w:w="345"/>
+              <w:bottom w:type="dxa" w:w="144"/>
+              <w:right w:type="dxa" w:w="115"/>
+            </w:tcMar>
+            <w:vAlign w:val="center"/>
+          </w:tcPr>
+          <w:p>
+            <w:pPr>
+              <w:spacing w:after="0" w:line="340"/>
+            </w:pPr>
+            <w:r>
+              <w:rPr>
+                <w:rFonts w:ascii="Arial" w:cs="Arial" w:eastAsia="Arial" w:hAnsi="Arial"/>
+                <w:b w:val="false"/>
+                <w:bCs w:val="false"/>
+                <w:i/>
+                <w:iCs/>
+                <w:color w:val="494A4B"/>
+                <w:sz w:val="20"/>
+                <w:szCs w:val="20"/>
+              </w:rPr>
+              <w:t xml:space="preserve">Other Confidential Information Duration</w:t>
+            </w:r>
+          </w:p>
+        </w:tc>
+        <w:tc>
+          <w:tcPr>
+            <w:tcBorders>
+              <w:top w:val="single" w:color="C7C7C7" w:sz="4"/>
+              <w:left w:val="nil" w:color="FFFFFF" w:sz="0"/>
+              <w:bottom w:val="single" w:color="C7C7C7" w:sz="4"/>
+              <w:right w:val="nil" w:color="FFFFFF" w:sz="0"/>
+            </w:tcBorders>
+            <w:tcMar>
+              <w:top w:type="dxa" w:w="144"/>
+              <w:left w:type="dxa" w:w="115"/>
+              <w:bottom w:type="dxa" w:w="144"/>
+              <w:right w:type="dxa" w:w="115"/>
+            </w:tcMar>
+            <w:vAlign w:val="center"/>
+          </w:tcPr>
           <w:p>
             <w:pPr>
               <w:spacing w:before="0" w:after="0" w:line="340" w:beforeAutospacing="false" w:afterAutospacing="false"/>
@@ -541,8 +673,35 @@
                 <w:sz w:val="22"/>
                 <w:szCs w:val="22"/>
               </w:rPr>
-              <w:t xml:space="preserve">Other </w:t>
-            </w:r>
+              <w:t xml:space="preserve">{confidentiality_other_duration}</w:t>
+            </w:r>
+          </w:p>
+        </w:tc>
+      </w:tr>
+      <w:tr>
+        <w:trPr>
+          <w:trHeight w:val="700" w:hRule="atLeast"/>
+        </w:trPr>
+        <w:tc>
+          <w:tcPr>
+            <w:tcBorders>
+              <w:top w:val="single" w:color="C7C7C7" w:sz="4"/>
+              <w:left w:val="nil" w:color="FFFFFF" w:sz="0"/>
+              <w:bottom w:val="single" w:color="C7C7C7" w:sz="4"/>
+              <w:right w:val="nil" w:color="FFFFFF" w:sz="0"/>
+            </w:tcBorders>
+            <w:tcMar>
+              <w:top w:type="dxa" w:w="144"/>
+              <w:left w:type="dxa" w:w="115"/>
+              <w:bottom w:type="dxa" w:w="144"/>
+              <w:right w:type="dxa" w:w="115"/>
+            </w:tcMar>
+            <w:vAlign w:val="center"/>
+          </w:tcPr>
+          <w:p>
+            <w:pPr>
+              <w:spacing w:after="0" w:line="340"/>
+            </w:pPr>
             <w:r>
               <w:rPr>
                 <w:rFonts w:ascii="Arial" w:cs="Arial" w:eastAsia="Arial" w:hAnsi="Arial"/>
@@ -550,12 +709,98 @@
                 <w:bCs/>
                 <w:i w:val="false"/>
                 <w:iCs w:val="false"/>
-                <w:color w:val="117086"/>
+                <w:color w:val="1D2021"/>
                 <w:sz w:val="22"/>
                 <w:szCs w:val="22"/>
               </w:rPr>
-              <w:t xml:space="preserve">Confidential Information</w:t>
-            </w:r>
+              <w:t xml:space="preserve">Non-Solicitation</w:t>
+            </w:r>
+          </w:p>
+        </w:tc>
+        <w:tc>
+          <w:tcPr>
+            <w:tcBorders>
+              <w:top w:val="single" w:color="C7C7C7" w:sz="4"/>
+              <w:left w:val="nil" w:color="FFFFFF" w:sz="0"/>
+              <w:bottom w:val="single" w:color="C7C7C7" w:sz="4"/>
+              <w:right w:val="nil" w:color="FFFFFF" w:sz="0"/>
+            </w:tcBorders>
+            <w:tcMar>
+              <w:top w:type="dxa" w:w="144"/>
+              <w:left w:type="dxa" w:w="115"/>
+              <w:bottom w:type="dxa" w:w="144"/>
+              <w:right w:type="dxa" w:w="115"/>
+            </w:tcMar>
+            <w:vAlign w:val="center"/>
+          </w:tcPr>
+          <w:p>
+            <w:pPr>
+              <w:spacing w:before="0" w:after="0" w:line="340" w:beforeAutospacing="false" w:afterAutospacing="false"/>
+              <w:contextualSpacing w:val="false"/>
+            </w:pPr>
+          </w:p>
+        </w:tc>
+      </w:tr>
+      <w:tr>
+        <w:trPr>
+          <w:trHeight w:val="700" w:hRule="atLeast"/>
+        </w:trPr>
+        <w:tc>
+          <w:tcPr>
+            <w:tcBorders>
+              <w:top w:val="single" w:color="C7C7C7" w:sz="4"/>
+              <w:left w:val="nil" w:color="FFFFFF" w:sz="0"/>
+              <w:bottom w:val="single" w:color="C7C7C7" w:sz="4"/>
+              <w:right w:val="nil" w:color="FFFFFF" w:sz="0"/>
+            </w:tcBorders>
+            <w:tcMar>
+              <w:top w:type="dxa" w:w="144"/>
+              <w:left w:type="dxa" w:w="345"/>
+              <w:bottom w:type="dxa" w:w="144"/>
+              <w:right w:type="dxa" w:w="115"/>
+            </w:tcMar>
+            <w:vAlign w:val="center"/>
+          </w:tcPr>
+          <w:p>
+            <w:pPr>
+              <w:spacing w:after="0" w:line="340"/>
+            </w:pPr>
+            <w:r>
+              <w:rPr>
+                <w:rFonts w:ascii="Arial" w:cs="Arial" w:eastAsia="Arial" w:hAnsi="Arial"/>
+                <w:b w:val="false"/>
+                <w:bCs w:val="false"/>
+                <w:i/>
+                <w:iCs/>
+                <w:color w:val="494A4B"/>
+                <w:sz w:val="20"/>
+                <w:szCs w:val="20"/>
+              </w:rPr>
+              <w:t xml:space="preserve">{IF employee_nonsolicit_included}Employee Duration</w:t>
+            </w:r>
+          </w:p>
+        </w:tc>
+        <w:tc>
+          <w:tcPr>
+            <w:tcBorders>
+              <w:top w:val="single" w:color="C7C7C7" w:sz="4"/>
+              <w:left w:val="nil" w:color="FFFFFF" w:sz="0"/>
+              <w:bottom w:val="single" w:color="C7C7C7" w:sz="4"/>
+              <w:right w:val="nil" w:color="FFFFFF" w:sz="0"/>
+            </w:tcBorders>
+            <w:tcMar>
+              <w:top w:type="dxa" w:w="144"/>
+              <w:left w:type="dxa" w:w="115"/>
+              <w:bottom w:type="dxa" w:w="144"/>
+              <w:right w:type="dxa" w:w="115"/>
+            </w:tcMar>
+            <w:vAlign w:val="center"/>
+          </w:tcPr>
+          <w:p>
+            <w:pPr>
+              <w:spacing w:before="0" w:after="0" w:line="340" w:beforeAutospacing="false" w:afterAutospacing="false"/>
+              <w:contextualSpacing w:val="false"/>
+            </w:pPr>
             <w:r>
               <w:rPr>
                 <w:rFonts w:ascii="Arial" w:cs="Arial" w:eastAsia="Arial" w:hAnsi="Arial"/>
@@ -567,7 +812,7 @@
                 <w:sz w:val="22"/>
                 <w:szCs w:val="22"/>
               </w:rPr>
-              <w:t xml:space="preserve"> duration: {confidentiality_other_duration}</w:t>
+              <w:t xml:space="preserve">{employee_nonsolicit_duration}{END-IF}</w:t>
             </w:r>
           </w:p>
         </w:tc>
@@ -586,7 +831,7 @@
             </w:tcBorders>
             <w:tcMar>
               <w:top w:type="dxa" w:w="144"/>
-              <w:left w:type="dxa" w:w="115"/>
+              <w:left w:type="dxa" w:w="345"/>
               <w:bottom w:type="dxa" w:w="144"/>
               <w:right w:type="dxa" w:w="115"/>
             </w:tcMar>
@@ -599,13 +844,15 @@
             <w:r>
               <w:rPr>
                 <w:rFonts w:ascii="Arial" w:cs="Arial" w:eastAsia="Arial" w:hAnsi="Arial"/>
-                <w:b/>
-                <w:bCs/>
-                <w:color w:val="1D2021"/>
-                <w:sz w:val="22"/>
-                <w:szCs w:val="22"/>
-              </w:rPr>
-              <w:t xml:space="preserve">{IF employee_nonsolicit_included}Employee Non-Solicitation</w:t>
+                <w:b w:val="false"/>
+                <w:bCs w:val="false"/>
+                <w:i/>
+                <w:iCs/>
+                <w:color w:val="494A4B"/>
+                <w:sz w:val="20"/>
+                <w:szCs w:val="20"/>
+              </w:rPr>
+              <w:t xml:space="preserve">{IF customer_nonsolicit_included}Customer Duration</w:t>
             </w:r>
           </w:p>
         </w:tc>
@@ -641,7 +888,7 @@
                 <w:sz w:val="22"/>
                 <w:szCs w:val="22"/>
               </w:rPr>
-              <w:t xml:space="preserve">Duration: {employee_nonsolicit_duration}{END-IF}</w:t>
+              <w:t xml:space="preserve">{customer_nonsolicit_duration}{END-IF}</w:t>
             </w:r>
           </w:p>
         </w:tc>
@@ -675,11 +922,13 @@
                 <w:rFonts w:ascii="Arial" w:cs="Arial" w:eastAsia="Arial" w:hAnsi="Arial"/>
                 <w:b/>
                 <w:bCs/>
+                <w:i w:val="false"/>
+                <w:iCs w:val="false"/>
                 <w:color w:val="1D2021"/>
                 <w:sz w:val="22"/>
                 <w:szCs w:val="22"/>
               </w:rPr>
-              <w:t xml:space="preserve">{IF customer_nonsolicit_included}Customer Non-Solicitation</w:t>
+              <w:t xml:space="preserve">{IF noncompete_included}Non-Competition</w:t>
             </w:r>
           </w:p>
         </w:tc>
@@ -715,7 +964,7 @@
                 <w:sz w:val="22"/>
                 <w:szCs w:val="22"/>
               </w:rPr>
-              <w:t xml:space="preserve">Duration: {customer_nonsolicit_duration}{END-IF}</w:t>
+              <w:t xml:space="preserve">{END-IF}</w:t>
             </w:r>
           </w:p>
         </w:tc>
@@ -734,7 +983,7 @@
             </w:tcBorders>
             <w:tcMar>
               <w:top w:type="dxa" w:w="144"/>
-              <w:left w:type="dxa" w:w="115"/>
+              <w:left w:type="dxa" w:w="345"/>
               <w:bottom w:type="dxa" w:w="144"/>
               <w:right w:type="dxa" w:w="115"/>
             </w:tcMar>
@@ -747,13 +996,15 @@
             <w:r>
               <w:rPr>
                 <w:rFonts w:ascii="Arial" w:cs="Arial" w:eastAsia="Arial" w:hAnsi="Arial"/>
-                <w:b/>
-                <w:bCs/>
-                <w:color w:val="1D2021"/>
-                <w:sz w:val="22"/>
-                <w:szCs w:val="22"/>
-              </w:rPr>
-              <w:t xml:space="preserve">{IF noncompete_included}Non-Competition</w:t>
+                <w:b w:val="false"/>
+                <w:bCs w:val="false"/>
+                <w:i/>
+                <w:iCs/>
+                <w:color w:val="494A4B"/>
+                <w:sz w:val="20"/>
+                <w:szCs w:val="20"/>
+              </w:rPr>
+              <w:t xml:space="preserve">{IF noncompete_included}Duration</w:t>
             </w:r>
           </w:p>
         </w:tc>
@@ -775,7 +1026,7 @@
           </w:tcPr>
           <w:p>
             <w:pPr>
-              <w:spacing w:before="0" w:after="40" w:line="340" w:beforeAutospacing="false" w:afterAutospacing="false"/>
+              <w:spacing w:before="0" w:after="0" w:line="340" w:beforeAutospacing="false" w:afterAutospacing="false"/>
               <w:contextualSpacing w:val="false"/>
             </w:pPr>
             <w:r>
@@ -789,12 +1040,69 @@
                 <w:sz w:val="22"/>
                 <w:szCs w:val="22"/>
               </w:rPr>
-              <w:t xml:space="preserve">Duration: {noncompete_duration}</w:t>
-            </w:r>
-          </w:p>
-          <w:p>
-            <w:pPr>
-              <w:spacing w:before="0" w:after="40" w:line="340" w:beforeAutospacing="false" w:afterAutospacing="false"/>
+              <w:t xml:space="preserve">{noncompete_duration}{END-IF}</w:t>
+            </w:r>
+          </w:p>
+        </w:tc>
+      </w:tr>
+      <w:tr>
+        <w:trPr>
+          <w:trHeight w:val="700" w:hRule="atLeast"/>
+        </w:trPr>
+        <w:tc>
+          <w:tcPr>
+            <w:tcBorders>
+              <w:top w:val="single" w:color="C7C7C7" w:sz="4"/>
+              <w:left w:val="nil" w:color="FFFFFF" w:sz="0"/>
+              <w:bottom w:val="single" w:color="C7C7C7" w:sz="4"/>
+              <w:right w:val="nil" w:color="FFFFFF" w:sz="0"/>
+            </w:tcBorders>
+            <w:tcMar>
+              <w:top w:type="dxa" w:w="144"/>
+              <w:left w:type="dxa" w:w="345"/>
+              <w:bottom w:type="dxa" w:w="144"/>
+              <w:right w:type="dxa" w:w="115"/>
+            </w:tcMar>
+            <w:vAlign w:val="center"/>
+          </w:tcPr>
+          <w:p>
+            <w:pPr>
+              <w:spacing w:after="0" w:line="340"/>
+            </w:pPr>
+            <w:r>
+              <w:rPr>
+                <w:rFonts w:ascii="Arial" w:cs="Arial" w:eastAsia="Arial" w:hAnsi="Arial"/>
+                <w:b w:val="false"/>
+                <w:bCs w:val="false"/>
+                <w:i/>
+                <w:iCs/>
+                <w:color w:val="494A4B"/>
+                <w:sz w:val="20"/>
+                <w:szCs w:val="20"/>
+              </w:rPr>
+              <w:t xml:space="preserve">{IF noncompete_included}Restricted Territory</w:t>
+            </w:r>
+          </w:p>
+        </w:tc>
+        <w:tc>
+          <w:tcPr>
+            <w:tcBorders>
+              <w:top w:val="single" w:color="C7C7C7" w:sz="4"/>
+              <w:left w:val="nil" w:color="FFFFFF" w:sz="0"/>
+              <w:bottom w:val="single" w:color="C7C7C7" w:sz="4"/>
+              <w:right w:val="nil" w:color="FFFFFF" w:sz="0"/>
+            </w:tcBorders>
+            <w:tcMar>
+              <w:top w:type="dxa" w:w="144"/>
+              <w:left w:type="dxa" w:w="115"/>
+              <w:bottom w:type="dxa" w:w="144"/>
+              <w:right w:type="dxa" w:w="115"/>
+            </w:tcMar>
+            <w:vAlign w:val="center"/>
+          </w:tcPr>
+          <w:p>
+            <w:pPr>
+              <w:spacing w:before="0" w:after="0" w:line="340" w:beforeAutospacing="false" w:afterAutospacing="false"/>
               <w:contextualSpacing w:val="false"/>
             </w:pPr>
             <w:r>
@@ -808,9 +1116,66 @@
                 <w:sz w:val="22"/>
                 <w:szCs w:val="22"/>
               </w:rPr>
-              <w:t xml:space="preserve">Restricted Territory: {territory}</w:t>
-            </w:r>
-          </w:p>
+              <w:t xml:space="preserve">{territory}{END-IF}</w:t>
+            </w:r>
+          </w:p>
+        </w:tc>
+      </w:tr>
+      <w:tr>
+        <w:trPr>
+          <w:trHeight w:val="700" w:hRule="atLeast"/>
+        </w:trPr>
+        <w:tc>
+          <w:tcPr>
+            <w:tcBorders>
+              <w:top w:val="single" w:color="C7C7C7" w:sz="4"/>
+              <w:left w:val="nil" w:color="FFFFFF" w:sz="0"/>
+              <w:bottom w:val="single" w:color="C7C7C7" w:sz="4"/>
+              <w:right w:val="nil" w:color="FFFFFF" w:sz="0"/>
+            </w:tcBorders>
+            <w:tcMar>
+              <w:top w:type="dxa" w:w="144"/>
+              <w:left w:type="dxa" w:w="345"/>
+              <w:bottom w:type="dxa" w:w="144"/>
+              <w:right w:type="dxa" w:w="115"/>
+            </w:tcMar>
+            <w:vAlign w:val="center"/>
+          </w:tcPr>
+          <w:p>
+            <w:pPr>
+              <w:spacing w:after="0" w:line="340"/>
+            </w:pPr>
+            <w:r>
+              <w:rPr>
+                <w:rFonts w:ascii="Arial" w:cs="Arial" w:eastAsia="Arial" w:hAnsi="Arial"/>
+                <w:b w:val="false"/>
+                <w:bCs w:val="false"/>
+                <w:i/>
+                <w:iCs/>
+                <w:color w:val="494A4B"/>
+                <w:sz w:val="20"/>
+                <w:szCs w:val="20"/>
+              </w:rPr>
+              <w:t xml:space="preserve">{IF noncompete_included}Competitive Business</w:t>
+            </w:r>
+          </w:p>
+        </w:tc>
+        <w:tc>
+          <w:tcPr>
+            <w:tcBorders>
+              <w:top w:val="single" w:color="C7C7C7" w:sz="4"/>
+              <w:left w:val="nil" w:color="FFFFFF" w:sz="0"/>
+              <w:bottom w:val="single" w:color="C7C7C7" w:sz="4"/>
+              <w:right w:val="nil" w:color="FFFFFF" w:sz="0"/>
+            </w:tcBorders>
+            <w:tcMar>
+              <w:top w:type="dxa" w:w="144"/>
+              <w:left w:type="dxa" w:w="115"/>
+              <w:bottom w:type="dxa" w:w="144"/>
+              <w:right w:type="dxa" w:w="115"/>
+            </w:tcMar>
+            <w:vAlign w:val="center"/>
+          </w:tcPr>
           <w:p>
             <w:pPr>
               <w:spacing w:before="0" w:after="0" w:line="340" w:beforeAutospacing="false" w:afterAutospacing="false"/>
@@ -827,7 +1192,7 @@
                 <w:sz w:val="22"/>
                 <w:szCs w:val="22"/>
               </w:rPr>
-              <w:t xml:space="preserve">Competitive Business: {competitive_business_definition}{END-IF}</w:t>
+              <w:t xml:space="preserve">{competitive_business_definition}{END-IF}</w:t>
             </w:r>
           </w:p>
         </w:tc>
@@ -846,7 +1211,7 @@
             </w:tcBorders>
             <w:tcMar>
               <w:top w:type="dxa" w:w="144"/>
-              <w:left w:type="dxa" w:w="115"/>
+              <w:left w:type="dxa" w:w="345"/>
               <w:bottom w:type="dxa" w:w="144"/>
               <w:right w:type="dxa" w:w="115"/>
             </w:tcMar>
@@ -859,11 +1224,13 @@
             <w:r>
               <w:rPr>
                 <w:rFonts w:ascii="Arial" w:cs="Arial" w:eastAsia="Arial" w:hAnsi="Arial"/>
-                <w:b/>
-                <w:bCs/>
-                <w:color w:val="1D2021"/>
-                <w:sz w:val="22"/>
-                <w:szCs w:val="22"/>
+                <w:b w:val="false"/>
+                <w:bCs w:val="false"/>
+                <w:i/>
+                <w:iCs/>
+                <w:color w:val="494A4B"/>
+                <w:sz w:val="20"/>
+                <w:szCs w:val="20"/>
               </w:rPr>
               <w:t xml:space="preserve">{IF noncompete_included}Specified Competitors</w:t>
             </w:r>
@@ -935,6 +1302,8 @@
                 <w:rFonts w:ascii="Arial" w:cs="Arial" w:eastAsia="Arial" w:hAnsi="Arial"/>
                 <w:b/>
                 <w:bCs/>
+                <w:i w:val="false"/>
+                <w:iCs w:val="false"/>
                 <w:color w:val="1D2021"/>
                 <w:sz w:val="22"/>
                 <w:szCs w:val="22"/>
@@ -975,7 +1344,7 @@
                 <w:sz w:val="22"/>
                 <w:szCs w:val="22"/>
               </w:rPr>
-              <w:t xml:space="preserve">Duration: {nondealing_duration}{END-IF}</w:t>
+              <w:t xml:space="preserve">{END-IF}</w:t>
             </w:r>
           </w:p>
         </w:tc>
@@ -994,7 +1363,7 @@
             </w:tcBorders>
             <w:tcMar>
               <w:top w:type="dxa" w:w="144"/>
-              <w:left w:type="dxa" w:w="115"/>
+              <w:left w:type="dxa" w:w="345"/>
               <w:bottom w:type="dxa" w:w="144"/>
               <w:right w:type="dxa" w:w="115"/>
             </w:tcMar>
@@ -1007,13 +1376,15 @@
             <w:r>
               <w:rPr>
                 <w:rFonts w:ascii="Arial" w:cs="Arial" w:eastAsia="Arial" w:hAnsi="Arial"/>
-                <w:b/>
-                <w:bCs/>
-                <w:color w:val="1D2021"/>
-                <w:sz w:val="22"/>
-                <w:szCs w:val="22"/>
-              </w:rPr>
-              <w:t xml:space="preserve">{IF noninvestment_included}Non-Investment</w:t>
+                <w:b w:val="false"/>
+                <w:bCs w:val="false"/>
+                <w:i/>
+                <w:iCs/>
+                <w:color w:val="494A4B"/>
+                <w:sz w:val="20"/>
+                <w:szCs w:val="20"/>
+              </w:rPr>
+              <w:t xml:space="preserve">{IF nondealing_included}Duration</w:t>
             </w:r>
           </w:p>
         </w:tc>
@@ -1049,7 +1420,7 @@
                 <w:sz w:val="22"/>
                 <w:szCs w:val="22"/>
               </w:rPr>
-              <w:t xml:space="preserve">Duration: {noninvestment_duration}{END-IF}</w:t>
+              <w:t xml:space="preserve">{nondealing_duration}{END-IF}</w:t>
             </w:r>
           </w:p>
         </w:tc>
@@ -1083,11 +1454,13 @@
                 <w:rFonts w:ascii="Arial" w:cs="Arial" w:eastAsia="Arial" w:hAnsi="Arial"/>
                 <w:b/>
                 <w:bCs/>
+                <w:i w:val="false"/>
+                <w:iCs w:val="false"/>
                 <w:color w:val="1D2021"/>
                 <w:sz w:val="22"/>
                 <w:szCs w:val="22"/>
               </w:rPr>
-              <w:t xml:space="preserve">Non-Disparagement</w:t>
+              <w:t xml:space="preserve">{IF noninvestment_included}Non-Investment</w:t>
             </w:r>
           </w:p>
         </w:tc>
@@ -1123,7 +1496,222 @@
                 <w:sz w:val="22"/>
                 <w:szCs w:val="22"/>
               </w:rPr>
-              <w:t xml:space="preserve">Duration: {nondisparagement_duration}</w:t>
+              <w:t xml:space="preserve">{END-IF}</w:t>
+            </w:r>
+          </w:p>
+        </w:tc>
+      </w:tr>
+      <w:tr>
+        <w:trPr>
+          <w:trHeight w:val="700" w:hRule="atLeast"/>
+        </w:trPr>
+        <w:tc>
+          <w:tcPr>
+            <w:tcBorders>
+              <w:top w:val="single" w:color="C7C7C7" w:sz="4"/>
+              <w:left w:val="nil" w:color="FFFFFF" w:sz="0"/>
+              <w:bottom w:val="single" w:color="C7C7C7" w:sz="4"/>
+              <w:right w:val="nil" w:color="FFFFFF" w:sz="0"/>
+            </w:tcBorders>
+            <w:tcMar>
+              <w:top w:type="dxa" w:w="144"/>
+              <w:left w:type="dxa" w:w="345"/>
+              <w:bottom w:type="dxa" w:w="144"/>
+              <w:right w:type="dxa" w:w="115"/>
+            </w:tcMar>
+            <w:vAlign w:val="center"/>
+          </w:tcPr>
+          <w:p>
+            <w:pPr>
+              <w:spacing w:after="0" w:line="340"/>
+            </w:pPr>
+            <w:r>
+              <w:rPr>
+                <w:rFonts w:ascii="Arial" w:cs="Arial" w:eastAsia="Arial" w:hAnsi="Arial"/>
+                <w:b w:val="false"/>
+                <w:bCs w:val="false"/>
+                <w:i/>
+                <w:iCs/>
+                <w:color w:val="494A4B"/>
+                <w:sz w:val="20"/>
+                <w:szCs w:val="20"/>
+              </w:rPr>
+              <w:t xml:space="preserve">{IF noninvestment_included}Duration</w:t>
+            </w:r>
+          </w:p>
+        </w:tc>
+        <w:tc>
+          <w:tcPr>
+            <w:tcBorders>
+              <w:top w:val="single" w:color="C7C7C7" w:sz="4"/>
+              <w:left w:val="nil" w:color="FFFFFF" w:sz="0"/>
+              <w:bottom w:val="single" w:color="C7C7C7" w:sz="4"/>
+              <w:right w:val="nil" w:color="FFFFFF" w:sz="0"/>
+            </w:tcBorders>
+            <w:tcMar>
+              <w:top w:type="dxa" w:w="144"/>
+              <w:left w:type="dxa" w:w="115"/>
+              <w:bottom w:type="dxa" w:w="144"/>
+              <w:right w:type="dxa" w:w="115"/>
+            </w:tcMar>
+            <w:vAlign w:val="center"/>
+          </w:tcPr>
+          <w:p>
+            <w:pPr>
+              <w:spacing w:before="0" w:after="0" w:line="340" w:beforeAutospacing="false" w:afterAutospacing="false"/>
+              <w:contextualSpacing w:val="false"/>
+            </w:pPr>
+            <w:r>
+              <w:rPr>
+                <w:rFonts w:ascii="Arial" w:cs="Arial" w:eastAsia="Arial" w:hAnsi="Arial"/>
+                <w:b w:val="false"/>
+                <w:bCs w:val="false"/>
+                <w:i w:val="false"/>
+                <w:iCs w:val="false"/>
+                <w:color w:val="1D2021"/>
+                <w:sz w:val="22"/>
+                <w:szCs w:val="22"/>
+              </w:rPr>
+              <w:t xml:space="preserve">{noninvestment_duration}{END-IF}</w:t>
+            </w:r>
+          </w:p>
+        </w:tc>
+      </w:tr>
+      <w:tr>
+        <w:trPr>
+          <w:trHeight w:val="700" w:hRule="atLeast"/>
+        </w:trPr>
+        <w:tc>
+          <w:tcPr>
+            <w:tcBorders>
+              <w:top w:val="single" w:color="C7C7C7" w:sz="4"/>
+              <w:left w:val="nil" w:color="FFFFFF" w:sz="0"/>
+              <w:bottom w:val="single" w:color="C7C7C7" w:sz="4"/>
+              <w:right w:val="nil" w:color="FFFFFF" w:sz="0"/>
+            </w:tcBorders>
+            <w:tcMar>
+              <w:top w:type="dxa" w:w="144"/>
+              <w:left w:type="dxa" w:w="115"/>
+              <w:bottom w:type="dxa" w:w="144"/>
+              <w:right w:type="dxa" w:w="115"/>
+            </w:tcMar>
+            <w:vAlign w:val="center"/>
+          </w:tcPr>
+          <w:p>
+            <w:pPr>
+              <w:spacing w:after="0" w:line="340"/>
+            </w:pPr>
+            <w:r>
+              <w:rPr>
+                <w:rFonts w:ascii="Arial" w:cs="Arial" w:eastAsia="Arial" w:hAnsi="Arial"/>
+                <w:b/>
+                <w:bCs/>
+                <w:i w:val="false"/>
+                <w:iCs w:val="false"/>
+                <w:color w:val="1D2021"/>
+                <w:sz w:val="22"/>
+                <w:szCs w:val="22"/>
+              </w:rPr>
+              <w:t xml:space="preserve">Non-Disparagement</w:t>
+            </w:r>
+          </w:p>
+        </w:tc>
+        <w:tc>
+          <w:tcPr>
+            <w:tcBorders>
+              <w:top w:val="single" w:color="C7C7C7" w:sz="4"/>
+              <w:left w:val="nil" w:color="FFFFFF" w:sz="0"/>
+              <w:bottom w:val="single" w:color="C7C7C7" w:sz="4"/>
+              <w:right w:val="nil" w:color="FFFFFF" w:sz="0"/>
+            </w:tcBorders>
+            <w:tcMar>
+              <w:top w:type="dxa" w:w="144"/>
+              <w:left w:type="dxa" w:w="115"/>
+              <w:bottom w:type="dxa" w:w="144"/>
+              <w:right w:type="dxa" w:w="115"/>
+            </w:tcMar>
+            <w:vAlign w:val="center"/>
+          </w:tcPr>
+          <w:p>
+            <w:pPr>
+              <w:spacing w:before="0" w:after="0" w:line="340" w:beforeAutospacing="false" w:afterAutospacing="false"/>
+              <w:contextualSpacing w:val="false"/>
+            </w:pPr>
+          </w:p>
+        </w:tc>
+      </w:tr>
+      <w:tr>
+        <w:trPr>
+          <w:trHeight w:val="700" w:hRule="atLeast"/>
+        </w:trPr>
+        <w:tc>
+          <w:tcPr>
+            <w:tcBorders>
+              <w:top w:val="single" w:color="C7C7C7" w:sz="4"/>
+              <w:left w:val="nil" w:color="FFFFFF" w:sz="0"/>
+              <w:bottom w:val="single" w:color="C7C7C7" w:sz="4"/>
+              <w:right w:val="nil" w:color="FFFFFF" w:sz="0"/>
+            </w:tcBorders>
+            <w:tcMar>
+              <w:top w:type="dxa" w:w="144"/>
+              <w:left w:type="dxa" w:w="345"/>
+              <w:bottom w:type="dxa" w:w="144"/>
+              <w:right w:type="dxa" w:w="115"/>
+            </w:tcMar>
+            <w:vAlign w:val="center"/>
+          </w:tcPr>
+          <w:p>
+            <w:pPr>
+              <w:spacing w:after="0" w:line="340"/>
+            </w:pPr>
+            <w:r>
+              <w:rPr>
+                <w:rFonts w:ascii="Arial" w:cs="Arial" w:eastAsia="Arial" w:hAnsi="Arial"/>
+                <w:b w:val="false"/>
+                <w:bCs w:val="false"/>
+                <w:i/>
+                <w:iCs/>
+                <w:color w:val="494A4B"/>
+                <w:sz w:val="20"/>
+                <w:szCs w:val="20"/>
+              </w:rPr>
+              <w:t xml:space="preserve">Duration</w:t>
+            </w:r>
+          </w:p>
+        </w:tc>
+        <w:tc>
+          <w:tcPr>
+            <w:tcBorders>
+              <w:top w:val="single" w:color="C7C7C7" w:sz="4"/>
+              <w:left w:val="nil" w:color="FFFFFF" w:sz="0"/>
+              <w:bottom w:val="single" w:color="C7C7C7" w:sz="4"/>
+              <w:right w:val="nil" w:color="FFFFFF" w:sz="0"/>
+            </w:tcBorders>
+            <w:tcMar>
+              <w:top w:type="dxa" w:w="144"/>
+              <w:left w:type="dxa" w:w="115"/>
+              <w:bottom w:type="dxa" w:w="144"/>
+              <w:right w:type="dxa" w:w="115"/>
+            </w:tcMar>
+            <w:vAlign w:val="center"/>
+          </w:tcPr>
+          <w:p>
+            <w:pPr>
+              <w:spacing w:before="0" w:after="0" w:line="340" w:beforeAutospacing="false" w:afterAutospacing="false"/>
+              <w:contextualSpacing w:val="false"/>
+            </w:pPr>
+            <w:r>
+              <w:rPr>
+                <w:rFonts w:ascii="Arial" w:cs="Arial" w:eastAsia="Arial" w:hAnsi="Arial"/>
+                <w:b w:val="false"/>
+                <w:bCs w:val="false"/>
+                <w:i w:val="false"/>
+                <w:iCs w:val="false"/>
+                <w:color w:val="1D2021"/>
+                <w:sz w:val="22"/>
+                <w:szCs w:val="22"/>
+              </w:rPr>
+              <w:t xml:space="preserve">{nondisparagement_duration}</w:t>
             </w:r>
           </w:p>
         </w:tc>
@@ -1498,6 +2086,42 @@
           <w:szCs w:val="22"/>
         </w:rPr>
         <w:t xml:space="preserve"> means to directly or indirectly contact, approach, induce, encourage, or provide Confidential Information to any person or entity for the purpose of diverting business away from Employer, but does not include responding to general advertisements or unsolicited inquiries not initiated by Employee.</w:t>
+      </w:r>
+    </w:p>
+    <w:p>
+      <w:pPr>
+        <w:pStyle w:val="OAClauseBody"/>
+        <w:spacing w:before="320" w:after="280" w:line="340" w:beforeAutospacing="false" w:afterAutospacing="false"/>
+        <w:contextualSpacing w:val="false"/>
+      </w:pPr>
+      <w:r>
+        <w:rPr>
+          <w:rFonts w:ascii="Arial" w:cs="Arial" w:eastAsia="Arial" w:hAnsi="Arial"/>
+          <w:color w:val="1D2021"/>
+          <w:sz w:val="22"/>
+          <w:szCs w:val="22"/>
+        </w:rPr>
+        <w:t xml:space="preserve">1.10 </w:t>
+      </w:r>
+      <w:r>
+        <w:rPr>
+          <w:rFonts w:ascii="Arial" w:cs="Arial" w:eastAsia="Arial" w:hAnsi="Arial"/>
+          <w:b/>
+          <w:bCs/>
+          <w:color w:val="117086"/>
+          <w:sz w:val="22"/>
+          <w:szCs w:val="22"/>
+        </w:rPr>
+        <w:t xml:space="preserve">“Trade Secrets”</w:t>
+      </w:r>
+      <w:r>
+        <w:rPr>
+          <w:rFonts w:ascii="Arial" w:cs="Arial" w:eastAsia="Arial" w:hAnsi="Arial"/>
+          <w:color w:val="1D2021"/>
+          <w:sz w:val="22"/>
+          <w:szCs w:val="22"/>
+        </w:rPr>
+        <w:t xml:space="preserve"> has the meaning given in Wyo. Stat. § 6-3-501(a)(xi).</w:t>
       </w:r>
     </w:p>
     <w:p>

--- a/content/templates/openagreements-restrictive-covenant-wyoming/template.docx
+++ b/content/templates/openagreements-restrictive-covenant-wyoming/template.docx
@@ -101,7 +101,7 @@
               <w:bottom w:type="dxa" w:w="144"/>
               <w:right w:type="dxa" w:w="115"/>
             </w:tcMar>
-            <w:vAlign w:val="center"/>
+            <w:vAlign w:val="bottom"/>
           </w:tcPr>
           <w:p>
             <w:pPr>
@@ -177,7 +177,7 @@
               <w:bottom w:type="dxa" w:w="144"/>
               <w:right w:type="dxa" w:w="115"/>
             </w:tcMar>
-            <w:vAlign w:val="center"/>
+            <w:vAlign w:val="bottom"/>
           </w:tcPr>
           <w:p>
             <w:pPr>
@@ -253,7 +253,7 @@
               <w:bottom w:type="dxa" w:w="144"/>
               <w:right w:type="dxa" w:w="115"/>
             </w:tcMar>
-            <w:vAlign w:val="center"/>
+            <w:vAlign w:val="bottom"/>
           </w:tcPr>
           <w:p>
             <w:pPr>
@@ -329,7 +329,7 @@
               <w:bottom w:type="dxa" w:w="144"/>
               <w:right w:type="dxa" w:w="115"/>
             </w:tcMar>
-            <w:vAlign w:val="center"/>
+            <w:vAlign w:val="bottom"/>
           </w:tcPr>
           <w:p>
             <w:pPr>
@@ -405,7 +405,7 @@
               <w:bottom w:type="dxa" w:w="144"/>
               <w:right w:type="dxa" w:w="115"/>
             </w:tcMar>
-            <w:vAlign w:val="center"/>
+            <w:vAlign w:val="bottom"/>
           </w:tcPr>
           <w:p>
             <w:pPr>
@@ -481,8 +481,13 @@
               <w:bottom w:type="dxa" w:w="144"/>
               <w:right w:type="dxa" w:w="115"/>
             </w:tcMar>
-            <w:vAlign w:val="center"/>
-          </w:tcPr>
+            <w:vAlign w:val="bottom"/>
+          </w:tcPr>
+          <w:p>
+            <w:pPr>
+              <w:spacing w:after="0" w:line="340"/>
+            </w:pPr>
+          </w:p>
           <w:p>
             <w:pPr>
               <w:spacing w:after="0" w:line="340"/>
@@ -544,7 +549,7 @@
               <w:bottom w:type="dxa" w:w="144"/>
               <w:right w:type="dxa" w:w="115"/>
             </w:tcMar>
-            <w:vAlign w:val="center"/>
+            <w:vAlign w:val="bottom"/>
           </w:tcPr>
           <w:p>
             <w:pPr>
@@ -620,7 +625,7 @@
               <w:bottom w:type="dxa" w:w="144"/>
               <w:right w:type="dxa" w:w="115"/>
             </w:tcMar>
-            <w:vAlign w:val="center"/>
+            <w:vAlign w:val="bottom"/>
           </w:tcPr>
           <w:p>
             <w:pPr>
@@ -696,8 +701,13 @@
               <w:bottom w:type="dxa" w:w="144"/>
               <w:right w:type="dxa" w:w="115"/>
             </w:tcMar>
-            <w:vAlign w:val="center"/>
-          </w:tcPr>
+            <w:vAlign w:val="bottom"/>
+          </w:tcPr>
+          <w:p>
+            <w:pPr>
+              <w:spacing w:after="0" w:line="340"/>
+            </w:pPr>
+          </w:p>
           <w:p>
             <w:pPr>
               <w:spacing w:after="0" w:line="340"/>
@@ -759,7 +769,7 @@
               <w:bottom w:type="dxa" w:w="144"/>
               <w:right w:type="dxa" w:w="115"/>
             </w:tcMar>
-            <w:vAlign w:val="center"/>
+            <w:vAlign w:val="bottom"/>
           </w:tcPr>
           <w:p>
             <w:pPr>
@@ -835,7 +845,7 @@
               <w:bottom w:type="dxa" w:w="144"/>
               <w:right w:type="dxa" w:w="115"/>
             </w:tcMar>
-            <w:vAlign w:val="center"/>
+            <w:vAlign w:val="bottom"/>
           </w:tcPr>
           <w:p>
             <w:pPr>
@@ -911,8 +921,13 @@
               <w:bottom w:type="dxa" w:w="144"/>
               <w:right w:type="dxa" w:w="115"/>
             </w:tcMar>
-            <w:vAlign w:val="center"/>
-          </w:tcPr>
+            <w:vAlign w:val="bottom"/>
+          </w:tcPr>
+          <w:p>
+            <w:pPr>
+              <w:spacing w:after="0" w:line="340"/>
+            </w:pPr>
+          </w:p>
           <w:p>
             <w:pPr>
               <w:spacing w:after="0" w:line="340"/>
@@ -987,7 +1002,7 @@
               <w:bottom w:type="dxa" w:w="144"/>
               <w:right w:type="dxa" w:w="115"/>
             </w:tcMar>
-            <w:vAlign w:val="center"/>
+            <w:vAlign w:val="bottom"/>
           </w:tcPr>
           <w:p>
             <w:pPr>
@@ -1063,7 +1078,7 @@
               <w:bottom w:type="dxa" w:w="144"/>
               <w:right w:type="dxa" w:w="115"/>
             </w:tcMar>
-            <w:vAlign w:val="center"/>
+            <w:vAlign w:val="bottom"/>
           </w:tcPr>
           <w:p>
             <w:pPr>
@@ -1139,7 +1154,7 @@
               <w:bottom w:type="dxa" w:w="144"/>
               <w:right w:type="dxa" w:w="115"/>
             </w:tcMar>
-            <w:vAlign w:val="center"/>
+            <w:vAlign w:val="bottom"/>
           </w:tcPr>
           <w:p>
             <w:pPr>
@@ -1215,7 +1230,7 @@
               <w:bottom w:type="dxa" w:w="144"/>
               <w:right w:type="dxa" w:w="115"/>
             </w:tcMar>
-            <w:vAlign w:val="center"/>
+            <w:vAlign w:val="bottom"/>
           </w:tcPr>
           <w:p>
             <w:pPr>
@@ -1291,8 +1306,13 @@
               <w:bottom w:type="dxa" w:w="144"/>
               <w:right w:type="dxa" w:w="115"/>
             </w:tcMar>
-            <w:vAlign w:val="center"/>
-          </w:tcPr>
+            <w:vAlign w:val="bottom"/>
+          </w:tcPr>
+          <w:p>
+            <w:pPr>
+              <w:spacing w:after="0" w:line="340"/>
+            </w:pPr>
+          </w:p>
           <w:p>
             <w:pPr>
               <w:spacing w:after="0" w:line="340"/>
@@ -1367,7 +1387,7 @@
               <w:bottom w:type="dxa" w:w="144"/>
               <w:right w:type="dxa" w:w="115"/>
             </w:tcMar>
-            <w:vAlign w:val="center"/>
+            <w:vAlign w:val="bottom"/>
           </w:tcPr>
           <w:p>
             <w:pPr>
@@ -1443,8 +1463,13 @@
               <w:bottom w:type="dxa" w:w="144"/>
               <w:right w:type="dxa" w:w="115"/>
             </w:tcMar>
-            <w:vAlign w:val="center"/>
-          </w:tcPr>
+            <w:vAlign w:val="bottom"/>
+          </w:tcPr>
+          <w:p>
+            <w:pPr>
+              <w:spacing w:after="0" w:line="340"/>
+            </w:pPr>
+          </w:p>
           <w:p>
             <w:pPr>
               <w:spacing w:after="0" w:line="340"/>
@@ -1519,7 +1544,7 @@
               <w:bottom w:type="dxa" w:w="144"/>
               <w:right w:type="dxa" w:w="115"/>
             </w:tcMar>
-            <w:vAlign w:val="center"/>
+            <w:vAlign w:val="bottom"/>
           </w:tcPr>
           <w:p>
             <w:pPr>
@@ -1595,8 +1620,13 @@
               <w:bottom w:type="dxa" w:w="144"/>
               <w:right w:type="dxa" w:w="115"/>
             </w:tcMar>
-            <w:vAlign w:val="center"/>
-          </w:tcPr>
+            <w:vAlign w:val="bottom"/>
+          </w:tcPr>
+          <w:p>
+            <w:pPr>
+              <w:spacing w:after="0" w:line="340"/>
+            </w:pPr>
+          </w:p>
           <w:p>
             <w:pPr>
               <w:spacing w:after="0" w:line="340"/>
@@ -1658,7 +1688,7 @@
               <w:bottom w:type="dxa" w:w="144"/>
               <w:right w:type="dxa" w:w="115"/>
             </w:tcMar>
-            <w:vAlign w:val="center"/>
+            <w:vAlign w:val="bottom"/>
           </w:tcPr>
           <w:p>
             <w:pPr>

--- a/content/templates/openagreements-restrictive-covenant-wyoming/template.docx
+++ b/content/templates/openagreements-restrictive-covenant-wyoming/template.docx
@@ -101,7 +101,7 @@
               <w:bottom w:type="dxa" w:w="144"/>
               <w:right w:type="dxa" w:w="115"/>
             </w:tcMar>
-            <w:vAlign w:val="bottom"/>
+            <w:vAlign w:val="center"/>
           </w:tcPr>
           <w:p>
             <w:pPr>
@@ -177,7 +177,7 @@
               <w:bottom w:type="dxa" w:w="144"/>
               <w:right w:type="dxa" w:w="115"/>
             </w:tcMar>
-            <w:vAlign w:val="bottom"/>
+            <w:vAlign w:val="center"/>
           </w:tcPr>
           <w:p>
             <w:pPr>
@@ -253,8 +253,20 @@
               <w:bottom w:type="dxa" w:w="144"/>
               <w:right w:type="dxa" w:w="115"/>
             </w:tcMar>
-            <w:vAlign w:val="bottom"/>
-          </w:tcPr>
+            <w:vAlign w:val="center"/>
+          </w:tcPr>
+          <w:p>
+            <w:pPr>
+              <w:spacing w:after="0" w:line="0"/>
+            </w:pPr>
+            <w:r>
+              <w:rPr>
+                <w:sz w:val="1"/>
+                <w:szCs w:val="1"/>
+              </w:rPr>
+              <w:t xml:space="preserve">{IF employee_title}</w:t>
+            </w:r>
+          </w:p>
           <w:p>
             <w:pPr>
               <w:spacing w:after="0" w:line="340"/>
@@ -270,7 +282,7 @@
                 <w:sz w:val="22"/>
                 <w:szCs w:val="22"/>
               </w:rPr>
-              <w:t xml:space="preserve">{IF employee_title}Employee Title / Position</w:t>
+              <w:t xml:space="preserve">Employee Title / Position</w:t>
             </w:r>
           </w:p>
         </w:tc>
@@ -329,7 +341,7 @@
               <w:bottom w:type="dxa" w:w="144"/>
               <w:right w:type="dxa" w:w="115"/>
             </w:tcMar>
-            <w:vAlign w:val="bottom"/>
+            <w:vAlign w:val="center"/>
           </w:tcPr>
           <w:p>
             <w:pPr>
@@ -405,7 +417,7 @@
               <w:bottom w:type="dxa" w:w="144"/>
               <w:right w:type="dxa" w:w="115"/>
             </w:tcMar>
-            <w:vAlign w:val="bottom"/>
+            <w:vAlign w:val="center"/>
           </w:tcPr>
           <w:p>
             <w:pPr>
@@ -485,8 +497,15 @@
           </w:tcPr>
           <w:p>
             <w:pPr>
-              <w:spacing w:after="0" w:line="340"/>
-            </w:pPr>
+              <w:spacing w:after="0" w:line="240"/>
+            </w:pPr>
+            <w:r>
+              <w:rPr>
+                <w:sz w:val="22"/>
+                <w:szCs w:val="22"/>
+              </w:rPr>
+              <w:t xml:space="preserve"/>
+            </w:r>
           </w:p>
           <w:p>
             <w:pPr>
@@ -549,7 +568,7 @@
               <w:bottom w:type="dxa" w:w="144"/>
               <w:right w:type="dxa" w:w="115"/>
             </w:tcMar>
-            <w:vAlign w:val="bottom"/>
+            <w:vAlign w:val="center"/>
           </w:tcPr>
           <w:p>
             <w:pPr>
@@ -625,7 +644,7 @@
               <w:bottom w:type="dxa" w:w="144"/>
               <w:right w:type="dxa" w:w="115"/>
             </w:tcMar>
-            <w:vAlign w:val="bottom"/>
+            <w:vAlign w:val="center"/>
           </w:tcPr>
           <w:p>
             <w:pPr>
@@ -705,8 +724,15 @@
           </w:tcPr>
           <w:p>
             <w:pPr>
-              <w:spacing w:after="0" w:line="340"/>
-            </w:pPr>
+              <w:spacing w:after="0" w:line="240"/>
+            </w:pPr>
+            <w:r>
+              <w:rPr>
+                <w:sz w:val="22"/>
+                <w:szCs w:val="22"/>
+              </w:rPr>
+              <w:t xml:space="preserve"/>
+            </w:r>
           </w:p>
           <w:p>
             <w:pPr>
@@ -769,8 +795,20 @@
               <w:bottom w:type="dxa" w:w="144"/>
               <w:right w:type="dxa" w:w="115"/>
             </w:tcMar>
-            <w:vAlign w:val="bottom"/>
-          </w:tcPr>
+            <w:vAlign w:val="center"/>
+          </w:tcPr>
+          <w:p>
+            <w:pPr>
+              <w:spacing w:after="0" w:line="0"/>
+            </w:pPr>
+            <w:r>
+              <w:rPr>
+                <w:sz w:val="1"/>
+                <w:szCs w:val="1"/>
+              </w:rPr>
+              <w:t xml:space="preserve">{IF employee_nonsolicit_included}</w:t>
+            </w:r>
+          </w:p>
           <w:p>
             <w:pPr>
               <w:spacing w:after="0" w:line="340"/>
@@ -786,7 +824,7 @@
                 <w:sz w:val="20"/>
                 <w:szCs w:val="20"/>
               </w:rPr>
-              <w:t xml:space="preserve">{IF employee_nonsolicit_included}Employee Duration</w:t>
+              <w:t xml:space="preserve">Employee Duration</w:t>
             </w:r>
           </w:p>
         </w:tc>
@@ -845,8 +883,20 @@
               <w:bottom w:type="dxa" w:w="144"/>
               <w:right w:type="dxa" w:w="115"/>
             </w:tcMar>
-            <w:vAlign w:val="bottom"/>
-          </w:tcPr>
+            <w:vAlign w:val="center"/>
+          </w:tcPr>
+          <w:p>
+            <w:pPr>
+              <w:spacing w:after="0" w:line="0"/>
+            </w:pPr>
+            <w:r>
+              <w:rPr>
+                <w:sz w:val="1"/>
+                <w:szCs w:val="1"/>
+              </w:rPr>
+              <w:t xml:space="preserve">{IF customer_nonsolicit_included}</w:t>
+            </w:r>
+          </w:p>
           <w:p>
             <w:pPr>
               <w:spacing w:after="0" w:line="340"/>
@@ -862,7 +912,7 @@
                 <w:sz w:val="20"/>
                 <w:szCs w:val="20"/>
               </w:rPr>
-              <w:t xml:space="preserve">{IF customer_nonsolicit_included}Customer Duration</w:t>
+              <w:t xml:space="preserve">Customer Duration</w:t>
             </w:r>
           </w:p>
         </w:tc>
@@ -925,8 +975,27 @@
           </w:tcPr>
           <w:p>
             <w:pPr>
-              <w:spacing w:after="0" w:line="340"/>
-            </w:pPr>
+              <w:spacing w:after="0" w:line="240"/>
+            </w:pPr>
+            <w:r>
+              <w:rPr>
+                <w:sz w:val="22"/>
+                <w:szCs w:val="22"/>
+              </w:rPr>
+              <w:t xml:space="preserve"/>
+            </w:r>
+          </w:p>
+          <w:p>
+            <w:pPr>
+              <w:spacing w:after="0" w:line="0"/>
+            </w:pPr>
+            <w:r>
+              <w:rPr>
+                <w:sz w:val="1"/>
+                <w:szCs w:val="1"/>
+              </w:rPr>
+              <w:t xml:space="preserve">{IF noncompete_included}</w:t>
+            </w:r>
           </w:p>
           <w:p>
             <w:pPr>
@@ -943,7 +1012,7 @@
                 <w:sz w:val="22"/>
                 <w:szCs w:val="22"/>
               </w:rPr>
-              <w:t xml:space="preserve">{IF noncompete_included}Non-Competition</w:t>
+              <w:t xml:space="preserve">Non-Competition</w:t>
             </w:r>
           </w:p>
         </w:tc>
@@ -1002,8 +1071,20 @@
               <w:bottom w:type="dxa" w:w="144"/>
               <w:right w:type="dxa" w:w="115"/>
             </w:tcMar>
-            <w:vAlign w:val="bottom"/>
-          </w:tcPr>
+            <w:vAlign w:val="center"/>
+          </w:tcPr>
+          <w:p>
+            <w:pPr>
+              <w:spacing w:after="0" w:line="0"/>
+            </w:pPr>
+            <w:r>
+              <w:rPr>
+                <w:sz w:val="1"/>
+                <w:szCs w:val="1"/>
+              </w:rPr>
+              <w:t xml:space="preserve">{IF noncompete_included}</w:t>
+            </w:r>
+          </w:p>
           <w:p>
             <w:pPr>
               <w:spacing w:after="0" w:line="340"/>
@@ -1019,7 +1100,7 @@
                 <w:sz w:val="20"/>
                 <w:szCs w:val="20"/>
               </w:rPr>
-              <w:t xml:space="preserve">{IF noncompete_included}Duration</w:t>
+              <w:t xml:space="preserve">Duration</w:t>
             </w:r>
           </w:p>
         </w:tc>
@@ -1078,8 +1159,20 @@
               <w:bottom w:type="dxa" w:w="144"/>
               <w:right w:type="dxa" w:w="115"/>
             </w:tcMar>
-            <w:vAlign w:val="bottom"/>
-          </w:tcPr>
+            <w:vAlign w:val="center"/>
+          </w:tcPr>
+          <w:p>
+            <w:pPr>
+              <w:spacing w:after="0" w:line="0"/>
+            </w:pPr>
+            <w:r>
+              <w:rPr>
+                <w:sz w:val="1"/>
+                <w:szCs w:val="1"/>
+              </w:rPr>
+              <w:t xml:space="preserve">{IF noncompete_included}</w:t>
+            </w:r>
+          </w:p>
           <w:p>
             <w:pPr>
               <w:spacing w:after="0" w:line="340"/>
@@ -1095,7 +1188,7 @@
                 <w:sz w:val="20"/>
                 <w:szCs w:val="20"/>
               </w:rPr>
-              <w:t xml:space="preserve">{IF noncompete_included}Restricted Territory</w:t>
+              <w:t xml:space="preserve">Restricted Territory</w:t>
             </w:r>
           </w:p>
         </w:tc>
@@ -1154,8 +1247,20 @@
               <w:bottom w:type="dxa" w:w="144"/>
               <w:right w:type="dxa" w:w="115"/>
             </w:tcMar>
-            <w:vAlign w:val="bottom"/>
-          </w:tcPr>
+            <w:vAlign w:val="center"/>
+          </w:tcPr>
+          <w:p>
+            <w:pPr>
+              <w:spacing w:after="0" w:line="0"/>
+            </w:pPr>
+            <w:r>
+              <w:rPr>
+                <w:sz w:val="1"/>
+                <w:szCs w:val="1"/>
+              </w:rPr>
+              <w:t xml:space="preserve">{IF noncompete_included}</w:t>
+            </w:r>
+          </w:p>
           <w:p>
             <w:pPr>
               <w:spacing w:after="0" w:line="340"/>
@@ -1171,7 +1276,7 @@
                 <w:sz w:val="20"/>
                 <w:szCs w:val="20"/>
               </w:rPr>
-              <w:t xml:space="preserve">{IF noncompete_included}Competitive Business</w:t>
+              <w:t xml:space="preserve">Competitive Business</w:t>
             </w:r>
           </w:p>
         </w:tc>
@@ -1230,8 +1335,20 @@
               <w:bottom w:type="dxa" w:w="144"/>
               <w:right w:type="dxa" w:w="115"/>
             </w:tcMar>
-            <w:vAlign w:val="bottom"/>
-          </w:tcPr>
+            <w:vAlign w:val="center"/>
+          </w:tcPr>
+          <w:p>
+            <w:pPr>
+              <w:spacing w:after="0" w:line="0"/>
+            </w:pPr>
+            <w:r>
+              <w:rPr>
+                <w:sz w:val="1"/>
+                <w:szCs w:val="1"/>
+              </w:rPr>
+              <w:t xml:space="preserve">{IF noncompete_included}</w:t>
+            </w:r>
+          </w:p>
           <w:p>
             <w:pPr>
               <w:spacing w:after="0" w:line="340"/>
@@ -1247,7 +1364,7 @@
                 <w:sz w:val="20"/>
                 <w:szCs w:val="20"/>
               </w:rPr>
-              <w:t xml:space="preserve">{IF noncompete_included}Specified Competitors</w:t>
+              <w:t xml:space="preserve">Specified Competitors</w:t>
             </w:r>
           </w:p>
         </w:tc>
@@ -1310,8 +1427,27 @@
           </w:tcPr>
           <w:p>
             <w:pPr>
-              <w:spacing w:after="0" w:line="340"/>
-            </w:pPr>
+              <w:spacing w:after="0" w:line="240"/>
+            </w:pPr>
+            <w:r>
+              <w:rPr>
+                <w:sz w:val="22"/>
+                <w:szCs w:val="22"/>
+              </w:rPr>
+              <w:t xml:space="preserve"/>
+            </w:r>
+          </w:p>
+          <w:p>
+            <w:pPr>
+              <w:spacing w:after="0" w:line="0"/>
+            </w:pPr>
+            <w:r>
+              <w:rPr>
+                <w:sz w:val="1"/>
+                <w:szCs w:val="1"/>
+              </w:rPr>
+              <w:t xml:space="preserve">{IF nondealing_included}</w:t>
+            </w:r>
           </w:p>
           <w:p>
             <w:pPr>
@@ -1328,7 +1464,7 @@
                 <w:sz w:val="22"/>
                 <w:szCs w:val="22"/>
               </w:rPr>
-              <w:t xml:space="preserve">{IF nondealing_included}No Business with Covered Customers</w:t>
+              <w:t xml:space="preserve">No Business with Covered Customers</w:t>
             </w:r>
           </w:p>
         </w:tc>
@@ -1387,8 +1523,20 @@
               <w:bottom w:type="dxa" w:w="144"/>
               <w:right w:type="dxa" w:w="115"/>
             </w:tcMar>
-            <w:vAlign w:val="bottom"/>
-          </w:tcPr>
+            <w:vAlign w:val="center"/>
+          </w:tcPr>
+          <w:p>
+            <w:pPr>
+              <w:spacing w:after="0" w:line="0"/>
+            </w:pPr>
+            <w:r>
+              <w:rPr>
+                <w:sz w:val="1"/>
+                <w:szCs w:val="1"/>
+              </w:rPr>
+              <w:t xml:space="preserve">{IF nondealing_included}</w:t>
+            </w:r>
+          </w:p>
           <w:p>
             <w:pPr>
               <w:spacing w:after="0" w:line="340"/>
@@ -1404,7 +1552,7 @@
                 <w:sz w:val="20"/>
                 <w:szCs w:val="20"/>
               </w:rPr>
-              <w:t xml:space="preserve">{IF nondealing_included}Duration</w:t>
+              <w:t xml:space="preserve">Duration</w:t>
             </w:r>
           </w:p>
         </w:tc>
@@ -1467,8 +1615,27 @@
           </w:tcPr>
           <w:p>
             <w:pPr>
-              <w:spacing w:after="0" w:line="340"/>
-            </w:pPr>
+              <w:spacing w:after="0" w:line="240"/>
+            </w:pPr>
+            <w:r>
+              <w:rPr>
+                <w:sz w:val="22"/>
+                <w:szCs w:val="22"/>
+              </w:rPr>
+              <w:t xml:space="preserve"/>
+            </w:r>
+          </w:p>
+          <w:p>
+            <w:pPr>
+              <w:spacing w:after="0" w:line="0"/>
+            </w:pPr>
+            <w:r>
+              <w:rPr>
+                <w:sz w:val="1"/>
+                <w:szCs w:val="1"/>
+              </w:rPr>
+              <w:t xml:space="preserve">{IF noninvestment_included}</w:t>
+            </w:r>
           </w:p>
           <w:p>
             <w:pPr>
@@ -1485,7 +1652,7 @@
                 <w:sz w:val="22"/>
                 <w:szCs w:val="22"/>
               </w:rPr>
-              <w:t xml:space="preserve">{IF noninvestment_included}Non-Investment</w:t>
+              <w:t xml:space="preserve">Non-Investment</w:t>
             </w:r>
           </w:p>
         </w:tc>
@@ -1544,8 +1711,20 @@
               <w:bottom w:type="dxa" w:w="144"/>
               <w:right w:type="dxa" w:w="115"/>
             </w:tcMar>
-            <w:vAlign w:val="bottom"/>
-          </w:tcPr>
+            <w:vAlign w:val="center"/>
+          </w:tcPr>
+          <w:p>
+            <w:pPr>
+              <w:spacing w:after="0" w:line="0"/>
+            </w:pPr>
+            <w:r>
+              <w:rPr>
+                <w:sz w:val="1"/>
+                <w:szCs w:val="1"/>
+              </w:rPr>
+              <w:t xml:space="preserve">{IF noninvestment_included}</w:t>
+            </w:r>
+          </w:p>
           <w:p>
             <w:pPr>
               <w:spacing w:after="0" w:line="340"/>
@@ -1561,7 +1740,7 @@
                 <w:sz w:val="20"/>
                 <w:szCs w:val="20"/>
               </w:rPr>
-              <w:t xml:space="preserve">{IF noninvestment_included}Duration</w:t>
+              <w:t xml:space="preserve">Duration</w:t>
             </w:r>
           </w:p>
         </w:tc>
@@ -1624,8 +1803,15 @@
           </w:tcPr>
           <w:p>
             <w:pPr>
-              <w:spacing w:after="0" w:line="340"/>
-            </w:pPr>
+              <w:spacing w:after="0" w:line="240"/>
+            </w:pPr>
+            <w:r>
+              <w:rPr>
+                <w:sz w:val="22"/>
+                <w:szCs w:val="22"/>
+              </w:rPr>
+              <w:t xml:space="preserve"/>
+            </w:r>
           </w:p>
           <w:p>
             <w:pPr>
@@ -1688,7 +1874,7 @@
               <w:bottom w:type="dxa" w:w="144"/>
               <w:right w:type="dxa" w:w="115"/>
             </w:tcMar>
-            <w:vAlign w:val="bottom"/>
+            <w:vAlign w:val="center"/>
           </w:tcPr>
           <w:p>
             <w:pPr>

--- a/content/templates/openagreements-restrictive-covenant-wyoming/template.docx
+++ b/content/templates/openagreements-restrictive-covenant-wyoming/template.docx
@@ -85,7 +85,7 @@
       </w:tr>
       <w:tr>
         <w:trPr>
-          <w:trHeight w:val="700" w:hRule="atLeast"/>
+          <w:trHeight w:val="403" w:hRule="atLeast"/>
         </w:trPr>
         <w:tc>
           <w:tcPr>
@@ -161,7 +161,7 @@
       </w:tr>
       <w:tr>
         <w:trPr>
-          <w:trHeight w:val="700" w:hRule="atLeast"/>
+          <w:trHeight w:val="403" w:hRule="atLeast"/>
         </w:trPr>
         <w:tc>
           <w:tcPr>
@@ -237,7 +237,7 @@
       </w:tr>
       <w:tr>
         <w:trPr>
-          <w:trHeight w:val="700" w:hRule="atLeast"/>
+          <w:trHeight w:val="403" w:hRule="atLeast"/>
         </w:trPr>
         <w:tc>
           <w:tcPr>
@@ -325,7 +325,7 @@
       </w:tr>
       <w:tr>
         <w:trPr>
-          <w:trHeight w:val="700" w:hRule="atLeast"/>
+          <w:trHeight w:val="403" w:hRule="atLeast"/>
         </w:trPr>
         <w:tc>
           <w:tcPr>
@@ -401,7 +401,7 @@
       </w:tr>
       <w:tr>
         <w:trPr>
-          <w:trHeight w:val="700" w:hRule="atLeast"/>
+          <w:trHeight w:val="403" w:hRule="atLeast"/>
         </w:trPr>
         <w:tc>
           <w:tcPr>
@@ -477,7 +477,7 @@
       </w:tr>
       <w:tr>
         <w:trPr>
-          <w:trHeight w:val="700" w:hRule="atLeast"/>
+          <w:trHeight w:val="403" w:hRule="atLeast"/>
         </w:trPr>
         <w:tc>
           <w:tcPr>
@@ -552,7 +552,7 @@
       </w:tr>
       <w:tr>
         <w:trPr>
-          <w:trHeight w:val="700" w:hRule="atLeast"/>
+          <w:trHeight w:val="403" w:hRule="atLeast"/>
         </w:trPr>
         <w:tc>
           <w:tcPr>
@@ -628,7 +628,7 @@
       </w:tr>
       <w:tr>
         <w:trPr>
-          <w:trHeight w:val="700" w:hRule="atLeast"/>
+          <w:trHeight w:val="403" w:hRule="atLeast"/>
         </w:trPr>
         <w:tc>
           <w:tcPr>
@@ -704,7 +704,7 @@
       </w:tr>
       <w:tr>
         <w:trPr>
-          <w:trHeight w:val="700" w:hRule="atLeast"/>
+          <w:trHeight w:val="403" w:hRule="atLeast"/>
         </w:trPr>
         <w:tc>
           <w:tcPr>
@@ -779,7 +779,7 @@
       </w:tr>
       <w:tr>
         <w:trPr>
-          <w:trHeight w:val="700" w:hRule="atLeast"/>
+          <w:trHeight w:val="403" w:hRule="atLeast"/>
         </w:trPr>
         <w:tc>
           <w:tcPr>
@@ -867,7 +867,7 @@
       </w:tr>
       <w:tr>
         <w:trPr>
-          <w:trHeight w:val="700" w:hRule="atLeast"/>
+          <w:trHeight w:val="403" w:hRule="atLeast"/>
         </w:trPr>
         <w:tc>
           <w:tcPr>
@@ -955,7 +955,7 @@
       </w:tr>
       <w:tr>
         <w:trPr>
-          <w:trHeight w:val="700" w:hRule="atLeast"/>
+          <w:trHeight w:val="403" w:hRule="atLeast"/>
         </w:trPr>
         <w:tc>
           <w:tcPr>
@@ -1055,7 +1055,7 @@
       </w:tr>
       <w:tr>
         <w:trPr>
-          <w:trHeight w:val="700" w:hRule="atLeast"/>
+          <w:trHeight w:val="403" w:hRule="atLeast"/>
         </w:trPr>
         <w:tc>
           <w:tcPr>
@@ -1143,7 +1143,7 @@
       </w:tr>
       <w:tr>
         <w:trPr>
-          <w:trHeight w:val="700" w:hRule="atLeast"/>
+          <w:trHeight w:val="403" w:hRule="atLeast"/>
         </w:trPr>
         <w:tc>
           <w:tcPr>
@@ -1231,7 +1231,7 @@
       </w:tr>
       <w:tr>
         <w:trPr>
-          <w:trHeight w:val="700" w:hRule="atLeast"/>
+          <w:trHeight w:val="403" w:hRule="atLeast"/>
         </w:trPr>
         <w:tc>
           <w:tcPr>
@@ -1319,7 +1319,7 @@
       </w:tr>
       <w:tr>
         <w:trPr>
-          <w:trHeight w:val="700" w:hRule="atLeast"/>
+          <w:trHeight w:val="403" w:hRule="atLeast"/>
         </w:trPr>
         <w:tc>
           <w:tcPr>
@@ -1407,7 +1407,7 @@
       </w:tr>
       <w:tr>
         <w:trPr>
-          <w:trHeight w:val="700" w:hRule="atLeast"/>
+          <w:trHeight w:val="403" w:hRule="atLeast"/>
         </w:trPr>
         <w:tc>
           <w:tcPr>
@@ -1507,7 +1507,7 @@
       </w:tr>
       <w:tr>
         <w:trPr>
-          <w:trHeight w:val="700" w:hRule="atLeast"/>
+          <w:trHeight w:val="403" w:hRule="atLeast"/>
         </w:trPr>
         <w:tc>
           <w:tcPr>
@@ -1595,7 +1595,7 @@
       </w:tr>
       <w:tr>
         <w:trPr>
-          <w:trHeight w:val="700" w:hRule="atLeast"/>
+          <w:trHeight w:val="403" w:hRule="atLeast"/>
         </w:trPr>
         <w:tc>
           <w:tcPr>
@@ -1695,7 +1695,7 @@
       </w:tr>
       <w:tr>
         <w:trPr>
-          <w:trHeight w:val="700" w:hRule="atLeast"/>
+          <w:trHeight w:val="403" w:hRule="atLeast"/>
         </w:trPr>
         <w:tc>
           <w:tcPr>
@@ -1783,7 +1783,7 @@
       </w:tr>
       <w:tr>
         <w:trPr>
-          <w:trHeight w:val="700" w:hRule="atLeast"/>
+          <w:trHeight w:val="403" w:hRule="atLeast"/>
         </w:trPr>
         <w:tc>
           <w:tcPr>
@@ -1858,7 +1858,7 @@
       </w:tr>
       <w:tr>
         <w:trPr>
-          <w:trHeight w:val="700" w:hRule="atLeast"/>
+          <w:trHeight w:val="403" w:hRule="atLeast"/>
         </w:trPr>
         <w:tc>
           <w:tcPr>

--- a/content/templates/openagreements-restrictive-covenant-wyoming/template.docx
+++ b/content/templates/openagreements-restrictive-covenant-wyoming/template.docx
@@ -96,9 +96,9 @@
               <w:right w:val="nil" w:color="FFFFFF" w:sz="0"/>
             </w:tcBorders>
             <w:tcMar>
-              <w:top w:type="dxa" w:w="144"/>
+              <w:top w:type="dxa" w:w="32"/>
               <w:left w:type="dxa" w:w="115"/>
-              <w:bottom w:type="dxa" w:w="144"/>
+              <w:bottom w:type="dxa" w:w="32"/>
               <w:right w:type="dxa" w:w="115"/>
             </w:tcMar>
             <w:vAlign w:val="center"/>
@@ -131,9 +131,9 @@
               <w:right w:val="nil" w:color="FFFFFF" w:sz="0"/>
             </w:tcBorders>
             <w:tcMar>
-              <w:top w:type="dxa" w:w="144"/>
+              <w:top w:type="dxa" w:w="32"/>
               <w:left w:type="dxa" w:w="115"/>
-              <w:bottom w:type="dxa" w:w="144"/>
+              <w:bottom w:type="dxa" w:w="32"/>
               <w:right w:type="dxa" w:w="115"/>
             </w:tcMar>
             <w:vAlign w:val="center"/>
@@ -172,9 +172,9 @@
               <w:right w:val="nil" w:color="FFFFFF" w:sz="0"/>
             </w:tcBorders>
             <w:tcMar>
-              <w:top w:type="dxa" w:w="144"/>
+              <w:top w:type="dxa" w:w="32"/>
               <w:left w:type="dxa" w:w="115"/>
-              <w:bottom w:type="dxa" w:w="144"/>
+              <w:bottom w:type="dxa" w:w="32"/>
               <w:right w:type="dxa" w:w="115"/>
             </w:tcMar>
             <w:vAlign w:val="center"/>
@@ -207,9 +207,9 @@
               <w:right w:val="nil" w:color="FFFFFF" w:sz="0"/>
             </w:tcBorders>
             <w:tcMar>
-              <w:top w:type="dxa" w:w="144"/>
+              <w:top w:type="dxa" w:w="32"/>
               <w:left w:type="dxa" w:w="115"/>
-              <w:bottom w:type="dxa" w:w="144"/>
+              <w:bottom w:type="dxa" w:w="32"/>
               <w:right w:type="dxa" w:w="115"/>
             </w:tcMar>
             <w:vAlign w:val="center"/>
@@ -248,9 +248,9 @@
               <w:right w:val="nil" w:color="FFFFFF" w:sz="0"/>
             </w:tcBorders>
             <w:tcMar>
-              <w:top w:type="dxa" w:w="144"/>
+              <w:top w:type="dxa" w:w="32"/>
               <w:left w:type="dxa" w:w="115"/>
-              <w:bottom w:type="dxa" w:w="144"/>
+              <w:bottom w:type="dxa" w:w="32"/>
               <w:right w:type="dxa" w:w="115"/>
             </w:tcMar>
             <w:vAlign w:val="center"/>
@@ -295,9 +295,9 @@
               <w:right w:val="nil" w:color="FFFFFF" w:sz="0"/>
             </w:tcBorders>
             <w:tcMar>
-              <w:top w:type="dxa" w:w="144"/>
+              <w:top w:type="dxa" w:w="32"/>
               <w:left w:type="dxa" w:w="115"/>
-              <w:bottom w:type="dxa" w:w="144"/>
+              <w:bottom w:type="dxa" w:w="32"/>
               <w:right w:type="dxa" w:w="115"/>
             </w:tcMar>
             <w:vAlign w:val="center"/>
@@ -336,9 +336,9 @@
               <w:right w:val="nil" w:color="FFFFFF" w:sz="0"/>
             </w:tcBorders>
             <w:tcMar>
-              <w:top w:type="dxa" w:w="144"/>
+              <w:top w:type="dxa" w:w="32"/>
               <w:left w:type="dxa" w:w="115"/>
-              <w:bottom w:type="dxa" w:w="144"/>
+              <w:bottom w:type="dxa" w:w="32"/>
               <w:right w:type="dxa" w:w="115"/>
             </w:tcMar>
             <w:vAlign w:val="center"/>
@@ -371,9 +371,9 @@
               <w:right w:val="nil" w:color="FFFFFF" w:sz="0"/>
             </w:tcBorders>
             <w:tcMar>
-              <w:top w:type="dxa" w:w="144"/>
+              <w:top w:type="dxa" w:w="32"/>
               <w:left w:type="dxa" w:w="115"/>
-              <w:bottom w:type="dxa" w:w="144"/>
+              <w:bottom w:type="dxa" w:w="32"/>
               <w:right w:type="dxa" w:w="115"/>
             </w:tcMar>
             <w:vAlign w:val="center"/>
@@ -412,9 +412,9 @@
               <w:right w:val="nil" w:color="FFFFFF" w:sz="0"/>
             </w:tcBorders>
             <w:tcMar>
-              <w:top w:type="dxa" w:w="144"/>
+              <w:top w:type="dxa" w:w="32"/>
               <w:left w:type="dxa" w:w="115"/>
-              <w:bottom w:type="dxa" w:w="144"/>
+              <w:bottom w:type="dxa" w:w="32"/>
               <w:right w:type="dxa" w:w="115"/>
             </w:tcMar>
             <w:vAlign w:val="center"/>
@@ -447,9 +447,9 @@
               <w:right w:val="nil" w:color="FFFFFF" w:sz="0"/>
             </w:tcBorders>
             <w:tcMar>
-              <w:top w:type="dxa" w:w="144"/>
+              <w:top w:type="dxa" w:w="32"/>
               <w:left w:type="dxa" w:w="115"/>
-              <w:bottom w:type="dxa" w:w="144"/>
+              <w:bottom w:type="dxa" w:w="32"/>
               <w:right w:type="dxa" w:w="115"/>
             </w:tcMar>
             <w:vAlign w:val="center"/>
@@ -488,9 +488,9 @@
               <w:right w:val="nil" w:color="FFFFFF" w:sz="0"/>
             </w:tcBorders>
             <w:tcMar>
-              <w:top w:type="dxa" w:w="144"/>
+              <w:top w:type="dxa" w:w="32"/>
               <w:left w:type="dxa" w:w="115"/>
-              <w:bottom w:type="dxa" w:w="144"/>
+              <w:bottom w:type="dxa" w:w="32"/>
               <w:right w:type="dxa" w:w="115"/>
             </w:tcMar>
             <w:vAlign w:val="bottom"/>
@@ -535,9 +535,9 @@
               <w:right w:val="nil" w:color="FFFFFF" w:sz="0"/>
             </w:tcBorders>
             <w:tcMar>
-              <w:top w:type="dxa" w:w="144"/>
+              <w:top w:type="dxa" w:w="32"/>
               <w:left w:type="dxa" w:w="115"/>
-              <w:bottom w:type="dxa" w:w="144"/>
+              <w:bottom w:type="dxa" w:w="32"/>
               <w:right w:type="dxa" w:w="115"/>
             </w:tcMar>
             <w:vAlign w:val="center"/>
@@ -563,9 +563,9 @@
               <w:right w:val="nil" w:color="FFFFFF" w:sz="0"/>
             </w:tcBorders>
             <w:tcMar>
-              <w:top w:type="dxa" w:w="144"/>
+              <w:top w:type="dxa" w:w="32"/>
               <w:left w:type="dxa" w:w="345"/>
-              <w:bottom w:type="dxa" w:w="144"/>
+              <w:bottom w:type="dxa" w:w="32"/>
               <w:right w:type="dxa" w:w="115"/>
             </w:tcMar>
             <w:vAlign w:val="center"/>
@@ -598,9 +598,9 @@
               <w:right w:val="nil" w:color="FFFFFF" w:sz="0"/>
             </w:tcBorders>
             <w:tcMar>
-              <w:top w:type="dxa" w:w="144"/>
+              <w:top w:type="dxa" w:w="32"/>
               <w:left w:type="dxa" w:w="115"/>
-              <w:bottom w:type="dxa" w:w="144"/>
+              <w:bottom w:type="dxa" w:w="32"/>
               <w:right w:type="dxa" w:w="115"/>
             </w:tcMar>
             <w:vAlign w:val="center"/>
@@ -639,9 +639,9 @@
               <w:right w:val="nil" w:color="FFFFFF" w:sz="0"/>
             </w:tcBorders>
             <w:tcMar>
-              <w:top w:type="dxa" w:w="144"/>
+              <w:top w:type="dxa" w:w="32"/>
               <w:left w:type="dxa" w:w="345"/>
-              <w:bottom w:type="dxa" w:w="144"/>
+              <w:bottom w:type="dxa" w:w="32"/>
               <w:right w:type="dxa" w:w="115"/>
             </w:tcMar>
             <w:vAlign w:val="center"/>
@@ -674,9 +674,9 @@
               <w:right w:val="nil" w:color="FFFFFF" w:sz="0"/>
             </w:tcBorders>
             <w:tcMar>
-              <w:top w:type="dxa" w:w="144"/>
+              <w:top w:type="dxa" w:w="32"/>
               <w:left w:type="dxa" w:w="115"/>
-              <w:bottom w:type="dxa" w:w="144"/>
+              <w:bottom w:type="dxa" w:w="32"/>
               <w:right w:type="dxa" w:w="115"/>
             </w:tcMar>
             <w:vAlign w:val="center"/>
@@ -715,9 +715,9 @@
               <w:right w:val="nil" w:color="FFFFFF" w:sz="0"/>
             </w:tcBorders>
             <w:tcMar>
-              <w:top w:type="dxa" w:w="144"/>
+              <w:top w:type="dxa" w:w="32"/>
               <w:left w:type="dxa" w:w="115"/>
-              <w:bottom w:type="dxa" w:w="144"/>
+              <w:bottom w:type="dxa" w:w="32"/>
               <w:right w:type="dxa" w:w="115"/>
             </w:tcMar>
             <w:vAlign w:val="bottom"/>
@@ -762,9 +762,9 @@
               <w:right w:val="nil" w:color="FFFFFF" w:sz="0"/>
             </w:tcBorders>
             <w:tcMar>
-              <w:top w:type="dxa" w:w="144"/>
+              <w:top w:type="dxa" w:w="32"/>
               <w:left w:type="dxa" w:w="115"/>
-              <w:bottom w:type="dxa" w:w="144"/>
+              <w:bottom w:type="dxa" w:w="32"/>
               <w:right w:type="dxa" w:w="115"/>
             </w:tcMar>
             <w:vAlign w:val="center"/>
@@ -790,9 +790,9 @@
               <w:right w:val="nil" w:color="FFFFFF" w:sz="0"/>
             </w:tcBorders>
             <w:tcMar>
-              <w:top w:type="dxa" w:w="144"/>
+              <w:top w:type="dxa" w:w="32"/>
               <w:left w:type="dxa" w:w="345"/>
-              <w:bottom w:type="dxa" w:w="144"/>
+              <w:bottom w:type="dxa" w:w="32"/>
               <w:right w:type="dxa" w:w="115"/>
             </w:tcMar>
             <w:vAlign w:val="center"/>
@@ -837,9 +837,9 @@
               <w:right w:val="nil" w:color="FFFFFF" w:sz="0"/>
             </w:tcBorders>
             <w:tcMar>
-              <w:top w:type="dxa" w:w="144"/>
+              <w:top w:type="dxa" w:w="32"/>
               <w:left w:type="dxa" w:w="115"/>
-              <w:bottom w:type="dxa" w:w="144"/>
+              <w:bottom w:type="dxa" w:w="32"/>
               <w:right w:type="dxa" w:w="115"/>
             </w:tcMar>
             <w:vAlign w:val="center"/>
@@ -878,9 +878,9 @@
               <w:right w:val="nil" w:color="FFFFFF" w:sz="0"/>
             </w:tcBorders>
             <w:tcMar>
-              <w:top w:type="dxa" w:w="144"/>
+              <w:top w:type="dxa" w:w="32"/>
               <w:left w:type="dxa" w:w="345"/>
-              <w:bottom w:type="dxa" w:w="144"/>
+              <w:bottom w:type="dxa" w:w="32"/>
               <w:right w:type="dxa" w:w="115"/>
             </w:tcMar>
             <w:vAlign w:val="center"/>
@@ -925,9 +925,9 @@
               <w:right w:val="nil" w:color="FFFFFF" w:sz="0"/>
             </w:tcBorders>
             <w:tcMar>
-              <w:top w:type="dxa" w:w="144"/>
+              <w:top w:type="dxa" w:w="32"/>
               <w:left w:type="dxa" w:w="115"/>
-              <w:bottom w:type="dxa" w:w="144"/>
+              <w:bottom w:type="dxa" w:w="32"/>
               <w:right w:type="dxa" w:w="115"/>
             </w:tcMar>
             <w:vAlign w:val="center"/>
@@ -966,9 +966,9 @@
               <w:right w:val="nil" w:color="FFFFFF" w:sz="0"/>
             </w:tcBorders>
             <w:tcMar>
-              <w:top w:type="dxa" w:w="144"/>
+              <w:top w:type="dxa" w:w="32"/>
               <w:left w:type="dxa" w:w="115"/>
-              <w:bottom w:type="dxa" w:w="144"/>
+              <w:bottom w:type="dxa" w:w="32"/>
               <w:right w:type="dxa" w:w="115"/>
             </w:tcMar>
             <w:vAlign w:val="bottom"/>
@@ -1025,9 +1025,9 @@
               <w:right w:val="nil" w:color="FFFFFF" w:sz="0"/>
             </w:tcBorders>
             <w:tcMar>
-              <w:top w:type="dxa" w:w="144"/>
+              <w:top w:type="dxa" w:w="32"/>
               <w:left w:type="dxa" w:w="115"/>
-              <w:bottom w:type="dxa" w:w="144"/>
+              <w:bottom w:type="dxa" w:w="32"/>
               <w:right w:type="dxa" w:w="115"/>
             </w:tcMar>
             <w:vAlign w:val="center"/>
@@ -1066,9 +1066,9 @@
               <w:right w:val="nil" w:color="FFFFFF" w:sz="0"/>
             </w:tcBorders>
             <w:tcMar>
-              <w:top w:type="dxa" w:w="144"/>
+              <w:top w:type="dxa" w:w="32"/>
               <w:left w:type="dxa" w:w="345"/>
-              <w:bottom w:type="dxa" w:w="144"/>
+              <w:bottom w:type="dxa" w:w="32"/>
               <w:right w:type="dxa" w:w="115"/>
             </w:tcMar>
             <w:vAlign w:val="center"/>
@@ -1113,9 +1113,9 @@
               <w:right w:val="nil" w:color="FFFFFF" w:sz="0"/>
             </w:tcBorders>
             <w:tcMar>
-              <w:top w:type="dxa" w:w="144"/>
+              <w:top w:type="dxa" w:w="32"/>
               <w:left w:type="dxa" w:w="115"/>
-              <w:bottom w:type="dxa" w:w="144"/>
+              <w:bottom w:type="dxa" w:w="32"/>
               <w:right w:type="dxa" w:w="115"/>
             </w:tcMar>
             <w:vAlign w:val="center"/>
@@ -1154,9 +1154,9 @@
               <w:right w:val="nil" w:color="FFFFFF" w:sz="0"/>
             </w:tcBorders>
             <w:tcMar>
-              <w:top w:type="dxa" w:w="144"/>
+              <w:top w:type="dxa" w:w="32"/>
               <w:left w:type="dxa" w:w="345"/>
-              <w:bottom w:type="dxa" w:w="144"/>
+              <w:bottom w:type="dxa" w:w="32"/>
               <w:right w:type="dxa" w:w="115"/>
             </w:tcMar>
             <w:vAlign w:val="center"/>
@@ -1201,9 +1201,9 @@
               <w:right w:val="nil" w:color="FFFFFF" w:sz="0"/>
             </w:tcBorders>
             <w:tcMar>
-              <w:top w:type="dxa" w:w="144"/>
+              <w:top w:type="dxa" w:w="32"/>
               <w:left w:type="dxa" w:w="115"/>
-              <w:bottom w:type="dxa" w:w="144"/>
+              <w:bottom w:type="dxa" w:w="32"/>
               <w:right w:type="dxa" w:w="115"/>
             </w:tcMar>
             <w:vAlign w:val="center"/>
@@ -1242,9 +1242,9 @@
               <w:right w:val="nil" w:color="FFFFFF" w:sz="0"/>
             </w:tcBorders>
             <w:tcMar>
-              <w:top w:type="dxa" w:w="144"/>
+              <w:top w:type="dxa" w:w="32"/>
               <w:left w:type="dxa" w:w="345"/>
-              <w:bottom w:type="dxa" w:w="144"/>
+              <w:bottom w:type="dxa" w:w="32"/>
               <w:right w:type="dxa" w:w="115"/>
             </w:tcMar>
             <w:vAlign w:val="center"/>
@@ -1289,9 +1289,9 @@
               <w:right w:val="nil" w:color="FFFFFF" w:sz="0"/>
             </w:tcBorders>
             <w:tcMar>
-              <w:top w:type="dxa" w:w="144"/>
+              <w:top w:type="dxa" w:w="32"/>
               <w:left w:type="dxa" w:w="115"/>
-              <w:bottom w:type="dxa" w:w="144"/>
+              <w:bottom w:type="dxa" w:w="32"/>
               <w:right w:type="dxa" w:w="115"/>
             </w:tcMar>
             <w:vAlign w:val="center"/>
@@ -1330,9 +1330,9 @@
               <w:right w:val="nil" w:color="FFFFFF" w:sz="0"/>
             </w:tcBorders>
             <w:tcMar>
-              <w:top w:type="dxa" w:w="144"/>
+              <w:top w:type="dxa" w:w="32"/>
               <w:left w:type="dxa" w:w="345"/>
-              <w:bottom w:type="dxa" w:w="144"/>
+              <w:bottom w:type="dxa" w:w="32"/>
               <w:right w:type="dxa" w:w="115"/>
             </w:tcMar>
             <w:vAlign w:val="center"/>
@@ -1377,9 +1377,9 @@
               <w:right w:val="nil" w:color="FFFFFF" w:sz="0"/>
             </w:tcBorders>
             <w:tcMar>
-              <w:top w:type="dxa" w:w="144"/>
+              <w:top w:type="dxa" w:w="32"/>
               <w:left w:type="dxa" w:w="115"/>
-              <w:bottom w:type="dxa" w:w="144"/>
+              <w:bottom w:type="dxa" w:w="32"/>
               <w:right w:type="dxa" w:w="115"/>
             </w:tcMar>
             <w:vAlign w:val="center"/>
@@ -1418,9 +1418,9 @@
               <w:right w:val="nil" w:color="FFFFFF" w:sz="0"/>
             </w:tcBorders>
             <w:tcMar>
-              <w:top w:type="dxa" w:w="144"/>
+              <w:top w:type="dxa" w:w="32"/>
               <w:left w:type="dxa" w:w="115"/>
-              <w:bottom w:type="dxa" w:w="144"/>
+              <w:bottom w:type="dxa" w:w="32"/>
               <w:right w:type="dxa" w:w="115"/>
             </w:tcMar>
             <w:vAlign w:val="bottom"/>
@@ -1477,9 +1477,9 @@
               <w:right w:val="nil" w:color="FFFFFF" w:sz="0"/>
             </w:tcBorders>
             <w:tcMar>
-              <w:top w:type="dxa" w:w="144"/>
+              <w:top w:type="dxa" w:w="32"/>
               <w:left w:type="dxa" w:w="115"/>
-              <w:bottom w:type="dxa" w:w="144"/>
+              <w:bottom w:type="dxa" w:w="32"/>
               <w:right w:type="dxa" w:w="115"/>
             </w:tcMar>
             <w:vAlign w:val="center"/>
@@ -1518,9 +1518,9 @@
               <w:right w:val="nil" w:color="FFFFFF" w:sz="0"/>
             </w:tcBorders>
             <w:tcMar>
-              <w:top w:type="dxa" w:w="144"/>
+              <w:top w:type="dxa" w:w="32"/>
               <w:left w:type="dxa" w:w="345"/>
-              <w:bottom w:type="dxa" w:w="144"/>
+              <w:bottom w:type="dxa" w:w="32"/>
               <w:right w:type="dxa" w:w="115"/>
             </w:tcMar>
             <w:vAlign w:val="center"/>
@@ -1565,9 +1565,9 @@
               <w:right w:val="nil" w:color="FFFFFF" w:sz="0"/>
             </w:tcBorders>
             <w:tcMar>
-              <w:top w:type="dxa" w:w="144"/>
+              <w:top w:type="dxa" w:w="32"/>
               <w:left w:type="dxa" w:w="115"/>
-              <w:bottom w:type="dxa" w:w="144"/>
+              <w:bottom w:type="dxa" w:w="32"/>
               <w:right w:type="dxa" w:w="115"/>
             </w:tcMar>
             <w:vAlign w:val="center"/>
@@ -1606,9 +1606,9 @@
               <w:right w:val="nil" w:color="FFFFFF" w:sz="0"/>
             </w:tcBorders>
             <w:tcMar>
-              <w:top w:type="dxa" w:w="144"/>
+              <w:top w:type="dxa" w:w="32"/>
               <w:left w:type="dxa" w:w="115"/>
-              <w:bottom w:type="dxa" w:w="144"/>
+              <w:bottom w:type="dxa" w:w="32"/>
               <w:right w:type="dxa" w:w="115"/>
             </w:tcMar>
             <w:vAlign w:val="bottom"/>
@@ -1665,9 +1665,9 @@
               <w:right w:val="nil" w:color="FFFFFF" w:sz="0"/>
             </w:tcBorders>
             <w:tcMar>
-              <w:top w:type="dxa" w:w="144"/>
+              <w:top w:type="dxa" w:w="32"/>
               <w:left w:type="dxa" w:w="115"/>
-              <w:bottom w:type="dxa" w:w="144"/>
+              <w:bottom w:type="dxa" w:w="32"/>
               <w:right w:type="dxa" w:w="115"/>
             </w:tcMar>
             <w:vAlign w:val="center"/>
@@ -1706,9 +1706,9 @@
               <w:right w:val="nil" w:color="FFFFFF" w:sz="0"/>
             </w:tcBorders>
             <w:tcMar>
-              <w:top w:type="dxa" w:w="144"/>
+              <w:top w:type="dxa" w:w="32"/>
               <w:left w:type="dxa" w:w="345"/>
-              <w:bottom w:type="dxa" w:w="144"/>
+              <w:bottom w:type="dxa" w:w="32"/>
               <w:right w:type="dxa" w:w="115"/>
             </w:tcMar>
             <w:vAlign w:val="center"/>
@@ -1753,9 +1753,9 @@
               <w:right w:val="nil" w:color="FFFFFF" w:sz="0"/>
             </w:tcBorders>
             <w:tcMar>
-              <w:top w:type="dxa" w:w="144"/>
+              <w:top w:type="dxa" w:w="32"/>
               <w:left w:type="dxa" w:w="115"/>
-              <w:bottom w:type="dxa" w:w="144"/>
+              <w:bottom w:type="dxa" w:w="32"/>
               <w:right w:type="dxa" w:w="115"/>
             </w:tcMar>
             <w:vAlign w:val="center"/>
@@ -1794,9 +1794,9 @@
               <w:right w:val="nil" w:color="FFFFFF" w:sz="0"/>
             </w:tcBorders>
             <w:tcMar>
-              <w:top w:type="dxa" w:w="144"/>
+              <w:top w:type="dxa" w:w="32"/>
               <w:left w:type="dxa" w:w="115"/>
-              <w:bottom w:type="dxa" w:w="144"/>
+              <w:bottom w:type="dxa" w:w="32"/>
               <w:right w:type="dxa" w:w="115"/>
             </w:tcMar>
             <w:vAlign w:val="bottom"/>
@@ -1841,9 +1841,9 @@
               <w:right w:val="nil" w:color="FFFFFF" w:sz="0"/>
             </w:tcBorders>
             <w:tcMar>
-              <w:top w:type="dxa" w:w="144"/>
+              <w:top w:type="dxa" w:w="32"/>
               <w:left w:type="dxa" w:w="115"/>
-              <w:bottom w:type="dxa" w:w="144"/>
+              <w:bottom w:type="dxa" w:w="32"/>
               <w:right w:type="dxa" w:w="115"/>
             </w:tcMar>
             <w:vAlign w:val="center"/>
@@ -1869,9 +1869,9 @@
               <w:right w:val="nil" w:color="FFFFFF" w:sz="0"/>
             </w:tcBorders>
             <w:tcMar>
-              <w:top w:type="dxa" w:w="144"/>
+              <w:top w:type="dxa" w:w="32"/>
               <w:left w:type="dxa" w:w="345"/>
-              <w:bottom w:type="dxa" w:w="144"/>
+              <w:bottom w:type="dxa" w:w="32"/>
               <w:right w:type="dxa" w:w="115"/>
             </w:tcMar>
             <w:vAlign w:val="center"/>
@@ -1904,9 +1904,9 @@
               <w:right w:val="nil" w:color="FFFFFF" w:sz="0"/>
             </w:tcBorders>
             <w:tcMar>
-              <w:top w:type="dxa" w:w="144"/>
+              <w:top w:type="dxa" w:w="32"/>
               <w:left w:type="dxa" w:w="115"/>
-              <w:bottom w:type="dxa" w:w="144"/>
+              <w:bottom w:type="dxa" w:w="32"/>
               <w:right w:type="dxa" w:w="115"/>
             </w:tcMar>
             <w:vAlign w:val="center"/>

--- a/content/templates/openagreements-restrictive-covenant-wyoming/template.docx
+++ b/content/templates/openagreements-restrictive-covenant-wyoming/template.docx
@@ -257,18 +257,6 @@
           </w:tcPr>
           <w:p>
             <w:pPr>
-              <w:spacing w:after="0" w:line="0"/>
-            </w:pPr>
-            <w:r>
-              <w:rPr>
-                <w:sz w:val="1"/>
-                <w:szCs w:val="1"/>
-              </w:rPr>
-              <w:t xml:space="preserve">{IF employee_title}</w:t>
-            </w:r>
-          </w:p>
-          <w:p>
-            <w:pPr>
               <w:spacing w:after="0" w:line="340"/>
             </w:pPr>
             <w:r>
@@ -282,7 +270,7 @@
                 <w:sz w:val="22"/>
                 <w:szCs w:val="22"/>
               </w:rPr>
-              <w:t xml:space="preserve">Employee Title / Position</w:t>
+              <w:t xml:space="preserve">{IF employee_title}Employee Title / Position</w:t>
             </w:r>
           </w:p>
         </w:tc>
@@ -488,25 +476,13 @@
               <w:right w:val="nil" w:color="FFFFFF" w:sz="0"/>
             </w:tcBorders>
             <w:tcMar>
-              <w:top w:type="dxa" w:w="32"/>
+              <w:top w:type="dxa" w:w="200"/>
               <w:left w:type="dxa" w:w="115"/>
               <w:bottom w:type="dxa" w:w="32"/>
               <w:right w:type="dxa" w:w="115"/>
             </w:tcMar>
             <w:vAlign w:val="bottom"/>
           </w:tcPr>
-          <w:p>
-            <w:pPr>
-              <w:spacing w:after="0" w:line="240"/>
-            </w:pPr>
-            <w:r>
-              <w:rPr>
-                <w:sz w:val="22"/>
-                <w:szCs w:val="22"/>
-              </w:rPr>
-              <w:t xml:space="preserve"/>
-            </w:r>
-          </w:p>
           <w:p>
             <w:pPr>
               <w:spacing w:after="0" w:line="340"/>
@@ -535,7 +511,7 @@
               <w:right w:val="nil" w:color="FFFFFF" w:sz="0"/>
             </w:tcBorders>
             <w:tcMar>
-              <w:top w:type="dxa" w:w="32"/>
+              <w:top w:type="dxa" w:w="200"/>
               <w:left w:type="dxa" w:w="115"/>
               <w:bottom w:type="dxa" w:w="32"/>
               <w:right w:type="dxa" w:w="115"/>
@@ -715,25 +691,13 @@
               <w:right w:val="nil" w:color="FFFFFF" w:sz="0"/>
             </w:tcBorders>
             <w:tcMar>
-              <w:top w:type="dxa" w:w="32"/>
+              <w:top w:type="dxa" w:w="200"/>
               <w:left w:type="dxa" w:w="115"/>
               <w:bottom w:type="dxa" w:w="32"/>
               <w:right w:type="dxa" w:w="115"/>
             </w:tcMar>
             <w:vAlign w:val="bottom"/>
           </w:tcPr>
-          <w:p>
-            <w:pPr>
-              <w:spacing w:after="0" w:line="240"/>
-            </w:pPr>
-            <w:r>
-              <w:rPr>
-                <w:sz w:val="22"/>
-                <w:szCs w:val="22"/>
-              </w:rPr>
-              <w:t xml:space="preserve"/>
-            </w:r>
-          </w:p>
           <w:p>
             <w:pPr>
               <w:spacing w:after="0" w:line="340"/>
@@ -749,20 +713,20 @@
                 <w:sz w:val="22"/>
                 <w:szCs w:val="22"/>
               </w:rPr>
-              <w:t xml:space="preserve">Non-Solicitation</w:t>
-            </w:r>
-          </w:p>
-        </w:tc>
-        <w:tc>
-          <w:tcPr>
-            <w:tcBorders>
-              <w:top w:val="single" w:color="C7C7C7" w:sz="4"/>
-              <w:left w:val="nil" w:color="FFFFFF" w:sz="0"/>
-              <w:bottom w:val="single" w:color="C7C7C7" w:sz="4"/>
-              <w:right w:val="nil" w:color="FFFFFF" w:sz="0"/>
-            </w:tcBorders>
-            <w:tcMar>
-              <w:top w:type="dxa" w:w="32"/>
+              <w:t xml:space="preserve">{IF employee_nonsolicit_included}Employee Non-Solicitation</w:t>
+            </w:r>
+          </w:p>
+        </w:tc>
+        <w:tc>
+          <w:tcPr>
+            <w:tcBorders>
+              <w:top w:val="single" w:color="C7C7C7" w:sz="4"/>
+              <w:left w:val="nil" w:color="FFFFFF" w:sz="0"/>
+              <w:bottom w:val="single" w:color="C7C7C7" w:sz="4"/>
+              <w:right w:val="nil" w:color="FFFFFF" w:sz="0"/>
+            </w:tcBorders>
+            <w:tcMar>
+              <w:top w:type="dxa" w:w="200"/>
               <w:left w:type="dxa" w:w="115"/>
               <w:bottom w:type="dxa" w:w="32"/>
               <w:right w:type="dxa" w:w="115"/>
@@ -774,6 +738,19 @@
               <w:spacing w:before="0" w:after="0" w:line="340" w:beforeAutospacing="false" w:afterAutospacing="false"/>
               <w:contextualSpacing w:val="false"/>
             </w:pPr>
+            <w:r>
+              <w:rPr>
+                <w:rFonts w:ascii="Arial" w:cs="Arial" w:eastAsia="Arial" w:hAnsi="Arial"/>
+                <w:b w:val="false"/>
+                <w:bCs w:val="false"/>
+                <w:i w:val="false"/>
+                <w:iCs w:val="false"/>
+                <w:color w:val="1D2021"/>
+                <w:sz w:val="22"/>
+                <w:szCs w:val="22"/>
+              </w:rPr>
+              <w:t xml:space="preserve">{END-IF}</w:t>
+            </w:r>
           </w:p>
         </w:tc>
       </w:tr>
@@ -824,7 +801,7 @@
                 <w:sz w:val="20"/>
                 <w:szCs w:val="20"/>
               </w:rPr>
-              <w:t xml:space="preserve">Employee Duration</w:t>
+              <w:t xml:space="preserve">Duration</w:t>
             </w:r>
           </w:p>
         </w:tc>
@@ -878,6 +855,82 @@
               <w:right w:val="nil" w:color="FFFFFF" w:sz="0"/>
             </w:tcBorders>
             <w:tcMar>
+              <w:top w:type="dxa" w:w="200"/>
+              <w:left w:type="dxa" w:w="115"/>
+              <w:bottom w:type="dxa" w:w="32"/>
+              <w:right w:type="dxa" w:w="115"/>
+            </w:tcMar>
+            <w:vAlign w:val="bottom"/>
+          </w:tcPr>
+          <w:p>
+            <w:pPr>
+              <w:spacing w:after="0" w:line="340"/>
+            </w:pPr>
+            <w:r>
+              <w:rPr>
+                <w:rFonts w:ascii="Arial" w:cs="Arial" w:eastAsia="Arial" w:hAnsi="Arial"/>
+                <w:b/>
+                <w:bCs/>
+                <w:i w:val="false"/>
+                <w:iCs w:val="false"/>
+                <w:color w:val="1D2021"/>
+                <w:sz w:val="22"/>
+                <w:szCs w:val="22"/>
+              </w:rPr>
+              <w:t xml:space="preserve">{IF customer_nonsolicit_included}Customer Non-Solicitation</w:t>
+            </w:r>
+          </w:p>
+        </w:tc>
+        <w:tc>
+          <w:tcPr>
+            <w:tcBorders>
+              <w:top w:val="single" w:color="C7C7C7" w:sz="4"/>
+              <w:left w:val="nil" w:color="FFFFFF" w:sz="0"/>
+              <w:bottom w:val="single" w:color="C7C7C7" w:sz="4"/>
+              <w:right w:val="nil" w:color="FFFFFF" w:sz="0"/>
+            </w:tcBorders>
+            <w:tcMar>
+              <w:top w:type="dxa" w:w="200"/>
+              <w:left w:type="dxa" w:w="115"/>
+              <w:bottom w:type="dxa" w:w="32"/>
+              <w:right w:type="dxa" w:w="115"/>
+            </w:tcMar>
+            <w:vAlign w:val="center"/>
+          </w:tcPr>
+          <w:p>
+            <w:pPr>
+              <w:spacing w:before="0" w:after="0" w:line="340" w:beforeAutospacing="false" w:afterAutospacing="false"/>
+              <w:contextualSpacing w:val="false"/>
+            </w:pPr>
+            <w:r>
+              <w:rPr>
+                <w:rFonts w:ascii="Arial" w:cs="Arial" w:eastAsia="Arial" w:hAnsi="Arial"/>
+                <w:b w:val="false"/>
+                <w:bCs w:val="false"/>
+                <w:i w:val="false"/>
+                <w:iCs w:val="false"/>
+                <w:color w:val="1D2021"/>
+                <w:sz w:val="22"/>
+                <w:szCs w:val="22"/>
+              </w:rPr>
+              <w:t xml:space="preserve">{END-IF}</w:t>
+            </w:r>
+          </w:p>
+        </w:tc>
+      </w:tr>
+      <w:tr>
+        <w:trPr>
+          <w:trHeight w:val="403" w:hRule="atLeast"/>
+        </w:trPr>
+        <w:tc>
+          <w:tcPr>
+            <w:tcBorders>
+              <w:top w:val="single" w:color="C7C7C7" w:sz="4"/>
+              <w:left w:val="nil" w:color="FFFFFF" w:sz="0"/>
+              <w:bottom w:val="single" w:color="C7C7C7" w:sz="4"/>
+              <w:right w:val="nil" w:color="FFFFFF" w:sz="0"/>
+            </w:tcBorders>
+            <w:tcMar>
               <w:top w:type="dxa" w:w="32"/>
               <w:left w:type="dxa" w:w="345"/>
               <w:bottom w:type="dxa" w:w="32"/>
@@ -912,7 +965,7 @@
                 <w:sz w:val="20"/>
                 <w:szCs w:val="20"/>
               </w:rPr>
-              <w:t xml:space="preserve">Customer Duration</w:t>
+              <w:t xml:space="preserve">Duration</w:t>
             </w:r>
           </w:p>
         </w:tc>
@@ -966,37 +1019,13 @@
               <w:right w:val="nil" w:color="FFFFFF" w:sz="0"/>
             </w:tcBorders>
             <w:tcMar>
-              <w:top w:type="dxa" w:w="32"/>
+              <w:top w:type="dxa" w:w="200"/>
               <w:left w:type="dxa" w:w="115"/>
               <w:bottom w:type="dxa" w:w="32"/>
               <w:right w:type="dxa" w:w="115"/>
             </w:tcMar>
             <w:vAlign w:val="bottom"/>
           </w:tcPr>
-          <w:p>
-            <w:pPr>
-              <w:spacing w:after="0" w:line="240"/>
-            </w:pPr>
-            <w:r>
-              <w:rPr>
-                <w:sz w:val="22"/>
-                <w:szCs w:val="22"/>
-              </w:rPr>
-              <w:t xml:space="preserve"/>
-            </w:r>
-          </w:p>
-          <w:p>
-            <w:pPr>
-              <w:spacing w:after="0" w:line="0"/>
-            </w:pPr>
-            <w:r>
-              <w:rPr>
-                <w:sz w:val="1"/>
-                <w:szCs w:val="1"/>
-              </w:rPr>
-              <w:t xml:space="preserve">{IF noncompete_included}</w:t>
-            </w:r>
-          </w:p>
           <w:p>
             <w:pPr>
               <w:spacing w:after="0" w:line="340"/>
@@ -1012,20 +1041,20 @@
                 <w:sz w:val="22"/>
                 <w:szCs w:val="22"/>
               </w:rPr>
-              <w:t xml:space="preserve">Non-Competition</w:t>
-            </w:r>
-          </w:p>
-        </w:tc>
-        <w:tc>
-          <w:tcPr>
-            <w:tcBorders>
-              <w:top w:val="single" w:color="C7C7C7" w:sz="4"/>
-              <w:left w:val="nil" w:color="FFFFFF" w:sz="0"/>
-              <w:bottom w:val="single" w:color="C7C7C7" w:sz="4"/>
-              <w:right w:val="nil" w:color="FFFFFF" w:sz="0"/>
-            </w:tcBorders>
-            <w:tcMar>
-              <w:top w:type="dxa" w:w="32"/>
+              <w:t xml:space="preserve">{IF noncompete_included}Non-Competition</w:t>
+            </w:r>
+          </w:p>
+        </w:tc>
+        <w:tc>
+          <w:tcPr>
+            <w:tcBorders>
+              <w:top w:val="single" w:color="C7C7C7" w:sz="4"/>
+              <w:left w:val="nil" w:color="FFFFFF" w:sz="0"/>
+              <w:bottom w:val="single" w:color="C7C7C7" w:sz="4"/>
+              <w:right w:val="nil" w:color="FFFFFF" w:sz="0"/>
+            </w:tcBorders>
+            <w:tcMar>
+              <w:top w:type="dxa" w:w="200"/>
               <w:left w:type="dxa" w:w="115"/>
               <w:bottom w:type="dxa" w:w="32"/>
               <w:right w:type="dxa" w:w="115"/>
@@ -1418,37 +1447,13 @@
               <w:right w:val="nil" w:color="FFFFFF" w:sz="0"/>
             </w:tcBorders>
             <w:tcMar>
-              <w:top w:type="dxa" w:w="32"/>
+              <w:top w:type="dxa" w:w="200"/>
               <w:left w:type="dxa" w:w="115"/>
               <w:bottom w:type="dxa" w:w="32"/>
               <w:right w:type="dxa" w:w="115"/>
             </w:tcMar>
             <w:vAlign w:val="bottom"/>
           </w:tcPr>
-          <w:p>
-            <w:pPr>
-              <w:spacing w:after="0" w:line="240"/>
-            </w:pPr>
-            <w:r>
-              <w:rPr>
-                <w:sz w:val="22"/>
-                <w:szCs w:val="22"/>
-              </w:rPr>
-              <w:t xml:space="preserve"/>
-            </w:r>
-          </w:p>
-          <w:p>
-            <w:pPr>
-              <w:spacing w:after="0" w:line="0"/>
-            </w:pPr>
-            <w:r>
-              <w:rPr>
-                <w:sz w:val="1"/>
-                <w:szCs w:val="1"/>
-              </w:rPr>
-              <w:t xml:space="preserve">{IF nondealing_included}</w:t>
-            </w:r>
-          </w:p>
           <w:p>
             <w:pPr>
               <w:spacing w:after="0" w:line="340"/>
@@ -1464,20 +1469,20 @@
                 <w:sz w:val="22"/>
                 <w:szCs w:val="22"/>
               </w:rPr>
-              <w:t xml:space="preserve">No Business with Covered Customers</w:t>
-            </w:r>
-          </w:p>
-        </w:tc>
-        <w:tc>
-          <w:tcPr>
-            <w:tcBorders>
-              <w:top w:val="single" w:color="C7C7C7" w:sz="4"/>
-              <w:left w:val="nil" w:color="FFFFFF" w:sz="0"/>
-              <w:bottom w:val="single" w:color="C7C7C7" w:sz="4"/>
-              <w:right w:val="nil" w:color="FFFFFF" w:sz="0"/>
-            </w:tcBorders>
-            <w:tcMar>
-              <w:top w:type="dxa" w:w="32"/>
+              <w:t xml:space="preserve">{IF nondealing_included}No Business with Covered Customers</w:t>
+            </w:r>
+          </w:p>
+        </w:tc>
+        <w:tc>
+          <w:tcPr>
+            <w:tcBorders>
+              <w:top w:val="single" w:color="C7C7C7" w:sz="4"/>
+              <w:left w:val="nil" w:color="FFFFFF" w:sz="0"/>
+              <w:bottom w:val="single" w:color="C7C7C7" w:sz="4"/>
+              <w:right w:val="nil" w:color="FFFFFF" w:sz="0"/>
+            </w:tcBorders>
+            <w:tcMar>
+              <w:top w:type="dxa" w:w="200"/>
               <w:left w:type="dxa" w:w="115"/>
               <w:bottom w:type="dxa" w:w="32"/>
               <w:right w:type="dxa" w:w="115"/>
@@ -1606,37 +1611,13 @@
               <w:right w:val="nil" w:color="FFFFFF" w:sz="0"/>
             </w:tcBorders>
             <w:tcMar>
-              <w:top w:type="dxa" w:w="32"/>
+              <w:top w:type="dxa" w:w="200"/>
               <w:left w:type="dxa" w:w="115"/>
               <w:bottom w:type="dxa" w:w="32"/>
               <w:right w:type="dxa" w:w="115"/>
             </w:tcMar>
             <w:vAlign w:val="bottom"/>
           </w:tcPr>
-          <w:p>
-            <w:pPr>
-              <w:spacing w:after="0" w:line="240"/>
-            </w:pPr>
-            <w:r>
-              <w:rPr>
-                <w:sz w:val="22"/>
-                <w:szCs w:val="22"/>
-              </w:rPr>
-              <w:t xml:space="preserve"/>
-            </w:r>
-          </w:p>
-          <w:p>
-            <w:pPr>
-              <w:spacing w:after="0" w:line="0"/>
-            </w:pPr>
-            <w:r>
-              <w:rPr>
-                <w:sz w:val="1"/>
-                <w:szCs w:val="1"/>
-              </w:rPr>
-              <w:t xml:space="preserve">{IF noninvestment_included}</w:t>
-            </w:r>
-          </w:p>
           <w:p>
             <w:pPr>
               <w:spacing w:after="0" w:line="340"/>
@@ -1652,20 +1633,20 @@
                 <w:sz w:val="22"/>
                 <w:szCs w:val="22"/>
               </w:rPr>
-              <w:t xml:space="preserve">Non-Investment</w:t>
-            </w:r>
-          </w:p>
-        </w:tc>
-        <w:tc>
-          <w:tcPr>
-            <w:tcBorders>
-              <w:top w:val="single" w:color="C7C7C7" w:sz="4"/>
-              <w:left w:val="nil" w:color="FFFFFF" w:sz="0"/>
-              <w:bottom w:val="single" w:color="C7C7C7" w:sz="4"/>
-              <w:right w:val="nil" w:color="FFFFFF" w:sz="0"/>
-            </w:tcBorders>
-            <w:tcMar>
-              <w:top w:type="dxa" w:w="32"/>
+              <w:t xml:space="preserve">{IF noninvestment_included}Non-Investment</w:t>
+            </w:r>
+          </w:p>
+        </w:tc>
+        <w:tc>
+          <w:tcPr>
+            <w:tcBorders>
+              <w:top w:val="single" w:color="C7C7C7" w:sz="4"/>
+              <w:left w:val="nil" w:color="FFFFFF" w:sz="0"/>
+              <w:bottom w:val="single" w:color="C7C7C7" w:sz="4"/>
+              <w:right w:val="nil" w:color="FFFFFF" w:sz="0"/>
+            </w:tcBorders>
+            <w:tcMar>
+              <w:top w:type="dxa" w:w="200"/>
               <w:left w:type="dxa" w:w="115"/>
               <w:bottom w:type="dxa" w:w="32"/>
               <w:right w:type="dxa" w:w="115"/>
@@ -1794,25 +1775,13 @@
               <w:right w:val="nil" w:color="FFFFFF" w:sz="0"/>
             </w:tcBorders>
             <w:tcMar>
-              <w:top w:type="dxa" w:w="32"/>
+              <w:top w:type="dxa" w:w="200"/>
               <w:left w:type="dxa" w:w="115"/>
               <w:bottom w:type="dxa" w:w="32"/>
               <w:right w:type="dxa" w:w="115"/>
             </w:tcMar>
             <w:vAlign w:val="bottom"/>
           </w:tcPr>
-          <w:p>
-            <w:pPr>
-              <w:spacing w:after="0" w:line="240"/>
-            </w:pPr>
-            <w:r>
-              <w:rPr>
-                <w:sz w:val="22"/>
-                <w:szCs w:val="22"/>
-              </w:rPr>
-              <w:t xml:space="preserve"/>
-            </w:r>
-          </w:p>
           <w:p>
             <w:pPr>
               <w:spacing w:after="0" w:line="340"/>
@@ -1841,7 +1810,7 @@
               <w:right w:val="nil" w:color="FFFFFF" w:sz="0"/>
             </w:tcBorders>
             <w:tcMar>
-              <w:top w:type="dxa" w:w="32"/>
+              <w:top w:type="dxa" w:w="200"/>
               <w:left w:type="dxa" w:w="115"/>
               <w:bottom w:type="dxa" w:w="32"/>
               <w:right w:type="dxa" w:w="115"/>

--- a/content/templates/openagreements-restrictive-covenant-wyoming/template.docx
+++ b/content/templates/openagreements-restrictive-covenant-wyoming/template.docx
@@ -13,7 +13,7 @@
           <w:sz w:val="44"/>
           <w:szCs w:val="44"/>
         </w:rPr>
-        <w:t xml:space="preserve">Employee Restrictive Covenant Agreement (Wyoming)</w:t>
+        <w:t xml:space="preserve">Employee Restrictive Covenant Agreement</w:t>
       </w:r>
     </w:p>
     <w:tbl>
@@ -44,9 +44,9 @@
               <w:right w:val="nil" w:color="FFFFFF" w:sz="0"/>
             </w:tcBorders>
             <w:tcMar>
-              <w:top w:type="dxa" w:w="144"/>
+              <w:top w:type="dxa" w:w="80"/>
               <w:left w:type="dxa" w:w="115"/>
-              <w:bottom w:type="dxa" w:w="144"/>
+              <w:bottom w:type="dxa" w:w="80"/>
               <w:right w:type="dxa" w:w="115"/>
             </w:tcMar>
             <w:vAlign w:val="center"/>
@@ -85,7 +85,7 @@
       </w:tr>
       <w:tr>
         <w:trPr>
-          <w:trHeight w:val="403" w:hRule="atLeast"/>
+          <w:trHeight w:val="317" w:hRule="atLeast"/>
         </w:trPr>
         <w:tc>
           <w:tcPr>
@@ -96,16 +96,16 @@
               <w:right w:val="nil" w:color="FFFFFF" w:sz="0"/>
             </w:tcBorders>
             <w:tcMar>
-              <w:top w:type="dxa" w:w="32"/>
+              <w:top w:type="dxa" w:w="80"/>
               <w:left w:type="dxa" w:w="115"/>
-              <w:bottom w:type="dxa" w:w="32"/>
-              <w:right w:type="dxa" w:w="115"/>
-            </w:tcMar>
-            <w:vAlign w:val="center"/>
-          </w:tcPr>
-          <w:p>
-            <w:pPr>
-              <w:spacing w:after="0" w:line="340"/>
+              <w:bottom w:type="dxa" w:w="80"/>
+              <w:right w:type="dxa" w:w="115"/>
+            </w:tcMar>
+            <w:vAlign w:val="center"/>
+          </w:tcPr>
+          <w:p>
+            <w:pPr>
+              <w:spacing w:before="0" w:after="0" w:line="340"/>
             </w:pPr>
             <w:r>
               <w:rPr>
@@ -131,9 +131,9 @@
               <w:right w:val="nil" w:color="FFFFFF" w:sz="0"/>
             </w:tcBorders>
             <w:tcMar>
-              <w:top w:type="dxa" w:w="32"/>
+              <w:top w:type="dxa" w:w="80"/>
               <w:left w:type="dxa" w:w="115"/>
-              <w:bottom w:type="dxa" w:w="32"/>
+              <w:bottom w:type="dxa" w:w="80"/>
               <w:right w:type="dxa" w:w="115"/>
             </w:tcMar>
             <w:vAlign w:val="center"/>
@@ -161,7 +161,7 @@
       </w:tr>
       <w:tr>
         <w:trPr>
-          <w:trHeight w:val="403" w:hRule="atLeast"/>
+          <w:trHeight w:val="317" w:hRule="atLeast"/>
         </w:trPr>
         <w:tc>
           <w:tcPr>
@@ -172,16 +172,16 @@
               <w:right w:val="nil" w:color="FFFFFF" w:sz="0"/>
             </w:tcBorders>
             <w:tcMar>
-              <w:top w:type="dxa" w:w="32"/>
+              <w:top w:type="dxa" w:w="80"/>
               <w:left w:type="dxa" w:w="115"/>
-              <w:bottom w:type="dxa" w:w="32"/>
-              <w:right w:type="dxa" w:w="115"/>
-            </w:tcMar>
-            <w:vAlign w:val="center"/>
-          </w:tcPr>
-          <w:p>
-            <w:pPr>
-              <w:spacing w:after="0" w:line="340"/>
+              <w:bottom w:type="dxa" w:w="80"/>
+              <w:right w:type="dxa" w:w="115"/>
+            </w:tcMar>
+            <w:vAlign w:val="center"/>
+          </w:tcPr>
+          <w:p>
+            <w:pPr>
+              <w:spacing w:before="0" w:after="0" w:line="340"/>
             </w:pPr>
             <w:r>
               <w:rPr>
@@ -207,9 +207,9 @@
               <w:right w:val="nil" w:color="FFFFFF" w:sz="0"/>
             </w:tcBorders>
             <w:tcMar>
-              <w:top w:type="dxa" w:w="32"/>
+              <w:top w:type="dxa" w:w="80"/>
               <w:left w:type="dxa" w:w="115"/>
-              <w:bottom w:type="dxa" w:w="32"/>
+              <w:bottom w:type="dxa" w:w="80"/>
               <w:right w:type="dxa" w:w="115"/>
             </w:tcMar>
             <w:vAlign w:val="center"/>
@@ -237,7 +237,7 @@
       </w:tr>
       <w:tr>
         <w:trPr>
-          <w:trHeight w:val="403" w:hRule="atLeast"/>
+          <w:trHeight w:val="317" w:hRule="atLeast"/>
         </w:trPr>
         <w:tc>
           <w:tcPr>
@@ -248,16 +248,16 @@
               <w:right w:val="nil" w:color="FFFFFF" w:sz="0"/>
             </w:tcBorders>
             <w:tcMar>
-              <w:top w:type="dxa" w:w="32"/>
+              <w:top w:type="dxa" w:w="80"/>
               <w:left w:type="dxa" w:w="115"/>
-              <w:bottom w:type="dxa" w:w="32"/>
-              <w:right w:type="dxa" w:w="115"/>
-            </w:tcMar>
-            <w:vAlign w:val="center"/>
-          </w:tcPr>
-          <w:p>
-            <w:pPr>
-              <w:spacing w:after="0" w:line="340"/>
+              <w:bottom w:type="dxa" w:w="80"/>
+              <w:right w:type="dxa" w:w="115"/>
+            </w:tcMar>
+            <w:vAlign w:val="center"/>
+          </w:tcPr>
+          <w:p>
+            <w:pPr>
+              <w:spacing w:before="0" w:after="0" w:line="340"/>
             </w:pPr>
             <w:r>
               <w:rPr>
@@ -283,9 +283,9 @@
               <w:right w:val="nil" w:color="FFFFFF" w:sz="0"/>
             </w:tcBorders>
             <w:tcMar>
-              <w:top w:type="dxa" w:w="32"/>
+              <w:top w:type="dxa" w:w="80"/>
               <w:left w:type="dxa" w:w="115"/>
-              <w:bottom w:type="dxa" w:w="32"/>
+              <w:bottom w:type="dxa" w:w="80"/>
               <w:right w:type="dxa" w:w="115"/>
             </w:tcMar>
             <w:vAlign w:val="center"/>
@@ -313,7 +313,7 @@
       </w:tr>
       <w:tr>
         <w:trPr>
-          <w:trHeight w:val="403" w:hRule="atLeast"/>
+          <w:trHeight w:val="317" w:hRule="atLeast"/>
         </w:trPr>
         <w:tc>
           <w:tcPr>
@@ -324,16 +324,16 @@
               <w:right w:val="nil" w:color="FFFFFF" w:sz="0"/>
             </w:tcBorders>
             <w:tcMar>
-              <w:top w:type="dxa" w:w="32"/>
+              <w:top w:type="dxa" w:w="80"/>
               <w:left w:type="dxa" w:w="115"/>
-              <w:bottom w:type="dxa" w:w="32"/>
-              <w:right w:type="dxa" w:w="115"/>
-            </w:tcMar>
-            <w:vAlign w:val="center"/>
-          </w:tcPr>
-          <w:p>
-            <w:pPr>
-              <w:spacing w:after="0" w:line="340"/>
+              <w:bottom w:type="dxa" w:w="80"/>
+              <w:right w:type="dxa" w:w="115"/>
+            </w:tcMar>
+            <w:vAlign w:val="center"/>
+          </w:tcPr>
+          <w:p>
+            <w:pPr>
+              <w:spacing w:before="0" w:after="0" w:line="340"/>
             </w:pPr>
             <w:r>
               <w:rPr>
@@ -359,9 +359,9 @@
               <w:right w:val="nil" w:color="FFFFFF" w:sz="0"/>
             </w:tcBorders>
             <w:tcMar>
-              <w:top w:type="dxa" w:w="32"/>
+              <w:top w:type="dxa" w:w="80"/>
               <w:left w:type="dxa" w:w="115"/>
-              <w:bottom w:type="dxa" w:w="32"/>
+              <w:bottom w:type="dxa" w:w="80"/>
               <w:right w:type="dxa" w:w="115"/>
             </w:tcMar>
             <w:vAlign w:val="center"/>
@@ -389,7 +389,7 @@
       </w:tr>
       <w:tr>
         <w:trPr>
-          <w:trHeight w:val="403" w:hRule="atLeast"/>
+          <w:trHeight w:val="317" w:hRule="atLeast"/>
         </w:trPr>
         <w:tc>
           <w:tcPr>
@@ -400,16 +400,16 @@
               <w:right w:val="nil" w:color="FFFFFF" w:sz="0"/>
             </w:tcBorders>
             <w:tcMar>
-              <w:top w:type="dxa" w:w="32"/>
+              <w:top w:type="dxa" w:w="80"/>
               <w:left w:type="dxa" w:w="115"/>
-              <w:bottom w:type="dxa" w:w="32"/>
-              <w:right w:type="dxa" w:w="115"/>
-            </w:tcMar>
-            <w:vAlign w:val="center"/>
-          </w:tcPr>
-          <w:p>
-            <w:pPr>
-              <w:spacing w:after="0" w:line="340"/>
+              <w:bottom w:type="dxa" w:w="80"/>
+              <w:right w:type="dxa" w:w="115"/>
+            </w:tcMar>
+            <w:vAlign w:val="center"/>
+          </w:tcPr>
+          <w:p>
+            <w:pPr>
+              <w:spacing w:before="0" w:after="0" w:line="340"/>
             </w:pPr>
             <w:r>
               <w:rPr>
@@ -435,9 +435,9 @@
               <w:right w:val="nil" w:color="FFFFFF" w:sz="0"/>
             </w:tcBorders>
             <w:tcMar>
-              <w:top w:type="dxa" w:w="32"/>
+              <w:top w:type="dxa" w:w="80"/>
               <w:left w:type="dxa" w:w="115"/>
-              <w:bottom w:type="dxa" w:w="32"/>
+              <w:bottom w:type="dxa" w:w="80"/>
               <w:right w:type="dxa" w:w="115"/>
             </w:tcMar>
             <w:vAlign w:val="center"/>
@@ -465,7 +465,7 @@
       </w:tr>
       <w:tr>
         <w:trPr>
-          <w:trHeight w:val="403" w:hRule="atLeast"/>
+          <w:trHeight w:val="358" w:hRule="atLeast"/>
         </w:trPr>
         <w:tc>
           <w:tcPr>
@@ -476,16 +476,28 @@
               <w:right w:val="nil" w:color="FFFFFF" w:sz="0"/>
             </w:tcBorders>
             <w:tcMar>
-              <w:top w:type="dxa" w:w="200"/>
+              <w:top w:type="dxa" w:w="80"/>
               <w:left w:type="dxa" w:w="115"/>
-              <w:bottom w:type="dxa" w:w="32"/>
-              <w:right w:type="dxa" w:w="115"/>
-            </w:tcMar>
-            <w:vAlign w:val="bottom"/>
-          </w:tcPr>
-          <w:p>
-            <w:pPr>
-              <w:spacing w:after="0" w:line="340"/>
+              <w:bottom w:type="dxa" w:w="80"/>
+              <w:right w:type="dxa" w:w="115"/>
+            </w:tcMar>
+            <w:vAlign w:val="center"/>
+          </w:tcPr>
+          <w:p>
+            <w:pPr>
+              <w:spacing w:after="0" w:line="120"/>
+            </w:pPr>
+            <w:r>
+              <w:rPr>
+                <w:sz w:val="4"/>
+                <w:szCs w:val="4"/>
+              </w:rPr>
+              <w:t xml:space="preserve">​</w:t>
+            </w:r>
+          </w:p>
+          <w:p>
+            <w:pPr>
+              <w:spacing w:before="0" w:after="0" w:line="240"/>
             </w:pPr>
             <w:r>
               <w:rPr>
@@ -511,9 +523,9 @@
               <w:right w:val="nil" w:color="FFFFFF" w:sz="0"/>
             </w:tcBorders>
             <w:tcMar>
-              <w:top w:type="dxa" w:w="200"/>
+              <w:top w:type="dxa" w:w="80"/>
               <w:left w:type="dxa" w:w="115"/>
-              <w:bottom w:type="dxa" w:w="32"/>
+              <w:bottom w:type="dxa" w:w="80"/>
               <w:right w:type="dxa" w:w="115"/>
             </w:tcMar>
             <w:vAlign w:val="center"/>
@@ -528,7 +540,7 @@
       </w:tr>
       <w:tr>
         <w:trPr>
-          <w:trHeight w:val="403" w:hRule="atLeast"/>
+          <w:trHeight w:val="317" w:hRule="atLeast"/>
         </w:trPr>
         <w:tc>
           <w:tcPr>
@@ -539,16 +551,16 @@
               <w:right w:val="nil" w:color="FFFFFF" w:sz="0"/>
             </w:tcBorders>
             <w:tcMar>
-              <w:top w:type="dxa" w:w="32"/>
+              <w:top w:type="dxa" w:w="80"/>
               <w:left w:type="dxa" w:w="345"/>
-              <w:bottom w:type="dxa" w:w="32"/>
-              <w:right w:type="dxa" w:w="115"/>
-            </w:tcMar>
-            <w:vAlign w:val="center"/>
-          </w:tcPr>
-          <w:p>
-            <w:pPr>
-              <w:spacing w:after="0" w:line="340"/>
+              <w:bottom w:type="dxa" w:w="80"/>
+              <w:right w:type="dxa" w:w="115"/>
+            </w:tcMar>
+            <w:vAlign w:val="center"/>
+          </w:tcPr>
+          <w:p>
+            <w:pPr>
+              <w:spacing w:before="0" w:after="0" w:line="340"/>
             </w:pPr>
             <w:r>
               <w:rPr>
@@ -574,9 +586,9 @@
               <w:right w:val="nil" w:color="FFFFFF" w:sz="0"/>
             </w:tcBorders>
             <w:tcMar>
-              <w:top w:type="dxa" w:w="32"/>
+              <w:top w:type="dxa" w:w="80"/>
               <w:left w:type="dxa" w:w="115"/>
-              <w:bottom w:type="dxa" w:w="32"/>
+              <w:bottom w:type="dxa" w:w="80"/>
               <w:right w:type="dxa" w:w="115"/>
             </w:tcMar>
             <w:vAlign w:val="center"/>
@@ -604,7 +616,7 @@
       </w:tr>
       <w:tr>
         <w:trPr>
-          <w:trHeight w:val="403" w:hRule="atLeast"/>
+          <w:trHeight w:val="317" w:hRule="atLeast"/>
         </w:trPr>
         <w:tc>
           <w:tcPr>
@@ -615,16 +627,16 @@
               <w:right w:val="nil" w:color="FFFFFF" w:sz="0"/>
             </w:tcBorders>
             <w:tcMar>
-              <w:top w:type="dxa" w:w="32"/>
+              <w:top w:type="dxa" w:w="80"/>
               <w:left w:type="dxa" w:w="345"/>
-              <w:bottom w:type="dxa" w:w="32"/>
-              <w:right w:type="dxa" w:w="115"/>
-            </w:tcMar>
-            <w:vAlign w:val="center"/>
-          </w:tcPr>
-          <w:p>
-            <w:pPr>
-              <w:spacing w:after="0" w:line="340"/>
+              <w:bottom w:type="dxa" w:w="80"/>
+              <w:right w:type="dxa" w:w="115"/>
+            </w:tcMar>
+            <w:vAlign w:val="center"/>
+          </w:tcPr>
+          <w:p>
+            <w:pPr>
+              <w:spacing w:before="0" w:after="0" w:line="340"/>
             </w:pPr>
             <w:r>
               <w:rPr>
@@ -650,9 +662,9 @@
               <w:right w:val="nil" w:color="FFFFFF" w:sz="0"/>
             </w:tcBorders>
             <w:tcMar>
-              <w:top w:type="dxa" w:w="32"/>
+              <w:top w:type="dxa" w:w="80"/>
               <w:left w:type="dxa" w:w="115"/>
-              <w:bottom w:type="dxa" w:w="32"/>
+              <w:bottom w:type="dxa" w:w="80"/>
               <w:right w:type="dxa" w:w="115"/>
             </w:tcMar>
             <w:vAlign w:val="center"/>
@@ -680,7 +692,7 @@
       </w:tr>
       <w:tr>
         <w:trPr>
-          <w:trHeight w:val="403" w:hRule="atLeast"/>
+          <w:trHeight w:val="358" w:hRule="atLeast"/>
         </w:trPr>
         <w:tc>
           <w:tcPr>
@@ -691,16 +703,28 @@
               <w:right w:val="nil" w:color="FFFFFF" w:sz="0"/>
             </w:tcBorders>
             <w:tcMar>
-              <w:top w:type="dxa" w:w="200"/>
+              <w:top w:type="dxa" w:w="80"/>
               <w:left w:type="dxa" w:w="115"/>
-              <w:bottom w:type="dxa" w:w="32"/>
-              <w:right w:type="dxa" w:w="115"/>
-            </w:tcMar>
-            <w:vAlign w:val="bottom"/>
-          </w:tcPr>
-          <w:p>
-            <w:pPr>
-              <w:spacing w:after="0" w:line="340"/>
+              <w:bottom w:type="dxa" w:w="80"/>
+              <w:right w:type="dxa" w:w="115"/>
+            </w:tcMar>
+            <w:vAlign w:val="center"/>
+          </w:tcPr>
+          <w:p>
+            <w:pPr>
+              <w:spacing w:after="0" w:line="120"/>
+            </w:pPr>
+            <w:r>
+              <w:rPr>
+                <w:sz w:val="4"/>
+                <w:szCs w:val="4"/>
+              </w:rPr>
+              <w:t xml:space="preserve">​</w:t>
+            </w:r>
+          </w:p>
+          <w:p>
+            <w:pPr>
+              <w:spacing w:before="0" w:after="0" w:line="240"/>
             </w:pPr>
             <w:r>
               <w:rPr>
@@ -726,9 +750,9 @@
               <w:right w:val="nil" w:color="FFFFFF" w:sz="0"/>
             </w:tcBorders>
             <w:tcMar>
-              <w:top w:type="dxa" w:w="200"/>
+              <w:top w:type="dxa" w:w="80"/>
               <w:left w:type="dxa" w:w="115"/>
-              <w:bottom w:type="dxa" w:w="32"/>
+              <w:bottom w:type="dxa" w:w="80"/>
               <w:right w:type="dxa" w:w="115"/>
             </w:tcMar>
             <w:vAlign w:val="center"/>
@@ -756,7 +780,7 @@
       </w:tr>
       <w:tr>
         <w:trPr>
-          <w:trHeight w:val="403" w:hRule="atLeast"/>
+          <w:trHeight w:val="317" w:hRule="atLeast"/>
         </w:trPr>
         <w:tc>
           <w:tcPr>
@@ -767,9 +791,9 @@
               <w:right w:val="nil" w:color="FFFFFF" w:sz="0"/>
             </w:tcBorders>
             <w:tcMar>
-              <w:top w:type="dxa" w:w="32"/>
+              <w:top w:type="dxa" w:w="80"/>
               <w:left w:type="dxa" w:w="345"/>
-              <w:bottom w:type="dxa" w:w="32"/>
+              <w:bottom w:type="dxa" w:w="80"/>
               <w:right w:type="dxa" w:w="115"/>
             </w:tcMar>
             <w:vAlign w:val="center"/>
@@ -788,7 +812,7 @@
           </w:p>
           <w:p>
             <w:pPr>
-              <w:spacing w:after="0" w:line="340"/>
+              <w:spacing w:before="0" w:after="0" w:line="340"/>
             </w:pPr>
             <w:r>
               <w:rPr>
@@ -814,9 +838,9 @@
               <w:right w:val="nil" w:color="FFFFFF" w:sz="0"/>
             </w:tcBorders>
             <w:tcMar>
-              <w:top w:type="dxa" w:w="32"/>
+              <w:top w:type="dxa" w:w="80"/>
               <w:left w:type="dxa" w:w="115"/>
-              <w:bottom w:type="dxa" w:w="32"/>
+              <w:bottom w:type="dxa" w:w="80"/>
               <w:right w:type="dxa" w:w="115"/>
             </w:tcMar>
             <w:vAlign w:val="center"/>
@@ -844,7 +868,7 @@
       </w:tr>
       <w:tr>
         <w:trPr>
-          <w:trHeight w:val="403" w:hRule="atLeast"/>
+          <w:trHeight w:val="358" w:hRule="atLeast"/>
         </w:trPr>
         <w:tc>
           <w:tcPr>
@@ -855,16 +879,28 @@
               <w:right w:val="nil" w:color="FFFFFF" w:sz="0"/>
             </w:tcBorders>
             <w:tcMar>
-              <w:top w:type="dxa" w:w="200"/>
+              <w:top w:type="dxa" w:w="80"/>
               <w:left w:type="dxa" w:w="115"/>
-              <w:bottom w:type="dxa" w:w="32"/>
-              <w:right w:type="dxa" w:w="115"/>
-            </w:tcMar>
-            <w:vAlign w:val="bottom"/>
-          </w:tcPr>
-          <w:p>
-            <w:pPr>
-              <w:spacing w:after="0" w:line="340"/>
+              <w:bottom w:type="dxa" w:w="80"/>
+              <w:right w:type="dxa" w:w="115"/>
+            </w:tcMar>
+            <w:vAlign w:val="center"/>
+          </w:tcPr>
+          <w:p>
+            <w:pPr>
+              <w:spacing w:after="0" w:line="120"/>
+            </w:pPr>
+            <w:r>
+              <w:rPr>
+                <w:sz w:val="4"/>
+                <w:szCs w:val="4"/>
+              </w:rPr>
+              <w:t xml:space="preserve">​</w:t>
+            </w:r>
+          </w:p>
+          <w:p>
+            <w:pPr>
+              <w:spacing w:before="0" w:after="0" w:line="240"/>
             </w:pPr>
             <w:r>
               <w:rPr>
@@ -890,9 +926,9 @@
               <w:right w:val="nil" w:color="FFFFFF" w:sz="0"/>
             </w:tcBorders>
             <w:tcMar>
-              <w:top w:type="dxa" w:w="200"/>
+              <w:top w:type="dxa" w:w="80"/>
               <w:left w:type="dxa" w:w="115"/>
-              <w:bottom w:type="dxa" w:w="32"/>
+              <w:bottom w:type="dxa" w:w="80"/>
               <w:right w:type="dxa" w:w="115"/>
             </w:tcMar>
             <w:vAlign w:val="center"/>
@@ -920,7 +956,7 @@
       </w:tr>
       <w:tr>
         <w:trPr>
-          <w:trHeight w:val="403" w:hRule="atLeast"/>
+          <w:trHeight w:val="317" w:hRule="atLeast"/>
         </w:trPr>
         <w:tc>
           <w:tcPr>
@@ -931,9 +967,9 @@
               <w:right w:val="nil" w:color="FFFFFF" w:sz="0"/>
             </w:tcBorders>
             <w:tcMar>
-              <w:top w:type="dxa" w:w="32"/>
+              <w:top w:type="dxa" w:w="80"/>
               <w:left w:type="dxa" w:w="345"/>
-              <w:bottom w:type="dxa" w:w="32"/>
+              <w:bottom w:type="dxa" w:w="80"/>
               <w:right w:type="dxa" w:w="115"/>
             </w:tcMar>
             <w:vAlign w:val="center"/>
@@ -952,7 +988,7 @@
           </w:p>
           <w:p>
             <w:pPr>
-              <w:spacing w:after="0" w:line="340"/>
+              <w:spacing w:before="0" w:after="0" w:line="340"/>
             </w:pPr>
             <w:r>
               <w:rPr>
@@ -978,9 +1014,9 @@
               <w:right w:val="nil" w:color="FFFFFF" w:sz="0"/>
             </w:tcBorders>
             <w:tcMar>
-              <w:top w:type="dxa" w:w="32"/>
+              <w:top w:type="dxa" w:w="80"/>
               <w:left w:type="dxa" w:w="115"/>
-              <w:bottom w:type="dxa" w:w="32"/>
+              <w:bottom w:type="dxa" w:w="80"/>
               <w:right w:type="dxa" w:w="115"/>
             </w:tcMar>
             <w:vAlign w:val="center"/>
@@ -1008,7 +1044,7 @@
       </w:tr>
       <w:tr>
         <w:trPr>
-          <w:trHeight w:val="403" w:hRule="atLeast"/>
+          <w:trHeight w:val="358" w:hRule="atLeast"/>
         </w:trPr>
         <w:tc>
           <w:tcPr>
@@ -1019,16 +1055,28 @@
               <w:right w:val="nil" w:color="FFFFFF" w:sz="0"/>
             </w:tcBorders>
             <w:tcMar>
-              <w:top w:type="dxa" w:w="200"/>
+              <w:top w:type="dxa" w:w="80"/>
               <w:left w:type="dxa" w:w="115"/>
-              <w:bottom w:type="dxa" w:w="32"/>
-              <w:right w:type="dxa" w:w="115"/>
-            </w:tcMar>
-            <w:vAlign w:val="bottom"/>
-          </w:tcPr>
-          <w:p>
-            <w:pPr>
-              <w:spacing w:after="0" w:line="340"/>
+              <w:bottom w:type="dxa" w:w="80"/>
+              <w:right w:type="dxa" w:w="115"/>
+            </w:tcMar>
+            <w:vAlign w:val="center"/>
+          </w:tcPr>
+          <w:p>
+            <w:pPr>
+              <w:spacing w:after="0" w:line="120"/>
+            </w:pPr>
+            <w:r>
+              <w:rPr>
+                <w:sz w:val="4"/>
+                <w:szCs w:val="4"/>
+              </w:rPr>
+              <w:t xml:space="preserve">​</w:t>
+            </w:r>
+          </w:p>
+          <w:p>
+            <w:pPr>
+              <w:spacing w:before="0" w:after="0" w:line="240"/>
             </w:pPr>
             <w:r>
               <w:rPr>
@@ -1054,9 +1102,9 @@
               <w:right w:val="nil" w:color="FFFFFF" w:sz="0"/>
             </w:tcBorders>
             <w:tcMar>
-              <w:top w:type="dxa" w:w="200"/>
+              <w:top w:type="dxa" w:w="80"/>
               <w:left w:type="dxa" w:w="115"/>
-              <w:bottom w:type="dxa" w:w="32"/>
+              <w:bottom w:type="dxa" w:w="80"/>
               <w:right w:type="dxa" w:w="115"/>
             </w:tcMar>
             <w:vAlign w:val="center"/>
@@ -1084,7 +1132,7 @@
       </w:tr>
       <w:tr>
         <w:trPr>
-          <w:trHeight w:val="403" w:hRule="atLeast"/>
+          <w:trHeight w:val="317" w:hRule="atLeast"/>
         </w:trPr>
         <w:tc>
           <w:tcPr>
@@ -1095,9 +1143,9 @@
               <w:right w:val="nil" w:color="FFFFFF" w:sz="0"/>
             </w:tcBorders>
             <w:tcMar>
-              <w:top w:type="dxa" w:w="32"/>
+              <w:top w:type="dxa" w:w="80"/>
               <w:left w:type="dxa" w:w="345"/>
-              <w:bottom w:type="dxa" w:w="32"/>
+              <w:bottom w:type="dxa" w:w="80"/>
               <w:right w:type="dxa" w:w="115"/>
             </w:tcMar>
             <w:vAlign w:val="center"/>
@@ -1116,7 +1164,7 @@
           </w:p>
           <w:p>
             <w:pPr>
-              <w:spacing w:after="0" w:line="340"/>
+              <w:spacing w:before="0" w:after="0" w:line="340"/>
             </w:pPr>
             <w:r>
               <w:rPr>
@@ -1142,9 +1190,9 @@
               <w:right w:val="nil" w:color="FFFFFF" w:sz="0"/>
             </w:tcBorders>
             <w:tcMar>
-              <w:top w:type="dxa" w:w="32"/>
+              <w:top w:type="dxa" w:w="80"/>
               <w:left w:type="dxa" w:w="115"/>
-              <w:bottom w:type="dxa" w:w="32"/>
+              <w:bottom w:type="dxa" w:w="80"/>
               <w:right w:type="dxa" w:w="115"/>
             </w:tcMar>
             <w:vAlign w:val="center"/>
@@ -1172,7 +1220,7 @@
       </w:tr>
       <w:tr>
         <w:trPr>
-          <w:trHeight w:val="403" w:hRule="atLeast"/>
+          <w:trHeight w:val="317" w:hRule="atLeast"/>
         </w:trPr>
         <w:tc>
           <w:tcPr>
@@ -1183,9 +1231,9 @@
               <w:right w:val="nil" w:color="FFFFFF" w:sz="0"/>
             </w:tcBorders>
             <w:tcMar>
-              <w:top w:type="dxa" w:w="32"/>
+              <w:top w:type="dxa" w:w="80"/>
               <w:left w:type="dxa" w:w="345"/>
-              <w:bottom w:type="dxa" w:w="32"/>
+              <w:bottom w:type="dxa" w:w="80"/>
               <w:right w:type="dxa" w:w="115"/>
             </w:tcMar>
             <w:vAlign w:val="center"/>
@@ -1204,7 +1252,7 @@
           </w:p>
           <w:p>
             <w:pPr>
-              <w:spacing w:after="0" w:line="340"/>
+              <w:spacing w:before="0" w:after="0" w:line="340"/>
             </w:pPr>
             <w:r>
               <w:rPr>
@@ -1230,9 +1278,9 @@
               <w:right w:val="nil" w:color="FFFFFF" w:sz="0"/>
             </w:tcBorders>
             <w:tcMar>
-              <w:top w:type="dxa" w:w="32"/>
+              <w:top w:type="dxa" w:w="80"/>
               <w:left w:type="dxa" w:w="115"/>
-              <w:bottom w:type="dxa" w:w="32"/>
+              <w:bottom w:type="dxa" w:w="80"/>
               <w:right w:type="dxa" w:w="115"/>
             </w:tcMar>
             <w:vAlign w:val="center"/>
@@ -1260,7 +1308,7 @@
       </w:tr>
       <w:tr>
         <w:trPr>
-          <w:trHeight w:val="403" w:hRule="atLeast"/>
+          <w:trHeight w:val="317" w:hRule="atLeast"/>
         </w:trPr>
         <w:tc>
           <w:tcPr>
@@ -1271,9 +1319,9 @@
               <w:right w:val="nil" w:color="FFFFFF" w:sz="0"/>
             </w:tcBorders>
             <w:tcMar>
-              <w:top w:type="dxa" w:w="32"/>
+              <w:top w:type="dxa" w:w="80"/>
               <w:left w:type="dxa" w:w="345"/>
-              <w:bottom w:type="dxa" w:w="32"/>
+              <w:bottom w:type="dxa" w:w="80"/>
               <w:right w:type="dxa" w:w="115"/>
             </w:tcMar>
             <w:vAlign w:val="center"/>
@@ -1292,7 +1340,7 @@
           </w:p>
           <w:p>
             <w:pPr>
-              <w:spacing w:after="0" w:line="340"/>
+              <w:spacing w:before="0" w:after="0" w:line="340"/>
             </w:pPr>
             <w:r>
               <w:rPr>
@@ -1318,9 +1366,9 @@
               <w:right w:val="nil" w:color="FFFFFF" w:sz="0"/>
             </w:tcBorders>
             <w:tcMar>
-              <w:top w:type="dxa" w:w="32"/>
+              <w:top w:type="dxa" w:w="80"/>
               <w:left w:type="dxa" w:w="115"/>
-              <w:bottom w:type="dxa" w:w="32"/>
+              <w:bottom w:type="dxa" w:w="80"/>
               <w:right w:type="dxa" w:w="115"/>
             </w:tcMar>
             <w:vAlign w:val="center"/>
@@ -1348,7 +1396,7 @@
       </w:tr>
       <w:tr>
         <w:trPr>
-          <w:trHeight w:val="403" w:hRule="atLeast"/>
+          <w:trHeight w:val="317" w:hRule="atLeast"/>
         </w:trPr>
         <w:tc>
           <w:tcPr>
@@ -1359,9 +1407,9 @@
               <w:right w:val="nil" w:color="FFFFFF" w:sz="0"/>
             </w:tcBorders>
             <w:tcMar>
-              <w:top w:type="dxa" w:w="32"/>
+              <w:top w:type="dxa" w:w="80"/>
               <w:left w:type="dxa" w:w="345"/>
-              <w:bottom w:type="dxa" w:w="32"/>
+              <w:bottom w:type="dxa" w:w="80"/>
               <w:right w:type="dxa" w:w="115"/>
             </w:tcMar>
             <w:vAlign w:val="center"/>
@@ -1380,7 +1428,7 @@
           </w:p>
           <w:p>
             <w:pPr>
-              <w:spacing w:after="0" w:line="340"/>
+              <w:spacing w:before="0" w:after="0" w:line="340"/>
             </w:pPr>
             <w:r>
               <w:rPr>
@@ -1406,9 +1454,9 @@
               <w:right w:val="nil" w:color="FFFFFF" w:sz="0"/>
             </w:tcBorders>
             <w:tcMar>
-              <w:top w:type="dxa" w:w="32"/>
+              <w:top w:type="dxa" w:w="80"/>
               <w:left w:type="dxa" w:w="115"/>
-              <w:bottom w:type="dxa" w:w="32"/>
+              <w:bottom w:type="dxa" w:w="80"/>
               <w:right w:type="dxa" w:w="115"/>
             </w:tcMar>
             <w:vAlign w:val="center"/>
@@ -1436,7 +1484,7 @@
       </w:tr>
       <w:tr>
         <w:trPr>
-          <w:trHeight w:val="403" w:hRule="atLeast"/>
+          <w:trHeight w:val="358" w:hRule="atLeast"/>
         </w:trPr>
         <w:tc>
           <w:tcPr>
@@ -1447,16 +1495,28 @@
               <w:right w:val="nil" w:color="FFFFFF" w:sz="0"/>
             </w:tcBorders>
             <w:tcMar>
-              <w:top w:type="dxa" w:w="200"/>
+              <w:top w:type="dxa" w:w="80"/>
               <w:left w:type="dxa" w:w="115"/>
-              <w:bottom w:type="dxa" w:w="32"/>
-              <w:right w:type="dxa" w:w="115"/>
-            </w:tcMar>
-            <w:vAlign w:val="bottom"/>
-          </w:tcPr>
-          <w:p>
-            <w:pPr>
-              <w:spacing w:after="0" w:line="340"/>
+              <w:bottom w:type="dxa" w:w="80"/>
+              <w:right w:type="dxa" w:w="115"/>
+            </w:tcMar>
+            <w:vAlign w:val="center"/>
+          </w:tcPr>
+          <w:p>
+            <w:pPr>
+              <w:spacing w:after="0" w:line="120"/>
+            </w:pPr>
+            <w:r>
+              <w:rPr>
+                <w:sz w:val="4"/>
+                <w:szCs w:val="4"/>
+              </w:rPr>
+              <w:t xml:space="preserve">​</w:t>
+            </w:r>
+          </w:p>
+          <w:p>
+            <w:pPr>
+              <w:spacing w:before="0" w:after="0" w:line="240"/>
             </w:pPr>
             <w:r>
               <w:rPr>
@@ -1482,9 +1542,9 @@
               <w:right w:val="nil" w:color="FFFFFF" w:sz="0"/>
             </w:tcBorders>
             <w:tcMar>
-              <w:top w:type="dxa" w:w="200"/>
+              <w:top w:type="dxa" w:w="80"/>
               <w:left w:type="dxa" w:w="115"/>
-              <w:bottom w:type="dxa" w:w="32"/>
+              <w:bottom w:type="dxa" w:w="80"/>
               <w:right w:type="dxa" w:w="115"/>
             </w:tcMar>
             <w:vAlign w:val="center"/>
@@ -1512,7 +1572,7 @@
       </w:tr>
       <w:tr>
         <w:trPr>
-          <w:trHeight w:val="403" w:hRule="atLeast"/>
+          <w:trHeight w:val="317" w:hRule="atLeast"/>
         </w:trPr>
         <w:tc>
           <w:tcPr>
@@ -1523,9 +1583,9 @@
               <w:right w:val="nil" w:color="FFFFFF" w:sz="0"/>
             </w:tcBorders>
             <w:tcMar>
-              <w:top w:type="dxa" w:w="32"/>
+              <w:top w:type="dxa" w:w="80"/>
               <w:left w:type="dxa" w:w="345"/>
-              <w:bottom w:type="dxa" w:w="32"/>
+              <w:bottom w:type="dxa" w:w="80"/>
               <w:right w:type="dxa" w:w="115"/>
             </w:tcMar>
             <w:vAlign w:val="center"/>
@@ -1544,7 +1604,7 @@
           </w:p>
           <w:p>
             <w:pPr>
-              <w:spacing w:after="0" w:line="340"/>
+              <w:spacing w:before="0" w:after="0" w:line="340"/>
             </w:pPr>
             <w:r>
               <w:rPr>
@@ -1570,9 +1630,9 @@
               <w:right w:val="nil" w:color="FFFFFF" w:sz="0"/>
             </w:tcBorders>
             <w:tcMar>
-              <w:top w:type="dxa" w:w="32"/>
+              <w:top w:type="dxa" w:w="80"/>
               <w:left w:type="dxa" w:w="115"/>
-              <w:bottom w:type="dxa" w:w="32"/>
+              <w:bottom w:type="dxa" w:w="80"/>
               <w:right w:type="dxa" w:w="115"/>
             </w:tcMar>
             <w:vAlign w:val="center"/>
@@ -1600,7 +1660,7 @@
       </w:tr>
       <w:tr>
         <w:trPr>
-          <w:trHeight w:val="403" w:hRule="atLeast"/>
+          <w:trHeight w:val="358" w:hRule="atLeast"/>
         </w:trPr>
         <w:tc>
           <w:tcPr>
@@ -1611,16 +1671,28 @@
               <w:right w:val="nil" w:color="FFFFFF" w:sz="0"/>
             </w:tcBorders>
             <w:tcMar>
-              <w:top w:type="dxa" w:w="200"/>
+              <w:top w:type="dxa" w:w="80"/>
               <w:left w:type="dxa" w:w="115"/>
-              <w:bottom w:type="dxa" w:w="32"/>
-              <w:right w:type="dxa" w:w="115"/>
-            </w:tcMar>
-            <w:vAlign w:val="bottom"/>
-          </w:tcPr>
-          <w:p>
-            <w:pPr>
-              <w:spacing w:after="0" w:line="340"/>
+              <w:bottom w:type="dxa" w:w="80"/>
+              <w:right w:type="dxa" w:w="115"/>
+            </w:tcMar>
+            <w:vAlign w:val="center"/>
+          </w:tcPr>
+          <w:p>
+            <w:pPr>
+              <w:spacing w:after="0" w:line="120"/>
+            </w:pPr>
+            <w:r>
+              <w:rPr>
+                <w:sz w:val="4"/>
+                <w:szCs w:val="4"/>
+              </w:rPr>
+              <w:t xml:space="preserve">​</w:t>
+            </w:r>
+          </w:p>
+          <w:p>
+            <w:pPr>
+              <w:spacing w:before="0" w:after="0" w:line="240"/>
             </w:pPr>
             <w:r>
               <w:rPr>
@@ -1646,9 +1718,9 @@
               <w:right w:val="nil" w:color="FFFFFF" w:sz="0"/>
             </w:tcBorders>
             <w:tcMar>
-              <w:top w:type="dxa" w:w="200"/>
+              <w:top w:type="dxa" w:w="80"/>
               <w:left w:type="dxa" w:w="115"/>
-              <w:bottom w:type="dxa" w:w="32"/>
+              <w:bottom w:type="dxa" w:w="80"/>
               <w:right w:type="dxa" w:w="115"/>
             </w:tcMar>
             <w:vAlign w:val="center"/>
@@ -1676,7 +1748,7 @@
       </w:tr>
       <w:tr>
         <w:trPr>
-          <w:trHeight w:val="403" w:hRule="atLeast"/>
+          <w:trHeight w:val="317" w:hRule="atLeast"/>
         </w:trPr>
         <w:tc>
           <w:tcPr>
@@ -1687,9 +1759,9 @@
               <w:right w:val="nil" w:color="FFFFFF" w:sz="0"/>
             </w:tcBorders>
             <w:tcMar>
-              <w:top w:type="dxa" w:w="32"/>
+              <w:top w:type="dxa" w:w="80"/>
               <w:left w:type="dxa" w:w="345"/>
-              <w:bottom w:type="dxa" w:w="32"/>
+              <w:bottom w:type="dxa" w:w="80"/>
               <w:right w:type="dxa" w:w="115"/>
             </w:tcMar>
             <w:vAlign w:val="center"/>
@@ -1708,7 +1780,7 @@
           </w:p>
           <w:p>
             <w:pPr>
-              <w:spacing w:after="0" w:line="340"/>
+              <w:spacing w:before="0" w:after="0" w:line="340"/>
             </w:pPr>
             <w:r>
               <w:rPr>
@@ -1734,9 +1806,9 @@
               <w:right w:val="nil" w:color="FFFFFF" w:sz="0"/>
             </w:tcBorders>
             <w:tcMar>
-              <w:top w:type="dxa" w:w="32"/>
+              <w:top w:type="dxa" w:w="80"/>
               <w:left w:type="dxa" w:w="115"/>
-              <w:bottom w:type="dxa" w:w="32"/>
+              <w:bottom w:type="dxa" w:w="80"/>
               <w:right w:type="dxa" w:w="115"/>
             </w:tcMar>
             <w:vAlign w:val="center"/>
@@ -1764,7 +1836,7 @@
       </w:tr>
       <w:tr>
         <w:trPr>
-          <w:trHeight w:val="403" w:hRule="atLeast"/>
+          <w:trHeight w:val="358" w:hRule="atLeast"/>
         </w:trPr>
         <w:tc>
           <w:tcPr>
@@ -1775,16 +1847,28 @@
               <w:right w:val="nil" w:color="FFFFFF" w:sz="0"/>
             </w:tcBorders>
             <w:tcMar>
-              <w:top w:type="dxa" w:w="200"/>
+              <w:top w:type="dxa" w:w="80"/>
               <w:left w:type="dxa" w:w="115"/>
-              <w:bottom w:type="dxa" w:w="32"/>
-              <w:right w:type="dxa" w:w="115"/>
-            </w:tcMar>
-            <w:vAlign w:val="bottom"/>
-          </w:tcPr>
-          <w:p>
-            <w:pPr>
-              <w:spacing w:after="0" w:line="340"/>
+              <w:bottom w:type="dxa" w:w="80"/>
+              <w:right w:type="dxa" w:w="115"/>
+            </w:tcMar>
+            <w:vAlign w:val="center"/>
+          </w:tcPr>
+          <w:p>
+            <w:pPr>
+              <w:spacing w:after="0" w:line="120"/>
+            </w:pPr>
+            <w:r>
+              <w:rPr>
+                <w:sz w:val="4"/>
+                <w:szCs w:val="4"/>
+              </w:rPr>
+              <w:t xml:space="preserve">​</w:t>
+            </w:r>
+          </w:p>
+          <w:p>
+            <w:pPr>
+              <w:spacing w:before="0" w:after="0" w:line="240"/>
             </w:pPr>
             <w:r>
               <w:rPr>
@@ -1810,9 +1894,9 @@
               <w:right w:val="nil" w:color="FFFFFF" w:sz="0"/>
             </w:tcBorders>
             <w:tcMar>
-              <w:top w:type="dxa" w:w="200"/>
+              <w:top w:type="dxa" w:w="80"/>
               <w:left w:type="dxa" w:w="115"/>
-              <w:bottom w:type="dxa" w:w="32"/>
+              <w:bottom w:type="dxa" w:w="80"/>
               <w:right w:type="dxa" w:w="115"/>
             </w:tcMar>
             <w:vAlign w:val="center"/>
@@ -1827,7 +1911,7 @@
       </w:tr>
       <w:tr>
         <w:trPr>
-          <w:trHeight w:val="403" w:hRule="atLeast"/>
+          <w:trHeight w:val="317" w:hRule="atLeast"/>
         </w:trPr>
         <w:tc>
           <w:tcPr>
@@ -1838,16 +1922,16 @@
               <w:right w:val="nil" w:color="FFFFFF" w:sz="0"/>
             </w:tcBorders>
             <w:tcMar>
-              <w:top w:type="dxa" w:w="32"/>
+              <w:top w:type="dxa" w:w="80"/>
               <w:left w:type="dxa" w:w="345"/>
-              <w:bottom w:type="dxa" w:w="32"/>
-              <w:right w:type="dxa" w:w="115"/>
-            </w:tcMar>
-            <w:vAlign w:val="center"/>
-          </w:tcPr>
-          <w:p>
-            <w:pPr>
-              <w:spacing w:after="0" w:line="340"/>
+              <w:bottom w:type="dxa" w:w="80"/>
+              <w:right w:type="dxa" w:w="115"/>
+            </w:tcMar>
+            <w:vAlign w:val="center"/>
+          </w:tcPr>
+          <w:p>
+            <w:pPr>
+              <w:spacing w:before="0" w:after="0" w:line="340"/>
             </w:pPr>
             <w:r>
               <w:rPr>
@@ -1873,9 +1957,9 @@
               <w:right w:val="nil" w:color="FFFFFF" w:sz="0"/>
             </w:tcBorders>
             <w:tcMar>
-              <w:top w:type="dxa" w:w="32"/>
+              <w:top w:type="dxa" w:w="80"/>
               <w:left w:type="dxa" w:w="115"/>
-              <w:bottom w:type="dxa" w:w="32"/>
+              <w:bottom w:type="dxa" w:w="80"/>
               <w:right w:type="dxa" w:w="115"/>
             </w:tcMar>
             <w:vAlign w:val="center"/>

--- a/content/templates/openagreements-restrictive-covenant-wyoming/template.docx
+++ b/content/templates/openagreements-restrictive-covenant-wyoming/template.docx
@@ -389,82 +389,6 @@
       </w:tr>
       <w:tr>
         <w:trPr>
-          <w:trHeight w:val="317" w:hRule="atLeast"/>
-        </w:trPr>
-        <w:tc>
-          <w:tcPr>
-            <w:tcBorders>
-              <w:top w:val="single" w:color="C7C7C7" w:sz="4"/>
-              <w:left w:val="nil" w:color="FFFFFF" w:sz="0"/>
-              <w:bottom w:val="single" w:color="C7C7C7" w:sz="4"/>
-              <w:right w:val="nil" w:color="FFFFFF" w:sz="0"/>
-            </w:tcBorders>
-            <w:tcMar>
-              <w:top w:type="dxa" w:w="80"/>
-              <w:left w:type="dxa" w:w="115"/>
-              <w:bottom w:type="dxa" w:w="80"/>
-              <w:right w:type="dxa" w:w="115"/>
-            </w:tcMar>
-            <w:vAlign w:val="center"/>
-          </w:tcPr>
-          <w:p>
-            <w:pPr>
-              <w:spacing w:before="0" w:after="0" w:line="340"/>
-            </w:pPr>
-            <w:r>
-              <w:rPr>
-                <w:rFonts w:ascii="Arial" w:cs="Arial" w:eastAsia="Arial" w:hAnsi="Arial"/>
-                <w:b/>
-                <w:bCs/>
-                <w:i w:val="false"/>
-                <w:iCs w:val="false"/>
-                <w:color w:val="1D2021"/>
-                <w:sz w:val="22"/>
-                <w:szCs w:val="22"/>
-              </w:rPr>
-              <w:t xml:space="preserve">Governing Law</w:t>
-            </w:r>
-          </w:p>
-        </w:tc>
-        <w:tc>
-          <w:tcPr>
-            <w:tcBorders>
-              <w:top w:val="single" w:color="C7C7C7" w:sz="4"/>
-              <w:left w:val="nil" w:color="FFFFFF" w:sz="0"/>
-              <w:bottom w:val="single" w:color="C7C7C7" w:sz="4"/>
-              <w:right w:val="nil" w:color="FFFFFF" w:sz="0"/>
-            </w:tcBorders>
-            <w:tcMar>
-              <w:top w:type="dxa" w:w="80"/>
-              <w:left w:type="dxa" w:w="115"/>
-              <w:bottom w:type="dxa" w:w="80"/>
-              <w:right w:type="dxa" w:w="115"/>
-            </w:tcMar>
-            <w:vAlign w:val="center"/>
-          </w:tcPr>
-          <w:p>
-            <w:pPr>
-              <w:spacing w:before="0" w:after="0" w:line="340" w:beforeAutospacing="false" w:afterAutospacing="false"/>
-              <w:contextualSpacing w:val="false"/>
-            </w:pPr>
-            <w:r>
-              <w:rPr>
-                <w:rFonts w:ascii="Arial" w:cs="Arial" w:eastAsia="Arial" w:hAnsi="Arial"/>
-                <w:b w:val="false"/>
-                <w:bCs w:val="false"/>
-                <w:i w:val="false"/>
-                <w:iCs w:val="false"/>
-                <w:color w:val="1D2021"/>
-                <w:sz w:val="22"/>
-                <w:szCs w:val="22"/>
-              </w:rPr>
-              <w:t xml:space="preserve">{governing_law}</w:t>
-            </w:r>
-          </w:p>
-        </w:tc>
-      </w:tr>
-      <w:tr>
-        <w:trPr>
           <w:trHeight w:val="358" w:hRule="atLeast"/>
         </w:trPr>
         <w:tc>
@@ -3612,7 +3536,7 @@
           <w:sz w:val="22"/>
           <w:szCs w:val="22"/>
         </w:rPr>
-        <w:t xml:space="preserve">This agreement is governed by the law listed in Cover Terms, including Wyo. Stat. § 1-23-108 for contracts entered into on or after July 1, 2025. Disputes will be resolved in the courts of the Governing Law state, subject to non-waivable rights under applicable law.</w:t>
+        <w:t xml:space="preserve">This agreement is governed by and construed in accordance with the laws of the State of Wyoming, including Wyo. Stat. § 1-23-108 for contracts entered into on or after July 1, 2025. Disputes will be resolved in the state and federal courts located in Wyoming, subject to non-waivable rights under applicable law.</w:t>
       </w:r>
     </w:p>
     <w:p>

--- a/content/templates/openagreements-restrictive-covenant-wyoming/template.docx
+++ b/content/templates/openagreements-restrictive-covenant-wyoming/template.docx
@@ -3627,7 +3627,7 @@
     </w:p>
     <w:tbl>
       <w:tblPr>
-        <w:tblW w:type="dxa" w:w="10075"/>
+        <w:tblW w:type="dxa" w:w="10070"/>
         <w:tblBorders>
           <w:top w:val="nil" w:color="FFFFFF" w:sz="0"/>
           <w:left w:val="nil" w:color="FFFFFF" w:sz="0"/>
@@ -3640,9 +3640,7 @@
       </w:tblPr>
       <w:tblGrid>
         <w:gridCol w:w="2605"/>
-        <w:gridCol w:w="3600"/>
-        <w:gridCol w:w="250"/>
-        <w:gridCol w:w="3620"/>
+        <w:gridCol w:w="7465"/>
       </w:tblGrid>
       <w:tr>
         <w:tc>
@@ -3712,6 +3710,11 @@
             </w:r>
           </w:p>
         </w:tc>
+      </w:tr>
+      <w:tr>
+        <w:trPr>
+          <w:trHeight w:val="690" w:hRule="atLeast"/>
+        </w:trPr>
         <w:tc>
           <w:tcPr>
             <w:tcBorders>
@@ -3722,14 +3725,390 @@
             </w:tcBorders>
             <w:tcMar>
               <w:top w:type="dxa" w:w="216"/>
-              <w:left w:type="dxa" w:w="0"/>
+              <w:left w:type="dxa" w:w="115"/>
               <w:bottom w:type="dxa" w:w="216"/>
-              <w:right w:type="dxa" w:w="0"/>
-            </w:tcMar>
-            <w:vAlign w:val="center"/>
-          </w:tcPr>
-          <w:p>
-            <w:r>
+              <w:right w:type="dxa" w:w="115"/>
+            </w:tcMar>
+            <w:vAlign w:val="center"/>
+          </w:tcPr>
+          <w:p>
+            <w:pPr>
+              <w:spacing w:after="0" w:line="340"/>
+            </w:pPr>
+            <w:r>
+              <w:rPr>
+                <w:rFonts w:ascii="Arial" w:cs="Arial" w:eastAsia="Arial" w:hAnsi="Arial"/>
+                <w:b/>
+                <w:bCs/>
+                <w:color w:val="1D2021"/>
+                <w:sz w:val="18"/>
+                <w:szCs w:val="18"/>
+              </w:rPr>
+              <w:t xml:space="preserve">Company</w:t>
+            </w:r>
+          </w:p>
+        </w:tc>
+        <w:tc>
+          <w:tcPr>
+            <w:tcBorders>
+              <w:top w:val="single" w:color="C7C7C7" w:sz="4"/>
+              <w:left w:val="nil" w:color="FFFFFF" w:sz="0"/>
+              <w:bottom w:val="single" w:color="C7C7C7" w:sz="4"/>
+              <w:right w:val="nil" w:color="FFFFFF" w:sz="0"/>
+            </w:tcBorders>
+            <w:tcMar>
+              <w:top w:type="dxa" w:w="216"/>
+              <w:left w:type="dxa" w:w="115"/>
+              <w:bottom w:type="dxa" w:w="216"/>
+              <w:right w:type="dxa" w:w="115"/>
+            </w:tcMar>
+            <w:vAlign w:val="center"/>
+          </w:tcPr>
+          <w:p>
+            <w:pPr>
+              <w:spacing w:after="0" w:line="340"/>
+            </w:pPr>
+            <w:r>
+              <w:rPr>
+                <w:rFonts w:ascii="Arial" w:cs="Arial" w:eastAsia="Arial" w:hAnsi="Arial"/>
+                <w:color w:val="1D2021"/>
+                <w:sz w:val="18"/>
+                <w:szCs w:val="18"/>
+              </w:rPr>
+              <w:t xml:space="preserve">{employer_name}</w:t>
+            </w:r>
+          </w:p>
+        </w:tc>
+      </w:tr>
+      <w:tr>
+        <w:trPr>
+          <w:trHeight w:val="690" w:hRule="atLeast"/>
+        </w:trPr>
+        <w:tc>
+          <w:tcPr>
+            <w:tcBorders>
+              <w:top w:val="nil" w:color="FFFFFF" w:sz="0"/>
+              <w:left w:val="nil" w:color="FFFFFF" w:sz="0"/>
+              <w:bottom w:val="nil" w:color="FFFFFF" w:sz="0"/>
+              <w:right w:val="nil" w:color="FFFFFF" w:sz="0"/>
+            </w:tcBorders>
+            <w:tcMar>
+              <w:top w:type="dxa" w:w="216"/>
+              <w:left w:type="dxa" w:w="115"/>
+              <w:bottom w:type="dxa" w:w="216"/>
+              <w:right w:type="dxa" w:w="115"/>
+            </w:tcMar>
+            <w:vAlign w:val="center"/>
+          </w:tcPr>
+          <w:p>
+            <w:pPr>
+              <w:spacing w:after="0" w:line="340"/>
+            </w:pPr>
+            <w:r>
+              <w:rPr>
+                <w:rFonts w:ascii="Arial" w:cs="Arial" w:eastAsia="Arial" w:hAnsi="Arial"/>
+                <w:b/>
+                <w:bCs/>
+                <w:color w:val="1D2021"/>
+                <w:sz w:val="18"/>
+                <w:szCs w:val="18"/>
+              </w:rPr>
+              <w:t xml:space="preserve">Signature</w:t>
+            </w:r>
+          </w:p>
+        </w:tc>
+        <w:tc>
+          <w:tcPr>
+            <w:tcBorders>
+              <w:top w:val="single" w:color="C7C7C7" w:sz="4"/>
+              <w:left w:val="nil" w:color="FFFFFF" w:sz="0"/>
+              <w:bottom w:val="single" w:color="C7C7C7" w:sz="4"/>
+              <w:right w:val="nil" w:color="FFFFFF" w:sz="0"/>
+            </w:tcBorders>
+            <w:tcMar>
+              <w:top w:type="dxa" w:w="216"/>
+              <w:left w:type="dxa" w:w="115"/>
+              <w:bottom w:type="dxa" w:w="216"/>
+              <w:right w:type="dxa" w:w="115"/>
+            </w:tcMar>
+            <w:vAlign w:val="center"/>
+          </w:tcPr>
+          <w:p>
+            <w:pPr>
+              <w:spacing w:after="0" w:line="340"/>
+            </w:pPr>
+            <w:r>
+              <w:rPr>
+                <w:rFonts w:ascii="Arial" w:cs="Arial" w:eastAsia="Arial" w:hAnsi="Arial"/>
+                <w:color w:val="1D2021"/>
+                <w:sz w:val="18"/>
+                <w:szCs w:val="18"/>
+              </w:rPr>
+              <w:t xml:space="preserve"/>
+            </w:r>
+          </w:p>
+        </w:tc>
+      </w:tr>
+      <w:tr>
+        <w:trPr>
+          <w:trHeight w:val="690" w:hRule="atLeast"/>
+        </w:trPr>
+        <w:tc>
+          <w:tcPr>
+            <w:tcBorders>
+              <w:top w:val="nil" w:color="FFFFFF" w:sz="0"/>
+              <w:left w:val="nil" w:color="FFFFFF" w:sz="0"/>
+              <w:bottom w:val="nil" w:color="FFFFFF" w:sz="0"/>
+              <w:right w:val="nil" w:color="FFFFFF" w:sz="0"/>
+            </w:tcBorders>
+            <w:tcMar>
+              <w:top w:type="dxa" w:w="216"/>
+              <w:left w:type="dxa" w:w="115"/>
+              <w:bottom w:type="dxa" w:w="216"/>
+              <w:right w:type="dxa" w:w="115"/>
+            </w:tcMar>
+            <w:vAlign w:val="center"/>
+          </w:tcPr>
+          <w:p>
+            <w:pPr>
+              <w:spacing w:after="0" w:line="340"/>
+            </w:pPr>
+            <w:r>
+              <w:rPr>
+                <w:rFonts w:ascii="Arial" w:cs="Arial" w:eastAsia="Arial" w:hAnsi="Arial"/>
+                <w:b/>
+                <w:bCs/>
+                <w:color w:val="1D2021"/>
+                <w:sz w:val="18"/>
+                <w:szCs w:val="18"/>
+              </w:rPr>
+              <w:t xml:space="preserve">Print Name</w:t>
+            </w:r>
+          </w:p>
+        </w:tc>
+        <w:tc>
+          <w:tcPr>
+            <w:tcBorders>
+              <w:top w:val="single" w:color="C7C7C7" w:sz="4"/>
+              <w:left w:val="nil" w:color="FFFFFF" w:sz="0"/>
+              <w:bottom w:val="single" w:color="C7C7C7" w:sz="4"/>
+              <w:right w:val="nil" w:color="FFFFFF" w:sz="0"/>
+            </w:tcBorders>
+            <w:tcMar>
+              <w:top w:type="dxa" w:w="216"/>
+              <w:left w:type="dxa" w:w="115"/>
+              <w:bottom w:type="dxa" w:w="216"/>
+              <w:right w:type="dxa" w:w="115"/>
+            </w:tcMar>
+            <w:vAlign w:val="center"/>
+          </w:tcPr>
+          <w:p>
+            <w:pPr>
+              <w:spacing w:after="0" w:line="340"/>
+            </w:pPr>
+            <w:r>
+              <w:rPr>
+                <w:rFonts w:ascii="Arial" w:cs="Arial" w:eastAsia="Arial" w:hAnsi="Arial"/>
+                <w:color w:val="1D2021"/>
+                <w:sz w:val="18"/>
+                <w:szCs w:val="18"/>
+              </w:rPr>
+              <w:t xml:space="preserve"/>
+            </w:r>
+          </w:p>
+        </w:tc>
+      </w:tr>
+      <w:tr>
+        <w:trPr>
+          <w:trHeight w:val="690" w:hRule="atLeast"/>
+        </w:trPr>
+        <w:tc>
+          <w:tcPr>
+            <w:tcBorders>
+              <w:top w:val="nil" w:color="FFFFFF" w:sz="0"/>
+              <w:left w:val="nil" w:color="FFFFFF" w:sz="0"/>
+              <w:bottom w:val="nil" w:color="FFFFFF" w:sz="0"/>
+              <w:right w:val="nil" w:color="FFFFFF" w:sz="0"/>
+            </w:tcBorders>
+            <w:tcMar>
+              <w:top w:type="dxa" w:w="216"/>
+              <w:left w:type="dxa" w:w="115"/>
+              <w:bottom w:type="dxa" w:w="216"/>
+              <w:right w:type="dxa" w:w="115"/>
+            </w:tcMar>
+            <w:vAlign w:val="center"/>
+          </w:tcPr>
+          <w:p>
+            <w:pPr>
+              <w:spacing w:after="0" w:line="340"/>
+            </w:pPr>
+            <w:r>
+              <w:rPr>
+                <w:rFonts w:ascii="Arial" w:cs="Arial" w:eastAsia="Arial" w:hAnsi="Arial"/>
+                <w:b/>
+                <w:bCs/>
+                <w:color w:val="1D2021"/>
+                <w:sz w:val="18"/>
+                <w:szCs w:val="18"/>
+              </w:rPr>
+              <w:t xml:space="preserve">Title</w:t>
+            </w:r>
+          </w:p>
+        </w:tc>
+        <w:tc>
+          <w:tcPr>
+            <w:tcBorders>
+              <w:top w:val="single" w:color="C7C7C7" w:sz="4"/>
+              <w:left w:val="nil" w:color="FFFFFF" w:sz="0"/>
+              <w:bottom w:val="single" w:color="C7C7C7" w:sz="4"/>
+              <w:right w:val="nil" w:color="FFFFFF" w:sz="0"/>
+            </w:tcBorders>
+            <w:tcMar>
+              <w:top w:type="dxa" w:w="216"/>
+              <w:left w:type="dxa" w:w="115"/>
+              <w:bottom w:type="dxa" w:w="216"/>
+              <w:right w:type="dxa" w:w="115"/>
+            </w:tcMar>
+            <w:vAlign w:val="center"/>
+          </w:tcPr>
+          <w:p>
+            <w:pPr>
+              <w:spacing w:after="0" w:line="340"/>
+            </w:pPr>
+            <w:r>
+              <w:rPr>
+                <w:rFonts w:ascii="Arial" w:cs="Arial" w:eastAsia="Arial" w:hAnsi="Arial"/>
+                <w:color w:val="1D2021"/>
+                <w:sz w:val="18"/>
+                <w:szCs w:val="18"/>
+              </w:rPr>
+              <w:t xml:space="preserve"/>
+            </w:r>
+          </w:p>
+        </w:tc>
+      </w:tr>
+      <w:tr>
+        <w:trPr>
+          <w:trHeight w:val="690" w:hRule="atLeast"/>
+        </w:trPr>
+        <w:tc>
+          <w:tcPr>
+            <w:tcBorders>
+              <w:top w:val="nil" w:color="FFFFFF" w:sz="0"/>
+              <w:left w:val="nil" w:color="FFFFFF" w:sz="0"/>
+              <w:bottom w:val="nil" w:color="FFFFFF" w:sz="0"/>
+              <w:right w:val="nil" w:color="FFFFFF" w:sz="0"/>
+            </w:tcBorders>
+            <w:tcMar>
+              <w:top w:type="dxa" w:w="216"/>
+              <w:left w:type="dxa" w:w="115"/>
+              <w:bottom w:type="dxa" w:w="216"/>
+              <w:right w:type="dxa" w:w="115"/>
+            </w:tcMar>
+            <w:vAlign w:val="center"/>
+          </w:tcPr>
+          <w:p>
+            <w:pPr>
+              <w:spacing w:after="0" w:line="340"/>
+            </w:pPr>
+            <w:r>
+              <w:rPr>
+                <w:rFonts w:ascii="Arial" w:cs="Arial" w:eastAsia="Arial" w:hAnsi="Arial"/>
+                <w:b/>
+                <w:bCs/>
+                <w:color w:val="1D2021"/>
+                <w:sz w:val="18"/>
+                <w:szCs w:val="18"/>
+              </w:rPr>
+              <w:t xml:space="preserve">Date</w:t>
+            </w:r>
+          </w:p>
+        </w:tc>
+        <w:tc>
+          <w:tcPr>
+            <w:tcBorders>
+              <w:top w:val="single" w:color="C7C7C7" w:sz="4"/>
+              <w:left w:val="nil" w:color="FFFFFF" w:sz="0"/>
+              <w:bottom w:val="single" w:color="C7C7C7" w:sz="4"/>
+              <w:right w:val="nil" w:color="FFFFFF" w:sz="0"/>
+            </w:tcBorders>
+            <w:tcMar>
+              <w:top w:type="dxa" w:w="216"/>
+              <w:left w:type="dxa" w:w="115"/>
+              <w:bottom w:type="dxa" w:w="216"/>
+              <w:right w:type="dxa" w:w="115"/>
+            </w:tcMar>
+            <w:vAlign w:val="center"/>
+          </w:tcPr>
+          <w:p>
+            <w:pPr>
+              <w:spacing w:after="0" w:line="340"/>
+            </w:pPr>
+            <w:r>
+              <w:rPr>
+                <w:rFonts w:ascii="Arial" w:cs="Arial" w:eastAsia="Arial" w:hAnsi="Arial"/>
+                <w:color w:val="1D2021"/>
+                <w:sz w:val="18"/>
+                <w:szCs w:val="18"/>
+              </w:rPr>
+              <w:t xml:space="preserve"/>
+            </w:r>
+          </w:p>
+        </w:tc>
+      </w:tr>
+    </w:tbl>
+    <w:p>
+      <w:pPr>
+        <w:spacing w:before="400" w:after="0"/>
+      </w:pPr>
+    </w:p>
+    <w:tbl>
+      <w:tblPr>
+        <w:tblW w:type="dxa" w:w="10070"/>
+        <w:tblBorders>
+          <w:top w:val="nil" w:color="FFFFFF" w:sz="0"/>
+          <w:left w:val="nil" w:color="FFFFFF" w:sz="0"/>
+          <w:bottom w:val="nil" w:color="FFFFFF" w:sz="0"/>
+          <w:right w:val="nil" w:color="FFFFFF" w:sz="0"/>
+          <w:insideH w:val="single" w:color="auto" w:sz="4"/>
+          <w:insideV w:val="single" w:color="auto" w:sz="4"/>
+        </w:tblBorders>
+        <w:tblLayout w:type="fixed"/>
+      </w:tblPr>
+      <w:tblGrid>
+        <w:gridCol w:w="2605"/>
+        <w:gridCol w:w="7465"/>
+      </w:tblGrid>
+      <w:tr>
+        <w:tc>
+          <w:tcPr>
+            <w:tcBorders>
+              <w:top w:val="nil" w:color="FFFFFF" w:sz="0"/>
+              <w:left w:val="nil" w:color="FFFFFF" w:sz="0"/>
+              <w:bottom w:val="nil" w:color="FFFFFF" w:sz="0"/>
+              <w:right w:val="nil" w:color="FFFFFF" w:sz="0"/>
+            </w:tcBorders>
+            <w:tcMar>
+              <w:top w:type="dxa" w:w="216"/>
+              <w:left w:type="dxa" w:w="115"/>
+              <w:bottom w:type="dxa" w:w="216"/>
+              <w:right w:type="dxa" w:w="115"/>
+            </w:tcMar>
+            <w:vAlign w:val="center"/>
+          </w:tcPr>
+          <w:p>
+            <w:pPr>
+              <w:spacing w:after="0" w:line="340"/>
+            </w:pPr>
+            <w:r>
+              <w:rPr>
+                <w:rFonts w:ascii="Arial" w:cs="Arial" w:eastAsia="Arial" w:hAnsi="Arial"/>
+                <w:b/>
+                <w:bCs/>
+                <w:color w:val="1D2021"/>
+                <w:sz w:val="18"/>
+                <w:szCs w:val="18"/>
+              </w:rPr>
               <w:t xml:space="preserve"/>
             </w:r>
           </w:p>
@@ -3837,59 +4216,6 @@
             </w:r>
           </w:p>
         </w:tc>
-        <w:tc>
-          <w:tcPr>
-            <w:tcBorders>
-              <w:top w:val="nil" w:color="FFFFFF" w:sz="0"/>
-              <w:left w:val="nil" w:color="FFFFFF" w:sz="0"/>
-              <w:bottom w:val="nil" w:color="FFFFFF" w:sz="0"/>
-              <w:right w:val="nil" w:color="FFFFFF" w:sz="0"/>
-            </w:tcBorders>
-            <w:tcMar>
-              <w:top w:type="dxa" w:w="216"/>
-              <w:left w:type="dxa" w:w="0"/>
-              <w:bottom w:type="dxa" w:w="216"/>
-              <w:right w:type="dxa" w:w="0"/>
-            </w:tcMar>
-            <w:vAlign w:val="center"/>
-          </w:tcPr>
-          <w:p>
-            <w:r>
-              <w:t xml:space="preserve"/>
-            </w:r>
-          </w:p>
-        </w:tc>
-        <w:tc>
-          <w:tcPr>
-            <w:tcBorders>
-              <w:top w:val="single" w:color="C7C7C7" w:sz="4"/>
-              <w:left w:val="nil" w:color="FFFFFF" w:sz="0"/>
-              <w:bottom w:val="single" w:color="C7C7C7" w:sz="4"/>
-              <w:right w:val="nil" w:color="FFFFFF" w:sz="0"/>
-            </w:tcBorders>
-            <w:tcMar>
-              <w:top w:type="dxa" w:w="216"/>
-              <w:left w:type="dxa" w:w="115"/>
-              <w:bottom w:type="dxa" w:w="216"/>
-              <w:right w:type="dxa" w:w="115"/>
-            </w:tcMar>
-            <w:vAlign w:val="center"/>
-          </w:tcPr>
-          <w:p>
-            <w:pPr>
-              <w:spacing w:after="0" w:line="340"/>
-            </w:pPr>
-            <w:r>
-              <w:rPr>
-                <w:rFonts w:ascii="Arial" w:cs="Arial" w:eastAsia="Arial" w:hAnsi="Arial"/>
-                <w:color w:val="1D2021"/>
-                <w:sz w:val="18"/>
-                <w:szCs w:val="18"/>
-              </w:rPr>
-              <w:t xml:space="preserve"/>
-            </w:r>
-          </w:p>
-        </w:tc>
       </w:tr>
       <w:tr>
         <w:trPr>
@@ -3955,59 +4281,6 @@
                 <w:sz w:val="18"/>
                 <w:szCs w:val="18"/>
               </w:rPr>
-              <w:t xml:space="preserve">{employer_name}</w:t>
-            </w:r>
-          </w:p>
-        </w:tc>
-        <w:tc>
-          <w:tcPr>
-            <w:tcBorders>
-              <w:top w:val="nil" w:color="FFFFFF" w:sz="0"/>
-              <w:left w:val="nil" w:color="FFFFFF" w:sz="0"/>
-              <w:bottom w:val="nil" w:color="FFFFFF" w:sz="0"/>
-              <w:right w:val="nil" w:color="FFFFFF" w:sz="0"/>
-            </w:tcBorders>
-            <w:tcMar>
-              <w:top w:type="dxa" w:w="216"/>
-              <w:left w:type="dxa" w:w="0"/>
-              <w:bottom w:type="dxa" w:w="216"/>
-              <w:right w:type="dxa" w:w="0"/>
-            </w:tcMar>
-            <w:vAlign w:val="center"/>
-          </w:tcPr>
-          <w:p>
-            <w:r>
-              <w:t xml:space="preserve"/>
-            </w:r>
-          </w:p>
-        </w:tc>
-        <w:tc>
-          <w:tcPr>
-            <w:tcBorders>
-              <w:top w:val="single" w:color="C7C7C7" w:sz="4"/>
-              <w:left w:val="nil" w:color="FFFFFF" w:sz="0"/>
-              <w:bottom w:val="single" w:color="C7C7C7" w:sz="4"/>
-              <w:right w:val="nil" w:color="FFFFFF" w:sz="0"/>
-            </w:tcBorders>
-            <w:tcMar>
-              <w:top w:type="dxa" w:w="216"/>
-              <w:left w:type="dxa" w:w="115"/>
-              <w:bottom w:type="dxa" w:w="216"/>
-              <w:right w:type="dxa" w:w="115"/>
-            </w:tcMar>
-            <w:vAlign w:val="center"/>
-          </w:tcPr>
-          <w:p>
-            <w:pPr>
-              <w:spacing w:after="0" w:line="340"/>
-            </w:pPr>
-            <w:r>
-              <w:rPr>
-                <w:rFonts w:ascii="Arial" w:cs="Arial" w:eastAsia="Arial" w:hAnsi="Arial"/>
-                <w:color w:val="1D2021"/>
-                <w:sz w:val="18"/>
-                <w:szCs w:val="18"/>
-              </w:rPr>
               <w:t xml:space="preserve">{employee_name}</w:t>
             </w:r>
           </w:p>
@@ -4046,182 +4319,7 @@
                 <w:sz w:val="18"/>
                 <w:szCs w:val="18"/>
               </w:rPr>
-              <w:t xml:space="preserve">Title</w:t>
-            </w:r>
-          </w:p>
-        </w:tc>
-        <w:tc>
-          <w:tcPr>
-            <w:tcBorders>
-              <w:top w:val="single" w:color="C7C7C7" w:sz="4"/>
-              <w:left w:val="nil" w:color="FFFFFF" w:sz="0"/>
-              <w:bottom w:val="single" w:color="C7C7C7" w:sz="4"/>
-              <w:right w:val="nil" w:color="FFFFFF" w:sz="0"/>
-            </w:tcBorders>
-            <w:tcMar>
-              <w:top w:type="dxa" w:w="216"/>
-              <w:left w:type="dxa" w:w="115"/>
-              <w:bottom w:type="dxa" w:w="216"/>
-              <w:right w:type="dxa" w:w="115"/>
-            </w:tcMar>
-            <w:vAlign w:val="center"/>
-          </w:tcPr>
-          <w:p>
-            <w:pPr>
-              <w:spacing w:after="0" w:line="340"/>
-            </w:pPr>
-            <w:r>
-              <w:rPr>
-                <w:rFonts w:ascii="Arial" w:cs="Arial" w:eastAsia="Arial" w:hAnsi="Arial"/>
-                <w:color w:val="1D2021"/>
-                <w:sz w:val="18"/>
-                <w:szCs w:val="18"/>
-              </w:rPr>
-              <w:t xml:space="preserve"/>
-            </w:r>
-          </w:p>
-        </w:tc>
-        <w:tc>
-          <w:tcPr>
-            <w:tcBorders>
-              <w:top w:val="nil" w:color="FFFFFF" w:sz="0"/>
-              <w:left w:val="nil" w:color="FFFFFF" w:sz="0"/>
-              <w:bottom w:val="nil" w:color="FFFFFF" w:sz="0"/>
-              <w:right w:val="nil" w:color="FFFFFF" w:sz="0"/>
-            </w:tcBorders>
-            <w:tcMar>
-              <w:top w:type="dxa" w:w="216"/>
-              <w:left w:type="dxa" w:w="0"/>
-              <w:bottom w:type="dxa" w:w="216"/>
-              <w:right w:type="dxa" w:w="0"/>
-            </w:tcMar>
-            <w:vAlign w:val="center"/>
-          </w:tcPr>
-          <w:p>
-            <w:r>
-              <w:t xml:space="preserve"/>
-            </w:r>
-          </w:p>
-        </w:tc>
-        <w:tc>
-          <w:tcPr>
-            <w:tcBorders>
-              <w:top w:val="nil" w:color="FFFFFF" w:sz="0"/>
-              <w:left w:val="nil" w:color="FFFFFF" w:sz="0"/>
-              <w:bottom w:val="nil" w:color="FFFFFF" w:sz="0"/>
-              <w:right w:val="nil" w:color="FFFFFF" w:sz="0"/>
-            </w:tcBorders>
-            <w:tcMar>
-              <w:top w:type="dxa" w:w="216"/>
-              <w:left w:type="dxa" w:w="115"/>
-              <w:bottom w:type="dxa" w:w="216"/>
-              <w:right w:type="dxa" w:w="115"/>
-            </w:tcMar>
-            <w:vAlign w:val="center"/>
-          </w:tcPr>
-          <w:p>
-            <w:pPr>
-              <w:spacing w:after="0" w:line="340"/>
-            </w:pPr>
-            <w:r>
-              <w:rPr>
-                <w:rFonts w:ascii="Arial" w:cs="Arial" w:eastAsia="Arial" w:hAnsi="Arial"/>
-                <w:color w:val="1D2021"/>
-                <w:sz w:val="18"/>
-                <w:szCs w:val="18"/>
-              </w:rPr>
-              <w:t xml:space="preserve"/>
-            </w:r>
-          </w:p>
-        </w:tc>
-      </w:tr>
-      <w:tr>
-        <w:trPr>
-          <w:trHeight w:val="690" w:hRule="atLeast"/>
-        </w:trPr>
-        <w:tc>
-          <w:tcPr>
-            <w:tcBorders>
-              <w:top w:val="nil" w:color="FFFFFF" w:sz="0"/>
-              <w:left w:val="nil" w:color="FFFFFF" w:sz="0"/>
-              <w:bottom w:val="nil" w:color="FFFFFF" w:sz="0"/>
-              <w:right w:val="nil" w:color="FFFFFF" w:sz="0"/>
-            </w:tcBorders>
-            <w:tcMar>
-              <w:top w:type="dxa" w:w="216"/>
-              <w:left w:type="dxa" w:w="115"/>
-              <w:bottom w:type="dxa" w:w="216"/>
-              <w:right w:type="dxa" w:w="115"/>
-            </w:tcMar>
-            <w:vAlign w:val="center"/>
-          </w:tcPr>
-          <w:p>
-            <w:pPr>
-              <w:spacing w:after="0" w:line="340"/>
-            </w:pPr>
-            <w:r>
-              <w:rPr>
-                <w:rFonts w:ascii="Arial" w:cs="Arial" w:eastAsia="Arial" w:hAnsi="Arial"/>
-                <w:b/>
-                <w:bCs/>
-                <w:color w:val="1D2021"/>
-                <w:sz w:val="18"/>
-                <w:szCs w:val="18"/>
-              </w:rPr>
               <w:t xml:space="preserve">Date</w:t>
-            </w:r>
-          </w:p>
-        </w:tc>
-        <w:tc>
-          <w:tcPr>
-            <w:tcBorders>
-              <w:top w:val="single" w:color="C7C7C7" w:sz="4"/>
-              <w:left w:val="nil" w:color="FFFFFF" w:sz="0"/>
-              <w:bottom w:val="single" w:color="C7C7C7" w:sz="4"/>
-              <w:right w:val="nil" w:color="FFFFFF" w:sz="0"/>
-            </w:tcBorders>
-            <w:tcMar>
-              <w:top w:type="dxa" w:w="216"/>
-              <w:left w:type="dxa" w:w="115"/>
-              <w:bottom w:type="dxa" w:w="216"/>
-              <w:right w:type="dxa" w:w="115"/>
-            </w:tcMar>
-            <w:vAlign w:val="center"/>
-          </w:tcPr>
-          <w:p>
-            <w:pPr>
-              <w:spacing w:after="0" w:line="340"/>
-            </w:pPr>
-            <w:r>
-              <w:rPr>
-                <w:rFonts w:ascii="Arial" w:cs="Arial" w:eastAsia="Arial" w:hAnsi="Arial"/>
-                <w:color w:val="1D2021"/>
-                <w:sz w:val="18"/>
-                <w:szCs w:val="18"/>
-              </w:rPr>
-              <w:t xml:space="preserve"/>
-            </w:r>
-          </w:p>
-        </w:tc>
-        <w:tc>
-          <w:tcPr>
-            <w:tcBorders>
-              <w:top w:val="nil" w:color="FFFFFF" w:sz="0"/>
-              <w:left w:val="nil" w:color="FFFFFF" w:sz="0"/>
-              <w:bottom w:val="nil" w:color="FFFFFF" w:sz="0"/>
-              <w:right w:val="nil" w:color="FFFFFF" w:sz="0"/>
-            </w:tcBorders>
-            <w:tcMar>
-              <w:top w:type="dxa" w:w="216"/>
-              <w:left w:type="dxa" w:w="0"/>
-              <w:bottom w:type="dxa" w:w="216"/>
-              <w:right w:type="dxa" w:w="0"/>
-            </w:tcMar>
-            <w:vAlign w:val="center"/>
-          </w:tcPr>
-          <w:p>
-            <w:r>
-              <w:t xml:space="preserve"/>
             </w:r>
           </w:p>
         </w:tc>

--- a/content/templates/openagreements-restrictive-covenant-wyoming/template.docx
+++ b/content/templates/openagreements-restrictive-covenant-wyoming/template.docx
@@ -4,7 +4,7 @@
   <w:body>
     <w:p>
       <w:pPr>
-        <w:spacing w:before="240" w:after="210"/>
+        <w:spacing w:after="210" w:before="240"/>
       </w:pPr>
       <w:r>
         <w:rPr>
@@ -105,7 +105,7 @@
           </w:tcPr>
           <w:p>
             <w:pPr>
-              <w:spacing w:before="0" w:after="0" w:line="340"/>
+              <w:spacing w:after="0" w:before="0" w:line="340"/>
             </w:pPr>
             <w:r>
               <w:rPr>
@@ -140,7 +140,7 @@
           </w:tcPr>
           <w:p>
             <w:pPr>
-              <w:spacing w:before="0" w:after="0" w:line="340" w:beforeAutospacing="false" w:afterAutospacing="false"/>
+              <w:spacing w:after="0" w:before="0" w:line="340" w:beforeAutospacing="false" w:afterAutospacing="false"/>
               <w:contextualSpacing w:val="false"/>
             </w:pPr>
             <w:r>
@@ -181,7 +181,7 @@
           </w:tcPr>
           <w:p>
             <w:pPr>
-              <w:spacing w:before="0" w:after="0" w:line="340"/>
+              <w:spacing w:after="0" w:before="0" w:line="340"/>
             </w:pPr>
             <w:r>
               <w:rPr>
@@ -216,7 +216,7 @@
           </w:tcPr>
           <w:p>
             <w:pPr>
-              <w:spacing w:before="0" w:after="0" w:line="340" w:beforeAutospacing="false" w:afterAutospacing="false"/>
+              <w:spacing w:after="0" w:before="0" w:line="340" w:beforeAutospacing="false" w:afterAutospacing="false"/>
               <w:contextualSpacing w:val="false"/>
             </w:pPr>
             <w:r>
@@ -257,7 +257,7 @@
           </w:tcPr>
           <w:p>
             <w:pPr>
-              <w:spacing w:before="0" w:after="0" w:line="340"/>
+              <w:spacing w:after="0" w:before="0" w:line="340"/>
             </w:pPr>
             <w:r>
               <w:rPr>
@@ -292,7 +292,7 @@
           </w:tcPr>
           <w:p>
             <w:pPr>
-              <w:spacing w:before="0" w:after="0" w:line="340" w:beforeAutospacing="false" w:afterAutospacing="false"/>
+              <w:spacing w:after="0" w:before="0" w:line="340" w:beforeAutospacing="false" w:afterAutospacing="false"/>
               <w:contextualSpacing w:val="false"/>
             </w:pPr>
             <w:r>
@@ -333,7 +333,7 @@
           </w:tcPr>
           <w:p>
             <w:pPr>
-              <w:spacing w:before="0" w:after="0" w:line="340"/>
+              <w:spacing w:after="0" w:before="0" w:line="340"/>
             </w:pPr>
             <w:r>
               <w:rPr>
@@ -368,7 +368,7 @@
           </w:tcPr>
           <w:p>
             <w:pPr>
-              <w:spacing w:before="0" w:after="0" w:line="340" w:beforeAutospacing="false" w:afterAutospacing="false"/>
+              <w:spacing w:after="0" w:before="0" w:line="340" w:beforeAutospacing="false" w:afterAutospacing="false"/>
               <w:contextualSpacing w:val="false"/>
             </w:pPr>
             <w:r>
@@ -409,7 +409,7 @@
           </w:tcPr>
           <w:p>
             <w:pPr>
-              <w:spacing w:before="0" w:after="0" w:line="340"/>
+              <w:spacing w:after="0" w:before="0" w:line="340"/>
             </w:pPr>
             <w:r>
               <w:rPr>
@@ -444,7 +444,7 @@
           </w:tcPr>
           <w:p>
             <w:pPr>
-              <w:spacing w:before="0" w:after="0" w:line="340" w:beforeAutospacing="false" w:afterAutospacing="false"/>
+              <w:spacing w:after="0" w:before="0" w:line="340" w:beforeAutospacing="false" w:afterAutospacing="false"/>
               <w:contextualSpacing w:val="false"/>
             </w:pPr>
             <w:r>
@@ -497,7 +497,7 @@
           </w:p>
           <w:p>
             <w:pPr>
-              <w:spacing w:before="0" w:after="0" w:line="240"/>
+              <w:spacing w:after="0" w:before="0" w:line="240"/>
             </w:pPr>
             <w:r>
               <w:rPr>
@@ -532,7 +532,7 @@
           </w:tcPr>
           <w:p>
             <w:pPr>
-              <w:spacing w:before="0" w:after="0" w:line="340" w:beforeAutospacing="false" w:afterAutospacing="false"/>
+              <w:spacing w:after="0" w:before="0" w:line="340" w:beforeAutospacing="false" w:afterAutospacing="false"/>
               <w:contextualSpacing w:val="false"/>
             </w:pPr>
           </w:p>
@@ -560,7 +560,7 @@
           </w:tcPr>
           <w:p>
             <w:pPr>
-              <w:spacing w:before="0" w:after="0" w:line="340"/>
+              <w:spacing w:after="0" w:before="0" w:line="340"/>
             </w:pPr>
             <w:r>
               <w:rPr>
@@ -595,7 +595,7 @@
           </w:tcPr>
           <w:p>
             <w:pPr>
-              <w:spacing w:before="0" w:after="0" w:line="340" w:beforeAutospacing="false" w:afterAutospacing="false"/>
+              <w:spacing w:after="0" w:before="0" w:line="340" w:beforeAutospacing="false" w:afterAutospacing="false"/>
               <w:contextualSpacing w:val="false"/>
             </w:pPr>
             <w:r>
@@ -636,7 +636,7 @@
           </w:tcPr>
           <w:p>
             <w:pPr>
-              <w:spacing w:before="0" w:after="0" w:line="340"/>
+              <w:spacing w:after="0" w:before="0" w:line="340"/>
             </w:pPr>
             <w:r>
               <w:rPr>
@@ -671,7 +671,7 @@
           </w:tcPr>
           <w:p>
             <w:pPr>
-              <w:spacing w:before="0" w:after="0" w:line="340" w:beforeAutospacing="false" w:afterAutospacing="false"/>
+              <w:spacing w:after="0" w:before="0" w:line="340" w:beforeAutospacing="false" w:afterAutospacing="false"/>
               <w:contextualSpacing w:val="false"/>
             </w:pPr>
             <w:r>
@@ -724,7 +724,7 @@
           </w:p>
           <w:p>
             <w:pPr>
-              <w:spacing w:before="0" w:after="0" w:line="240"/>
+              <w:spacing w:after="0" w:before="0" w:line="240"/>
             </w:pPr>
             <w:r>
               <w:rPr>
@@ -759,7 +759,7 @@
           </w:tcPr>
           <w:p>
             <w:pPr>
-              <w:spacing w:before="0" w:after="0" w:line="340" w:beforeAutospacing="false" w:afterAutospacing="false"/>
+              <w:spacing w:after="0" w:before="0" w:line="340" w:beforeAutospacing="false" w:afterAutospacing="false"/>
               <w:contextualSpacing w:val="false"/>
             </w:pPr>
             <w:r>
@@ -812,7 +812,7 @@
           </w:p>
           <w:p>
             <w:pPr>
-              <w:spacing w:before="0" w:after="0" w:line="340"/>
+              <w:spacing w:after="0" w:before="0" w:line="340"/>
             </w:pPr>
             <w:r>
               <w:rPr>
@@ -847,7 +847,7 @@
           </w:tcPr>
           <w:p>
             <w:pPr>
-              <w:spacing w:before="0" w:after="0" w:line="340" w:beforeAutospacing="false" w:afterAutospacing="false"/>
+              <w:spacing w:after="0" w:before="0" w:line="340" w:beforeAutospacing="false" w:afterAutospacing="false"/>
               <w:contextualSpacing w:val="false"/>
             </w:pPr>
             <w:r>
@@ -900,7 +900,7 @@
           </w:p>
           <w:p>
             <w:pPr>
-              <w:spacing w:before="0" w:after="0" w:line="240"/>
+              <w:spacing w:after="0" w:before="0" w:line="240"/>
             </w:pPr>
             <w:r>
               <w:rPr>
@@ -935,7 +935,7 @@
           </w:tcPr>
           <w:p>
             <w:pPr>
-              <w:spacing w:before="0" w:after="0" w:line="340" w:beforeAutospacing="false" w:afterAutospacing="false"/>
+              <w:spacing w:after="0" w:before="0" w:line="340" w:beforeAutospacing="false" w:afterAutospacing="false"/>
               <w:contextualSpacing w:val="false"/>
             </w:pPr>
             <w:r>
@@ -988,7 +988,7 @@
           </w:p>
           <w:p>
             <w:pPr>
-              <w:spacing w:before="0" w:after="0" w:line="340"/>
+              <w:spacing w:after="0" w:before="0" w:line="340"/>
             </w:pPr>
             <w:r>
               <w:rPr>
@@ -1023,7 +1023,7 @@
           </w:tcPr>
           <w:p>
             <w:pPr>
-              <w:spacing w:before="0" w:after="0" w:line="340" w:beforeAutospacing="false" w:afterAutospacing="false"/>
+              <w:spacing w:after="0" w:before="0" w:line="340" w:beforeAutospacing="false" w:afterAutospacing="false"/>
               <w:contextualSpacing w:val="false"/>
             </w:pPr>
             <w:r>
@@ -1076,7 +1076,7 @@
           </w:p>
           <w:p>
             <w:pPr>
-              <w:spacing w:before="0" w:after="0" w:line="240"/>
+              <w:spacing w:after="0" w:before="0" w:line="240"/>
             </w:pPr>
             <w:r>
               <w:rPr>
@@ -1111,7 +1111,7 @@
           </w:tcPr>
           <w:p>
             <w:pPr>
-              <w:spacing w:before="0" w:after="0" w:line="340" w:beforeAutospacing="false" w:afterAutospacing="false"/>
+              <w:spacing w:after="0" w:before="0" w:line="340" w:beforeAutospacing="false" w:afterAutospacing="false"/>
               <w:contextualSpacing w:val="false"/>
             </w:pPr>
             <w:r>
@@ -1164,7 +1164,7 @@
           </w:p>
           <w:p>
             <w:pPr>
-              <w:spacing w:before="0" w:after="0" w:line="340"/>
+              <w:spacing w:after="0" w:before="0" w:line="340"/>
             </w:pPr>
             <w:r>
               <w:rPr>
@@ -1199,7 +1199,7 @@
           </w:tcPr>
           <w:p>
             <w:pPr>
-              <w:spacing w:before="0" w:after="0" w:line="340" w:beforeAutospacing="false" w:afterAutospacing="false"/>
+              <w:spacing w:after="0" w:before="0" w:line="340" w:beforeAutospacing="false" w:afterAutospacing="false"/>
               <w:contextualSpacing w:val="false"/>
             </w:pPr>
             <w:r>
@@ -1252,7 +1252,7 @@
           </w:p>
           <w:p>
             <w:pPr>
-              <w:spacing w:before="0" w:after="0" w:line="340"/>
+              <w:spacing w:after="0" w:before="0" w:line="340"/>
             </w:pPr>
             <w:r>
               <w:rPr>
@@ -1287,7 +1287,7 @@
           </w:tcPr>
           <w:p>
             <w:pPr>
-              <w:spacing w:before="0" w:after="0" w:line="340" w:beforeAutospacing="false" w:afterAutospacing="false"/>
+              <w:spacing w:after="0" w:before="0" w:line="340" w:beforeAutospacing="false" w:afterAutospacing="false"/>
               <w:contextualSpacing w:val="false"/>
             </w:pPr>
             <w:r>
@@ -1340,7 +1340,7 @@
           </w:p>
           <w:p>
             <w:pPr>
-              <w:spacing w:before="0" w:after="0" w:line="340"/>
+              <w:spacing w:after="0" w:before="0" w:line="340"/>
             </w:pPr>
             <w:r>
               <w:rPr>
@@ -1375,7 +1375,7 @@
           </w:tcPr>
           <w:p>
             <w:pPr>
-              <w:spacing w:before="0" w:after="0" w:line="340" w:beforeAutospacing="false" w:afterAutospacing="false"/>
+              <w:spacing w:after="0" w:before="0" w:line="340" w:beforeAutospacing="false" w:afterAutospacing="false"/>
               <w:contextualSpacing w:val="false"/>
             </w:pPr>
             <w:r>
@@ -1428,7 +1428,7 @@
           </w:p>
           <w:p>
             <w:pPr>
-              <w:spacing w:before="0" w:after="0" w:line="340"/>
+              <w:spacing w:after="0" w:before="0" w:line="340"/>
             </w:pPr>
             <w:r>
               <w:rPr>
@@ -1463,7 +1463,7 @@
           </w:tcPr>
           <w:p>
             <w:pPr>
-              <w:spacing w:before="0" w:after="0" w:line="340" w:beforeAutospacing="false" w:afterAutospacing="false"/>
+              <w:spacing w:after="0" w:before="0" w:line="340" w:beforeAutospacing="false" w:afterAutospacing="false"/>
               <w:contextualSpacing w:val="false"/>
             </w:pPr>
             <w:r>
@@ -1516,7 +1516,7 @@
           </w:p>
           <w:p>
             <w:pPr>
-              <w:spacing w:before="0" w:after="0" w:line="240"/>
+              <w:spacing w:after="0" w:before="0" w:line="240"/>
             </w:pPr>
             <w:r>
               <w:rPr>
@@ -1551,7 +1551,7 @@
           </w:tcPr>
           <w:p>
             <w:pPr>
-              <w:spacing w:before="0" w:after="0" w:line="340" w:beforeAutospacing="false" w:afterAutospacing="false"/>
+              <w:spacing w:after="0" w:before="0" w:line="340" w:beforeAutospacing="false" w:afterAutospacing="false"/>
               <w:contextualSpacing w:val="false"/>
             </w:pPr>
             <w:r>
@@ -1604,7 +1604,7 @@
           </w:p>
           <w:p>
             <w:pPr>
-              <w:spacing w:before="0" w:after="0" w:line="340"/>
+              <w:spacing w:after="0" w:before="0" w:line="340"/>
             </w:pPr>
             <w:r>
               <w:rPr>
@@ -1639,7 +1639,7 @@
           </w:tcPr>
           <w:p>
             <w:pPr>
-              <w:spacing w:before="0" w:after="0" w:line="340" w:beforeAutospacing="false" w:afterAutospacing="false"/>
+              <w:spacing w:after="0" w:before="0" w:line="340" w:beforeAutospacing="false" w:afterAutospacing="false"/>
               <w:contextualSpacing w:val="false"/>
             </w:pPr>
             <w:r>
@@ -1692,7 +1692,7 @@
           </w:p>
           <w:p>
             <w:pPr>
-              <w:spacing w:before="0" w:after="0" w:line="240"/>
+              <w:spacing w:after="0" w:before="0" w:line="240"/>
             </w:pPr>
             <w:r>
               <w:rPr>
@@ -1727,7 +1727,7 @@
           </w:tcPr>
           <w:p>
             <w:pPr>
-              <w:spacing w:before="0" w:after="0" w:line="340" w:beforeAutospacing="false" w:afterAutospacing="false"/>
+              <w:spacing w:after="0" w:before="0" w:line="340" w:beforeAutospacing="false" w:afterAutospacing="false"/>
               <w:contextualSpacing w:val="false"/>
             </w:pPr>
             <w:r>
@@ -1780,7 +1780,7 @@
           </w:p>
           <w:p>
             <w:pPr>
-              <w:spacing w:before="0" w:after="0" w:line="340"/>
+              <w:spacing w:after="0" w:before="0" w:line="340"/>
             </w:pPr>
             <w:r>
               <w:rPr>
@@ -1815,7 +1815,7 @@
           </w:tcPr>
           <w:p>
             <w:pPr>
-              <w:spacing w:before="0" w:after="0" w:line="340" w:beforeAutospacing="false" w:afterAutospacing="false"/>
+              <w:spacing w:after="0" w:before="0" w:line="340" w:beforeAutospacing="false" w:afterAutospacing="false"/>
               <w:contextualSpacing w:val="false"/>
             </w:pPr>
             <w:r>
@@ -1868,7 +1868,7 @@
           </w:p>
           <w:p>
             <w:pPr>
-              <w:spacing w:before="0" w:after="0" w:line="240"/>
+              <w:spacing w:after="0" w:before="0" w:line="240"/>
             </w:pPr>
             <w:r>
               <w:rPr>
@@ -1903,7 +1903,7 @@
           </w:tcPr>
           <w:p>
             <w:pPr>
-              <w:spacing w:before="0" w:after="0" w:line="340" w:beforeAutospacing="false" w:afterAutospacing="false"/>
+              <w:spacing w:after="0" w:before="0" w:line="340" w:beforeAutospacing="false" w:afterAutospacing="false"/>
               <w:contextualSpacing w:val="false"/>
             </w:pPr>
           </w:p>
@@ -1931,7 +1931,7 @@
           </w:tcPr>
           <w:p>
             <w:pPr>
-              <w:spacing w:before="0" w:after="0" w:line="340"/>
+              <w:spacing w:after="0" w:before="0" w:line="340"/>
             </w:pPr>
             <w:r>
               <w:rPr>
@@ -1966,7 +1966,7 @@
           </w:tcPr>
           <w:p>
             <w:pPr>
-              <w:spacing w:before="0" w:after="0" w:line="340" w:beforeAutospacing="false" w:afterAutospacing="false"/>
+              <w:spacing w:after="0" w:before="0" w:line="340" w:beforeAutospacing="false" w:afterAutospacing="false"/>
               <w:contextualSpacing w:val="false"/>
             </w:pPr>
             <w:r>
@@ -1989,8 +1989,8 @@
     <w:p>
       <w:pPr>
         <w:sectPr>
-          <w:headerReference w:type="default" r:id="rId6"/>
-          <w:footerReference w:type="default" r:id="rId7"/>
+          <w:headerReference w:type="default" r:id="rId7"/>
+          <w:footerReference w:type="default" r:id="rId8"/>
           <w:pgSz w:w="11906" w:h="16838" w:orient="portrait"/>
           <w:pgMar w:top="936" w:right="1080" w:bottom="720" w:left="1080" w:header="360" w:footer="432" w:gutter="0"/>
           <w:pgNumType/>
@@ -2000,7 +2000,7 @@
     </w:p>
     <w:p>
       <w:pPr>
-        <w:spacing w:before="0" w:after="240" w:line="340" w:beforeAutospacing="false" w:afterAutospacing="false"/>
+        <w:spacing w:after="240" w:before="0" w:line="340" w:beforeAutospacing="false" w:afterAutospacing="false"/>
         <w:contextualSpacing w:val="false"/>
       </w:pPr>
       <w:r>
@@ -2018,7 +2018,7 @@
     <w:p>
       <w:pPr>
         <w:pStyle w:val="OAClauseHeading"/>
-        <w:spacing w:before="320" w:after="120" w:line="340" w:beforeAutospacing="false" w:afterAutospacing="false"/>
+        <w:spacing w:after="120" w:before="320" w:line="340" w:beforeAutospacing="false" w:afterAutospacing="false"/>
         <w:contextualSpacing w:val="false"/>
       </w:pPr>
       <w:r>
@@ -2036,7 +2036,7 @@
     <w:p>
       <w:pPr>
         <w:pStyle w:val="OAClauseBody"/>
-        <w:spacing w:before="0" w:after="280" w:line="340" w:beforeAutospacing="false" w:afterAutospacing="false"/>
+        <w:spacing w:after="280" w:before="0" w:line="340" w:beforeAutospacing="false" w:afterAutospacing="false"/>
         <w:contextualSpacing w:val="false"/>
       </w:pPr>
       <w:r>
@@ -2072,7 +2072,7 @@
     <w:p>
       <w:pPr>
         <w:pStyle w:val="OAClauseBody"/>
-        <w:spacing w:before="320" w:after="280" w:line="340" w:beforeAutospacing="false" w:afterAutospacing="false"/>
+        <w:spacing w:after="280" w:before="320" w:line="340" w:beforeAutospacing="false" w:afterAutospacing="false"/>
         <w:contextualSpacing w:val="false"/>
       </w:pPr>
       <w:r>
@@ -2108,7 +2108,7 @@
     <w:p>
       <w:pPr>
         <w:pStyle w:val="OAClauseBody"/>
-        <w:spacing w:before="320" w:after="280" w:line="340" w:beforeAutospacing="false" w:afterAutospacing="false"/>
+        <w:spacing w:after="280" w:before="320" w:line="340" w:beforeAutospacing="false" w:afterAutospacing="false"/>
         <w:contextualSpacing w:val="false"/>
       </w:pPr>
       <w:r>
@@ -2144,7 +2144,7 @@
     <w:p>
       <w:pPr>
         <w:pStyle w:val="OAClauseBody"/>
-        <w:spacing w:before="320" w:after="280" w:line="340" w:beforeAutospacing="false" w:afterAutospacing="false"/>
+        <w:spacing w:after="280" w:before="320" w:line="340" w:beforeAutospacing="false" w:afterAutospacing="false"/>
         <w:contextualSpacing w:val="false"/>
       </w:pPr>
       <w:r>
@@ -2180,7 +2180,7 @@
     <w:p>
       <w:pPr>
         <w:pStyle w:val="OAClauseBody"/>
-        <w:spacing w:before="320" w:after="280" w:line="340" w:beforeAutospacing="false" w:afterAutospacing="false"/>
+        <w:spacing w:after="280" w:before="320" w:line="340" w:beforeAutospacing="false" w:afterAutospacing="false"/>
         <w:contextualSpacing w:val="false"/>
       </w:pPr>
       <w:r>
@@ -2216,7 +2216,7 @@
     <w:p>
       <w:pPr>
         <w:pStyle w:val="OAClauseBody"/>
-        <w:spacing w:before="320" w:after="280" w:line="340" w:beforeAutospacing="false" w:afterAutospacing="false"/>
+        <w:spacing w:after="280" w:before="320" w:line="340" w:beforeAutospacing="false" w:afterAutospacing="false"/>
         <w:contextualSpacing w:val="false"/>
       </w:pPr>
       <w:r>
@@ -2252,7 +2252,7 @@
     <w:p>
       <w:pPr>
         <w:pStyle w:val="OAClauseBody"/>
-        <w:spacing w:before="320" w:after="280" w:line="340" w:beforeAutospacing="false" w:afterAutospacing="false"/>
+        <w:spacing w:after="280" w:before="320" w:line="340" w:beforeAutospacing="false" w:afterAutospacing="false"/>
         <w:contextualSpacing w:val="false"/>
       </w:pPr>
       <w:r>
@@ -2288,7 +2288,7 @@
     <w:p>
       <w:pPr>
         <w:pStyle w:val="OAClauseBody"/>
-        <w:spacing w:before="320" w:after="280" w:line="340" w:beforeAutospacing="false" w:afterAutospacing="false"/>
+        <w:spacing w:after="280" w:before="320" w:line="340" w:beforeAutospacing="false" w:afterAutospacing="false"/>
         <w:contextualSpacing w:val="false"/>
       </w:pPr>
       <w:r>
@@ -2324,7 +2324,7 @@
     <w:p>
       <w:pPr>
         <w:pStyle w:val="OAClauseBody"/>
-        <w:spacing w:before="320" w:after="280" w:line="340" w:beforeAutospacing="false" w:afterAutospacing="false"/>
+        <w:spacing w:after="280" w:before="320" w:line="340" w:beforeAutospacing="false" w:afterAutospacing="false"/>
         <w:contextualSpacing w:val="false"/>
       </w:pPr>
       <w:r>
@@ -2360,7 +2360,7 @@
     <w:p>
       <w:pPr>
         <w:pStyle w:val="OAClauseBody"/>
-        <w:spacing w:before="320" w:after="280" w:line="340" w:beforeAutospacing="false" w:afterAutospacing="false"/>
+        <w:spacing w:after="280" w:before="320" w:line="340" w:beforeAutospacing="false" w:afterAutospacing="false"/>
         <w:contextualSpacing w:val="false"/>
       </w:pPr>
       <w:r>
@@ -2396,7 +2396,7 @@
     <w:p>
       <w:pPr>
         <w:pStyle w:val="OAClauseHeading"/>
-        <w:spacing w:before="320" w:after="120" w:line="340" w:beforeAutospacing="false" w:afterAutospacing="false"/>
+        <w:spacing w:after="120" w:before="320" w:line="340" w:beforeAutospacing="false" w:afterAutospacing="false"/>
         <w:contextualSpacing w:val="false"/>
       </w:pPr>
       <w:r>
@@ -2414,7 +2414,7 @@
     <w:p>
       <w:pPr>
         <w:pStyle w:val="OAClauseBody"/>
-        <w:spacing w:before="0" w:after="280" w:line="340" w:beforeAutospacing="false" w:afterAutospacing="false"/>
+        <w:spacing w:after="280" w:before="0" w:line="340" w:beforeAutospacing="false" w:afterAutospacing="false"/>
         <w:contextualSpacing w:val="false"/>
       </w:pPr>
       <w:r>
@@ -2434,7 +2434,7 @@
     <w:p>
       <w:pPr>
         <w:pStyle w:val="OAClauseHeading"/>
-        <w:spacing w:before="320" w:after="120" w:line="340" w:beforeAutospacing="false" w:afterAutospacing="false"/>
+        <w:spacing w:after="120" w:before="320" w:line="340" w:beforeAutospacing="false" w:afterAutospacing="false"/>
         <w:contextualSpacing w:val="false"/>
       </w:pPr>
       <w:r>
@@ -2452,7 +2452,7 @@
     <w:p>
       <w:pPr>
         <w:pStyle w:val="OAClauseBody"/>
-        <w:spacing w:before="0" w:after="280" w:line="340" w:beforeAutospacing="false" w:afterAutospacing="false"/>
+        <w:spacing w:after="280" w:before="0" w:line="340" w:beforeAutospacing="false" w:afterAutospacing="false"/>
         <w:contextualSpacing w:val="false"/>
       </w:pPr>
       <w:r>
@@ -2472,7 +2472,7 @@
     <w:p>
       <w:pPr>
         <w:pStyle w:val="OAClauseHeading"/>
-        <w:spacing w:before="320" w:after="120" w:line="340" w:beforeAutospacing="false" w:afterAutospacing="false"/>
+        <w:spacing w:after="120" w:before="320" w:line="340" w:beforeAutospacing="false" w:afterAutospacing="false"/>
         <w:contextualSpacing w:val="false"/>
       </w:pPr>
       <w:r>
@@ -2490,7 +2490,7 @@
     <w:p>
       <w:pPr>
         <w:pStyle w:val="OAClauseBody"/>
-        <w:spacing w:before="0" w:after="280" w:line="340" w:beforeAutospacing="false" w:afterAutospacing="false"/>
+        <w:spacing w:after="280" w:before="0" w:line="340" w:beforeAutospacing="false" w:afterAutospacing="false"/>
         <w:contextualSpacing w:val="false"/>
       </w:pPr>
       <w:r>
@@ -2510,7 +2510,7 @@
     <w:p>
       <w:pPr>
         <w:pStyle w:val="OAClauseHeading"/>
-        <w:spacing w:before="320" w:after="120" w:line="340" w:beforeAutospacing="false" w:afterAutospacing="false"/>
+        <w:spacing w:after="120" w:before="320" w:line="340" w:beforeAutospacing="false" w:afterAutospacing="false"/>
         <w:contextualSpacing w:val="false"/>
       </w:pPr>
       <w:r>
@@ -2528,7 +2528,7 @@
     <w:p>
       <w:pPr>
         <w:pStyle w:val="OAClauseBody"/>
-        <w:spacing w:before="0" w:after="280" w:line="340" w:beforeAutospacing="false" w:afterAutospacing="false"/>
+        <w:spacing w:after="280" w:before="0" w:line="340" w:beforeAutospacing="false" w:afterAutospacing="false"/>
         <w:contextualSpacing w:val="false"/>
       </w:pPr>
       <w:r>
@@ -2548,7 +2548,7 @@
     <w:p>
       <w:pPr>
         <w:pStyle w:val="OAClauseHeading"/>
-        <w:spacing w:before="320" w:after="120" w:line="340" w:beforeAutospacing="false" w:afterAutospacing="false"/>
+        <w:spacing w:after="120" w:before="320" w:line="340" w:beforeAutospacing="false" w:afterAutospacing="false"/>
         <w:contextualSpacing w:val="false"/>
       </w:pPr>
       <w:r>
@@ -2566,7 +2566,7 @@
     <w:p>
       <w:pPr>
         <w:pStyle w:val="OAClauseBody"/>
-        <w:spacing w:before="0" w:after="280" w:line="340" w:beforeAutospacing="false" w:afterAutospacing="false"/>
+        <w:spacing w:after="280" w:before="0" w:line="340" w:beforeAutospacing="false" w:afterAutospacing="false"/>
         <w:contextualSpacing w:val="false"/>
       </w:pPr>
       <w:r>
@@ -2586,7 +2586,7 @@
     <w:p>
       <w:pPr>
         <w:pStyle w:val="OAClauseBody"/>
-        <w:spacing w:before="0" w:after="280" w:line="340" w:beforeAutospacing="false" w:afterAutospacing="false"/>
+        <w:spacing w:after="280" w:before="0" w:line="340" w:beforeAutospacing="false" w:afterAutospacing="false"/>
         <w:contextualSpacing w:val="false"/>
       </w:pPr>
       <w:r>
@@ -2606,7 +2606,7 @@
     <w:p>
       <w:pPr>
         <w:pStyle w:val="OAClauseBody"/>
-        <w:spacing w:before="0" w:after="280" w:line="340" w:beforeAutospacing="false" w:afterAutospacing="false"/>
+        <w:spacing w:after="280" w:before="0" w:line="340" w:beforeAutospacing="false" w:afterAutospacing="false"/>
         <w:contextualSpacing w:val="false"/>
       </w:pPr>
       <w:r>
@@ -2626,7 +2626,7 @@
     <w:p>
       <w:pPr>
         <w:pStyle w:val="OAClauseBody"/>
-        <w:spacing w:before="0" w:after="280" w:line="340" w:beforeAutospacing="false" w:afterAutospacing="false"/>
+        <w:spacing w:after="280" w:before="0" w:line="340" w:beforeAutospacing="false" w:afterAutospacing="false"/>
         <w:contextualSpacing w:val="false"/>
       </w:pPr>
       <w:r>
@@ -2646,7 +2646,7 @@
     <w:p>
       <w:pPr>
         <w:pStyle w:val="OAClauseBody"/>
-        <w:spacing w:before="0" w:after="280" w:line="340" w:beforeAutospacing="false" w:afterAutospacing="false"/>
+        <w:spacing w:after="280" w:before="0" w:line="340" w:beforeAutospacing="false" w:afterAutospacing="false"/>
         <w:contextualSpacing w:val="false"/>
       </w:pPr>
       <w:r>
@@ -2666,7 +2666,7 @@
     <w:p>
       <w:pPr>
         <w:pStyle w:val="OAClauseBody"/>
-        <w:spacing w:before="0" w:after="280" w:line="340" w:beforeAutospacing="false" w:afterAutospacing="false"/>
+        <w:spacing w:after="280" w:before="0" w:line="340" w:beforeAutospacing="false" w:afterAutospacing="false"/>
         <w:contextualSpacing w:val="false"/>
       </w:pPr>
       <w:r>
@@ -2686,7 +2686,7 @@
     <w:p>
       <w:pPr>
         <w:pStyle w:val="OAClauseHeading"/>
-        <w:spacing w:before="320" w:after="120" w:line="340" w:beforeAutospacing="false" w:afterAutospacing="false"/>
+        <w:spacing w:after="120" w:before="320" w:line="340" w:beforeAutospacing="false" w:afterAutospacing="false"/>
         <w:contextualSpacing w:val="false"/>
       </w:pPr>
       <w:r>
@@ -2704,7 +2704,7 @@
     <w:p>
       <w:pPr>
         <w:pStyle w:val="OAClauseBody"/>
-        <w:spacing w:before="0" w:after="280" w:line="340" w:beforeAutospacing="false" w:afterAutospacing="false"/>
+        <w:spacing w:after="280" w:before="0" w:line="340" w:beforeAutospacing="false" w:afterAutospacing="false"/>
         <w:contextualSpacing w:val="false"/>
       </w:pPr>
       <w:r>
@@ -2724,7 +2724,7 @@
     <w:p>
       <w:pPr>
         <w:pStyle w:val="OAClauseBody"/>
-        <w:spacing w:before="0" w:after="280" w:line="340" w:beforeAutospacing="false" w:afterAutospacing="false"/>
+        <w:spacing w:after="280" w:before="0" w:line="340" w:beforeAutospacing="false" w:afterAutospacing="false"/>
         <w:contextualSpacing w:val="false"/>
       </w:pPr>
       <w:r>
@@ -2744,7 +2744,7 @@
     <w:p>
       <w:pPr>
         <w:pStyle w:val="OAClauseBody"/>
-        <w:spacing w:before="0" w:after="280" w:line="340" w:beforeAutospacing="false" w:afterAutospacing="false"/>
+        <w:spacing w:after="280" w:before="0" w:line="340" w:beforeAutospacing="false" w:afterAutospacing="false"/>
         <w:contextualSpacing w:val="false"/>
       </w:pPr>
       <w:r>
@@ -2764,7 +2764,7 @@
     <w:p>
       <w:pPr>
         <w:pStyle w:val="OAClauseBody"/>
-        <w:spacing w:before="0" w:after="280" w:line="340" w:beforeAutospacing="false" w:afterAutospacing="false"/>
+        <w:spacing w:after="280" w:before="0" w:line="340" w:beforeAutospacing="false" w:afterAutospacing="false"/>
         <w:contextualSpacing w:val="false"/>
       </w:pPr>
       <w:r>
@@ -2784,7 +2784,7 @@
     <w:p>
       <w:pPr>
         <w:pStyle w:val="OAClauseBody"/>
-        <w:spacing w:before="0" w:after="280" w:line="340" w:beforeAutospacing="false" w:afterAutospacing="false"/>
+        <w:spacing w:after="280" w:before="0" w:line="340" w:beforeAutospacing="false" w:afterAutospacing="false"/>
         <w:contextualSpacing w:val="false"/>
       </w:pPr>
       <w:r>
@@ -2804,7 +2804,7 @@
     <w:p>
       <w:pPr>
         <w:pStyle w:val="OAClauseBody"/>
-        <w:spacing w:before="0" w:after="280" w:line="340" w:beforeAutospacing="false" w:afterAutospacing="false"/>
+        <w:spacing w:after="280" w:before="0" w:line="340" w:beforeAutospacing="false" w:afterAutospacing="false"/>
         <w:contextualSpacing w:val="false"/>
       </w:pPr>
       <w:r>
@@ -2824,7 +2824,7 @@
     <w:p>
       <w:pPr>
         <w:pStyle w:val="OAClauseHeading"/>
-        <w:spacing w:before="320" w:after="120" w:line="340" w:beforeAutospacing="false" w:afterAutospacing="false"/>
+        <w:spacing w:after="120" w:before="320" w:line="340" w:beforeAutospacing="false" w:afterAutospacing="false"/>
         <w:contextualSpacing w:val="false"/>
       </w:pPr>
       <w:r>
@@ -2842,7 +2842,7 @@
     <w:p>
       <w:pPr>
         <w:pStyle w:val="OAClauseBody"/>
-        <w:spacing w:before="0" w:after="280" w:line="340" w:beforeAutospacing="false" w:afterAutospacing="false"/>
+        <w:spacing w:after="280" w:before="0" w:line="340" w:beforeAutospacing="false" w:afterAutospacing="false"/>
         <w:contextualSpacing w:val="false"/>
       </w:pPr>
       <w:r>
@@ -2862,7 +2862,7 @@
     <w:p>
       <w:pPr>
         <w:pStyle w:val="OAClauseBody"/>
-        <w:spacing w:before="0" w:after="280" w:line="340" w:beforeAutospacing="false" w:afterAutospacing="false"/>
+        <w:spacing w:after="280" w:before="0" w:line="340" w:beforeAutospacing="false" w:afterAutospacing="false"/>
         <w:contextualSpacing w:val="false"/>
       </w:pPr>
       <w:r>
@@ -2882,7 +2882,7 @@
     <w:p>
       <w:pPr>
         <w:pStyle w:val="OAClauseBody"/>
-        <w:spacing w:before="0" w:after="280" w:line="340" w:beforeAutospacing="false" w:afterAutospacing="false"/>
+        <w:spacing w:after="280" w:before="0" w:line="340" w:beforeAutospacing="false" w:afterAutospacing="false"/>
         <w:contextualSpacing w:val="false"/>
       </w:pPr>
       <w:r>
@@ -2902,7 +2902,7 @@
     <w:p>
       <w:pPr>
         <w:pStyle w:val="OAClauseBody"/>
-        <w:spacing w:before="0" w:after="280" w:line="340" w:beforeAutospacing="false" w:afterAutospacing="false"/>
+        <w:spacing w:after="280" w:before="0" w:line="340" w:beforeAutospacing="false" w:afterAutospacing="false"/>
         <w:contextualSpacing w:val="false"/>
       </w:pPr>
       <w:r>
@@ -2922,7 +2922,7 @@
     <w:p>
       <w:pPr>
         <w:pStyle w:val="OAClauseBody"/>
-        <w:spacing w:before="0" w:after="280" w:line="340" w:beforeAutospacing="false" w:afterAutospacing="false"/>
+        <w:spacing w:after="280" w:before="0" w:line="340" w:beforeAutospacing="false" w:afterAutospacing="false"/>
         <w:contextualSpacing w:val="false"/>
       </w:pPr>
       <w:r>
@@ -2942,7 +2942,7 @@
     <w:p>
       <w:pPr>
         <w:pStyle w:val="OAClauseBody"/>
-        <w:spacing w:before="0" w:after="280" w:line="340" w:beforeAutospacing="false" w:afterAutospacing="false"/>
+        <w:spacing w:after="280" w:before="0" w:line="340" w:beforeAutospacing="false" w:afterAutospacing="false"/>
         <w:contextualSpacing w:val="false"/>
       </w:pPr>
       <w:r>
@@ -2962,7 +2962,7 @@
     <w:p>
       <w:pPr>
         <w:pStyle w:val="OAClauseHeading"/>
-        <w:spacing w:before="320" w:after="120" w:line="340" w:beforeAutospacing="false" w:afterAutospacing="false"/>
+        <w:spacing w:after="120" w:before="320" w:line="340" w:beforeAutospacing="false" w:afterAutospacing="false"/>
         <w:contextualSpacing w:val="false"/>
       </w:pPr>
       <w:r>
@@ -2980,7 +2980,7 @@
     <w:p>
       <w:pPr>
         <w:pStyle w:val="OAClauseBody"/>
-        <w:spacing w:before="0" w:after="280" w:line="340" w:beforeAutospacing="false" w:afterAutospacing="false"/>
+        <w:spacing w:after="280" w:before="0" w:line="340" w:beforeAutospacing="false" w:afterAutospacing="false"/>
         <w:contextualSpacing w:val="false"/>
       </w:pPr>
       <w:r>
@@ -3000,7 +3000,7 @@
     <w:p>
       <w:pPr>
         <w:pStyle w:val="OAClauseBody"/>
-        <w:spacing w:before="0" w:after="280" w:line="340" w:beforeAutospacing="false" w:afterAutospacing="false"/>
+        <w:spacing w:after="280" w:before="0" w:line="340" w:beforeAutospacing="false" w:afterAutospacing="false"/>
         <w:contextualSpacing w:val="false"/>
       </w:pPr>
       <w:r>
@@ -3020,7 +3020,7 @@
     <w:p>
       <w:pPr>
         <w:pStyle w:val="OAClauseBody"/>
-        <w:spacing w:before="0" w:after="280" w:line="340" w:beforeAutospacing="false" w:afterAutospacing="false"/>
+        <w:spacing w:after="280" w:before="0" w:line="340" w:beforeAutospacing="false" w:afterAutospacing="false"/>
         <w:contextualSpacing w:val="false"/>
       </w:pPr>
       <w:r>
@@ -3040,7 +3040,7 @@
     <w:p>
       <w:pPr>
         <w:pStyle w:val="OAClauseBody"/>
-        <w:spacing w:before="0" w:after="280" w:line="340" w:beforeAutospacing="false" w:afterAutospacing="false"/>
+        <w:spacing w:after="280" w:before="0" w:line="340" w:beforeAutospacing="false" w:afterAutospacing="false"/>
         <w:contextualSpacing w:val="false"/>
       </w:pPr>
       <w:r>
@@ -3060,7 +3060,7 @@
     <w:p>
       <w:pPr>
         <w:pStyle w:val="OAClauseBody"/>
-        <w:spacing w:before="0" w:after="280" w:line="340" w:beforeAutospacing="false" w:afterAutospacing="false"/>
+        <w:spacing w:after="280" w:before="0" w:line="340" w:beforeAutospacing="false" w:afterAutospacing="false"/>
         <w:contextualSpacing w:val="false"/>
       </w:pPr>
       <w:r>
@@ -3080,7 +3080,7 @@
     <w:p>
       <w:pPr>
         <w:pStyle w:val="OAClauseBody"/>
-        <w:spacing w:before="0" w:after="280" w:line="340" w:beforeAutospacing="false" w:afterAutospacing="false"/>
+        <w:spacing w:after="280" w:before="0" w:line="340" w:beforeAutospacing="false" w:afterAutospacing="false"/>
         <w:contextualSpacing w:val="false"/>
       </w:pPr>
       <w:r>
@@ -3100,7 +3100,7 @@
     <w:p>
       <w:pPr>
         <w:pStyle w:val="OAClauseHeading"/>
-        <w:spacing w:before="320" w:after="120" w:line="340" w:beforeAutospacing="false" w:afterAutospacing="false"/>
+        <w:spacing w:after="120" w:before="320" w:line="340" w:beforeAutospacing="false" w:afterAutospacing="false"/>
         <w:contextualSpacing w:val="false"/>
       </w:pPr>
       <w:r>
@@ -3118,7 +3118,7 @@
     <w:p>
       <w:pPr>
         <w:pStyle w:val="OAClauseBody"/>
-        <w:spacing w:before="0" w:after="280" w:line="340" w:beforeAutospacing="false" w:afterAutospacing="false"/>
+        <w:spacing w:after="280" w:before="0" w:line="340" w:beforeAutospacing="false" w:afterAutospacing="false"/>
         <w:contextualSpacing w:val="false"/>
       </w:pPr>
       <w:r>
@@ -3138,7 +3138,7 @@
     <w:p>
       <w:pPr>
         <w:pStyle w:val="OAClauseBody"/>
-        <w:spacing w:before="0" w:after="280" w:line="340" w:beforeAutospacing="false" w:afterAutospacing="false"/>
+        <w:spacing w:after="280" w:before="0" w:line="340" w:beforeAutospacing="false" w:afterAutospacing="false"/>
         <w:contextualSpacing w:val="false"/>
       </w:pPr>
       <w:r>
@@ -3158,7 +3158,7 @@
     <w:p>
       <w:pPr>
         <w:pStyle w:val="OAClauseBody"/>
-        <w:spacing w:before="0" w:after="280" w:line="340" w:beforeAutospacing="false" w:afterAutospacing="false"/>
+        <w:spacing w:after="280" w:before="0" w:line="340" w:beforeAutospacing="false" w:afterAutospacing="false"/>
         <w:contextualSpacing w:val="false"/>
       </w:pPr>
       <w:r>
@@ -3178,7 +3178,7 @@
     <w:p>
       <w:pPr>
         <w:pStyle w:val="OAClauseBody"/>
-        <w:spacing w:before="0" w:after="280" w:line="340" w:beforeAutospacing="false" w:afterAutospacing="false"/>
+        <w:spacing w:after="280" w:before="0" w:line="340" w:beforeAutospacing="false" w:afterAutospacing="false"/>
         <w:contextualSpacing w:val="false"/>
       </w:pPr>
       <w:r>
@@ -3198,7 +3198,7 @@
     <w:p>
       <w:pPr>
         <w:pStyle w:val="OAClauseBody"/>
-        <w:spacing w:before="0" w:after="280" w:line="340" w:beforeAutospacing="false" w:afterAutospacing="false"/>
+        <w:spacing w:after="280" w:before="0" w:line="340" w:beforeAutospacing="false" w:afterAutospacing="false"/>
         <w:contextualSpacing w:val="false"/>
       </w:pPr>
       <w:r>
@@ -3218,7 +3218,7 @@
     <w:p>
       <w:pPr>
         <w:pStyle w:val="OAClauseBody"/>
-        <w:spacing w:before="0" w:after="280" w:line="340" w:beforeAutospacing="false" w:afterAutospacing="false"/>
+        <w:spacing w:after="280" w:before="0" w:line="340" w:beforeAutospacing="false" w:afterAutospacing="false"/>
         <w:contextualSpacing w:val="false"/>
       </w:pPr>
       <w:r>
@@ -3238,7 +3238,7 @@
     <w:p>
       <w:pPr>
         <w:pStyle w:val="OAClauseHeading"/>
-        <w:spacing w:before="320" w:after="120" w:line="340" w:beforeAutospacing="false" w:afterAutospacing="false"/>
+        <w:spacing w:after="120" w:before="320" w:line="340" w:beforeAutospacing="false" w:afterAutospacing="false"/>
         <w:contextualSpacing w:val="false"/>
       </w:pPr>
       <w:r>
@@ -3256,7 +3256,7 @@
     <w:p>
       <w:pPr>
         <w:pStyle w:val="OAClauseBody"/>
-        <w:spacing w:before="0" w:after="280" w:line="340" w:beforeAutospacing="false" w:afterAutospacing="false"/>
+        <w:spacing w:after="280" w:before="0" w:line="340" w:beforeAutospacing="false" w:afterAutospacing="false"/>
         <w:contextualSpacing w:val="false"/>
       </w:pPr>
       <w:r>
@@ -3276,7 +3276,7 @@
     <w:p>
       <w:pPr>
         <w:pStyle w:val="OAClauseHeading"/>
-        <w:spacing w:before="320" w:after="120" w:line="340" w:beforeAutospacing="false" w:afterAutospacing="false"/>
+        <w:spacing w:after="120" w:before="320" w:line="340" w:beforeAutospacing="false" w:afterAutospacing="false"/>
         <w:contextualSpacing w:val="false"/>
       </w:pPr>
       <w:r>
@@ -3294,7 +3294,7 @@
     <w:p>
       <w:pPr>
         <w:pStyle w:val="OAClauseBody"/>
-        <w:spacing w:before="0" w:after="280" w:line="340" w:beforeAutospacing="false" w:afterAutospacing="false"/>
+        <w:spacing w:after="280" w:before="0" w:line="340" w:beforeAutospacing="false" w:afterAutospacing="false"/>
         <w:contextualSpacing w:val="false"/>
       </w:pPr>
       <w:r>
@@ -3314,7 +3314,7 @@
     <w:p>
       <w:pPr>
         <w:pStyle w:val="OAClauseHeading"/>
-        <w:spacing w:before="320" w:after="120" w:line="340" w:beforeAutospacing="false" w:afterAutospacing="false"/>
+        <w:spacing w:after="120" w:before="320" w:line="340" w:beforeAutospacing="false" w:afterAutospacing="false"/>
         <w:contextualSpacing w:val="false"/>
       </w:pPr>
       <w:r>
@@ -3332,7 +3332,7 @@
     <w:p>
       <w:pPr>
         <w:pStyle w:val="OAClauseBody"/>
-        <w:spacing w:before="0" w:after="280" w:line="340" w:beforeAutospacing="false" w:afterAutospacing="false"/>
+        <w:spacing w:after="280" w:before="0" w:line="340" w:beforeAutospacing="false" w:afterAutospacing="false"/>
         <w:contextualSpacing w:val="false"/>
       </w:pPr>
       <w:r>
@@ -3352,7 +3352,7 @@
     <w:p>
       <w:pPr>
         <w:pStyle w:val="OAClauseHeading"/>
-        <w:spacing w:before="320" w:after="120" w:line="340" w:beforeAutospacing="false" w:afterAutospacing="false"/>
+        <w:spacing w:after="120" w:before="320" w:line="340" w:beforeAutospacing="false" w:afterAutospacing="false"/>
         <w:contextualSpacing w:val="false"/>
       </w:pPr>
       <w:r>
@@ -3370,7 +3370,7 @@
     <w:p>
       <w:pPr>
         <w:pStyle w:val="OAClauseBody"/>
-        <w:spacing w:before="0" w:after="280" w:line="340" w:beforeAutospacing="false" w:afterAutospacing="false"/>
+        <w:spacing w:after="280" w:before="0" w:line="340" w:beforeAutospacing="false" w:afterAutospacing="false"/>
         <w:contextualSpacing w:val="false"/>
       </w:pPr>
       <w:r>
@@ -3390,7 +3390,7 @@
     <w:p>
       <w:pPr>
         <w:pStyle w:val="OAClauseHeading"/>
-        <w:spacing w:before="320" w:after="120" w:line="340" w:beforeAutospacing="false" w:afterAutospacing="false"/>
+        <w:spacing w:after="120" w:before="320" w:line="340" w:beforeAutospacing="false" w:afterAutospacing="false"/>
         <w:contextualSpacing w:val="false"/>
       </w:pPr>
       <w:r>
@@ -3408,7 +3408,7 @@
     <w:p>
       <w:pPr>
         <w:pStyle w:val="OAClauseBody"/>
-        <w:spacing w:before="0" w:after="280" w:line="340" w:beforeAutospacing="false" w:afterAutospacing="false"/>
+        <w:spacing w:after="280" w:before="0" w:line="340" w:beforeAutospacing="false" w:afterAutospacing="false"/>
         <w:contextualSpacing w:val="false"/>
       </w:pPr>
       <w:r>
@@ -3428,7 +3428,7 @@
     <w:p>
       <w:pPr>
         <w:pStyle w:val="OAClauseHeading"/>
-        <w:spacing w:before="320" w:after="120" w:line="340" w:beforeAutospacing="false" w:afterAutospacing="false"/>
+        <w:spacing w:after="120" w:before="320" w:line="340" w:beforeAutospacing="false" w:afterAutospacing="false"/>
         <w:contextualSpacing w:val="false"/>
       </w:pPr>
       <w:r>
@@ -3446,7 +3446,7 @@
     <w:p>
       <w:pPr>
         <w:pStyle w:val="OAClauseBody"/>
-        <w:spacing w:before="0" w:after="280" w:line="340" w:beforeAutospacing="false" w:afterAutospacing="false"/>
+        <w:spacing w:after="280" w:before="0" w:line="340" w:beforeAutospacing="false" w:afterAutospacing="false"/>
         <w:contextualSpacing w:val="false"/>
       </w:pPr>
       <w:r>
@@ -3466,7 +3466,7 @@
     <w:p>
       <w:pPr>
         <w:pStyle w:val="OAClauseHeading"/>
-        <w:spacing w:before="320" w:after="120" w:line="340" w:beforeAutospacing="false" w:afterAutospacing="false"/>
+        <w:spacing w:after="120" w:before="320" w:line="340" w:beforeAutospacing="false" w:afterAutospacing="false"/>
         <w:contextualSpacing w:val="false"/>
       </w:pPr>
       <w:r>
@@ -3484,7 +3484,7 @@
     <w:p>
       <w:pPr>
         <w:pStyle w:val="OAClauseBody"/>
-        <w:spacing w:before="0" w:after="280" w:line="340" w:beforeAutospacing="false" w:afterAutospacing="false"/>
+        <w:spacing w:after="280" w:before="0" w:line="340" w:beforeAutospacing="false" w:afterAutospacing="false"/>
         <w:contextualSpacing w:val="false"/>
       </w:pPr>
       <w:r>
@@ -3504,7 +3504,7 @@
     <w:p>
       <w:pPr>
         <w:pStyle w:val="OAClauseHeading"/>
-        <w:spacing w:before="320" w:after="120" w:line="340" w:beforeAutospacing="false" w:afterAutospacing="false"/>
+        <w:spacing w:after="120" w:before="320" w:line="340" w:beforeAutospacing="false" w:afterAutospacing="false"/>
         <w:contextualSpacing w:val="false"/>
       </w:pPr>
       <w:r>
@@ -3522,7 +3522,7 @@
     <w:p>
       <w:pPr>
         <w:pStyle w:val="OAClauseBody"/>
-        <w:spacing w:before="0" w:after="280" w:line="340" w:beforeAutospacing="false" w:afterAutospacing="false"/>
+        <w:spacing w:after="280" w:before="0" w:line="340" w:beforeAutospacing="false" w:afterAutospacing="false"/>
         <w:contextualSpacing w:val="false"/>
       </w:pPr>
       <w:r>
@@ -3542,7 +3542,7 @@
     <w:p>
       <w:pPr>
         <w:pStyle w:val="OAClauseHeading"/>
-        <w:spacing w:before="320" w:after="120" w:line="340" w:beforeAutospacing="false" w:afterAutospacing="false"/>
+        <w:spacing w:after="120" w:before="320" w:line="340" w:beforeAutospacing="false" w:afterAutospacing="false"/>
         <w:contextualSpacing w:val="false"/>
       </w:pPr>
       <w:r>
@@ -3560,7 +3560,7 @@
     <w:p>
       <w:pPr>
         <w:pStyle w:val="OAClauseBody"/>
-        <w:spacing w:before="0" w:after="280" w:line="340" w:beforeAutospacing="false" w:afterAutospacing="false"/>
+        <w:spacing w:after="280" w:before="0" w:line="340" w:beforeAutospacing="false" w:afterAutospacing="false"/>
         <w:contextualSpacing w:val="false"/>
       </w:pPr>
       <w:r>
@@ -3580,7 +3580,7 @@
     <w:p>
       <w:pPr>
         <w:pStyle w:val="OAClauseHeading"/>
-        <w:spacing w:before="320" w:after="120" w:line="340" w:beforeAutospacing="false" w:afterAutospacing="false"/>
+        <w:spacing w:after="120" w:before="320" w:line="340" w:beforeAutospacing="false" w:afterAutospacing="false"/>
         <w:contextualSpacing w:val="false"/>
       </w:pPr>
       <w:r>
@@ -3598,7 +3598,7 @@
     <w:p>
       <w:pPr>
         <w:pStyle w:val="OAClauseBody"/>
-        <w:spacing w:before="0" w:after="280" w:line="340" w:beforeAutospacing="false" w:afterAutospacing="false"/>
+        <w:spacing w:after="280" w:before="0" w:line="340" w:beforeAutospacing="false" w:afterAutospacing="false"/>
         <w:contextualSpacing w:val="false"/>
       </w:pPr>
       <w:r>
@@ -3618,7 +3618,7 @@
     <w:p>
       <w:pPr>
         <w:pStyle w:val="OAClauseHeading"/>
-        <w:spacing w:before="320" w:after="120" w:line="340" w:beforeAutospacing="false" w:afterAutospacing="false"/>
+        <w:spacing w:after="120" w:before="320" w:line="340" w:beforeAutospacing="false" w:afterAutospacing="false"/>
         <w:contextualSpacing w:val="false"/>
       </w:pPr>
       <w:r>
@@ -3636,7 +3636,7 @@
     <w:p>
       <w:pPr>
         <w:pStyle w:val="OAClauseBody"/>
-        <w:spacing w:before="0" w:after="280" w:line="340" w:beforeAutospacing="false" w:afterAutospacing="false"/>
+        <w:spacing w:after="280" w:before="0" w:line="340" w:beforeAutospacing="false" w:afterAutospacing="false"/>
         <w:contextualSpacing w:val="false"/>
       </w:pPr>
       <w:r>
@@ -3656,8 +3656,8 @@
     <w:p>
       <w:pPr>
         <w:sectPr>
-          <w:headerReference w:type="default" r:id="rId8"/>
-          <w:footerReference w:type="default" r:id="rId9"/>
+          <w:headerReference w:type="default" r:id="rId9"/>
+          <w:footerReference w:type="default" r:id="rId10"/>
           <w:pgSz w:w="11906" w:h="16838" w:orient="portrait"/>
           <w:pgMar w:top="936" w:right="1080" w:bottom="720" w:left="1080" w:header="360" w:footer="432" w:gutter="0"/>
           <w:pgNumType/>
@@ -3667,7 +3667,7 @@
     </w:p>
     <w:p>
       <w:pPr>
-        <w:spacing w:before="0" w:after="240" w:line="340" w:beforeAutospacing="false" w:afterAutospacing="false"/>
+        <w:spacing w:after="240" w:before="0" w:line="340" w:beforeAutospacing="false" w:afterAutospacing="false"/>
         <w:contextualSpacing w:val="false"/>
       </w:pPr>
       <w:r>
@@ -3684,7 +3684,7 @@
     </w:p>
     <w:p>
       <w:pPr>
-        <w:spacing w:before="0" w:after="280" w:line="340" w:beforeAutospacing="false" w:afterAutospacing="false"/>
+        <w:spacing w:after="280" w:before="0" w:line="340" w:beforeAutospacing="false" w:afterAutospacing="false"/>
         <w:contextualSpacing w:val="false"/>
       </w:pPr>
       <w:r>
@@ -4335,8 +4335,8 @@
       </w:tr>
     </w:tbl>
     <w:sectPr>
-      <w:headerReference w:type="default" r:id="rId10"/>
-      <w:footerReference w:type="default" r:id="rId11"/>
+      <w:headerReference w:type="default" r:id="rId11"/>
+      <w:footerReference w:type="default" r:id="rId12"/>
       <w:pgSz w:w="11906" w:h="16838" w:orient="portrait"/>
       <w:pgMar w:top="936" w:right="1080" w:bottom="720" w:left="1080" w:header="360" w:footer="432" w:gutter="0"/>
       <w:pgNumType/>
@@ -4348,6 +4348,43 @@
 
 <file path=word/comments.xml><?xml version="1.0" encoding="utf-8"?>
 <w:comments xmlns:cx="http://schemas.microsoft.com/office/drawing/2014/chartex" xmlns:cx1="http://schemas.microsoft.com/office/drawing/2015/9/8/chartex" xmlns:cx2="http://schemas.microsoft.com/office/drawing/2015/10/21/chartex" xmlns:cx3="http://schemas.microsoft.com/office/drawing/2016/5/9/chartex" xmlns:cx4="http://schemas.microsoft.com/office/drawing/2016/5/10/chartex" xmlns:cx5="http://schemas.microsoft.com/office/drawing/2016/5/11/chartex" xmlns:cx6="http://schemas.microsoft.com/office/drawing/2016/5/12/chartex" xmlns:cx7="http://schemas.microsoft.com/office/drawing/2016/5/13/chartex" xmlns:cx8="http://schemas.microsoft.com/office/drawing/2016/5/14/chartex" xmlns:mc="http://schemas.openxmlformats.org/markup-compatibility/2006" xmlns:aink="http://schemas.microsoft.com/office/drawing/2016/ink" xmlns:am3d="http://schemas.microsoft.com/office/drawing/2017/model3d" xmlns:o="urn:schemas-microsoft-com:office:office" xmlns:r="http://schemas.openxmlformats.org/officeDocument/2006/relationships" xmlns:m="http://schemas.openxmlformats.org/officeDocument/2006/math" xmlns:v="urn:schemas-microsoft-com:vml" xmlns:wp14="http://schemas.microsoft.com/office/word/2010/wordprocessingDrawing" xmlns:wp="http://schemas.openxmlformats.org/drawingml/2006/wordprocessingDrawing" xmlns:w10="urn:schemas-microsoft-com:office:word" xmlns:w="http://schemas.openxmlformats.org/wordprocessingml/2006/main" xmlns:w14="http://schemas.microsoft.com/office/word/2010/wordml" xmlns:w15="http://schemas.microsoft.com/office/word/2012/wordml" xmlns:w16cex="http://schemas.microsoft.com/office/word/2018/wordml/cex" xmlns:w16cid="http://schemas.microsoft.com/office/word/2016/wordml/cid" xmlns:w16="http://schemas.microsoft.com/office/word/2018/wordml" xmlns:w16sdtdh="http://schemas.microsoft.com/office/word/2020/wordml/sdtdatahash" xmlns:w16se="http://schemas.microsoft.com/office/word/2015/wordml/symex" xmlns:wpg="http://schemas.microsoft.com/office/word/2010/wordprocessingGroup" xmlns:wpi="http://schemas.microsoft.com/office/word/2010/wordprocessingInk" xmlns:wne="http://schemas.microsoft.com/office/word/2006/wordml" xmlns:wps="http://schemas.microsoft.com/office/word/2010/wordprocessingShape"/>
+</file>
+
+<file path=word/endnotes.xml><?xml version="1.0" encoding="utf-8"?>
+<w:endnotes xmlns:wpc="http://schemas.microsoft.com/office/word/2010/wordprocessingCanvas" xmlns:mc="http://schemas.openxmlformats.org/markup-compatibility/2006" xmlns:o="urn:schemas-microsoft-com:office:office" xmlns:r="http://schemas.openxmlformats.org/officeDocument/2006/relationships" xmlns:m="http://schemas.openxmlformats.org/officeDocument/2006/math" xmlns:v="urn:schemas-microsoft-com:vml" xmlns:wp14="http://schemas.microsoft.com/office/word/2010/wordprocessingDrawing" xmlns:wp="http://schemas.openxmlformats.org/drawingml/2006/wordprocessingDrawing" xmlns:w10="urn:schemas-microsoft-com:office:word" xmlns:w="http://schemas.openxmlformats.org/wordprocessingml/2006/main" xmlns:w14="http://schemas.microsoft.com/office/word/2010/wordml" xmlns:w15="http://schemas.microsoft.com/office/word/2012/wordml" xmlns:wpg="http://schemas.microsoft.com/office/word/2010/wordprocessingGroup" xmlns:wpi="http://schemas.microsoft.com/office/word/2010/wordprocessingInk" xmlns:wne="http://schemas.microsoft.com/office/word/2006/wordml" xmlns:wps="http://schemas.microsoft.com/office/word/2010/wordprocessingShape" mc:Ignorable="w14 w15 wp14">
+  <w:endnote w:type="separator" w:id="-1">
+    <w:p>
+      <w:pPr>
+        <w:spacing w:after="0" w:line="240" w:lineRule="auto"/>
+      </w:pPr>
+      <w:r>
+        <w:rPr>
+          <w:rStyle w:val="EndnoteReference"/>
+        </w:rPr>
+        <w:endnoteRef/>
+      </w:r>
+      <w:r>
+        <w:separator/>
+      </w:r>
+    </w:p>
+  </w:endnote>
+  <w:endnote w:type="continuationSeparator" w:id="0">
+    <w:p>
+      <w:pPr>
+        <w:spacing w:after="0" w:line="240" w:lineRule="auto"/>
+      </w:pPr>
+      <w:r>
+        <w:rPr>
+          <w:rStyle w:val="EndnoteReference"/>
+        </w:rPr>
+        <w:endnoteRef/>
+      </w:r>
+      <w:r>
+        <w:continuationSeparator/>
+      </w:r>
+    </w:p>
+  </w:endnote>
+</w:endnotes>
 </file>
 
 <file path=word/footer1.xml><?xml version="1.0" encoding="utf-8"?>
@@ -4412,7 +4449,7 @@
   </w:p>
   <w:p>
     <w:pPr>
-      <w:spacing w:before="0" w:after="0"/>
+      <w:spacing w:after="0" w:before="0"/>
     </w:pPr>
     <w:r>
       <w:rPr>
@@ -4652,7 +4689,7 @@
         </w:tcPr>
         <w:p>
           <w:pPr>
-            <w:spacing w:before="0" w:after="0"/>
+            <w:spacing w:after="0" w:before="0"/>
             <w:jc w:val="right"/>
           </w:pPr>
           <w:r>
@@ -4743,7 +4780,7 @@
         </w:tcPr>
         <w:p>
           <w:pPr>
-            <w:spacing w:before="0" w:after="0"/>
+            <w:spacing w:after="0" w:before="0"/>
             <w:jc w:val="right"/>
           </w:pPr>
           <w:r>
@@ -4834,7 +4871,7 @@
         </w:tcPr>
         <w:p>
           <w:pPr>
-            <w:spacing w:before="0" w:after="0"/>
+            <w:spacing w:after="0" w:before="0"/>
             <w:jc w:val="right"/>
           </w:pPr>
           <w:r>
@@ -4971,7 +5008,7 @@
     </w:rPrDefault>
     <w:pPrDefault>
       <w:pPr>
-        <w:spacing w:before="0" w:after="0" w:line="340" w:lineRule="auto"/>
+        <w:spacing w:after="0" w:before="0" w:line="340" w:lineRule="auto"/>
       </w:pPr>
     </w:pPrDefault>
   </w:docDefaults>
@@ -5109,12 +5146,49 @@
       <w:szCs w:val="20"/>
     </w:rPr>
   </w:style>
+  <w:style w:type="character" w:styleId="EndnoteReference">
+    <w:name w:val="endnote reference"/>
+    <w:basedOn w:val="DefaultParagraphFont"/>
+    <w:uiPriority w:val="99"/>
+    <w:semiHidden/>
+    <w:unhideWhenUsed/>
+    <w:rPr>
+      <w:vertAlign w:val="superscript"/>
+    </w:rPr>
+  </w:style>
+  <w:style w:type="paragraph" w:styleId="EndnoteText">
+    <w:name w:val="endnote text"/>
+    <w:basedOn w:val="Normal"/>
+    <w:link w:val="EndnoteTextChar"/>
+    <w:uiPriority w:val="99"/>
+    <w:semiHidden/>
+    <w:unhideWhenUsed/>
+    <w:pPr>
+      <w:spacing w:after="0" w:line="240" w:lineRule="auto"/>
+    </w:pPr>
+    <w:rPr>
+      <w:sz w:val="20"/>
+      <w:szCs w:val="20"/>
+    </w:rPr>
+  </w:style>
+  <w:style w:type="character" w:styleId="EndnoteTextChar">
+    <w:name w:val="Endnote Text Char"/>
+    <w:basedOn w:val="DefaultParagraphFont"/>
+    <w:link w:val="EndnoteText"/>
+    <w:uiPriority w:val="99"/>
+    <w:semiHidden/>
+    <w:unhideWhenUsed/>
+    <w:rPr>
+      <w:sz w:val="20"/>
+      <w:szCs w:val="20"/>
+    </w:rPr>
+  </w:style>
   <w:style w:type="paragraph" w:styleId="Normal">
     <w:name w:val="Normal"/>
     <w:next w:val="Normal"/>
     <w:qFormat/>
     <w:pPr>
-      <w:spacing w:before="0" w:after="0" w:line="340" w:lineRule="auto"/>
+      <w:spacing w:after="0" w:before="0" w:line="340" w:lineRule="auto"/>
     </w:pPr>
     <w:rPr>
       <w:rFonts w:ascii="Arial" w:cs="Arial" w:eastAsia="Arial" w:hAnsi="Arial"/>
@@ -5129,7 +5203,7 @@
     <w:next w:val="OAClauseBody"/>
     <w:qFormat/>
     <w:pPr>
-      <w:spacing w:before="320" w:after="120" w:line="340" w:lineRule="auto"/>
+      <w:spacing w:after="120" w:before="320" w:line="340" w:lineRule="auto"/>
     </w:pPr>
     <w:rPr>
       <w:rFonts w:ascii="Arial" w:cs="Arial" w:eastAsia="Arial" w:hAnsi="Arial"/>
@@ -5146,7 +5220,7 @@
     <w:next w:val="OAClauseHeading"/>
     <w:qFormat/>
     <w:pPr>
-      <w:spacing w:before="0" w:after="280" w:line="340" w:lineRule="auto"/>
+      <w:spacing w:after="280" w:before="0" w:line="340" w:lineRule="auto"/>
     </w:pPr>
     <w:rPr>
       <w:rFonts w:ascii="Arial" w:cs="Arial" w:eastAsia="Arial" w:hAnsi="Arial"/>

--- a/content/templates/openagreements-restrictive-covenant-wyoming/template.docx
+++ b/content/templates/openagreements-restrictive-covenant-wyoming/template.docx
@@ -3703,7 +3703,7 @@
     </w:p>
     <w:tbl>
       <w:tblPr>
-        <w:tblW w:type="dxa" w:w="10075"/>
+        <w:tblW w:type="dxa" w:w="10070"/>
         <w:tblBorders>
           <w:top w:val="nil" w:color="FFFFFF" w:sz="0"/>
           <w:left w:val="nil" w:color="FFFFFF" w:sz="0"/>
@@ -3716,9 +3716,7 @@
       </w:tblPr>
       <w:tblGrid>
         <w:gridCol w:w="2605"/>
-        <w:gridCol w:w="3600"/>
-        <w:gridCol w:w="250"/>
-        <w:gridCol w:w="3620"/>
+        <w:gridCol w:w="7465"/>
       </w:tblGrid>
       <w:tr>
         <w:tc>
@@ -3788,6 +3786,11 @@
             </w:r>
           </w:p>
         </w:tc>
+      </w:tr>
+      <w:tr>
+        <w:trPr>
+          <w:trHeight w:val="690" w:hRule="atLeast"/>
+        </w:trPr>
         <w:tc>
           <w:tcPr>
             <w:tcBorders>
@@ -3798,14 +3801,324 @@
             </w:tcBorders>
             <w:tcMar>
               <w:top w:type="dxa" w:w="216"/>
-              <w:left w:type="dxa" w:w="0"/>
+              <w:left w:type="dxa" w:w="115"/>
               <w:bottom w:type="dxa" w:w="216"/>
-              <w:right w:type="dxa" w:w="0"/>
-            </w:tcMar>
-            <w:vAlign w:val="center"/>
-          </w:tcPr>
-          <w:p>
-            <w:r>
+              <w:right w:type="dxa" w:w="115"/>
+            </w:tcMar>
+            <w:vAlign w:val="center"/>
+          </w:tcPr>
+          <w:p>
+            <w:pPr>
+              <w:spacing w:after="0" w:line="340"/>
+            </w:pPr>
+            <w:r>
+              <w:rPr>
+                <w:rFonts w:ascii="Arial" w:cs="Arial" w:eastAsia="Arial" w:hAnsi="Arial"/>
+                <w:b/>
+                <w:bCs/>
+                <w:color w:val="1D2021"/>
+                <w:sz w:val="18"/>
+                <w:szCs w:val="18"/>
+              </w:rPr>
+              <w:t xml:space="preserve">Signature</w:t>
+            </w:r>
+          </w:p>
+        </w:tc>
+        <w:tc>
+          <w:tcPr>
+            <w:tcBorders>
+              <w:top w:val="single" w:color="C7C7C7" w:sz="4"/>
+              <w:left w:val="nil" w:color="FFFFFF" w:sz="0"/>
+              <w:bottom w:val="single" w:color="C7C7C7" w:sz="4"/>
+              <w:right w:val="nil" w:color="FFFFFF" w:sz="0"/>
+            </w:tcBorders>
+            <w:tcMar>
+              <w:top w:type="dxa" w:w="216"/>
+              <w:left w:type="dxa" w:w="115"/>
+              <w:bottom w:type="dxa" w:w="216"/>
+              <w:right w:type="dxa" w:w="115"/>
+            </w:tcMar>
+            <w:vAlign w:val="center"/>
+          </w:tcPr>
+          <w:p>
+            <w:pPr>
+              <w:spacing w:after="0" w:line="340"/>
+            </w:pPr>
+            <w:r>
+              <w:rPr>
+                <w:rFonts w:ascii="Arial" w:cs="Arial" w:eastAsia="Arial" w:hAnsi="Arial"/>
+                <w:color w:val="1D2021"/>
+                <w:sz w:val="18"/>
+                <w:szCs w:val="18"/>
+              </w:rPr>
+              <w:t xml:space="preserve"/>
+            </w:r>
+          </w:p>
+        </w:tc>
+      </w:tr>
+      <w:tr>
+        <w:trPr>
+          <w:trHeight w:val="690" w:hRule="atLeast"/>
+        </w:trPr>
+        <w:tc>
+          <w:tcPr>
+            <w:tcBorders>
+              <w:top w:val="nil" w:color="FFFFFF" w:sz="0"/>
+              <w:left w:val="nil" w:color="FFFFFF" w:sz="0"/>
+              <w:bottom w:val="nil" w:color="FFFFFF" w:sz="0"/>
+              <w:right w:val="nil" w:color="FFFFFF" w:sz="0"/>
+            </w:tcBorders>
+            <w:tcMar>
+              <w:top w:type="dxa" w:w="216"/>
+              <w:left w:type="dxa" w:w="115"/>
+              <w:bottom w:type="dxa" w:w="216"/>
+              <w:right w:type="dxa" w:w="115"/>
+            </w:tcMar>
+            <w:vAlign w:val="center"/>
+          </w:tcPr>
+          <w:p>
+            <w:pPr>
+              <w:spacing w:after="0" w:line="340"/>
+            </w:pPr>
+            <w:r>
+              <w:rPr>
+                <w:rFonts w:ascii="Arial" w:cs="Arial" w:eastAsia="Arial" w:hAnsi="Arial"/>
+                <w:b/>
+                <w:bCs/>
+                <w:color w:val="1D2021"/>
+                <w:sz w:val="18"/>
+                <w:szCs w:val="18"/>
+              </w:rPr>
+              <w:t xml:space="preserve">Print Name</w:t>
+            </w:r>
+          </w:p>
+        </w:tc>
+        <w:tc>
+          <w:tcPr>
+            <w:tcBorders>
+              <w:top w:val="single" w:color="C7C7C7" w:sz="4"/>
+              <w:left w:val="nil" w:color="FFFFFF" w:sz="0"/>
+              <w:bottom w:val="single" w:color="C7C7C7" w:sz="4"/>
+              <w:right w:val="nil" w:color="FFFFFF" w:sz="0"/>
+            </w:tcBorders>
+            <w:tcMar>
+              <w:top w:type="dxa" w:w="216"/>
+              <w:left w:type="dxa" w:w="115"/>
+              <w:bottom w:type="dxa" w:w="216"/>
+              <w:right w:type="dxa" w:w="115"/>
+            </w:tcMar>
+            <w:vAlign w:val="center"/>
+          </w:tcPr>
+          <w:p>
+            <w:pPr>
+              <w:spacing w:after="0" w:line="340"/>
+            </w:pPr>
+            <w:r>
+              <w:rPr>
+                <w:rFonts w:ascii="Arial" w:cs="Arial" w:eastAsia="Arial" w:hAnsi="Arial"/>
+                <w:color w:val="1D2021"/>
+                <w:sz w:val="18"/>
+                <w:szCs w:val="18"/>
+              </w:rPr>
+              <w:t xml:space="preserve">{employer_name}</w:t>
+            </w:r>
+          </w:p>
+        </w:tc>
+      </w:tr>
+      <w:tr>
+        <w:trPr>
+          <w:trHeight w:val="690" w:hRule="atLeast"/>
+        </w:trPr>
+        <w:tc>
+          <w:tcPr>
+            <w:tcBorders>
+              <w:top w:val="nil" w:color="FFFFFF" w:sz="0"/>
+              <w:left w:val="nil" w:color="FFFFFF" w:sz="0"/>
+              <w:bottom w:val="nil" w:color="FFFFFF" w:sz="0"/>
+              <w:right w:val="nil" w:color="FFFFFF" w:sz="0"/>
+            </w:tcBorders>
+            <w:tcMar>
+              <w:top w:type="dxa" w:w="216"/>
+              <w:left w:type="dxa" w:w="115"/>
+              <w:bottom w:type="dxa" w:w="216"/>
+              <w:right w:type="dxa" w:w="115"/>
+            </w:tcMar>
+            <w:vAlign w:val="center"/>
+          </w:tcPr>
+          <w:p>
+            <w:pPr>
+              <w:spacing w:after="0" w:line="340"/>
+            </w:pPr>
+            <w:r>
+              <w:rPr>
+                <w:rFonts w:ascii="Arial" w:cs="Arial" w:eastAsia="Arial" w:hAnsi="Arial"/>
+                <w:b/>
+                <w:bCs/>
+                <w:color w:val="1D2021"/>
+                <w:sz w:val="18"/>
+                <w:szCs w:val="18"/>
+              </w:rPr>
+              <w:t xml:space="preserve">Title</w:t>
+            </w:r>
+          </w:p>
+        </w:tc>
+        <w:tc>
+          <w:tcPr>
+            <w:tcBorders>
+              <w:top w:val="single" w:color="C7C7C7" w:sz="4"/>
+              <w:left w:val="nil" w:color="FFFFFF" w:sz="0"/>
+              <w:bottom w:val="single" w:color="C7C7C7" w:sz="4"/>
+              <w:right w:val="nil" w:color="FFFFFF" w:sz="0"/>
+            </w:tcBorders>
+            <w:tcMar>
+              <w:top w:type="dxa" w:w="216"/>
+              <w:left w:type="dxa" w:w="115"/>
+              <w:bottom w:type="dxa" w:w="216"/>
+              <w:right w:type="dxa" w:w="115"/>
+            </w:tcMar>
+            <w:vAlign w:val="center"/>
+          </w:tcPr>
+          <w:p>
+            <w:pPr>
+              <w:spacing w:after="0" w:line="340"/>
+            </w:pPr>
+            <w:r>
+              <w:rPr>
+                <w:rFonts w:ascii="Arial" w:cs="Arial" w:eastAsia="Arial" w:hAnsi="Arial"/>
+                <w:color w:val="1D2021"/>
+                <w:sz w:val="18"/>
+                <w:szCs w:val="18"/>
+              </w:rPr>
+              <w:t xml:space="preserve"/>
+            </w:r>
+          </w:p>
+        </w:tc>
+      </w:tr>
+      <w:tr>
+        <w:trPr>
+          <w:trHeight w:val="690" w:hRule="atLeast"/>
+        </w:trPr>
+        <w:tc>
+          <w:tcPr>
+            <w:tcBorders>
+              <w:top w:val="nil" w:color="FFFFFF" w:sz="0"/>
+              <w:left w:val="nil" w:color="FFFFFF" w:sz="0"/>
+              <w:bottom w:val="nil" w:color="FFFFFF" w:sz="0"/>
+              <w:right w:val="nil" w:color="FFFFFF" w:sz="0"/>
+            </w:tcBorders>
+            <w:tcMar>
+              <w:top w:type="dxa" w:w="216"/>
+              <w:left w:type="dxa" w:w="115"/>
+              <w:bottom w:type="dxa" w:w="216"/>
+              <w:right w:type="dxa" w:w="115"/>
+            </w:tcMar>
+            <w:vAlign w:val="center"/>
+          </w:tcPr>
+          <w:p>
+            <w:pPr>
+              <w:spacing w:after="0" w:line="340"/>
+            </w:pPr>
+            <w:r>
+              <w:rPr>
+                <w:rFonts w:ascii="Arial" w:cs="Arial" w:eastAsia="Arial" w:hAnsi="Arial"/>
+                <w:b/>
+                <w:bCs/>
+                <w:color w:val="1D2021"/>
+                <w:sz w:val="18"/>
+                <w:szCs w:val="18"/>
+              </w:rPr>
+              <w:t xml:space="preserve">Date</w:t>
+            </w:r>
+          </w:p>
+        </w:tc>
+        <w:tc>
+          <w:tcPr>
+            <w:tcBorders>
+              <w:top w:val="single" w:color="C7C7C7" w:sz="4"/>
+              <w:left w:val="nil" w:color="FFFFFF" w:sz="0"/>
+              <w:bottom w:val="single" w:color="C7C7C7" w:sz="4"/>
+              <w:right w:val="nil" w:color="FFFFFF" w:sz="0"/>
+            </w:tcBorders>
+            <w:tcMar>
+              <w:top w:type="dxa" w:w="216"/>
+              <w:left w:type="dxa" w:w="115"/>
+              <w:bottom w:type="dxa" w:w="216"/>
+              <w:right w:type="dxa" w:w="115"/>
+            </w:tcMar>
+            <w:vAlign w:val="center"/>
+          </w:tcPr>
+          <w:p>
+            <w:pPr>
+              <w:spacing w:after="0" w:line="340"/>
+            </w:pPr>
+            <w:r>
+              <w:rPr>
+                <w:rFonts w:ascii="Arial" w:cs="Arial" w:eastAsia="Arial" w:hAnsi="Arial"/>
+                <w:color w:val="1D2021"/>
+                <w:sz w:val="18"/>
+                <w:szCs w:val="18"/>
+              </w:rPr>
+              <w:t xml:space="preserve"/>
+            </w:r>
+          </w:p>
+        </w:tc>
+      </w:tr>
+    </w:tbl>
+    <w:p>
+      <w:pPr>
+        <w:spacing w:after="280" w:before="0" w:line="340"/>
+      </w:pPr>
+      <w:r>
+        <w:t xml:space="preserve"/>
+      </w:r>
+    </w:p>
+    <w:tbl>
+      <w:tblPr>
+        <w:tblW w:type="dxa" w:w="10070"/>
+        <w:tblBorders>
+          <w:top w:val="nil" w:color="FFFFFF" w:sz="0"/>
+          <w:left w:val="nil" w:color="FFFFFF" w:sz="0"/>
+          <w:bottom w:val="nil" w:color="FFFFFF" w:sz="0"/>
+          <w:right w:val="nil" w:color="FFFFFF" w:sz="0"/>
+          <w:insideH w:val="single" w:color="auto" w:sz="4"/>
+          <w:insideV w:val="single" w:color="auto" w:sz="4"/>
+        </w:tblBorders>
+        <w:tblLayout w:type="fixed"/>
+      </w:tblPr>
+      <w:tblGrid>
+        <w:gridCol w:w="2605"/>
+        <w:gridCol w:w="7465"/>
+      </w:tblGrid>
+      <w:tr>
+        <w:tc>
+          <w:tcPr>
+            <w:tcBorders>
+              <w:top w:val="nil" w:color="FFFFFF" w:sz="0"/>
+              <w:left w:val="nil" w:color="FFFFFF" w:sz="0"/>
+              <w:bottom w:val="nil" w:color="FFFFFF" w:sz="0"/>
+              <w:right w:val="nil" w:color="FFFFFF" w:sz="0"/>
+            </w:tcBorders>
+            <w:tcMar>
+              <w:top w:type="dxa" w:w="216"/>
+              <w:left w:type="dxa" w:w="115"/>
+              <w:bottom w:type="dxa" w:w="216"/>
+              <w:right w:type="dxa" w:w="115"/>
+            </w:tcMar>
+            <w:vAlign w:val="center"/>
+          </w:tcPr>
+          <w:p>
+            <w:pPr>
+              <w:spacing w:after="0" w:line="340"/>
+            </w:pPr>
+            <w:r>
+              <w:rPr>
+                <w:rFonts w:ascii="Arial" w:cs="Arial" w:eastAsia="Arial" w:hAnsi="Arial"/>
+                <w:b/>
+                <w:bCs/>
+                <w:color w:val="1D2021"/>
+                <w:sz w:val="18"/>
+                <w:szCs w:val="18"/>
+              </w:rPr>
               <w:t xml:space="preserve"/>
             </w:r>
           </w:p>
@@ -3913,59 +4226,6 @@
             </w:r>
           </w:p>
         </w:tc>
-        <w:tc>
-          <w:tcPr>
-            <w:tcBorders>
-              <w:top w:val="nil" w:color="FFFFFF" w:sz="0"/>
-              <w:left w:val="nil" w:color="FFFFFF" w:sz="0"/>
-              <w:bottom w:val="nil" w:color="FFFFFF" w:sz="0"/>
-              <w:right w:val="nil" w:color="FFFFFF" w:sz="0"/>
-            </w:tcBorders>
-            <w:tcMar>
-              <w:top w:type="dxa" w:w="216"/>
-              <w:left w:type="dxa" w:w="0"/>
-              <w:bottom w:type="dxa" w:w="216"/>
-              <w:right w:type="dxa" w:w="0"/>
-            </w:tcMar>
-            <w:vAlign w:val="center"/>
-          </w:tcPr>
-          <w:p>
-            <w:r>
-              <w:t xml:space="preserve"/>
-            </w:r>
-          </w:p>
-        </w:tc>
-        <w:tc>
-          <w:tcPr>
-            <w:tcBorders>
-              <w:top w:val="single" w:color="C7C7C7" w:sz="4"/>
-              <w:left w:val="nil" w:color="FFFFFF" w:sz="0"/>
-              <w:bottom w:val="single" w:color="C7C7C7" w:sz="4"/>
-              <w:right w:val="nil" w:color="FFFFFF" w:sz="0"/>
-            </w:tcBorders>
-            <w:tcMar>
-              <w:top w:type="dxa" w:w="216"/>
-              <w:left w:type="dxa" w:w="115"/>
-              <w:bottom w:type="dxa" w:w="216"/>
-              <w:right w:type="dxa" w:w="115"/>
-            </w:tcMar>
-            <w:vAlign w:val="center"/>
-          </w:tcPr>
-          <w:p>
-            <w:pPr>
-              <w:spacing w:after="0" w:line="340"/>
-            </w:pPr>
-            <w:r>
-              <w:rPr>
-                <w:rFonts w:ascii="Arial" w:cs="Arial" w:eastAsia="Arial" w:hAnsi="Arial"/>
-                <w:color w:val="1D2021"/>
-                <w:sz w:val="18"/>
-                <w:szCs w:val="18"/>
-              </w:rPr>
-              <w:t xml:space="preserve"/>
-            </w:r>
-          </w:p>
-        </w:tc>
       </w:tr>
       <w:tr>
         <w:trPr>
@@ -4031,59 +4291,6 @@
                 <w:sz w:val="18"/>
                 <w:szCs w:val="18"/>
               </w:rPr>
-              <w:t xml:space="preserve">{employer_name}</w:t>
-            </w:r>
-          </w:p>
-        </w:tc>
-        <w:tc>
-          <w:tcPr>
-            <w:tcBorders>
-              <w:top w:val="nil" w:color="FFFFFF" w:sz="0"/>
-              <w:left w:val="nil" w:color="FFFFFF" w:sz="0"/>
-              <w:bottom w:val="nil" w:color="FFFFFF" w:sz="0"/>
-              <w:right w:val="nil" w:color="FFFFFF" w:sz="0"/>
-            </w:tcBorders>
-            <w:tcMar>
-              <w:top w:type="dxa" w:w="216"/>
-              <w:left w:type="dxa" w:w="0"/>
-              <w:bottom w:type="dxa" w:w="216"/>
-              <w:right w:type="dxa" w:w="0"/>
-            </w:tcMar>
-            <w:vAlign w:val="center"/>
-          </w:tcPr>
-          <w:p>
-            <w:r>
-              <w:t xml:space="preserve"/>
-            </w:r>
-          </w:p>
-        </w:tc>
-        <w:tc>
-          <w:tcPr>
-            <w:tcBorders>
-              <w:top w:val="single" w:color="C7C7C7" w:sz="4"/>
-              <w:left w:val="nil" w:color="FFFFFF" w:sz="0"/>
-              <w:bottom w:val="single" w:color="C7C7C7" w:sz="4"/>
-              <w:right w:val="nil" w:color="FFFFFF" w:sz="0"/>
-            </w:tcBorders>
-            <w:tcMar>
-              <w:top w:type="dxa" w:w="216"/>
-              <w:left w:type="dxa" w:w="115"/>
-              <w:bottom w:type="dxa" w:w="216"/>
-              <w:right w:type="dxa" w:w="115"/>
-            </w:tcMar>
-            <w:vAlign w:val="center"/>
-          </w:tcPr>
-          <w:p>
-            <w:pPr>
-              <w:spacing w:after="0" w:line="340"/>
-            </w:pPr>
-            <w:r>
-              <w:rPr>
-                <w:rFonts w:ascii="Arial" w:cs="Arial" w:eastAsia="Arial" w:hAnsi="Arial"/>
-                <w:color w:val="1D2021"/>
-                <w:sz w:val="18"/>
-                <w:szCs w:val="18"/>
-              </w:rPr>
               <w:t xml:space="preserve">{employee_name}</w:t>
             </w:r>
           </w:p>
@@ -4122,182 +4329,7 @@
                 <w:sz w:val="18"/>
                 <w:szCs w:val="18"/>
               </w:rPr>
-              <w:t xml:space="preserve">Title</w:t>
-            </w:r>
-          </w:p>
-        </w:tc>
-        <w:tc>
-          <w:tcPr>
-            <w:tcBorders>
-              <w:top w:val="single" w:color="C7C7C7" w:sz="4"/>
-              <w:left w:val="nil" w:color="FFFFFF" w:sz="0"/>
-              <w:bottom w:val="single" w:color="C7C7C7" w:sz="4"/>
-              <w:right w:val="nil" w:color="FFFFFF" w:sz="0"/>
-            </w:tcBorders>
-            <w:tcMar>
-              <w:top w:type="dxa" w:w="216"/>
-              <w:left w:type="dxa" w:w="115"/>
-              <w:bottom w:type="dxa" w:w="216"/>
-              <w:right w:type="dxa" w:w="115"/>
-            </w:tcMar>
-            <w:vAlign w:val="center"/>
-          </w:tcPr>
-          <w:p>
-            <w:pPr>
-              <w:spacing w:after="0" w:line="340"/>
-            </w:pPr>
-            <w:r>
-              <w:rPr>
-                <w:rFonts w:ascii="Arial" w:cs="Arial" w:eastAsia="Arial" w:hAnsi="Arial"/>
-                <w:color w:val="1D2021"/>
-                <w:sz w:val="18"/>
-                <w:szCs w:val="18"/>
-              </w:rPr>
-              <w:t xml:space="preserve"/>
-            </w:r>
-          </w:p>
-        </w:tc>
-        <w:tc>
-          <w:tcPr>
-            <w:tcBorders>
-              <w:top w:val="nil" w:color="FFFFFF" w:sz="0"/>
-              <w:left w:val="nil" w:color="FFFFFF" w:sz="0"/>
-              <w:bottom w:val="nil" w:color="FFFFFF" w:sz="0"/>
-              <w:right w:val="nil" w:color="FFFFFF" w:sz="0"/>
-            </w:tcBorders>
-            <w:tcMar>
-              <w:top w:type="dxa" w:w="216"/>
-              <w:left w:type="dxa" w:w="0"/>
-              <w:bottom w:type="dxa" w:w="216"/>
-              <w:right w:type="dxa" w:w="0"/>
-            </w:tcMar>
-            <w:vAlign w:val="center"/>
-          </w:tcPr>
-          <w:p>
-            <w:r>
-              <w:t xml:space="preserve"/>
-            </w:r>
-          </w:p>
-        </w:tc>
-        <w:tc>
-          <w:tcPr>
-            <w:tcBorders>
-              <w:top w:val="nil" w:color="FFFFFF" w:sz="0"/>
-              <w:left w:val="nil" w:color="FFFFFF" w:sz="0"/>
-              <w:bottom w:val="nil" w:color="FFFFFF" w:sz="0"/>
-              <w:right w:val="nil" w:color="FFFFFF" w:sz="0"/>
-            </w:tcBorders>
-            <w:tcMar>
-              <w:top w:type="dxa" w:w="216"/>
-              <w:left w:type="dxa" w:w="115"/>
-              <w:bottom w:type="dxa" w:w="216"/>
-              <w:right w:type="dxa" w:w="115"/>
-            </w:tcMar>
-            <w:vAlign w:val="center"/>
-          </w:tcPr>
-          <w:p>
-            <w:pPr>
-              <w:spacing w:after="0" w:line="340"/>
-            </w:pPr>
-            <w:r>
-              <w:rPr>
-                <w:rFonts w:ascii="Arial" w:cs="Arial" w:eastAsia="Arial" w:hAnsi="Arial"/>
-                <w:color w:val="1D2021"/>
-                <w:sz w:val="18"/>
-                <w:szCs w:val="18"/>
-              </w:rPr>
-              <w:t xml:space="preserve"/>
-            </w:r>
-          </w:p>
-        </w:tc>
-      </w:tr>
-      <w:tr>
-        <w:trPr>
-          <w:trHeight w:val="690" w:hRule="atLeast"/>
-        </w:trPr>
-        <w:tc>
-          <w:tcPr>
-            <w:tcBorders>
-              <w:top w:val="nil" w:color="FFFFFF" w:sz="0"/>
-              <w:left w:val="nil" w:color="FFFFFF" w:sz="0"/>
-              <w:bottom w:val="nil" w:color="FFFFFF" w:sz="0"/>
-              <w:right w:val="nil" w:color="FFFFFF" w:sz="0"/>
-            </w:tcBorders>
-            <w:tcMar>
-              <w:top w:type="dxa" w:w="216"/>
-              <w:left w:type="dxa" w:w="115"/>
-              <w:bottom w:type="dxa" w:w="216"/>
-              <w:right w:type="dxa" w:w="115"/>
-            </w:tcMar>
-            <w:vAlign w:val="center"/>
-          </w:tcPr>
-          <w:p>
-            <w:pPr>
-              <w:spacing w:after="0" w:line="340"/>
-            </w:pPr>
-            <w:r>
-              <w:rPr>
-                <w:rFonts w:ascii="Arial" w:cs="Arial" w:eastAsia="Arial" w:hAnsi="Arial"/>
-                <w:b/>
-                <w:bCs/>
-                <w:color w:val="1D2021"/>
-                <w:sz w:val="18"/>
-                <w:szCs w:val="18"/>
-              </w:rPr>
               <w:t xml:space="preserve">Date</w:t>
-            </w:r>
-          </w:p>
-        </w:tc>
-        <w:tc>
-          <w:tcPr>
-            <w:tcBorders>
-              <w:top w:val="single" w:color="C7C7C7" w:sz="4"/>
-              <w:left w:val="nil" w:color="FFFFFF" w:sz="0"/>
-              <w:bottom w:val="single" w:color="C7C7C7" w:sz="4"/>
-              <w:right w:val="nil" w:color="FFFFFF" w:sz="0"/>
-            </w:tcBorders>
-            <w:tcMar>
-              <w:top w:type="dxa" w:w="216"/>
-              <w:left w:type="dxa" w:w="115"/>
-              <w:bottom w:type="dxa" w:w="216"/>
-              <w:right w:type="dxa" w:w="115"/>
-            </w:tcMar>
-            <w:vAlign w:val="center"/>
-          </w:tcPr>
-          <w:p>
-            <w:pPr>
-              <w:spacing w:after="0" w:line="340"/>
-            </w:pPr>
-            <w:r>
-              <w:rPr>
-                <w:rFonts w:ascii="Arial" w:cs="Arial" w:eastAsia="Arial" w:hAnsi="Arial"/>
-                <w:color w:val="1D2021"/>
-                <w:sz w:val="18"/>
-                <w:szCs w:val="18"/>
-              </w:rPr>
-              <w:t xml:space="preserve"/>
-            </w:r>
-          </w:p>
-        </w:tc>
-        <w:tc>
-          <w:tcPr>
-            <w:tcBorders>
-              <w:top w:val="nil" w:color="FFFFFF" w:sz="0"/>
-              <w:left w:val="nil" w:color="FFFFFF" w:sz="0"/>
-              <w:bottom w:val="nil" w:color="FFFFFF" w:sz="0"/>
-              <w:right w:val="nil" w:color="FFFFFF" w:sz="0"/>
-            </w:tcBorders>
-            <w:tcMar>
-              <w:top w:type="dxa" w:w="216"/>
-              <w:left w:type="dxa" w:w="0"/>
-              <w:bottom w:type="dxa" w:w="216"/>
-              <w:right w:type="dxa" w:w="0"/>
-            </w:tcMar>
-            <w:vAlign w:val="center"/>
-          </w:tcPr>
-          <w:p>
-            <w:r>
-              <w:t xml:space="preserve"/>
             </w:r>
           </w:p>
         </w:tc>

--- a/content/templates/openagreements-restrictive-covenant-wyoming/template.docx
+++ b/content/templates/openagreements-restrictive-covenant-wyoming/template.docx
@@ -3695,8 +3695,8 @@
           <w:i w:val="false"/>
           <w:iCs w:val="false"/>
           <w:color w:val="1D2021"/>
-          <w:sz w:val="16"/>
-          <w:szCs w:val="16"/>
+          <w:sz w:val="22"/>
+          <w:szCs w:val="22"/>
         </w:rPr>
         <w:t xml:space="preserve">By signing this agreement, each party acknowledges and agrees to the restrictive covenant obligations above. Employee confirms having read and understood each provision, including the Cover Terms.</w:t>
       </w:r>

--- a/content/templates/openagreements-restrictive-covenant-wyoming/template.docx
+++ b/content/templates/openagreements-restrictive-covenant-wyoming/template.docx
@@ -4,6 +4,7 @@
   <w:body>
     <w:p>
       <w:pPr>
+        <w:pStyle w:val="OATitle"/>
         <w:spacing w:after="210" w:before="240"/>
       </w:pPr>
       <w:r>
@@ -53,6 +54,7 @@
           </w:tcPr>
           <w:p>
             <w:pPr>
+              <w:pStyle w:val="Normal"/>
               <w:spacing w:after="30" w:line="340"/>
             </w:pPr>
             <w:r>
@@ -69,6 +71,7 @@
           </w:p>
           <w:p>
             <w:pPr>
+              <w:pStyle w:val="Normal"/>
               <w:spacing w:after="20" w:line="340"/>
             </w:pPr>
             <w:r>
@@ -105,6 +108,7 @@
           </w:tcPr>
           <w:p>
             <w:pPr>
+              <w:pStyle w:val="Normal"/>
               <w:spacing w:after="0" w:before="0" w:line="340"/>
             </w:pPr>
             <w:r>
@@ -140,6 +144,7 @@
           </w:tcPr>
           <w:p>
             <w:pPr>
+              <w:pStyle w:val="Normal"/>
               <w:spacing w:after="0" w:before="0" w:line="340" w:beforeAutospacing="false" w:afterAutospacing="false"/>
               <w:contextualSpacing w:val="false"/>
             </w:pPr>
@@ -181,6 +186,7 @@
           </w:tcPr>
           <w:p>
             <w:pPr>
+              <w:pStyle w:val="Normal"/>
               <w:spacing w:after="0" w:before="0" w:line="340"/>
             </w:pPr>
             <w:r>
@@ -216,6 +222,7 @@
           </w:tcPr>
           <w:p>
             <w:pPr>
+              <w:pStyle w:val="Normal"/>
               <w:spacing w:after="0" w:before="0" w:line="340" w:beforeAutospacing="false" w:afterAutospacing="false"/>
               <w:contextualSpacing w:val="false"/>
             </w:pPr>
@@ -257,6 +264,7 @@
           </w:tcPr>
           <w:p>
             <w:pPr>
+              <w:pStyle w:val="Normal"/>
               <w:spacing w:after="0" w:before="0" w:line="340"/>
             </w:pPr>
             <w:r>
@@ -292,6 +300,7 @@
           </w:tcPr>
           <w:p>
             <w:pPr>
+              <w:pStyle w:val="Normal"/>
               <w:spacing w:after="0" w:before="0" w:line="340" w:beforeAutospacing="false" w:afterAutospacing="false"/>
               <w:contextualSpacing w:val="false"/>
             </w:pPr>
@@ -333,6 +342,7 @@
           </w:tcPr>
           <w:p>
             <w:pPr>
+              <w:pStyle w:val="Normal"/>
               <w:spacing w:after="0" w:before="0" w:line="340"/>
             </w:pPr>
             <w:r>
@@ -368,6 +378,7 @@
           </w:tcPr>
           <w:p>
             <w:pPr>
+              <w:pStyle w:val="Normal"/>
               <w:spacing w:after="0" w:before="0" w:line="340" w:beforeAutospacing="false" w:afterAutospacing="false"/>
               <w:contextualSpacing w:val="false"/>
             </w:pPr>
@@ -409,6 +420,7 @@
           </w:tcPr>
           <w:p>
             <w:pPr>
+              <w:pStyle w:val="Normal"/>
               <w:spacing w:after="0" w:before="0" w:line="340"/>
             </w:pPr>
             <w:r>
@@ -444,6 +456,7 @@
           </w:tcPr>
           <w:p>
             <w:pPr>
+              <w:pStyle w:val="Normal"/>
               <w:spacing w:after="0" w:before="0" w:line="340" w:beforeAutospacing="false" w:afterAutospacing="false"/>
               <w:contextualSpacing w:val="false"/>
             </w:pPr>
@@ -485,6 +498,7 @@
           </w:tcPr>
           <w:p>
             <w:pPr>
+              <w:pStyle w:val="Normal"/>
               <w:spacing w:after="0" w:line="120"/>
             </w:pPr>
             <w:r>
@@ -497,6 +511,7 @@
           </w:p>
           <w:p>
             <w:pPr>
+              <w:pStyle w:val="Normal"/>
               <w:spacing w:after="0" w:before="0" w:line="240"/>
             </w:pPr>
             <w:r>
@@ -532,6 +547,7 @@
           </w:tcPr>
           <w:p>
             <w:pPr>
+              <w:pStyle w:val="Normal"/>
               <w:spacing w:after="0" w:before="0" w:line="340" w:beforeAutospacing="false" w:afterAutospacing="false"/>
               <w:contextualSpacing w:val="false"/>
             </w:pPr>
@@ -560,6 +576,7 @@
           </w:tcPr>
           <w:p>
             <w:pPr>
+              <w:pStyle w:val="Normal"/>
               <w:spacing w:after="0" w:before="0" w:line="340"/>
             </w:pPr>
             <w:r>
@@ -595,6 +612,7 @@
           </w:tcPr>
           <w:p>
             <w:pPr>
+              <w:pStyle w:val="Normal"/>
               <w:spacing w:after="0" w:before="0" w:line="340" w:beforeAutospacing="false" w:afterAutospacing="false"/>
               <w:contextualSpacing w:val="false"/>
             </w:pPr>
@@ -636,6 +654,7 @@
           </w:tcPr>
           <w:p>
             <w:pPr>
+              <w:pStyle w:val="Normal"/>
               <w:spacing w:after="0" w:before="0" w:line="340"/>
             </w:pPr>
             <w:r>
@@ -671,6 +690,7 @@
           </w:tcPr>
           <w:p>
             <w:pPr>
+              <w:pStyle w:val="Normal"/>
               <w:spacing w:after="0" w:before="0" w:line="340" w:beforeAutospacing="false" w:afterAutospacing="false"/>
               <w:contextualSpacing w:val="false"/>
             </w:pPr>
@@ -712,6 +732,7 @@
           </w:tcPr>
           <w:p>
             <w:pPr>
+              <w:pStyle w:val="Normal"/>
               <w:spacing w:after="0" w:line="120"/>
             </w:pPr>
             <w:r>
@@ -724,6 +745,7 @@
           </w:p>
           <w:p>
             <w:pPr>
+              <w:pStyle w:val="Normal"/>
               <w:spacing w:after="0" w:before="0" w:line="240"/>
             </w:pPr>
             <w:r>
@@ -759,6 +781,7 @@
           </w:tcPr>
           <w:p>
             <w:pPr>
+              <w:pStyle w:val="Normal"/>
               <w:spacing w:after="0" w:before="0" w:line="340" w:beforeAutospacing="false" w:afterAutospacing="false"/>
               <w:contextualSpacing w:val="false"/>
             </w:pPr>
@@ -800,6 +823,7 @@
           </w:tcPr>
           <w:p>
             <w:pPr>
+              <w:pStyle w:val="Normal"/>
               <w:spacing w:after="0" w:line="0"/>
             </w:pPr>
             <w:r>
@@ -812,6 +836,7 @@
           </w:p>
           <w:p>
             <w:pPr>
+              <w:pStyle w:val="Normal"/>
               <w:spacing w:after="0" w:before="0" w:line="340"/>
             </w:pPr>
             <w:r>
@@ -847,6 +872,7 @@
           </w:tcPr>
           <w:p>
             <w:pPr>
+              <w:pStyle w:val="Normal"/>
               <w:spacing w:after="0" w:before="0" w:line="340" w:beforeAutospacing="false" w:afterAutospacing="false"/>
               <w:contextualSpacing w:val="false"/>
             </w:pPr>
@@ -888,6 +914,7 @@
           </w:tcPr>
           <w:p>
             <w:pPr>
+              <w:pStyle w:val="Normal"/>
               <w:spacing w:after="0" w:line="120"/>
             </w:pPr>
             <w:r>
@@ -900,6 +927,7 @@
           </w:p>
           <w:p>
             <w:pPr>
+              <w:pStyle w:val="Normal"/>
               <w:spacing w:after="0" w:before="0" w:line="240"/>
             </w:pPr>
             <w:r>
@@ -935,6 +963,7 @@
           </w:tcPr>
           <w:p>
             <w:pPr>
+              <w:pStyle w:val="Normal"/>
               <w:spacing w:after="0" w:before="0" w:line="340" w:beforeAutospacing="false" w:afterAutospacing="false"/>
               <w:contextualSpacing w:val="false"/>
             </w:pPr>
@@ -976,6 +1005,7 @@
           </w:tcPr>
           <w:p>
             <w:pPr>
+              <w:pStyle w:val="Normal"/>
               <w:spacing w:after="0" w:line="0"/>
             </w:pPr>
             <w:r>
@@ -988,6 +1018,7 @@
           </w:p>
           <w:p>
             <w:pPr>
+              <w:pStyle w:val="Normal"/>
               <w:spacing w:after="0" w:before="0" w:line="340"/>
             </w:pPr>
             <w:r>
@@ -1023,6 +1054,7 @@
           </w:tcPr>
           <w:p>
             <w:pPr>
+              <w:pStyle w:val="Normal"/>
               <w:spacing w:after="0" w:before="0" w:line="340" w:beforeAutospacing="false" w:afterAutospacing="false"/>
               <w:contextualSpacing w:val="false"/>
             </w:pPr>
@@ -1064,6 +1096,7 @@
           </w:tcPr>
           <w:p>
             <w:pPr>
+              <w:pStyle w:val="Normal"/>
               <w:spacing w:after="0" w:line="120"/>
             </w:pPr>
             <w:r>
@@ -1076,6 +1109,7 @@
           </w:p>
           <w:p>
             <w:pPr>
+              <w:pStyle w:val="Normal"/>
               <w:spacing w:after="0" w:before="0" w:line="240"/>
             </w:pPr>
             <w:r>
@@ -1111,6 +1145,7 @@
           </w:tcPr>
           <w:p>
             <w:pPr>
+              <w:pStyle w:val="Normal"/>
               <w:spacing w:after="0" w:before="0" w:line="340" w:beforeAutospacing="false" w:afterAutospacing="false"/>
               <w:contextualSpacing w:val="false"/>
             </w:pPr>
@@ -1152,6 +1187,7 @@
           </w:tcPr>
           <w:p>
             <w:pPr>
+              <w:pStyle w:val="Normal"/>
               <w:spacing w:after="0" w:line="0"/>
             </w:pPr>
             <w:r>
@@ -1164,6 +1200,7 @@
           </w:p>
           <w:p>
             <w:pPr>
+              <w:pStyle w:val="Normal"/>
               <w:spacing w:after="0" w:before="0" w:line="340"/>
             </w:pPr>
             <w:r>
@@ -1199,6 +1236,7 @@
           </w:tcPr>
           <w:p>
             <w:pPr>
+              <w:pStyle w:val="Normal"/>
               <w:spacing w:after="0" w:before="0" w:line="340" w:beforeAutospacing="false" w:afterAutospacing="false"/>
               <w:contextualSpacing w:val="false"/>
             </w:pPr>
@@ -1240,6 +1278,7 @@
           </w:tcPr>
           <w:p>
             <w:pPr>
+              <w:pStyle w:val="Normal"/>
               <w:spacing w:after="0" w:line="0"/>
             </w:pPr>
             <w:r>
@@ -1252,6 +1291,7 @@
           </w:p>
           <w:p>
             <w:pPr>
+              <w:pStyle w:val="Normal"/>
               <w:spacing w:after="0" w:before="0" w:line="340"/>
             </w:pPr>
             <w:r>
@@ -1287,6 +1327,7 @@
           </w:tcPr>
           <w:p>
             <w:pPr>
+              <w:pStyle w:val="Normal"/>
               <w:spacing w:after="0" w:before="0" w:line="340" w:beforeAutospacing="false" w:afterAutospacing="false"/>
               <w:contextualSpacing w:val="false"/>
             </w:pPr>
@@ -1328,6 +1369,7 @@
           </w:tcPr>
           <w:p>
             <w:pPr>
+              <w:pStyle w:val="Normal"/>
               <w:spacing w:after="0" w:line="0"/>
             </w:pPr>
             <w:r>
@@ -1340,6 +1382,7 @@
           </w:p>
           <w:p>
             <w:pPr>
+              <w:pStyle w:val="Normal"/>
               <w:spacing w:after="0" w:before="0" w:line="340"/>
             </w:pPr>
             <w:r>
@@ -1375,6 +1418,7 @@
           </w:tcPr>
           <w:p>
             <w:pPr>
+              <w:pStyle w:val="Normal"/>
               <w:spacing w:after="0" w:before="0" w:line="340" w:beforeAutospacing="false" w:afterAutospacing="false"/>
               <w:contextualSpacing w:val="false"/>
             </w:pPr>
@@ -1416,6 +1460,7 @@
           </w:tcPr>
           <w:p>
             <w:pPr>
+              <w:pStyle w:val="Normal"/>
               <w:spacing w:after="0" w:line="0"/>
             </w:pPr>
             <w:r>
@@ -1428,6 +1473,7 @@
           </w:p>
           <w:p>
             <w:pPr>
+              <w:pStyle w:val="Normal"/>
               <w:spacing w:after="0" w:before="0" w:line="340"/>
             </w:pPr>
             <w:r>
@@ -1463,6 +1509,7 @@
           </w:tcPr>
           <w:p>
             <w:pPr>
+              <w:pStyle w:val="Normal"/>
               <w:spacing w:after="0" w:before="0" w:line="340" w:beforeAutospacing="false" w:afterAutospacing="false"/>
               <w:contextualSpacing w:val="false"/>
             </w:pPr>
@@ -1504,6 +1551,7 @@
           </w:tcPr>
           <w:p>
             <w:pPr>
+              <w:pStyle w:val="Normal"/>
               <w:spacing w:after="0" w:line="120"/>
             </w:pPr>
             <w:r>
@@ -1516,6 +1564,7 @@
           </w:p>
           <w:p>
             <w:pPr>
+              <w:pStyle w:val="Normal"/>
               <w:spacing w:after="0" w:before="0" w:line="240"/>
             </w:pPr>
             <w:r>
@@ -1551,6 +1600,7 @@
           </w:tcPr>
           <w:p>
             <w:pPr>
+              <w:pStyle w:val="Normal"/>
               <w:spacing w:after="0" w:before="0" w:line="340" w:beforeAutospacing="false" w:afterAutospacing="false"/>
               <w:contextualSpacing w:val="false"/>
             </w:pPr>
@@ -1592,6 +1642,7 @@
           </w:tcPr>
           <w:p>
             <w:pPr>
+              <w:pStyle w:val="Normal"/>
               <w:spacing w:after="0" w:line="0"/>
             </w:pPr>
             <w:r>
@@ -1604,6 +1655,7 @@
           </w:p>
           <w:p>
             <w:pPr>
+              <w:pStyle w:val="Normal"/>
               <w:spacing w:after="0" w:before="0" w:line="340"/>
             </w:pPr>
             <w:r>
@@ -1639,6 +1691,7 @@
           </w:tcPr>
           <w:p>
             <w:pPr>
+              <w:pStyle w:val="Normal"/>
               <w:spacing w:after="0" w:before="0" w:line="340" w:beforeAutospacing="false" w:afterAutospacing="false"/>
               <w:contextualSpacing w:val="false"/>
             </w:pPr>
@@ -1680,6 +1733,7 @@
           </w:tcPr>
           <w:p>
             <w:pPr>
+              <w:pStyle w:val="Normal"/>
               <w:spacing w:after="0" w:line="120"/>
             </w:pPr>
             <w:r>
@@ -1692,6 +1746,7 @@
           </w:p>
           <w:p>
             <w:pPr>
+              <w:pStyle w:val="Normal"/>
               <w:spacing w:after="0" w:before="0" w:line="240"/>
             </w:pPr>
             <w:r>
@@ -1727,6 +1782,7 @@
           </w:tcPr>
           <w:p>
             <w:pPr>
+              <w:pStyle w:val="Normal"/>
               <w:spacing w:after="0" w:before="0" w:line="340" w:beforeAutospacing="false" w:afterAutospacing="false"/>
               <w:contextualSpacing w:val="false"/>
             </w:pPr>
@@ -1768,6 +1824,7 @@
           </w:tcPr>
           <w:p>
             <w:pPr>
+              <w:pStyle w:val="Normal"/>
               <w:spacing w:after="0" w:line="0"/>
             </w:pPr>
             <w:r>
@@ -1780,6 +1837,7 @@
           </w:p>
           <w:p>
             <w:pPr>
+              <w:pStyle w:val="Normal"/>
               <w:spacing w:after="0" w:before="0" w:line="340"/>
             </w:pPr>
             <w:r>
@@ -1815,6 +1873,7 @@
           </w:tcPr>
           <w:p>
             <w:pPr>
+              <w:pStyle w:val="Normal"/>
               <w:spacing w:after="0" w:before="0" w:line="340" w:beforeAutospacing="false" w:afterAutospacing="false"/>
               <w:contextualSpacing w:val="false"/>
             </w:pPr>
@@ -1856,6 +1915,7 @@
           </w:tcPr>
           <w:p>
             <w:pPr>
+              <w:pStyle w:val="Normal"/>
               <w:spacing w:after="0" w:line="120"/>
             </w:pPr>
             <w:r>
@@ -1868,6 +1928,7 @@
           </w:p>
           <w:p>
             <w:pPr>
+              <w:pStyle w:val="Normal"/>
               <w:spacing w:after="0" w:before="0" w:line="240"/>
             </w:pPr>
             <w:r>
@@ -1903,6 +1964,7 @@
           </w:tcPr>
           <w:p>
             <w:pPr>
+              <w:pStyle w:val="Normal"/>
               <w:spacing w:after="0" w:before="0" w:line="340" w:beforeAutospacing="false" w:afterAutospacing="false"/>
               <w:contextualSpacing w:val="false"/>
             </w:pPr>
@@ -1931,6 +1993,7 @@
           </w:tcPr>
           <w:p>
             <w:pPr>
+              <w:pStyle w:val="Normal"/>
               <w:spacing w:after="0" w:before="0" w:line="340"/>
             </w:pPr>
             <w:r>
@@ -1966,6 +2029,7 @@
           </w:tcPr>
           <w:p>
             <w:pPr>
+              <w:pStyle w:val="Normal"/>
               <w:spacing w:after="0" w:before="0" w:line="340" w:beforeAutospacing="false" w:afterAutospacing="false"/>
               <w:contextualSpacing w:val="false"/>
             </w:pPr>
@@ -2000,6 +2064,7 @@
     </w:p>
     <w:p>
       <w:pPr>
+        <w:pStyle w:val="OASectionTitle"/>
         <w:spacing w:after="240" w:before="0" w:line="340" w:beforeAutospacing="false" w:afterAutospacing="false"/>
         <w:contextualSpacing w:val="false"/>
       </w:pPr>
@@ -3667,6 +3732,7 @@
     </w:p>
     <w:p>
       <w:pPr>
+        <w:pStyle w:val="OASectionTitle"/>
         <w:spacing w:after="240" w:before="0" w:line="340" w:beforeAutospacing="false" w:afterAutospacing="false"/>
         <w:contextualSpacing w:val="false"/>
       </w:pPr>
@@ -3684,6 +3750,7 @@
     </w:p>
     <w:p>
       <w:pPr>
+        <w:pStyle w:val="Normal"/>
         <w:spacing w:after="280" w:before="0" w:line="340" w:beforeAutospacing="false" w:afterAutospacing="false"/>
         <w:contextualSpacing w:val="false"/>
       </w:pPr>
@@ -3737,6 +3804,7 @@
           </w:tcPr>
           <w:p>
             <w:pPr>
+              <w:pStyle w:val="Normal"/>
               <w:spacing w:after="0" w:line="340"/>
             </w:pPr>
             <w:r>
@@ -3770,6 +3838,7 @@
           </w:tcPr>
           <w:p>
             <w:pPr>
+              <w:pStyle w:val="Normal"/>
               <w:spacing w:after="0" w:line="340"/>
               <w:jc w:val="center"/>
             </w:pPr>
@@ -3809,6 +3878,7 @@
           </w:tcPr>
           <w:p>
             <w:pPr>
+              <w:pStyle w:val="Normal"/>
               <w:spacing w:after="0" w:line="340"/>
             </w:pPr>
             <w:r>
@@ -3842,6 +3912,7 @@
           </w:tcPr>
           <w:p>
             <w:pPr>
+              <w:pStyle w:val="Normal"/>
               <w:spacing w:after="0" w:line="340"/>
             </w:pPr>
             <w:r>
@@ -3878,6 +3949,7 @@
           </w:tcPr>
           <w:p>
             <w:pPr>
+              <w:pStyle w:val="Normal"/>
               <w:spacing w:after="0" w:line="340"/>
             </w:pPr>
             <w:r>
@@ -3911,6 +3983,7 @@
           </w:tcPr>
           <w:p>
             <w:pPr>
+              <w:pStyle w:val="Normal"/>
               <w:spacing w:after="0" w:line="340"/>
             </w:pPr>
             <w:r>
@@ -3947,6 +4020,7 @@
           </w:tcPr>
           <w:p>
             <w:pPr>
+              <w:pStyle w:val="Normal"/>
               <w:spacing w:after="0" w:line="340"/>
             </w:pPr>
             <w:r>
@@ -3980,6 +4054,7 @@
           </w:tcPr>
           <w:p>
             <w:pPr>
+              <w:pStyle w:val="Normal"/>
               <w:spacing w:after="0" w:line="340"/>
             </w:pPr>
             <w:r>
@@ -4016,6 +4091,7 @@
           </w:tcPr>
           <w:p>
             <w:pPr>
+              <w:pStyle w:val="Normal"/>
               <w:spacing w:after="0" w:line="340"/>
             </w:pPr>
             <w:r>
@@ -4049,6 +4125,7 @@
           </w:tcPr>
           <w:p>
             <w:pPr>
+              <w:pStyle w:val="Normal"/>
               <w:spacing w:after="0" w:line="340"/>
             </w:pPr>
             <w:r>
@@ -4066,6 +4143,7 @@
     </w:tbl>
     <w:p>
       <w:pPr>
+        <w:pStyle w:val="Normal"/>
         <w:spacing w:after="280" w:before="0" w:line="340"/>
       </w:pPr>
       <w:r>
@@ -4108,6 +4186,7 @@
           </w:tcPr>
           <w:p>
             <w:pPr>
+              <w:pStyle w:val="Normal"/>
               <w:spacing w:after="0" w:line="340"/>
             </w:pPr>
             <w:r>
@@ -4141,6 +4220,7 @@
           </w:tcPr>
           <w:p>
             <w:pPr>
+              <w:pStyle w:val="Normal"/>
               <w:spacing w:after="0" w:line="340"/>
               <w:jc w:val="center"/>
             </w:pPr>
@@ -4180,6 +4260,7 @@
           </w:tcPr>
           <w:p>
             <w:pPr>
+              <w:pStyle w:val="Normal"/>
               <w:spacing w:after="0" w:line="340"/>
             </w:pPr>
             <w:r>
@@ -4213,6 +4294,7 @@
           </w:tcPr>
           <w:p>
             <w:pPr>
+              <w:pStyle w:val="Normal"/>
               <w:spacing w:after="0" w:line="340"/>
             </w:pPr>
             <w:r>
@@ -4249,6 +4331,7 @@
           </w:tcPr>
           <w:p>
             <w:pPr>
+              <w:pStyle w:val="Normal"/>
               <w:spacing w:after="0" w:line="340"/>
             </w:pPr>
             <w:r>
@@ -4282,6 +4365,7 @@
           </w:tcPr>
           <w:p>
             <w:pPr>
+              <w:pStyle w:val="Normal"/>
               <w:spacing w:after="0" w:line="340"/>
             </w:pPr>
             <w:r>
@@ -4318,6 +4402,7 @@
           </w:tcPr>
           <w:p>
             <w:pPr>
+              <w:pStyle w:val="Normal"/>
               <w:spacing w:after="0" w:line="340"/>
             </w:pPr>
             <w:r>
@@ -4351,6 +4436,7 @@
           </w:tcPr>
           <w:p>
             <w:pPr>
+              <w:pStyle w:val="Normal"/>
               <w:spacing w:after="0" w:line="340"/>
             </w:pPr>
             <w:r>
@@ -5040,7 +5126,7 @@
     </w:rPrDefault>
     <w:pPrDefault>
       <w:pPr>
-        <w:spacing w:after="0" w:before="0" w:line="340" w:lineRule="auto"/>
+        <w:spacing w:after="280" w:before="0" w:line="340" w:lineRule="auto"/>
       </w:pPr>
     </w:pPrDefault>
   </w:docDefaults>
@@ -5220,11 +5306,43 @@
     <w:next w:val="Normal"/>
     <w:qFormat/>
     <w:pPr>
-      <w:spacing w:after="0" w:before="0" w:line="340" w:lineRule="auto"/>
+      <w:spacing w:after="280" w:before="0" w:line="340" w:lineRule="auto"/>
     </w:pPr>
     <w:rPr>
       <w:rFonts w:ascii="Arial" w:cs="Arial" w:eastAsia="Arial" w:hAnsi="Arial"/>
       <w:color w:val="1D2021"/>
+      <w:sz w:val="22"/>
+      <w:szCs w:val="22"/>
+    </w:rPr>
+  </w:style>
+  <w:style w:type="paragraph" w:styleId="OATitle">
+    <w:name w:val="OA Title"/>
+    <w:basedOn w:val="Normal"/>
+    <w:next w:val="Normal"/>
+    <w:qFormat/>
+    <w:pPr>
+      <w:spacing w:after="210" w:before="240" w:line="340" w:lineRule="auto"/>
+    </w:pPr>
+    <w:rPr>
+      <w:rFonts w:ascii="Georgia" w:cs="Georgia" w:eastAsia="Georgia" w:hAnsi="Georgia"/>
+      <w:color w:val="1D2021"/>
+      <w:sz w:val="44"/>
+      <w:szCs w:val="44"/>
+    </w:rPr>
+  </w:style>
+  <w:style w:type="paragraph" w:styleId="OASectionTitle">
+    <w:name w:val="OA Section Title"/>
+    <w:basedOn w:val="Normal"/>
+    <w:next w:val="Normal"/>
+    <w:qFormat/>
+    <w:pPr>
+      <w:spacing w:after="240" w:before="0" w:line="340" w:lineRule="auto"/>
+    </w:pPr>
+    <w:rPr>
+      <w:rFonts w:ascii="Arial" w:cs="Arial" w:eastAsia="Arial" w:hAnsi="Arial"/>
+      <w:b/>
+      <w:bCs/>
+      <w:color w:val="117086"/>
       <w:sz w:val="22"/>
       <w:szCs w:val="22"/>
     </w:rPr>

--- a/content/templates/openagreements-restrictive-covenant-wyoming/template.docx
+++ b/content/templates/openagreements-restrictive-covenant-wyoming/template.docx
@@ -4462,10 +4462,6 @@
     </w:sectPr>
   </w:body>
 </w:document>
-</file>
-
-<file path=word/comments.xml><?xml version="1.0" encoding="utf-8"?>
-<w:comments xmlns:cx="http://schemas.microsoft.com/office/drawing/2014/chartex" xmlns:cx1="http://schemas.microsoft.com/office/drawing/2015/9/8/chartex" xmlns:cx2="http://schemas.microsoft.com/office/drawing/2015/10/21/chartex" xmlns:cx3="http://schemas.microsoft.com/office/drawing/2016/5/9/chartex" xmlns:cx4="http://schemas.microsoft.com/office/drawing/2016/5/10/chartex" xmlns:cx5="http://schemas.microsoft.com/office/drawing/2016/5/11/chartex" xmlns:cx6="http://schemas.microsoft.com/office/drawing/2016/5/12/chartex" xmlns:cx7="http://schemas.microsoft.com/office/drawing/2016/5/13/chartex" xmlns:cx8="http://schemas.microsoft.com/office/drawing/2016/5/14/chartex" xmlns:mc="http://schemas.openxmlformats.org/markup-compatibility/2006" xmlns:aink="http://schemas.microsoft.com/office/drawing/2016/ink" xmlns:am3d="http://schemas.microsoft.com/office/drawing/2017/model3d" xmlns:o="urn:schemas-microsoft-com:office:office" xmlns:r="http://schemas.openxmlformats.org/officeDocument/2006/relationships" xmlns:m="http://schemas.openxmlformats.org/officeDocument/2006/math" xmlns:v="urn:schemas-microsoft-com:vml" xmlns:wp14="http://schemas.microsoft.com/office/word/2010/wordprocessingDrawing" xmlns:wp="http://schemas.openxmlformats.org/drawingml/2006/wordprocessingDrawing" xmlns:w10="urn:schemas-microsoft-com:office:word" xmlns:w="http://schemas.openxmlformats.org/wordprocessingml/2006/main" xmlns:w14="http://schemas.microsoft.com/office/word/2010/wordml" xmlns:w15="http://schemas.microsoft.com/office/word/2012/wordml" xmlns:w16cex="http://schemas.microsoft.com/office/word/2018/wordml/cex" xmlns:w16cid="http://schemas.microsoft.com/office/word/2016/wordml/cid" xmlns:w16="http://schemas.microsoft.com/office/word/2018/wordml" xmlns:w16sdtdh="http://schemas.microsoft.com/office/word/2020/wordml/sdtdatahash" xmlns:w16se="http://schemas.microsoft.com/office/word/2015/wordml/symex" xmlns:wpg="http://schemas.microsoft.com/office/word/2010/wordprocessingGroup" xmlns:wpi="http://schemas.microsoft.com/office/word/2010/wordprocessingInk" xmlns:wne="http://schemas.microsoft.com/office/word/2006/wordml" xmlns:wps="http://schemas.microsoft.com/office/word/2010/wordprocessingShape"/>
 </file>
 
 <file path=word/endnotes.xml><?xml version="1.0" encoding="utf-8"?>
@@ -4541,6 +4537,7 @@
       <w:fldChar w:fldCharType="begin"/>
       <w:instrText xml:space="preserve">PAGE</w:instrText>
       <w:fldChar w:fldCharType="separate"/>
+      <w:t>1</w:t>
       <w:fldChar w:fldCharType="end"/>
     </w:r>
     <w:r>
@@ -4562,6 +4559,7 @@
       <w:fldChar w:fldCharType="begin"/>
       <w:instrText xml:space="preserve">NUMPAGES</w:instrText>
       <w:fldChar w:fldCharType="separate"/>
+      <w:t>1</w:t>
       <w:fldChar w:fldCharType="end"/>
     </w:r>
   </w:p>
@@ -4618,6 +4616,7 @@
       <w:fldChar w:fldCharType="begin"/>
       <w:instrText xml:space="preserve">PAGE</w:instrText>
       <w:fldChar w:fldCharType="separate"/>
+      <w:t>1</w:t>
       <w:fldChar w:fldCharType="end"/>
     </w:r>
     <w:r>
@@ -4639,6 +4638,7 @@
       <w:fldChar w:fldCharType="begin"/>
       <w:instrText xml:space="preserve">NUMPAGES</w:instrText>
       <w:fldChar w:fldCharType="separate"/>
+      <w:t>1</w:t>
       <w:fldChar w:fldCharType="end"/>
     </w:r>
   </w:p>
@@ -4681,6 +4681,7 @@
       <w:fldChar w:fldCharType="begin"/>
       <w:instrText xml:space="preserve">PAGE</w:instrText>
       <w:fldChar w:fldCharType="separate"/>
+      <w:t>1</w:t>
       <w:fldChar w:fldCharType="end"/>
     </w:r>
     <w:r>
@@ -4702,6 +4703,7 @@
       <w:fldChar w:fldCharType="begin"/>
       <w:instrText xml:space="preserve">NUMPAGES</w:instrText>
       <w:fldChar w:fldCharType="separate"/>
+      <w:t>1</w:t>
       <w:fldChar w:fldCharType="end"/>
     </w:r>
   </w:p>

--- a/content/templates/openagreements-restrictive-covenant-wyoming/template.docx
+++ b/content/templates/openagreements-restrictive-covenant-wyoming/template.docx
@@ -5382,4 +5382,299 @@
     </w:rPr>
   </w:style>
 </w:styles>
+</file>
+
+<file path=word/theme/theme1.xml><?xml version="1.0" encoding="utf-8"?>
+<a:theme xmlns:a="http://schemas.openxmlformats.org/drawingml/2006/main" name="Office Theme">
+  <a:themeElements>
+    <a:clrScheme name="Office">
+      <a:dk1>
+        <a:sysClr val="windowText" lastClr="000000"/>
+      </a:dk1>
+      <a:lt1>
+        <a:sysClr val="window" lastClr="FFFFFF"/>
+      </a:lt1>
+      <a:dk2>
+        <a:srgbClr val="44546A"/>
+      </a:dk2>
+      <a:lt2>
+        <a:srgbClr val="E7E6E6"/>
+      </a:lt2>
+      <a:accent1>
+        <a:srgbClr val="4472C4"/>
+      </a:accent1>
+      <a:accent2>
+        <a:srgbClr val="ED7D31"/>
+      </a:accent2>
+      <a:accent3>
+        <a:srgbClr val="A5A5A5"/>
+      </a:accent3>
+      <a:accent4>
+        <a:srgbClr val="FFC000"/>
+      </a:accent4>
+      <a:accent5>
+        <a:srgbClr val="5B9BD5"/>
+      </a:accent5>
+      <a:accent6>
+        <a:srgbClr val="70AD47"/>
+      </a:accent6>
+      <a:hlink>
+        <a:srgbClr val="0563C1"/>
+      </a:hlink>
+      <a:folHlink>
+        <a:srgbClr val="954F72"/>
+      </a:folHlink>
+    </a:clrScheme>
+    <a:fontScheme name="Office">
+      <a:majorFont>
+        <a:latin typeface="Calibri Light" panose="020F0302020204030204"/>
+        <a:ea typeface=""/>
+        <a:cs typeface=""/>
+        <a:font script="Jpan" typeface="游ゴシック Light"/>
+        <a:font script="Hang" typeface="맑은 고딕"/>
+        <a:font script="Hans" typeface="等线 Light"/>
+        <a:font script="Hant" typeface="新細明體"/>
+        <a:font script="Arab" typeface="Times New Roman"/>
+        <a:font script="Hebr" typeface="Times New Roman"/>
+        <a:font script="Thai" typeface="Angsana New"/>
+        <a:font script="Ethi" typeface="Nyala"/>
+        <a:font script="Beng" typeface="Vrinda"/>
+        <a:font script="Gujr" typeface="Shruti"/>
+        <a:font script="Khmr" typeface="MoolBoran"/>
+        <a:font script="Knda" typeface="Tunga"/>
+        <a:font script="Guru" typeface="Raavi"/>
+        <a:font script="Cans" typeface="Euphemia"/>
+        <a:font script="Cher" typeface="Plantagenet Cherokee"/>
+        <a:font script="Yiii" typeface="Microsoft Yi Baiti"/>
+        <a:font script="Tibt" typeface="Microsoft Himalaya"/>
+        <a:font script="Thaa" typeface="MV Boli"/>
+        <a:font script="Deva" typeface="Mangal"/>
+        <a:font script="Telu" typeface="Gautami"/>
+        <a:font script="Taml" typeface="Latha"/>
+        <a:font script="Syrc" typeface="Estrangelo Edessa"/>
+        <a:font script="Orya" typeface="Kalinga"/>
+        <a:font script="Mlym" typeface="Kartika"/>
+        <a:font script="Laoo" typeface="DokChampa"/>
+        <a:font script="Sinh" typeface="Iskoola Pota"/>
+        <a:font script="Mong" typeface="Mongolian Baiti"/>
+        <a:font script="Viet" typeface="Times New Roman"/>
+        <a:font script="Uigh" typeface="Microsoft Uighur"/>
+        <a:font script="Geor" typeface="Sylfaen"/>
+        <a:font script="Armn" typeface="Arial"/>
+        <a:font script="Bugi" typeface="Leelawadee UI"/>
+        <a:font script="Bopo" typeface="Microsoft JhengHei"/>
+        <a:font script="Java" typeface="Javanese Text"/>
+        <a:font script="Lisu" typeface="Segoe UI"/>
+        <a:font script="Mymr" typeface="Myanmar Text"/>
+        <a:font script="Nkoo" typeface="Ebrima"/>
+        <a:font script="Olck" typeface="Nirmala UI"/>
+        <a:font script="Osma" typeface="Ebrima"/>
+        <a:font script="Phag" typeface="Phagspa"/>
+        <a:font script="Syrn" typeface="Estrangelo Edessa"/>
+        <a:font script="Syrj" typeface="Estrangelo Edessa"/>
+        <a:font script="Syre" typeface="Estrangelo Edessa"/>
+        <a:font script="Sora" typeface="Nirmala UI"/>
+        <a:font script="Tale" typeface="Microsoft Tai Le"/>
+        <a:font script="Talu" typeface="Microsoft New Tai Lue"/>
+        <a:font script="Tfng" typeface="Ebrima"/>
+      </a:majorFont>
+      <a:minorFont>
+        <a:latin typeface="Calibri" panose="020F0502020204030204"/>
+        <a:ea typeface=""/>
+        <a:cs typeface=""/>
+        <a:font script="Jpan" typeface="游明朝"/>
+        <a:font script="Hang" typeface="맑은 고딕"/>
+        <a:font script="Hans" typeface="等线"/>
+        <a:font script="Hant" typeface="新細明體"/>
+        <a:font script="Arab" typeface="Arial"/>
+        <a:font script="Hebr" typeface="Arial"/>
+        <a:font script="Thai" typeface="Cordia New"/>
+        <a:font script="Ethi" typeface="Nyala"/>
+        <a:font script="Beng" typeface="Vrinda"/>
+        <a:font script="Gujr" typeface="Shruti"/>
+        <a:font script="Khmr" typeface="DaunPenh"/>
+        <a:font script="Knda" typeface="Tunga"/>
+        <a:font script="Guru" typeface="Raavi"/>
+        <a:font script="Cans" typeface="Euphemia"/>
+        <a:font script="Cher" typeface="Plantagenet Cherokee"/>
+        <a:font script="Yiii" typeface="Microsoft Yi Baiti"/>
+        <a:font script="Tibt" typeface="Microsoft Himalaya"/>
+        <a:font script="Thaa" typeface="MV Boli"/>
+        <a:font script="Deva" typeface="Mangal"/>
+        <a:font script="Telu" typeface="Gautami"/>
+        <a:font script="Taml" typeface="Latha"/>
+        <a:font script="Syrc" typeface="Estrangelo Edessa"/>
+        <a:font script="Orya" typeface="Kalinga"/>
+        <a:font script="Mlym" typeface="Kartika"/>
+        <a:font script="Laoo" typeface="DokChampa"/>
+        <a:font script="Sinh" typeface="Iskoola Pota"/>
+        <a:font script="Mong" typeface="Mongolian Baiti"/>
+        <a:font script="Viet" typeface="Arial"/>
+        <a:font script="Uigh" typeface="Microsoft Uighur"/>
+        <a:font script="Geor" typeface="Sylfaen"/>
+        <a:font script="Armn" typeface="Arial"/>
+        <a:font script="Bugi" typeface="Leelawadee UI"/>
+        <a:font script="Bopo" typeface="Microsoft JhengHei"/>
+        <a:font script="Java" typeface="Javanese Text"/>
+        <a:font script="Lisu" typeface="Segoe UI"/>
+        <a:font script="Mymr" typeface="Myanmar Text"/>
+        <a:font script="Nkoo" typeface="Ebrima"/>
+        <a:font script="Olck" typeface="Nirmala UI"/>
+        <a:font script="Osma" typeface="Ebrima"/>
+        <a:font script="Phag" typeface="Phagspa"/>
+        <a:font script="Syrn" typeface="Estrangelo Edessa"/>
+        <a:font script="Syrj" typeface="Estrangelo Edessa"/>
+        <a:font script="Syre" typeface="Estrangelo Edessa"/>
+        <a:font script="Sora" typeface="Nirmala UI"/>
+        <a:font script="Tale" typeface="Microsoft Tai Le"/>
+        <a:font script="Talu" typeface="Microsoft New Tai Lue"/>
+        <a:font script="Tfng" typeface="Ebrima"/>
+      </a:minorFont>
+    </a:fontScheme>
+    <a:fmtScheme name="Office">
+      <a:fillStyleLst>
+        <a:solidFill>
+          <a:schemeClr val="phClr"/>
+        </a:solidFill>
+        <a:gradFill rotWithShape="1">
+          <a:gsLst>
+            <a:gs pos="0">
+              <a:schemeClr val="phClr">
+                <a:lumMod val="110000"/>
+                <a:satMod val="105000"/>
+                <a:tint val="67000"/>
+              </a:schemeClr>
+            </a:gs>
+            <a:gs pos="50000">
+              <a:schemeClr val="phClr">
+                <a:lumMod val="105000"/>
+                <a:satMod val="103000"/>
+                <a:tint val="73000"/>
+              </a:schemeClr>
+            </a:gs>
+            <a:gs pos="100000">
+              <a:schemeClr val="phClr">
+                <a:lumMod val="105000"/>
+                <a:satMod val="109000"/>
+                <a:tint val="81000"/>
+              </a:schemeClr>
+            </a:gs>
+          </a:gsLst>
+          <a:lin ang="5400000" scaled="0"/>
+        </a:gradFill>
+        <a:gradFill rotWithShape="1">
+          <a:gsLst>
+            <a:gs pos="0">
+              <a:schemeClr val="phClr">
+                <a:satMod val="103000"/>
+                <a:lumMod val="102000"/>
+                <a:tint val="94000"/>
+              </a:schemeClr>
+            </a:gs>
+            <a:gs pos="50000">
+              <a:schemeClr val="phClr">
+                <a:satMod val="110000"/>
+                <a:lumMod val="100000"/>
+                <a:shade val="100000"/>
+              </a:schemeClr>
+            </a:gs>
+            <a:gs pos="100000">
+              <a:schemeClr val="phClr">
+                <a:lumMod val="99000"/>
+                <a:satMod val="120000"/>
+                <a:shade val="78000"/>
+              </a:schemeClr>
+            </a:gs>
+          </a:gsLst>
+          <a:lin ang="5400000" scaled="0"/>
+        </a:gradFill>
+      </a:fillStyleLst>
+      <a:lnStyleLst>
+        <a:ln w="6350" cap="flat" cmpd="sng" algn="ctr">
+          <a:solidFill>
+            <a:schemeClr val="phClr"/>
+          </a:solidFill>
+          <a:prstDash val="solid"/>
+          <a:miter lim="800000"/>
+        </a:ln>
+        <a:ln w="12700" cap="flat" cmpd="sng" algn="ctr">
+          <a:solidFill>
+            <a:schemeClr val="phClr"/>
+          </a:solidFill>
+          <a:prstDash val="solid"/>
+          <a:miter lim="800000"/>
+        </a:ln>
+        <a:ln w="19050" cap="flat" cmpd="sng" algn="ctr">
+          <a:solidFill>
+            <a:schemeClr val="phClr"/>
+          </a:solidFill>
+          <a:prstDash val="solid"/>
+          <a:miter lim="800000"/>
+        </a:ln>
+      </a:lnStyleLst>
+      <a:effectStyleLst>
+        <a:effectStyle>
+          <a:effectLst/>
+        </a:effectStyle>
+        <a:effectStyle>
+          <a:effectLst/>
+        </a:effectStyle>
+        <a:effectStyle>
+          <a:effectLst>
+            <a:outerShdw blurRad="57150" dist="19050" dir="5400000" algn="ctr" rotWithShape="0">
+              <a:srgbClr val="000000">
+                <a:alpha val="63000"/>
+              </a:srgbClr>
+            </a:outerShdw>
+          </a:effectLst>
+        </a:effectStyle>
+      </a:effectStyleLst>
+      <a:bgFillStyleLst>
+        <a:solidFill>
+          <a:schemeClr val="phClr"/>
+        </a:solidFill>
+        <a:solidFill>
+          <a:schemeClr val="phClr">
+            <a:tint val="95000"/>
+            <a:satMod val="170000"/>
+          </a:schemeClr>
+        </a:solidFill>
+        <a:gradFill rotWithShape="1">
+          <a:gsLst>
+            <a:gs pos="0">
+              <a:schemeClr val="phClr">
+                <a:tint val="93000"/>
+                <a:satMod val="150000"/>
+                <a:shade val="98000"/>
+                <a:lumMod val="102000"/>
+              </a:schemeClr>
+            </a:gs>
+            <a:gs pos="50000">
+              <a:schemeClr val="phClr">
+                <a:tint val="98000"/>
+                <a:satMod val="130000"/>
+                <a:shade val="90000"/>
+                <a:lumMod val="103000"/>
+              </a:schemeClr>
+            </a:gs>
+            <a:gs pos="100000">
+              <a:schemeClr val="phClr">
+                <a:shade val="63000"/>
+                <a:satMod val="120000"/>
+              </a:schemeClr>
+            </a:gs>
+          </a:gsLst>
+          <a:lin ang="5400000" scaled="0"/>
+        </a:gradFill>
+      </a:bgFillStyleLst>
+    </a:fmtScheme>
+  </a:themeElements>
+  <a:objectDefaults/>
+  <a:extraClrSchemeLst/>
+  <a:extLst>
+    <a:ext uri="{05A4C25C-085E-4340-85A3-A5531E510DB2}">
+      <thm15:themeFamily xmlns:thm15="http://schemas.microsoft.com/office/thememl/2012/main" name="Office Theme" id="{62F939B6-93AF-4DB8-9C6B-D6C7DFDC589F}" vid="{4A3C46E8-61CC-4603-A589-7422A47A8E4A}"/>
+    </a:ext>
+  </a:extLst>
+</a:theme>
 </file>
--- a/content/templates/openagreements-restrictive-covenant-wyoming/template.docx
+++ b/content/templates/openagreements-restrictive-covenant-wyoming/template.docx
@@ -4516,7 +4516,7 @@
         <w:sz w:val="13"/>
         <w:szCs w:val="13"/>
       </w:rPr>
-      <w:t xml:space="preserve">OpenAgreements Employee Restrictive Covenant (Wyoming) (v2.0). Free to use under CC BY 4.0.</w:t>
+      <w:t xml:space="preserve">OpenAgreements Employee Restrictive Covenant (Wyoming) (v0.2.0). Free to use under CC BY 4.0.</w:t>
     </w:r>
     <w:r>
       <w:rPr>
@@ -4595,7 +4595,7 @@
         <w:sz w:val="13"/>
         <w:szCs w:val="13"/>
       </w:rPr>
-      <w:t xml:space="preserve">OpenAgreements Employee Restrictive Covenant (Wyoming) (v2.0). Free to use under CC BY 4.0.</w:t>
+      <w:t xml:space="preserve">OpenAgreements Employee Restrictive Covenant (Wyoming) (v0.2.0). Free to use under CC BY 4.0.</w:t>
     </w:r>
     <w:r>
       <w:rPr>
@@ -4660,7 +4660,7 @@
         <w:sz w:val="13"/>
         <w:szCs w:val="13"/>
       </w:rPr>
-      <w:t xml:space="preserve">OpenAgreements Employee Restrictive Covenant (Wyoming) (v2.0). Free to use under CC BY 4.0.</w:t>
+      <w:t xml:space="preserve">OpenAgreements Employee Restrictive Covenant (Wyoming) (v0.2.0). Free to use under CC BY 4.0.</w:t>
     </w:r>
     <w:r>
       <w:rPr>

--- a/content/templates/openagreements-restrictive-covenant-wyoming/template.docx
+++ b/content/templates/openagreements-restrictive-covenant-wyoming/template.docx
@@ -4561,20 +4561,6 @@
       <w:fldChar w:fldCharType="separate"/>
       <w:t>1</w:t>
       <w:fldChar w:fldCharType="end"/>
-    </w:r>
-  </w:p>
-  <w:p>
-    <w:pPr>
-      <w:spacing w:after="0" w:before="0"/>
-    </w:pPr>
-    <w:r>
-      <w:rPr>
-        <w:rFonts w:ascii="Arial" w:cs="Arial" w:eastAsia="Arial" w:hAnsi="Arial"/>
-        <w:color w:val="494A4B"/>
-        <w:sz w:val="12"/>
-        <w:szCs w:val="12"/>
-      </w:rPr>
-      <w:t xml:space="preserve">{cloud_drive_id_footer}</w:t>
     </w:r>
   </w:p>
 </w:ftr>

--- a/content/templates/openagreements-restrictive-covenant-wyoming/template.docx
+++ b/content/templates/openagreements-restrictive-covenant-wyoming/template.docx
@@ -3816,7 +3816,7 @@
                 <w:sz w:val="18"/>
                 <w:szCs w:val="18"/>
               </w:rPr>
-              <w:t xml:space="preserve"/>
+              <w:t xml:space="preserve">EMPLOYER</w:t>
             </w:r>
           </w:p>
         </w:tc>
@@ -3840,18 +3840,88 @@
             <w:pPr>
               <w:pStyle w:val="Normal"/>
               <w:spacing w:after="0" w:line="340"/>
-              <w:jc w:val="center"/>
             </w:pPr>
             <w:r>
               <w:rPr>
                 <w:rFonts w:ascii="Arial" w:cs="Arial" w:eastAsia="Arial" w:hAnsi="Arial"/>
                 <w:b/>
                 <w:bCs/>
-                <w:color w:val="8C8D8E"/>
-                <w:sz w:val="16"/>
-                <w:szCs w:val="16"/>
-              </w:rPr>
-              <w:t xml:space="preserve">EMPLOYER</w:t>
+                <w:color w:val="1D2021"/>
+                <w:sz w:val="18"/>
+                <w:szCs w:val="18"/>
+              </w:rPr>
+              <w:t xml:space="preserve">{employer_name}</w:t>
+            </w:r>
+          </w:p>
+        </w:tc>
+      </w:tr>
+      <w:tr>
+        <w:trPr>
+          <w:trHeight w:val="864" w:hRule="atLeast"/>
+        </w:trPr>
+        <w:tc>
+          <w:tcPr>
+            <w:tcBorders>
+              <w:top w:val="nil" w:color="FFFFFF" w:sz="0"/>
+              <w:left w:val="nil" w:color="FFFFFF" w:sz="0"/>
+              <w:bottom w:val="nil" w:color="FFFFFF" w:sz="0"/>
+              <w:right w:val="nil" w:color="FFFFFF" w:sz="0"/>
+            </w:tcBorders>
+            <w:tcMar>
+              <w:top w:type="dxa" w:w="216"/>
+              <w:left w:type="dxa" w:w="115"/>
+              <w:bottom w:type="dxa" w:w="216"/>
+              <w:right w:type="dxa" w:w="115"/>
+            </w:tcMar>
+            <w:vAlign w:val="center"/>
+          </w:tcPr>
+          <w:p>
+            <w:pPr>
+              <w:pStyle w:val="Normal"/>
+              <w:spacing w:after="0" w:line="340"/>
+            </w:pPr>
+            <w:r>
+              <w:rPr>
+                <w:rFonts w:ascii="Arial" w:cs="Arial" w:eastAsia="Arial" w:hAnsi="Arial"/>
+                <w:b/>
+                <w:bCs/>
+                <w:color w:val="1D2021"/>
+                <w:sz w:val="18"/>
+                <w:szCs w:val="18"/>
+              </w:rPr>
+              <w:t xml:space="preserve">Signature</w:t>
+            </w:r>
+          </w:p>
+        </w:tc>
+        <w:tc>
+          <w:tcPr>
+            <w:tcBorders>
+              <w:top w:val="single" w:color="C7C7C7" w:sz="4"/>
+              <w:left w:val="nil" w:color="FFFFFF" w:sz="0"/>
+              <w:bottom w:val="single" w:color="C7C7C7" w:sz="4"/>
+              <w:right w:val="nil" w:color="FFFFFF" w:sz="0"/>
+            </w:tcBorders>
+            <w:tcMar>
+              <w:top w:type="dxa" w:w="216"/>
+              <w:left w:type="dxa" w:w="115"/>
+              <w:bottom w:type="dxa" w:w="216"/>
+              <w:right w:type="dxa" w:w="115"/>
+            </w:tcMar>
+            <w:vAlign w:val="center"/>
+          </w:tcPr>
+          <w:p>
+            <w:pPr>
+              <w:pStyle w:val="Normal"/>
+              <w:spacing w:after="0" w:line="340"/>
+            </w:pPr>
+            <w:r>
+              <w:rPr>
+                <w:rFonts w:ascii="Arial" w:cs="Arial" w:eastAsia="Arial" w:hAnsi="Arial"/>
+                <w:color w:val="1D2021"/>
+                <w:sz w:val="18"/>
+                <w:szCs w:val="18"/>
+              </w:rPr>
+              <w:t xml:space="preserve"/>
             </w:r>
           </w:p>
         </w:tc>
@@ -3890,7 +3960,7 @@
                 <w:sz w:val="18"/>
                 <w:szCs w:val="18"/>
               </w:rPr>
-              <w:t xml:space="preserve">Signature</w:t>
+              <w:t xml:space="preserve">Signatory Name</w:t>
             </w:r>
           </w:p>
         </w:tc>
@@ -3922,7 +3992,7 @@
                 <w:sz w:val="18"/>
                 <w:szCs w:val="18"/>
               </w:rPr>
-              <w:t xml:space="preserve"/>
+              <w:t xml:space="preserve">{employer_signatory_name}</w:t>
             </w:r>
           </w:p>
         </w:tc>
@@ -3961,7 +4031,7 @@
                 <w:sz w:val="18"/>
                 <w:szCs w:val="18"/>
               </w:rPr>
-              <w:t xml:space="preserve">Print Name</w:t>
+              <w:t xml:space="preserve">Title</w:t>
             </w:r>
           </w:p>
         </w:tc>
@@ -3993,78 +4063,7 @@
                 <w:sz w:val="18"/>
                 <w:szCs w:val="18"/>
               </w:rPr>
-              <w:t xml:space="preserve">{employer_name}</w:t>
-            </w:r>
-          </w:p>
-        </w:tc>
-      </w:tr>
-      <w:tr>
-        <w:trPr>
-          <w:trHeight w:val="690" w:hRule="atLeast"/>
-        </w:trPr>
-        <w:tc>
-          <w:tcPr>
-            <w:tcBorders>
-              <w:top w:val="nil" w:color="FFFFFF" w:sz="0"/>
-              <w:left w:val="nil" w:color="FFFFFF" w:sz="0"/>
-              <w:bottom w:val="nil" w:color="FFFFFF" w:sz="0"/>
-              <w:right w:val="nil" w:color="FFFFFF" w:sz="0"/>
-            </w:tcBorders>
-            <w:tcMar>
-              <w:top w:type="dxa" w:w="216"/>
-              <w:left w:type="dxa" w:w="115"/>
-              <w:bottom w:type="dxa" w:w="216"/>
-              <w:right w:type="dxa" w:w="115"/>
-            </w:tcMar>
-            <w:vAlign w:val="center"/>
-          </w:tcPr>
-          <w:p>
-            <w:pPr>
-              <w:pStyle w:val="Normal"/>
-              <w:spacing w:after="0" w:line="340"/>
-            </w:pPr>
-            <w:r>
-              <w:rPr>
-                <w:rFonts w:ascii="Arial" w:cs="Arial" w:eastAsia="Arial" w:hAnsi="Arial"/>
-                <w:b/>
-                <w:bCs/>
-                <w:color w:val="1D2021"/>
-                <w:sz w:val="18"/>
-                <w:szCs w:val="18"/>
-              </w:rPr>
-              <w:t xml:space="preserve">Title</w:t>
-            </w:r>
-          </w:p>
-        </w:tc>
-        <w:tc>
-          <w:tcPr>
-            <w:tcBorders>
-              <w:top w:val="single" w:color="C7C7C7" w:sz="4"/>
-              <w:left w:val="nil" w:color="FFFFFF" w:sz="0"/>
-              <w:bottom w:val="single" w:color="C7C7C7" w:sz="4"/>
-              <w:right w:val="nil" w:color="FFFFFF" w:sz="0"/>
-            </w:tcBorders>
-            <w:tcMar>
-              <w:top w:type="dxa" w:w="216"/>
-              <w:left w:type="dxa" w:w="115"/>
-              <w:bottom w:type="dxa" w:w="216"/>
-              <w:right w:type="dxa" w:w="115"/>
-            </w:tcMar>
-            <w:vAlign w:val="center"/>
-          </w:tcPr>
-          <w:p>
-            <w:pPr>
-              <w:pStyle w:val="Normal"/>
-              <w:spacing w:after="0" w:line="340"/>
-            </w:pPr>
-            <w:r>
-              <w:rPr>
-                <w:rFonts w:ascii="Arial" w:cs="Arial" w:eastAsia="Arial" w:hAnsi="Arial"/>
-                <w:color w:val="1D2021"/>
-                <w:sz w:val="18"/>
-                <w:szCs w:val="18"/>
-              </w:rPr>
-              <w:t xml:space="preserve"/>
+              <w:t xml:space="preserve">{employer_signatory_title}</w:t>
             </w:r>
           </w:p>
         </w:tc>
@@ -4240,7 +4239,7 @@
       </w:tr>
       <w:tr>
         <w:trPr>
-          <w:trHeight w:val="690" w:hRule="atLeast"/>
+          <w:trHeight w:val="864" w:hRule="atLeast"/>
         </w:trPr>
         <w:tc>
           <w:tcPr>

--- a/content/templates/openagreements-restrictive-covenant-wyoming/template.docx
+++ b/content/templates/openagreements-restrictive-covenant-wyoming/template.docx
@@ -4197,7 +4197,7 @@
                 <w:sz w:val="18"/>
                 <w:szCs w:val="18"/>
               </w:rPr>
-              <w:t xml:space="preserve"/>
+              <w:t xml:space="preserve">EMPLOYEE</w:t>
             </w:r>
           </w:p>
         </w:tc>
@@ -4212,7 +4212,7 @@
             <w:tcMar>
               <w:top w:type="dxa" w:w="216"/>
               <w:left w:type="dxa" w:w="115"/>
-              <w:bottom w:type="dxa" w:w="120"/>
+              <w:bottom w:type="dxa" w:w="216"/>
               <w:right w:type="dxa" w:w="115"/>
             </w:tcMar>
             <w:vAlign w:val="center"/>
@@ -4221,18 +4221,15 @@
             <w:pPr>
               <w:pStyle w:val="Normal"/>
               <w:spacing w:after="0" w:line="340"/>
-              <w:jc w:val="center"/>
-            </w:pPr>
-            <w:r>
-              <w:rPr>
-                <w:rFonts w:ascii="Arial" w:cs="Arial" w:eastAsia="Arial" w:hAnsi="Arial"/>
-                <w:b/>
-                <w:bCs/>
-                <w:color w:val="8C8D8E"/>
-                <w:sz w:val="16"/>
-                <w:szCs w:val="16"/>
-              </w:rPr>
-              <w:t xml:space="preserve">EMPLOYEE</w:t>
+            </w:pPr>
+            <w:r>
+              <w:rPr>
+                <w:rFonts w:ascii="Arial" w:cs="Arial" w:eastAsia="Arial" w:hAnsi="Arial"/>
+                <w:color w:val="1D2021"/>
+                <w:sz w:val="18"/>
+                <w:szCs w:val="18"/>
+              </w:rPr>
+              <w:t xml:space="preserve"/>
             </w:r>
           </w:p>
         </w:tc>
@@ -4278,7 +4275,7 @@
         <w:tc>
           <w:tcPr>
             <w:tcBorders>
-              <w:top w:val="single" w:color="C7C7C7" w:sz="4"/>
+              <w:top w:val="nil" w:color="FFFFFF" w:sz="0"/>
               <w:left w:val="nil" w:color="FFFFFF" w:sz="0"/>
               <w:bottom w:val="single" w:color="C7C7C7" w:sz="4"/>
               <w:right w:val="nil" w:color="FFFFFF" w:sz="0"/>

--- a/content/templates/openagreements-restrictive-covenant-wyoming/template.docx
+++ b/content/templates/openagreements-restrictive-covenant-wyoming/template.docx
@@ -3795,17 +3795,17 @@
               <w:right w:val="nil" w:color="FFFFFF" w:sz="0"/>
             </w:tcBorders>
             <w:tcMar>
-              <w:top w:type="dxa" w:w="216"/>
+              <w:top w:type="dxa" w:w="80"/>
               <w:left w:type="dxa" w:w="115"/>
-              <w:bottom w:type="dxa" w:w="216"/>
-              <w:right w:type="dxa" w:w="115"/>
-            </w:tcMar>
-            <w:vAlign w:val="center"/>
-          </w:tcPr>
-          <w:p>
-            <w:pPr>
-              <w:pStyle w:val="Normal"/>
-              <w:spacing w:after="0" w:line="340"/>
+              <w:bottom w:type="dxa" w:w="80"/>
+              <w:right w:type="dxa" w:w="115"/>
+            </w:tcMar>
+            <w:vAlign w:val="center"/>
+          </w:tcPr>
+          <w:p>
+            <w:pPr>
+              <w:pStyle w:val="Normal"/>
+              <w:spacing w:after="0" w:line="264"/>
             </w:pPr>
             <w:r>
               <w:rPr>
@@ -3829,17 +3829,17 @@
               <w:right w:val="nil" w:color="FFFFFF" w:sz="0"/>
             </w:tcBorders>
             <w:tcMar>
-              <w:top w:type="dxa" w:w="216"/>
+              <w:top w:type="dxa" w:w="80"/>
               <w:left w:type="dxa" w:w="115"/>
-              <w:bottom w:type="dxa" w:w="120"/>
-              <w:right w:type="dxa" w:w="115"/>
-            </w:tcMar>
-            <w:vAlign w:val="center"/>
-          </w:tcPr>
-          <w:p>
-            <w:pPr>
-              <w:pStyle w:val="Normal"/>
-              <w:spacing w:after="0" w:line="340"/>
+              <w:bottom w:type="dxa" w:w="48"/>
+              <w:right w:type="dxa" w:w="115"/>
+            </w:tcMar>
+            <w:vAlign w:val="center"/>
+          </w:tcPr>
+          <w:p>
+            <w:pPr>
+              <w:pStyle w:val="Normal"/>
+              <w:spacing w:after="0" w:line="264"/>
             </w:pPr>
             <w:r>
               <w:rPr>
@@ -3857,7 +3857,7 @@
       </w:tr>
       <w:tr>
         <w:trPr>
-          <w:trHeight w:val="864" w:hRule="atLeast"/>
+          <w:trHeight w:val="500" w:hRule="atLeast"/>
         </w:trPr>
         <w:tc>
           <w:tcPr>
@@ -3868,17 +3868,17 @@
               <w:right w:val="nil" w:color="FFFFFF" w:sz="0"/>
             </w:tcBorders>
             <w:tcMar>
-              <w:top w:type="dxa" w:w="216"/>
+              <w:top w:type="dxa" w:w="80"/>
               <w:left w:type="dxa" w:w="115"/>
-              <w:bottom w:type="dxa" w:w="216"/>
-              <w:right w:type="dxa" w:w="115"/>
-            </w:tcMar>
-            <w:vAlign w:val="center"/>
-          </w:tcPr>
-          <w:p>
-            <w:pPr>
-              <w:pStyle w:val="Normal"/>
-              <w:spacing w:after="0" w:line="340"/>
+              <w:bottom w:type="dxa" w:w="80"/>
+              <w:right w:type="dxa" w:w="115"/>
+            </w:tcMar>
+            <w:vAlign w:val="center"/>
+          </w:tcPr>
+          <w:p>
+            <w:pPr>
+              <w:pStyle w:val="Normal"/>
+              <w:spacing w:after="0" w:line="264"/>
             </w:pPr>
             <w:r>
               <w:rPr>
@@ -3902,17 +3902,17 @@
               <w:right w:val="nil" w:color="FFFFFF" w:sz="0"/>
             </w:tcBorders>
             <w:tcMar>
-              <w:top w:type="dxa" w:w="216"/>
+              <w:top w:type="dxa" w:w="80"/>
               <w:left w:type="dxa" w:w="115"/>
-              <w:bottom w:type="dxa" w:w="216"/>
-              <w:right w:type="dxa" w:w="115"/>
-            </w:tcMar>
-            <w:vAlign w:val="center"/>
-          </w:tcPr>
-          <w:p>
-            <w:pPr>
-              <w:pStyle w:val="Normal"/>
-              <w:spacing w:after="0" w:line="340"/>
+              <w:bottom w:type="dxa" w:w="80"/>
+              <w:right w:type="dxa" w:w="115"/>
+            </w:tcMar>
+            <w:vAlign w:val="center"/>
+          </w:tcPr>
+          <w:p>
+            <w:pPr>
+              <w:pStyle w:val="Normal"/>
+              <w:spacing w:after="0" w:line="264"/>
             </w:pPr>
             <w:r>
               <w:rPr>
@@ -3928,7 +3928,7 @@
       </w:tr>
       <w:tr>
         <w:trPr>
-          <w:trHeight w:val="690" w:hRule="atLeast"/>
+          <w:trHeight w:val="340" w:hRule="atLeast"/>
         </w:trPr>
         <w:tc>
           <w:tcPr>
@@ -3939,17 +3939,17 @@
               <w:right w:val="nil" w:color="FFFFFF" w:sz="0"/>
             </w:tcBorders>
             <w:tcMar>
-              <w:top w:type="dxa" w:w="216"/>
+              <w:top w:type="dxa" w:w="80"/>
               <w:left w:type="dxa" w:w="115"/>
-              <w:bottom w:type="dxa" w:w="216"/>
-              <w:right w:type="dxa" w:w="115"/>
-            </w:tcMar>
-            <w:vAlign w:val="center"/>
-          </w:tcPr>
-          <w:p>
-            <w:pPr>
-              <w:pStyle w:val="Normal"/>
-              <w:spacing w:after="0" w:line="340"/>
+              <w:bottom w:type="dxa" w:w="80"/>
+              <w:right w:type="dxa" w:w="115"/>
+            </w:tcMar>
+            <w:vAlign w:val="center"/>
+          </w:tcPr>
+          <w:p>
+            <w:pPr>
+              <w:pStyle w:val="Normal"/>
+              <w:spacing w:after="0" w:line="264"/>
             </w:pPr>
             <w:r>
               <w:rPr>
@@ -3973,17 +3973,17 @@
               <w:right w:val="nil" w:color="FFFFFF" w:sz="0"/>
             </w:tcBorders>
             <w:tcMar>
-              <w:top w:type="dxa" w:w="216"/>
+              <w:top w:type="dxa" w:w="80"/>
               <w:left w:type="dxa" w:w="115"/>
-              <w:bottom w:type="dxa" w:w="216"/>
-              <w:right w:type="dxa" w:w="115"/>
-            </w:tcMar>
-            <w:vAlign w:val="center"/>
-          </w:tcPr>
-          <w:p>
-            <w:pPr>
-              <w:pStyle w:val="Normal"/>
-              <w:spacing w:after="0" w:line="340"/>
+              <w:bottom w:type="dxa" w:w="80"/>
+              <w:right w:type="dxa" w:w="115"/>
+            </w:tcMar>
+            <w:vAlign w:val="center"/>
+          </w:tcPr>
+          <w:p>
+            <w:pPr>
+              <w:pStyle w:val="Normal"/>
+              <w:spacing w:after="0" w:line="264"/>
             </w:pPr>
             <w:r>
               <w:rPr>
@@ -3999,7 +3999,7 @@
       </w:tr>
       <w:tr>
         <w:trPr>
-          <w:trHeight w:val="690" w:hRule="atLeast"/>
+          <w:trHeight w:val="340" w:hRule="atLeast"/>
         </w:trPr>
         <w:tc>
           <w:tcPr>
@@ -4010,17 +4010,17 @@
               <w:right w:val="nil" w:color="FFFFFF" w:sz="0"/>
             </w:tcBorders>
             <w:tcMar>
-              <w:top w:type="dxa" w:w="216"/>
+              <w:top w:type="dxa" w:w="80"/>
               <w:left w:type="dxa" w:w="115"/>
-              <w:bottom w:type="dxa" w:w="216"/>
-              <w:right w:type="dxa" w:w="115"/>
-            </w:tcMar>
-            <w:vAlign w:val="center"/>
-          </w:tcPr>
-          <w:p>
-            <w:pPr>
-              <w:pStyle w:val="Normal"/>
-              <w:spacing w:after="0" w:line="340"/>
+              <w:bottom w:type="dxa" w:w="80"/>
+              <w:right w:type="dxa" w:w="115"/>
+            </w:tcMar>
+            <w:vAlign w:val="center"/>
+          </w:tcPr>
+          <w:p>
+            <w:pPr>
+              <w:pStyle w:val="Normal"/>
+              <w:spacing w:after="0" w:line="264"/>
             </w:pPr>
             <w:r>
               <w:rPr>
@@ -4044,17 +4044,17 @@
               <w:right w:val="nil" w:color="FFFFFF" w:sz="0"/>
             </w:tcBorders>
             <w:tcMar>
-              <w:top w:type="dxa" w:w="216"/>
+              <w:top w:type="dxa" w:w="80"/>
               <w:left w:type="dxa" w:w="115"/>
-              <w:bottom w:type="dxa" w:w="216"/>
-              <w:right w:type="dxa" w:w="115"/>
-            </w:tcMar>
-            <w:vAlign w:val="center"/>
-          </w:tcPr>
-          <w:p>
-            <w:pPr>
-              <w:pStyle w:val="Normal"/>
-              <w:spacing w:after="0" w:line="340"/>
+              <w:bottom w:type="dxa" w:w="80"/>
+              <w:right w:type="dxa" w:w="115"/>
+            </w:tcMar>
+            <w:vAlign w:val="center"/>
+          </w:tcPr>
+          <w:p>
+            <w:pPr>
+              <w:pStyle w:val="Normal"/>
+              <w:spacing w:after="0" w:line="264"/>
             </w:pPr>
             <w:r>
               <w:rPr>
@@ -4070,7 +4070,7 @@
       </w:tr>
       <w:tr>
         <w:trPr>
-          <w:trHeight w:val="690" w:hRule="atLeast"/>
+          <w:trHeight w:val="340" w:hRule="atLeast"/>
         </w:trPr>
         <w:tc>
           <w:tcPr>
@@ -4081,17 +4081,17 @@
               <w:right w:val="nil" w:color="FFFFFF" w:sz="0"/>
             </w:tcBorders>
             <w:tcMar>
-              <w:top w:type="dxa" w:w="216"/>
+              <w:top w:type="dxa" w:w="80"/>
               <w:left w:type="dxa" w:w="115"/>
-              <w:bottom w:type="dxa" w:w="216"/>
-              <w:right w:type="dxa" w:w="115"/>
-            </w:tcMar>
-            <w:vAlign w:val="center"/>
-          </w:tcPr>
-          <w:p>
-            <w:pPr>
-              <w:pStyle w:val="Normal"/>
-              <w:spacing w:after="0" w:line="340"/>
+              <w:bottom w:type="dxa" w:w="80"/>
+              <w:right w:type="dxa" w:w="115"/>
+            </w:tcMar>
+            <w:vAlign w:val="center"/>
+          </w:tcPr>
+          <w:p>
+            <w:pPr>
+              <w:pStyle w:val="Normal"/>
+              <w:spacing w:after="0" w:line="264"/>
             </w:pPr>
             <w:r>
               <w:rPr>
@@ -4115,17 +4115,17 @@
               <w:right w:val="nil" w:color="FFFFFF" w:sz="0"/>
             </w:tcBorders>
             <w:tcMar>
-              <w:top w:type="dxa" w:w="216"/>
+              <w:top w:type="dxa" w:w="80"/>
               <w:left w:type="dxa" w:w="115"/>
-              <w:bottom w:type="dxa" w:w="216"/>
-              <w:right w:type="dxa" w:w="115"/>
-            </w:tcMar>
-            <w:vAlign w:val="center"/>
-          </w:tcPr>
-          <w:p>
-            <w:pPr>
-              <w:pStyle w:val="Normal"/>
-              <w:spacing w:after="0" w:line="340"/>
+              <w:bottom w:type="dxa" w:w="80"/>
+              <w:right w:type="dxa" w:w="115"/>
+            </w:tcMar>
+            <w:vAlign w:val="center"/>
+          </w:tcPr>
+          <w:p>
+            <w:pPr>
+              <w:pStyle w:val="Normal"/>
+              <w:spacing w:after="0" w:line="264"/>
             </w:pPr>
             <w:r>
               <w:rPr>
@@ -4176,17 +4176,17 @@
               <w:right w:val="nil" w:color="FFFFFF" w:sz="0"/>
             </w:tcBorders>
             <w:tcMar>
-              <w:top w:type="dxa" w:w="216"/>
+              <w:top w:type="dxa" w:w="80"/>
               <w:left w:type="dxa" w:w="115"/>
-              <w:bottom w:type="dxa" w:w="216"/>
-              <w:right w:type="dxa" w:w="115"/>
-            </w:tcMar>
-            <w:vAlign w:val="center"/>
-          </w:tcPr>
-          <w:p>
-            <w:pPr>
-              <w:pStyle w:val="Normal"/>
-              <w:spacing w:after="0" w:line="340"/>
+              <w:bottom w:type="dxa" w:w="80"/>
+              <w:right w:type="dxa" w:w="115"/>
+            </w:tcMar>
+            <w:vAlign w:val="center"/>
+          </w:tcPr>
+          <w:p>
+            <w:pPr>
+              <w:pStyle w:val="Normal"/>
+              <w:spacing w:after="0" w:line="264"/>
             </w:pPr>
             <w:r>
               <w:rPr>
@@ -4210,17 +4210,17 @@
               <w:right w:val="nil" w:color="FFFFFF" w:sz="0"/>
             </w:tcBorders>
             <w:tcMar>
-              <w:top w:type="dxa" w:w="216"/>
+              <w:top w:type="dxa" w:w="80"/>
               <w:left w:type="dxa" w:w="115"/>
-              <w:bottom w:type="dxa" w:w="216"/>
-              <w:right w:type="dxa" w:w="115"/>
-            </w:tcMar>
-            <w:vAlign w:val="center"/>
-          </w:tcPr>
-          <w:p>
-            <w:pPr>
-              <w:pStyle w:val="Normal"/>
-              <w:spacing w:after="0" w:line="340"/>
+              <w:bottom w:type="dxa" w:w="80"/>
+              <w:right w:type="dxa" w:w="115"/>
+            </w:tcMar>
+            <w:vAlign w:val="center"/>
+          </w:tcPr>
+          <w:p>
+            <w:pPr>
+              <w:pStyle w:val="Normal"/>
+              <w:spacing w:after="0" w:line="264"/>
             </w:pPr>
             <w:r>
               <w:rPr>
@@ -4236,7 +4236,7 @@
       </w:tr>
       <w:tr>
         <w:trPr>
-          <w:trHeight w:val="864" w:hRule="atLeast"/>
+          <w:trHeight w:val="500" w:hRule="atLeast"/>
         </w:trPr>
         <w:tc>
           <w:tcPr>
@@ -4247,17 +4247,17 @@
               <w:right w:val="nil" w:color="FFFFFF" w:sz="0"/>
             </w:tcBorders>
             <w:tcMar>
-              <w:top w:type="dxa" w:w="216"/>
+              <w:top w:type="dxa" w:w="80"/>
               <w:left w:type="dxa" w:w="115"/>
-              <w:bottom w:type="dxa" w:w="216"/>
-              <w:right w:type="dxa" w:w="115"/>
-            </w:tcMar>
-            <w:vAlign w:val="center"/>
-          </w:tcPr>
-          <w:p>
-            <w:pPr>
-              <w:pStyle w:val="Normal"/>
-              <w:spacing w:after="0" w:line="340"/>
+              <w:bottom w:type="dxa" w:w="80"/>
+              <w:right w:type="dxa" w:w="115"/>
+            </w:tcMar>
+            <w:vAlign w:val="center"/>
+          </w:tcPr>
+          <w:p>
+            <w:pPr>
+              <w:pStyle w:val="Normal"/>
+              <w:spacing w:after="0" w:line="264"/>
             </w:pPr>
             <w:r>
               <w:rPr>
@@ -4281,17 +4281,17 @@
               <w:right w:val="nil" w:color="FFFFFF" w:sz="0"/>
             </w:tcBorders>
             <w:tcMar>
-              <w:top w:type="dxa" w:w="216"/>
+              <w:top w:type="dxa" w:w="80"/>
               <w:left w:type="dxa" w:w="115"/>
-              <w:bottom w:type="dxa" w:w="216"/>
-              <w:right w:type="dxa" w:w="115"/>
-            </w:tcMar>
-            <w:vAlign w:val="center"/>
-          </w:tcPr>
-          <w:p>
-            <w:pPr>
-              <w:pStyle w:val="Normal"/>
-              <w:spacing w:after="0" w:line="340"/>
+              <w:bottom w:type="dxa" w:w="80"/>
+              <w:right w:type="dxa" w:w="115"/>
+            </w:tcMar>
+            <w:vAlign w:val="center"/>
+          </w:tcPr>
+          <w:p>
+            <w:pPr>
+              <w:pStyle w:val="Normal"/>
+              <w:spacing w:after="0" w:line="264"/>
             </w:pPr>
             <w:r>
               <w:rPr>
@@ -4307,7 +4307,7 @@
       </w:tr>
       <w:tr>
         <w:trPr>
-          <w:trHeight w:val="690" w:hRule="atLeast"/>
+          <w:trHeight w:val="340" w:hRule="atLeast"/>
         </w:trPr>
         <w:tc>
           <w:tcPr>
@@ -4318,17 +4318,17 @@
               <w:right w:val="nil" w:color="FFFFFF" w:sz="0"/>
             </w:tcBorders>
             <w:tcMar>
-              <w:top w:type="dxa" w:w="216"/>
+              <w:top w:type="dxa" w:w="80"/>
               <w:left w:type="dxa" w:w="115"/>
-              <w:bottom w:type="dxa" w:w="216"/>
-              <w:right w:type="dxa" w:w="115"/>
-            </w:tcMar>
-            <w:vAlign w:val="center"/>
-          </w:tcPr>
-          <w:p>
-            <w:pPr>
-              <w:pStyle w:val="Normal"/>
-              <w:spacing w:after="0" w:line="340"/>
+              <w:bottom w:type="dxa" w:w="80"/>
+              <w:right w:type="dxa" w:w="115"/>
+            </w:tcMar>
+            <w:vAlign w:val="center"/>
+          </w:tcPr>
+          <w:p>
+            <w:pPr>
+              <w:pStyle w:val="Normal"/>
+              <w:spacing w:after="0" w:line="264"/>
             </w:pPr>
             <w:r>
               <w:rPr>
@@ -4352,17 +4352,17 @@
               <w:right w:val="nil" w:color="FFFFFF" w:sz="0"/>
             </w:tcBorders>
             <w:tcMar>
-              <w:top w:type="dxa" w:w="216"/>
+              <w:top w:type="dxa" w:w="80"/>
               <w:left w:type="dxa" w:w="115"/>
-              <w:bottom w:type="dxa" w:w="216"/>
-              <w:right w:type="dxa" w:w="115"/>
-            </w:tcMar>
-            <w:vAlign w:val="center"/>
-          </w:tcPr>
-          <w:p>
-            <w:pPr>
-              <w:pStyle w:val="Normal"/>
-              <w:spacing w:after="0" w:line="340"/>
+              <w:bottom w:type="dxa" w:w="80"/>
+              <w:right w:type="dxa" w:w="115"/>
+            </w:tcMar>
+            <w:vAlign w:val="center"/>
+          </w:tcPr>
+          <w:p>
+            <w:pPr>
+              <w:pStyle w:val="Normal"/>
+              <w:spacing w:after="0" w:line="264"/>
             </w:pPr>
             <w:r>
               <w:rPr>
@@ -4378,7 +4378,7 @@
       </w:tr>
       <w:tr>
         <w:trPr>
-          <w:trHeight w:val="690" w:hRule="atLeast"/>
+          <w:trHeight w:val="340" w:hRule="atLeast"/>
         </w:trPr>
         <w:tc>
           <w:tcPr>
@@ -4389,17 +4389,17 @@
               <w:right w:val="nil" w:color="FFFFFF" w:sz="0"/>
             </w:tcBorders>
             <w:tcMar>
-              <w:top w:type="dxa" w:w="216"/>
+              <w:top w:type="dxa" w:w="80"/>
               <w:left w:type="dxa" w:w="115"/>
-              <w:bottom w:type="dxa" w:w="216"/>
-              <w:right w:type="dxa" w:w="115"/>
-            </w:tcMar>
-            <w:vAlign w:val="center"/>
-          </w:tcPr>
-          <w:p>
-            <w:pPr>
-              <w:pStyle w:val="Normal"/>
-              <w:spacing w:after="0" w:line="340"/>
+              <w:bottom w:type="dxa" w:w="80"/>
+              <w:right w:type="dxa" w:w="115"/>
+            </w:tcMar>
+            <w:vAlign w:val="center"/>
+          </w:tcPr>
+          <w:p>
+            <w:pPr>
+              <w:pStyle w:val="Normal"/>
+              <w:spacing w:after="0" w:line="264"/>
             </w:pPr>
             <w:r>
               <w:rPr>
@@ -4423,17 +4423,17 @@
               <w:right w:val="nil" w:color="FFFFFF" w:sz="0"/>
             </w:tcBorders>
             <w:tcMar>
-              <w:top w:type="dxa" w:w="216"/>
+              <w:top w:type="dxa" w:w="80"/>
               <w:left w:type="dxa" w:w="115"/>
-              <w:bottom w:type="dxa" w:w="216"/>
-              <w:right w:type="dxa" w:w="115"/>
-            </w:tcMar>
-            <w:vAlign w:val="center"/>
-          </w:tcPr>
-          <w:p>
-            <w:pPr>
-              <w:pStyle w:val="Normal"/>
-              <w:spacing w:after="0" w:line="340"/>
+              <w:bottom w:type="dxa" w:w="80"/>
+              <w:right w:type="dxa" w:w="115"/>
+            </w:tcMar>
+            <w:vAlign w:val="center"/>
+          </w:tcPr>
+          <w:p>
+            <w:pPr>
+              <w:pStyle w:val="Normal"/>
+              <w:spacing w:after="0" w:line="264"/>
             </w:pPr>
             <w:r>
               <w:rPr>

--- a/content/templates/openagreements-restrictive-covenant-wyoming/template.docx
+++ b/content/templates/openagreements-restrictive-covenant-wyoming/template.docx
@@ -3795,17 +3795,17 @@
               <w:right w:val="nil" w:color="FFFFFF" w:sz="0"/>
             </w:tcBorders>
             <w:tcMar>
-              <w:top w:type="dxa" w:w="216"/>
+              <w:top w:type="dxa" w:w="80"/>
               <w:left w:type="dxa" w:w="115"/>
-              <w:bottom w:type="dxa" w:w="216"/>
-              <w:right w:type="dxa" w:w="115"/>
-            </w:tcMar>
-            <w:vAlign w:val="center"/>
-          </w:tcPr>
-          <w:p>
-            <w:pPr>
-              <w:pStyle w:val="Normal"/>
-              <w:spacing w:after="0" w:line="340"/>
+              <w:bottom w:type="dxa" w:w="80"/>
+              <w:right w:type="dxa" w:w="115"/>
+            </w:tcMar>
+            <w:vAlign w:val="center"/>
+          </w:tcPr>
+          <w:p>
+            <w:pPr>
+              <w:pStyle w:val="Normal"/>
+              <w:spacing w:after="0" w:line="264"/>
             </w:pPr>
             <w:r>
               <w:rPr>
@@ -3829,17 +3829,17 @@
               <w:right w:val="nil" w:color="FFFFFF" w:sz="0"/>
             </w:tcBorders>
             <w:tcMar>
-              <w:top w:type="dxa" w:w="216"/>
+              <w:top w:type="dxa" w:w="80"/>
               <w:left w:type="dxa" w:w="115"/>
-              <w:bottom w:type="dxa" w:w="120"/>
-              <w:right w:type="dxa" w:w="115"/>
-            </w:tcMar>
-            <w:vAlign w:val="center"/>
-          </w:tcPr>
-          <w:p>
-            <w:pPr>
-              <w:pStyle w:val="Normal"/>
-              <w:spacing w:after="0" w:line="340"/>
+              <w:bottom w:type="dxa" w:w="48"/>
+              <w:right w:type="dxa" w:w="115"/>
+            </w:tcMar>
+            <w:vAlign w:val="center"/>
+          </w:tcPr>
+          <w:p>
+            <w:pPr>
+              <w:pStyle w:val="Normal"/>
+              <w:spacing w:after="0" w:line="264"/>
             </w:pPr>
             <w:r>
               <w:rPr>
@@ -3857,7 +3857,7 @@
       </w:tr>
       <w:tr>
         <w:trPr>
-          <w:trHeight w:val="864" w:hRule="atLeast"/>
+          <w:trHeight w:val="500" w:hRule="atLeast"/>
         </w:trPr>
         <w:tc>
           <w:tcPr>
@@ -3868,17 +3868,17 @@
               <w:right w:val="nil" w:color="FFFFFF" w:sz="0"/>
             </w:tcBorders>
             <w:tcMar>
-              <w:top w:type="dxa" w:w="216"/>
+              <w:top w:type="dxa" w:w="80"/>
               <w:left w:type="dxa" w:w="115"/>
-              <w:bottom w:type="dxa" w:w="216"/>
-              <w:right w:type="dxa" w:w="115"/>
-            </w:tcMar>
-            <w:vAlign w:val="center"/>
-          </w:tcPr>
-          <w:p>
-            <w:pPr>
-              <w:pStyle w:val="Normal"/>
-              <w:spacing w:after="0" w:line="340"/>
+              <w:bottom w:type="dxa" w:w="80"/>
+              <w:right w:type="dxa" w:w="115"/>
+            </w:tcMar>
+            <w:vAlign w:val="center"/>
+          </w:tcPr>
+          <w:p>
+            <w:pPr>
+              <w:pStyle w:val="Normal"/>
+              <w:spacing w:after="0" w:line="264"/>
             </w:pPr>
             <w:r>
               <w:rPr>
@@ -3902,17 +3902,17 @@
               <w:right w:val="nil" w:color="FFFFFF" w:sz="0"/>
             </w:tcBorders>
             <w:tcMar>
-              <w:top w:type="dxa" w:w="216"/>
+              <w:top w:type="dxa" w:w="80"/>
               <w:left w:type="dxa" w:w="115"/>
-              <w:bottom w:type="dxa" w:w="216"/>
-              <w:right w:type="dxa" w:w="115"/>
-            </w:tcMar>
-            <w:vAlign w:val="center"/>
-          </w:tcPr>
-          <w:p>
-            <w:pPr>
-              <w:pStyle w:val="Normal"/>
-              <w:spacing w:after="0" w:line="340"/>
+              <w:bottom w:type="dxa" w:w="80"/>
+              <w:right w:type="dxa" w:w="115"/>
+            </w:tcMar>
+            <w:vAlign w:val="center"/>
+          </w:tcPr>
+          <w:p>
+            <w:pPr>
+              <w:pStyle w:val="Normal"/>
+              <w:spacing w:after="0" w:line="264"/>
             </w:pPr>
             <w:r>
               <w:rPr>
@@ -3928,7 +3928,7 @@
       </w:tr>
       <w:tr>
         <w:trPr>
-          <w:trHeight w:val="690" w:hRule="atLeast"/>
+          <w:trHeight w:val="340" w:hRule="atLeast"/>
         </w:trPr>
         <w:tc>
           <w:tcPr>
@@ -3939,17 +3939,17 @@
               <w:right w:val="nil" w:color="FFFFFF" w:sz="0"/>
             </w:tcBorders>
             <w:tcMar>
-              <w:top w:type="dxa" w:w="216"/>
+              <w:top w:type="dxa" w:w="80"/>
               <w:left w:type="dxa" w:w="115"/>
-              <w:bottom w:type="dxa" w:w="216"/>
-              <w:right w:type="dxa" w:w="115"/>
-            </w:tcMar>
-            <w:vAlign w:val="center"/>
-          </w:tcPr>
-          <w:p>
-            <w:pPr>
-              <w:pStyle w:val="Normal"/>
-              <w:spacing w:after="0" w:line="340"/>
+              <w:bottom w:type="dxa" w:w="80"/>
+              <w:right w:type="dxa" w:w="115"/>
+            </w:tcMar>
+            <w:vAlign w:val="center"/>
+          </w:tcPr>
+          <w:p>
+            <w:pPr>
+              <w:pStyle w:val="Normal"/>
+              <w:spacing w:after="0" w:line="264"/>
             </w:pPr>
             <w:r>
               <w:rPr>
@@ -3973,17 +3973,17 @@
               <w:right w:val="nil" w:color="FFFFFF" w:sz="0"/>
             </w:tcBorders>
             <w:tcMar>
-              <w:top w:type="dxa" w:w="216"/>
+              <w:top w:type="dxa" w:w="80"/>
               <w:left w:type="dxa" w:w="115"/>
-              <w:bottom w:type="dxa" w:w="216"/>
-              <w:right w:type="dxa" w:w="115"/>
-            </w:tcMar>
-            <w:vAlign w:val="center"/>
-          </w:tcPr>
-          <w:p>
-            <w:pPr>
-              <w:pStyle w:val="Normal"/>
-              <w:spacing w:after="0" w:line="340"/>
+              <w:bottom w:type="dxa" w:w="80"/>
+              <w:right w:type="dxa" w:w="115"/>
+            </w:tcMar>
+            <w:vAlign w:val="center"/>
+          </w:tcPr>
+          <w:p>
+            <w:pPr>
+              <w:pStyle w:val="Normal"/>
+              <w:spacing w:after="0" w:line="264"/>
             </w:pPr>
             <w:r>
               <w:rPr>
@@ -3999,7 +3999,7 @@
       </w:tr>
       <w:tr>
         <w:trPr>
-          <w:trHeight w:val="690" w:hRule="atLeast"/>
+          <w:trHeight w:val="340" w:hRule="atLeast"/>
         </w:trPr>
         <w:tc>
           <w:tcPr>
@@ -4010,17 +4010,17 @@
               <w:right w:val="nil" w:color="FFFFFF" w:sz="0"/>
             </w:tcBorders>
             <w:tcMar>
-              <w:top w:type="dxa" w:w="216"/>
+              <w:top w:type="dxa" w:w="80"/>
               <w:left w:type="dxa" w:w="115"/>
-              <w:bottom w:type="dxa" w:w="216"/>
-              <w:right w:type="dxa" w:w="115"/>
-            </w:tcMar>
-            <w:vAlign w:val="center"/>
-          </w:tcPr>
-          <w:p>
-            <w:pPr>
-              <w:pStyle w:val="Normal"/>
-              <w:spacing w:after="0" w:line="340"/>
+              <w:bottom w:type="dxa" w:w="80"/>
+              <w:right w:type="dxa" w:w="115"/>
+            </w:tcMar>
+            <w:vAlign w:val="center"/>
+          </w:tcPr>
+          <w:p>
+            <w:pPr>
+              <w:pStyle w:val="Normal"/>
+              <w:spacing w:after="0" w:line="264"/>
             </w:pPr>
             <w:r>
               <w:rPr>
@@ -4044,17 +4044,17 @@
               <w:right w:val="nil" w:color="FFFFFF" w:sz="0"/>
             </w:tcBorders>
             <w:tcMar>
-              <w:top w:type="dxa" w:w="216"/>
+              <w:top w:type="dxa" w:w="80"/>
               <w:left w:type="dxa" w:w="115"/>
-              <w:bottom w:type="dxa" w:w="216"/>
-              <w:right w:type="dxa" w:w="115"/>
-            </w:tcMar>
-            <w:vAlign w:val="center"/>
-          </w:tcPr>
-          <w:p>
-            <w:pPr>
-              <w:pStyle w:val="Normal"/>
-              <w:spacing w:after="0" w:line="340"/>
+              <w:bottom w:type="dxa" w:w="80"/>
+              <w:right w:type="dxa" w:w="115"/>
+            </w:tcMar>
+            <w:vAlign w:val="center"/>
+          </w:tcPr>
+          <w:p>
+            <w:pPr>
+              <w:pStyle w:val="Normal"/>
+              <w:spacing w:after="0" w:line="264"/>
             </w:pPr>
             <w:r>
               <w:rPr>
@@ -4070,7 +4070,7 @@
       </w:tr>
       <w:tr>
         <w:trPr>
-          <w:trHeight w:val="690" w:hRule="atLeast"/>
+          <w:trHeight w:val="340" w:hRule="atLeast"/>
         </w:trPr>
         <w:tc>
           <w:tcPr>
@@ -4081,17 +4081,17 @@
               <w:right w:val="nil" w:color="FFFFFF" w:sz="0"/>
             </w:tcBorders>
             <w:tcMar>
-              <w:top w:type="dxa" w:w="216"/>
+              <w:top w:type="dxa" w:w="80"/>
               <w:left w:type="dxa" w:w="115"/>
-              <w:bottom w:type="dxa" w:w="216"/>
-              <w:right w:type="dxa" w:w="115"/>
-            </w:tcMar>
-            <w:vAlign w:val="center"/>
-          </w:tcPr>
-          <w:p>
-            <w:pPr>
-              <w:pStyle w:val="Normal"/>
-              <w:spacing w:after="0" w:line="340"/>
+              <w:bottom w:type="dxa" w:w="80"/>
+              <w:right w:type="dxa" w:w="115"/>
+            </w:tcMar>
+            <w:vAlign w:val="center"/>
+          </w:tcPr>
+          <w:p>
+            <w:pPr>
+              <w:pStyle w:val="Normal"/>
+              <w:spacing w:after="0" w:line="264"/>
             </w:pPr>
             <w:r>
               <w:rPr>
@@ -4115,17 +4115,17 @@
               <w:right w:val="nil" w:color="FFFFFF" w:sz="0"/>
             </w:tcBorders>
             <w:tcMar>
-              <w:top w:type="dxa" w:w="216"/>
+              <w:top w:type="dxa" w:w="80"/>
               <w:left w:type="dxa" w:w="115"/>
-              <w:bottom w:type="dxa" w:w="216"/>
-              <w:right w:type="dxa" w:w="115"/>
-            </w:tcMar>
-            <w:vAlign w:val="center"/>
-          </w:tcPr>
-          <w:p>
-            <w:pPr>
-              <w:pStyle w:val="Normal"/>
-              <w:spacing w:after="0" w:line="340"/>
+              <w:bottom w:type="dxa" w:w="80"/>
+              <w:right w:type="dxa" w:w="115"/>
+            </w:tcMar>
+            <w:vAlign w:val="center"/>
+          </w:tcPr>
+          <w:p>
+            <w:pPr>
+              <w:pStyle w:val="Normal"/>
+              <w:spacing w:after="0" w:line="264"/>
             </w:pPr>
             <w:r>
               <w:rPr>
@@ -4176,17 +4176,17 @@
               <w:right w:val="nil" w:color="FFFFFF" w:sz="0"/>
             </w:tcBorders>
             <w:tcMar>
-              <w:top w:type="dxa" w:w="216"/>
+              <w:top w:type="dxa" w:w="80"/>
               <w:left w:type="dxa" w:w="115"/>
-              <w:bottom w:type="dxa" w:w="216"/>
-              <w:right w:type="dxa" w:w="115"/>
-            </w:tcMar>
-            <w:vAlign w:val="center"/>
-          </w:tcPr>
-          <w:p>
-            <w:pPr>
-              <w:pStyle w:val="Normal"/>
-              <w:spacing w:after="0" w:line="340"/>
+              <w:bottom w:type="dxa" w:w="80"/>
+              <w:right w:type="dxa" w:w="115"/>
+            </w:tcMar>
+            <w:vAlign w:val="center"/>
+          </w:tcPr>
+          <w:p>
+            <w:pPr>
+              <w:pStyle w:val="Normal"/>
+              <w:spacing w:after="0" w:line="264"/>
             </w:pPr>
             <w:r>
               <w:rPr>
@@ -4197,49 +4197,46 @@
                 <w:sz w:val="18"/>
                 <w:szCs w:val="18"/>
               </w:rPr>
+              <w:t xml:space="preserve">EMPLOYEE</w:t>
+            </w:r>
+          </w:p>
+        </w:tc>
+        <w:tc>
+          <w:tcPr>
+            <w:tcBorders>
+              <w:top w:val="nil" w:color="FFFFFF" w:sz="0"/>
+              <w:left w:val="nil" w:color="FFFFFF" w:sz="0"/>
+              <w:bottom w:val="nil" w:color="FFFFFF" w:sz="0"/>
+              <w:right w:val="nil" w:color="FFFFFF" w:sz="0"/>
+            </w:tcBorders>
+            <w:tcMar>
+              <w:top w:type="dxa" w:w="80"/>
+              <w:left w:type="dxa" w:w="115"/>
+              <w:bottom w:type="dxa" w:w="80"/>
+              <w:right w:type="dxa" w:w="115"/>
+            </w:tcMar>
+            <w:vAlign w:val="center"/>
+          </w:tcPr>
+          <w:p>
+            <w:pPr>
+              <w:pStyle w:val="Normal"/>
+              <w:spacing w:after="0" w:line="264"/>
+            </w:pPr>
+            <w:r>
+              <w:rPr>
+                <w:rFonts w:ascii="Arial" w:cs="Arial" w:eastAsia="Arial" w:hAnsi="Arial"/>
+                <w:color w:val="1D2021"/>
+                <w:sz w:val="18"/>
+                <w:szCs w:val="18"/>
+              </w:rPr>
               <w:t xml:space="preserve"/>
-            </w:r>
-          </w:p>
-        </w:tc>
-        <w:tc>
-          <w:tcPr>
-            <w:tcBorders>
-              <w:top w:val="nil" w:color="FFFFFF" w:sz="0"/>
-              <w:left w:val="nil" w:color="FFFFFF" w:sz="0"/>
-              <w:bottom w:val="nil" w:color="FFFFFF" w:sz="0"/>
-              <w:right w:val="nil" w:color="FFFFFF" w:sz="0"/>
-            </w:tcBorders>
-            <w:tcMar>
-              <w:top w:type="dxa" w:w="216"/>
-              <w:left w:type="dxa" w:w="115"/>
-              <w:bottom w:type="dxa" w:w="120"/>
-              <w:right w:type="dxa" w:w="115"/>
-            </w:tcMar>
-            <w:vAlign w:val="center"/>
-          </w:tcPr>
-          <w:p>
-            <w:pPr>
-              <w:pStyle w:val="Normal"/>
-              <w:spacing w:after="0" w:line="340"/>
-              <w:jc w:val="center"/>
-            </w:pPr>
-            <w:r>
-              <w:rPr>
-                <w:rFonts w:ascii="Arial" w:cs="Arial" w:eastAsia="Arial" w:hAnsi="Arial"/>
-                <w:b/>
-                <w:bCs/>
-                <w:color w:val="8C8D8E"/>
-                <w:sz w:val="16"/>
-                <w:szCs w:val="16"/>
-              </w:rPr>
-              <w:t xml:space="preserve">EMPLOYEE</w:t>
             </w:r>
           </w:p>
         </w:tc>
       </w:tr>
       <w:tr>
         <w:trPr>
-          <w:trHeight w:val="864" w:hRule="atLeast"/>
+          <w:trHeight w:val="500" w:hRule="atLeast"/>
         </w:trPr>
         <w:tc>
           <w:tcPr>
@@ -4250,17 +4247,17 @@
               <w:right w:val="nil" w:color="FFFFFF" w:sz="0"/>
             </w:tcBorders>
             <w:tcMar>
-              <w:top w:type="dxa" w:w="216"/>
+              <w:top w:type="dxa" w:w="80"/>
               <w:left w:type="dxa" w:w="115"/>
-              <w:bottom w:type="dxa" w:w="216"/>
-              <w:right w:type="dxa" w:w="115"/>
-            </w:tcMar>
-            <w:vAlign w:val="center"/>
-          </w:tcPr>
-          <w:p>
-            <w:pPr>
-              <w:pStyle w:val="Normal"/>
-              <w:spacing w:after="0" w:line="340"/>
+              <w:bottom w:type="dxa" w:w="80"/>
+              <w:right w:type="dxa" w:w="115"/>
+            </w:tcMar>
+            <w:vAlign w:val="center"/>
+          </w:tcPr>
+          <w:p>
+            <w:pPr>
+              <w:pStyle w:val="Normal"/>
+              <w:spacing w:after="0" w:line="264"/>
             </w:pPr>
             <w:r>
               <w:rPr>
@@ -4278,23 +4275,23 @@
         <w:tc>
           <w:tcPr>
             <w:tcBorders>
-              <w:top w:val="single" w:color="C7C7C7" w:sz="4"/>
+              <w:top w:val="nil" w:color="FFFFFF" w:sz="0"/>
               <w:left w:val="nil" w:color="FFFFFF" w:sz="0"/>
               <w:bottom w:val="single" w:color="C7C7C7" w:sz="4"/>
               <w:right w:val="nil" w:color="FFFFFF" w:sz="0"/>
             </w:tcBorders>
             <w:tcMar>
-              <w:top w:type="dxa" w:w="216"/>
+              <w:top w:type="dxa" w:w="80"/>
               <w:left w:type="dxa" w:w="115"/>
-              <w:bottom w:type="dxa" w:w="216"/>
-              <w:right w:type="dxa" w:w="115"/>
-            </w:tcMar>
-            <w:vAlign w:val="center"/>
-          </w:tcPr>
-          <w:p>
-            <w:pPr>
-              <w:pStyle w:val="Normal"/>
-              <w:spacing w:after="0" w:line="340"/>
+              <w:bottom w:type="dxa" w:w="80"/>
+              <w:right w:type="dxa" w:w="115"/>
+            </w:tcMar>
+            <w:vAlign w:val="center"/>
+          </w:tcPr>
+          <w:p>
+            <w:pPr>
+              <w:pStyle w:val="Normal"/>
+              <w:spacing w:after="0" w:line="264"/>
             </w:pPr>
             <w:r>
               <w:rPr>
@@ -4310,7 +4307,7 @@
       </w:tr>
       <w:tr>
         <w:trPr>
-          <w:trHeight w:val="690" w:hRule="atLeast"/>
+          <w:trHeight w:val="340" w:hRule="atLeast"/>
         </w:trPr>
         <w:tc>
           <w:tcPr>
@@ -4321,17 +4318,17 @@
               <w:right w:val="nil" w:color="FFFFFF" w:sz="0"/>
             </w:tcBorders>
             <w:tcMar>
-              <w:top w:type="dxa" w:w="216"/>
+              <w:top w:type="dxa" w:w="80"/>
               <w:left w:type="dxa" w:w="115"/>
-              <w:bottom w:type="dxa" w:w="216"/>
-              <w:right w:type="dxa" w:w="115"/>
-            </w:tcMar>
-            <w:vAlign w:val="center"/>
-          </w:tcPr>
-          <w:p>
-            <w:pPr>
-              <w:pStyle w:val="Normal"/>
-              <w:spacing w:after="0" w:line="340"/>
+              <w:bottom w:type="dxa" w:w="80"/>
+              <w:right w:type="dxa" w:w="115"/>
+            </w:tcMar>
+            <w:vAlign w:val="center"/>
+          </w:tcPr>
+          <w:p>
+            <w:pPr>
+              <w:pStyle w:val="Normal"/>
+              <w:spacing w:after="0" w:line="264"/>
             </w:pPr>
             <w:r>
               <w:rPr>
@@ -4355,17 +4352,17 @@
               <w:right w:val="nil" w:color="FFFFFF" w:sz="0"/>
             </w:tcBorders>
             <w:tcMar>
-              <w:top w:type="dxa" w:w="216"/>
+              <w:top w:type="dxa" w:w="80"/>
               <w:left w:type="dxa" w:w="115"/>
-              <w:bottom w:type="dxa" w:w="216"/>
-              <w:right w:type="dxa" w:w="115"/>
-            </w:tcMar>
-            <w:vAlign w:val="center"/>
-          </w:tcPr>
-          <w:p>
-            <w:pPr>
-              <w:pStyle w:val="Normal"/>
-              <w:spacing w:after="0" w:line="340"/>
+              <w:bottom w:type="dxa" w:w="80"/>
+              <w:right w:type="dxa" w:w="115"/>
+            </w:tcMar>
+            <w:vAlign w:val="center"/>
+          </w:tcPr>
+          <w:p>
+            <w:pPr>
+              <w:pStyle w:val="Normal"/>
+              <w:spacing w:after="0" w:line="264"/>
             </w:pPr>
             <w:r>
               <w:rPr>
@@ -4381,7 +4378,7 @@
       </w:tr>
       <w:tr>
         <w:trPr>
-          <w:trHeight w:val="690" w:hRule="atLeast"/>
+          <w:trHeight w:val="340" w:hRule="atLeast"/>
         </w:trPr>
         <w:tc>
           <w:tcPr>
@@ -4392,17 +4389,17 @@
               <w:right w:val="nil" w:color="FFFFFF" w:sz="0"/>
             </w:tcBorders>
             <w:tcMar>
-              <w:top w:type="dxa" w:w="216"/>
+              <w:top w:type="dxa" w:w="80"/>
               <w:left w:type="dxa" w:w="115"/>
-              <w:bottom w:type="dxa" w:w="216"/>
-              <w:right w:type="dxa" w:w="115"/>
-            </w:tcMar>
-            <w:vAlign w:val="center"/>
-          </w:tcPr>
-          <w:p>
-            <w:pPr>
-              <w:pStyle w:val="Normal"/>
-              <w:spacing w:after="0" w:line="340"/>
+              <w:bottom w:type="dxa" w:w="80"/>
+              <w:right w:type="dxa" w:w="115"/>
+            </w:tcMar>
+            <w:vAlign w:val="center"/>
+          </w:tcPr>
+          <w:p>
+            <w:pPr>
+              <w:pStyle w:val="Normal"/>
+              <w:spacing w:after="0" w:line="264"/>
             </w:pPr>
             <w:r>
               <w:rPr>
@@ -4426,17 +4423,17 @@
               <w:right w:val="nil" w:color="FFFFFF" w:sz="0"/>
             </w:tcBorders>
             <w:tcMar>
-              <w:top w:type="dxa" w:w="216"/>
+              <w:top w:type="dxa" w:w="80"/>
               <w:left w:type="dxa" w:w="115"/>
-              <w:bottom w:type="dxa" w:w="216"/>
-              <w:right w:type="dxa" w:w="115"/>
-            </w:tcMar>
-            <w:vAlign w:val="center"/>
-          </w:tcPr>
-          <w:p>
-            <w:pPr>
-              <w:pStyle w:val="Normal"/>
-              <w:spacing w:after="0" w:line="340"/>
+              <w:bottom w:type="dxa" w:w="80"/>
+              <w:right w:type="dxa" w:w="115"/>
+            </w:tcMar>
+            <w:vAlign w:val="center"/>
+          </w:tcPr>
+          <w:p>
+            <w:pPr>
+              <w:pStyle w:val="Normal"/>
+              <w:spacing w:after="0" w:line="264"/>
             </w:pPr>
             <w:r>
               <w:rPr>
